--- a/arb/docx/009.content.docx
+++ b/arb/docx/009.content.docx
@@ -22,7 +22,7 @@
         <w:rPr>
           <w:lang w:val="ar_AE" w:bidi="ar_AE"/>
         </w:rPr>
-        <w:t>Resource: Tyndale Open Study Notes</w:t>
+        <w:t>Resource: Aquifer Open Study Notes (Profiles)</w:t>
       </w:r>
       <w:r>
         <w:rPr>
@@ -122,7 +122,7 @@
         <w:rPr>
           <w:lang w:val="ar_AE" w:bidi="ar_AE"/>
         </w:rPr>
-        <w:t>Tyndale Open Study Notes</w:t>
+        <w:t>Aquifer Open Study Notes (Profiles)</w:t>
       </w:r>
     </w:p>
     <w:p>

--- a/arb/docx/009.content.docx
+++ b/arb/docx/009.content.docx
@@ -9,6 +9,8 @@
       </w:pPr>
       <w:r>
         <w:rPr>
+          <w:rtl/>
+          <w:cs/>
           <w:lang w:val="ar_AE" w:bidi="ar_AE"/>
         </w:rPr>
       </w:r>
@@ -20,28 +22,36 @@
       </w:pPr>
       <w:r>
         <w:rPr>
+          <w:rtl/>
+          <w:cs/>
           <w:lang w:val="ar_AE" w:bidi="ar_AE"/>
         </w:rPr>
         <w:t>Resource: Aquifer Open Study Notes (Profiles)</w:t>
       </w:r>
       <w:r>
         <w:rPr>
-          <w:lang w:val="ar_AE" w:bidi="ar_AE"/>
-        </w:rPr>
-      </w:r>
-    </w:p>
-    <w:p>
-      <w:pPr>
-        <w:bidi/>
-      </w:pPr>
-      <w:r>
-        <w:rPr>
+          <w:rtl/>
+          <w:cs/>
+          <w:lang w:val="ar_AE" w:bidi="ar_AE"/>
+        </w:rPr>
+      </w:r>
+    </w:p>
+    <w:p>
+      <w:pPr>
+        <w:bidi/>
+      </w:pPr>
+      <w:r>
+        <w:rPr>
+          <w:rtl/>
+          <w:cs/>
           <w:lang w:val="ar_AE" w:bidi="ar_AE"/>
         </w:rPr>
       </w:r>
       <w:r>
         <w:rPr>
           <w:b/>
+          <w:rtl/>
+          <w:cs/>
           <w:lang w:val="ar_AE" w:bidi="ar_AE"/>
         </w:rPr>
         <w:t>Aquifer Open Study Notes (Profiles)</w:t>
@@ -53,35 +63,47 @@
       </w:pPr>
       <w:r>
         <w:rPr>
-          <w:lang w:val="ar_AE" w:bidi="ar_AE"/>
-        </w:rPr>
-      </w:r>
-      <w:r>
-        <w:rPr>
+          <w:rtl/>
+          <w:cs/>
+          <w:lang w:val="ar_AE" w:bidi="ar_AE"/>
+        </w:rPr>
+      </w:r>
+      <w:r>
+        <w:rPr>
+          <w:rtl/>
+          <w:cs/>
           <w:lang w:val="ar_AE" w:bidi="ar_AE"/>
         </w:rPr>
         <w:t xml:space="preserve">This work is an adaptation of </w:t>
       </w:r>
       <w:r>
         <w:rPr>
+          <w:rtl/>
+          <w:cs/>
           <w:lang w:val="ar_AE" w:bidi="ar_AE"/>
         </w:rPr>
         <w:t>Tyndale Open Study Notes</w:t>
       </w:r>
       <w:r>
         <w:rPr>
+          <w:rtl/>
+          <w:cs/>
           <w:lang w:val="ar_AE" w:bidi="ar_AE"/>
         </w:rPr>
         <w:t xml:space="preserve"> © 2023 Tyndale House Publishers, licensed under the CC BY-SA 4.0 license. The adaptation, </w:t>
       </w:r>
       <w:r>
         <w:rPr>
+          <w:rtl/>
+          <w:cs/>
           <w:lang w:val="ar_AE" w:bidi="ar_AE"/>
         </w:rPr>
         <w:t>Aquifer Open Study Notes</w:t>
       </w:r>
       <w:r>
         <w:rPr>
+          <w:rtl/>
+          <w:cs/>
           <w:lang w:val="ar_AE" w:bidi="ar_AE"/>
         </w:rPr>
         <w:t>, was created by Mission Mutual and is also licensed under CC BY-SA 4.0.</w:t>
@@ -93,22 +115,30 @@
       </w:pPr>
       <w:r>
         <w:rPr>
-          <w:lang w:val="ar_AE" w:bidi="ar_AE"/>
-        </w:rPr>
-      </w:r>
-      <w:r>
-        <w:rPr>
+          <w:rtl/>
+          <w:cs/>
+          <w:lang w:val="ar_AE" w:bidi="ar_AE"/>
+        </w:rPr>
+      </w:r>
+      <w:r>
+        <w:rPr>
+          <w:rtl/>
+          <w:cs/>
           <w:lang w:val="ar_AE" w:bidi="ar_AE"/>
         </w:rPr>
         <w:t>This resource has been adapted into multiple languages, including English, Tok Pisin, Arabic (عربي), French (Français), Hindi (हिंदी), Indonesian (Bahasa Indonesia), Portuguese (Português), Russian (Русский), Spanish (Español), Swahili (Kiswahili), and Simplified Chinese (简体中文).</w:t>
       </w:r>
       <w:r>
         <w:rPr>
-          <w:lang w:val="ar_AE" w:bidi="ar_AE"/>
-        </w:rPr>
-      </w:r>
-      <w:r>
-        <w:rPr>
+          <w:rtl/>
+          <w:cs/>
+          <w:lang w:val="ar_AE" w:bidi="ar_AE"/>
+        </w:rPr>
+      </w:r>
+      <w:r>
+        <w:rPr>
+          <w:rtl/>
+          <w:cs/>
           <w:lang w:val="ar_AE" w:bidi="ar_AE"/>
         </w:rPr>
       </w:r>
@@ -120,6 +150,8 @@
       </w:pPr>
       <w:r>
         <w:rPr>
+          <w:rtl/>
+          <w:cs/>
           <w:lang w:val="ar_AE" w:bidi="ar_AE"/>
         </w:rPr>
         <w:t>Aquifer Open Study Notes (Profiles)</w:t>
@@ -149,6 +181,8 @@
       </w:pPr>
       <w:r>
         <w:rPr>
+          <w:rtl/>
+          <w:cs/>
           <w:lang w:val="ar_AE" w:bidi="ar_AE"/>
         </w:rPr>
       </w:r>
@@ -160,38 +194,50 @@
       </w:pPr>
       <w:r>
         <w:rPr>
+          <w:rtl/>
+          <w:cs/>
           <w:lang w:val="ar_AE" w:bidi="ar_AE"/>
         </w:rPr>
         <w:t>م</w:t>
       </w:r>
       <w:r>
         <w:rPr>
-          <w:lang w:val="ar_AE" w:bidi="ar_AE"/>
-        </w:rPr>
-      </w:r>
-    </w:p>
-    <w:p>
-      <w:pPr>
-        <w:bidi/>
-      </w:pPr>
-      <w:r>
-        <w:rPr>
-          <w:lang w:val="ar_AE" w:bidi="ar_AE"/>
-        </w:rPr>
-      </w:r>
-      <w:r>
-        <w:rPr>
+          <w:rtl/>
+          <w:cs/>
+          <w:lang w:val="ar_AE" w:bidi="ar_AE"/>
+        </w:rPr>
+      </w:r>
+    </w:p>
+    <w:p>
+      <w:pPr>
+        <w:bidi/>
+      </w:pPr>
+      <w:r>
+        <w:rPr>
+          <w:rtl/>
+          <w:cs/>
+          <w:lang w:val="ar_AE" w:bidi="ar_AE"/>
+        </w:rPr>
+      </w:r>
+      <w:r>
+        <w:rPr>
+          <w:rtl/>
+          <w:cs/>
           <w:lang w:val="ar_AE" w:bidi="ar_AE"/>
         </w:rPr>
         <w:t xml:space="preserve"> </w:t>
       </w:r>
       <w:r>
         <w:rPr>
-          <w:lang w:val="ar_AE" w:bidi="ar_AE"/>
-        </w:rPr>
-      </w:r>
-      <w:r>
-        <w:rPr>
+          <w:rtl/>
+          <w:cs/>
+          <w:lang w:val="ar_AE" w:bidi="ar_AE"/>
+        </w:rPr>
+      </w:r>
+      <w:r>
+        <w:rPr>
+          <w:rtl/>
+          <w:cs/>
           <w:lang w:val="ar_AE" w:bidi="ar_AE"/>
         </w:rPr>
       </w:r>
@@ -217,6 +263,8 @@
       </w:pPr>
       <w:r>
         <w:rPr>
+          <w:rtl/>
+          <w:cs/>
           <w:lang w:val="ar_AE" w:bidi="ar_AE"/>
         </w:rPr>
       </w:r>
@@ -228,27 +276,35 @@
       </w:pPr>
       <w:r>
         <w:rPr>
+          <w:rtl/>
+          <w:cs/>
           <w:lang w:val="ar_AE" w:bidi="ar_AE"/>
         </w:rPr>
         <w:t>المجلس الأعلى لليهود (السنهدرين)</w:t>
       </w:r>
       <w:r>
         <w:rPr>
-          <w:lang w:val="ar_AE" w:bidi="ar_AE"/>
-        </w:rPr>
-      </w:r>
-    </w:p>
-    <w:p>
-      <w:pPr>
-        <w:bidi/>
-      </w:pPr>
-      <w:r>
-        <w:rPr>
-          <w:lang w:val="ar_AE" w:bidi="ar_AE"/>
-        </w:rPr>
-      </w:r>
-      <w:r>
-        <w:rPr>
+          <w:rtl/>
+          <w:cs/>
+          <w:lang w:val="ar_AE" w:bidi="ar_AE"/>
+        </w:rPr>
+      </w:r>
+    </w:p>
+    <w:p>
+      <w:pPr>
+        <w:bidi/>
+      </w:pPr>
+      <w:r>
+        <w:rPr>
+          <w:rtl/>
+          <w:cs/>
+          <w:lang w:val="ar_AE" w:bidi="ar_AE"/>
+        </w:rPr>
+      </w:r>
+      <w:r>
+        <w:rPr>
+          <w:rtl/>
+          <w:cs/>
           <w:lang w:val="ar_AE" w:bidi="ar_AE"/>
         </w:rPr>
         <w:t xml:space="preserve">كان المجلس الأعلى للقادة اليهود في أورشليم يتمتع بسلطة كبيرة في حكم الشعب اليهودي. يُعرف تقليديًا بالسنهدرين، وهذ الكلمة تَرْجَمَة صوتية للكلمة اليونانية </w:t>
@@ -256,12 +312,16 @@
       <w:r>
         <w:rPr>
           <w:i/>
+          <w:rtl/>
+          <w:cs/>
           <w:lang w:val="ar_AE" w:bidi="ar_AE"/>
         </w:rPr>
         <w:t>sunedrion</w:t>
       </w:r>
       <w:r>
         <w:rPr>
+          <w:rtl/>
+          <w:cs/>
           <w:lang w:val="ar_AE" w:bidi="ar_AE"/>
         </w:rPr>
         <w:t>، التي تعني "مجلس."</w:t>
@@ -273,11 +333,15 @@
       </w:pPr>
       <w:r>
         <w:rPr>
-          <w:lang w:val="ar_AE" w:bidi="ar_AE"/>
-        </w:rPr>
-      </w:r>
-      <w:r>
-        <w:rPr>
+          <w:rtl/>
+          <w:cs/>
+          <w:lang w:val="ar_AE" w:bidi="ar_AE"/>
+        </w:rPr>
+      </w:r>
+      <w:r>
+        <w:rPr>
+          <w:rtl/>
+          <w:cs/>
           <w:lang w:val="ar_AE" w:bidi="ar_AE"/>
         </w:rPr>
         <w:t>وفقًا للتقاليد اليهودية، بدأ السنهدرين عندما اختار موسى سبعين شيخًا (</w:t>
@@ -285,6 +349,8 @@
       <w:hyperlink r:id="rId13">
         <w:r>
           <w:rPr>
+            <w:rtl/>
+            <w:cs/>
             <w:lang w:val="ar_AE" w:bidi="ar_AE"/>
           </w:rPr>
           <w:rPr>
@@ -296,6 +362,8 @@
       </w:hyperlink>
       <w:r>
         <w:rPr>
+          <w:rtl/>
+          <w:cs/>
           <w:lang w:val="ar_AE" w:bidi="ar_AE"/>
         </w:rPr>
         <w:t xml:space="preserve">). ومع ذلك، فإن أقدم إشارة إليه توجد في </w:t>
@@ -303,12 +371,16 @@
       <w:r>
         <w:rPr>
           <w:i/>
+          <w:rtl/>
+          <w:cs/>
           <w:lang w:val="ar_AE" w:bidi="ar_AE"/>
         </w:rPr>
         <w:t>الآثار</w:t>
       </w:r>
       <w:r>
         <w:rPr>
+          <w:rtl/>
+          <w:cs/>
           <w:lang w:val="ar_AE" w:bidi="ar_AE"/>
         </w:rPr>
         <w:t xml:space="preserve"> ليوسيفوس 12.3.3، من زمن أنطيوخوس الكبير، الذي حكم من 223 إلى 187 قبل الميلاد. من المحتمل أن السنهدرين بدأ بمجموعة من القادة المستقلين، وكانت تتمتع بالحكم الذاتي تحت الحكم الفارسي (انظر </w:t>
@@ -316,6 +388,8 @@
       <w:hyperlink r:id="rId14">
         <w:r>
           <w:rPr>
+            <w:rtl/>
+            <w:cs/>
             <w:lang w:val="ar_AE" w:bidi="ar_AE"/>
           </w:rPr>
           <w:rPr>
@@ -327,6 +401,8 @@
       </w:hyperlink>
       <w:r>
         <w:rPr>
+          <w:rtl/>
+          <w:cs/>
           <w:lang w:val="ar_AE" w:bidi="ar_AE"/>
         </w:rPr>
         <w:t xml:space="preserve">؛ </w:t>
@@ -334,6 +410,8 @@
       <w:hyperlink r:id="rId15">
         <w:r>
           <w:rPr>
+            <w:rtl/>
+            <w:cs/>
             <w:lang w:val="ar_AE" w:bidi="ar_AE"/>
           </w:rPr>
           <w:rPr>
@@ -345,6 +423,8 @@
       </w:hyperlink>
       <w:r>
         <w:rPr>
+          <w:rtl/>
+          <w:cs/>
           <w:lang w:val="ar_AE" w:bidi="ar_AE"/>
         </w:rPr>
         <w:t>). كانت الطبقة الكهنوتية، بقيادة رئيس الكهنة، تسيطر على المجلس الأعلى. وتفاوتت تأثيرات الحكام الرومان والفريسيين على هؤلاء الكهنة. كما كان لهيرودس الكبير تأثير قوي على أنشطة السنهدرين.</w:t>
@@ -356,11 +436,15 @@
       </w:pPr>
       <w:r>
         <w:rPr>
-          <w:lang w:val="ar_AE" w:bidi="ar_AE"/>
-        </w:rPr>
-      </w:r>
-      <w:r>
-        <w:rPr>
+          <w:rtl/>
+          <w:cs/>
+          <w:lang w:val="ar_AE" w:bidi="ar_AE"/>
+        </w:rPr>
+      </w:r>
+      <w:r>
+        <w:rPr>
+          <w:rtl/>
+          <w:cs/>
           <w:lang w:val="ar_AE" w:bidi="ar_AE"/>
         </w:rPr>
         <w:t xml:space="preserve">كان السنهدرين يتولى معالجة المسائل القانونية والدينية المتعلقة باليهودية. شمل ذلك اتخاذ قرارات قضائية لم تُحسم في المحاكم الأقل درجة، المعروفة باسم "السنهدرينات المحلية"، بالإضافة إلى إدارة شؤون العدالة الجنائية والاعتقالات (انظر </w:t>
@@ -368,6 +452,8 @@
       <w:hyperlink r:id="rId16">
         <w:r>
           <w:rPr>
+            <w:rtl/>
+            <w:cs/>
             <w:lang w:val="ar_AE" w:bidi="ar_AE"/>
           </w:rPr>
           <w:rPr>
@@ -379,6 +465,8 @@
       </w:hyperlink>
       <w:r>
         <w:rPr>
+          <w:rtl/>
+          <w:cs/>
           <w:lang w:val="ar_AE" w:bidi="ar_AE"/>
         </w:rPr>
         <w:t>). كما كانوا يتخذون قرارات رسمية بشأن القضايا اليهودية، مع أنّ هذه القرارات لم تكن مُلزمة. لم يكن بإمكان السنهدرين تنفيذ أحكام الإعدام منفردًا (</w:t>
@@ -386,6 +474,8 @@
       <w:hyperlink r:id="rId17">
         <w:r>
           <w:rPr>
+            <w:rtl/>
+            <w:cs/>
             <w:lang w:val="ar_AE" w:bidi="ar_AE"/>
           </w:rPr>
           <w:rPr>
@@ -397,6 +487,8 @@
       </w:hyperlink>
       <w:r>
         <w:rPr>
+          <w:rtl/>
+          <w:cs/>
           <w:lang w:val="ar_AE" w:bidi="ar_AE"/>
         </w:rPr>
         <w:t xml:space="preserve">)، ولكن كان يمكنه فعل ذلك بموافقة رومانية. </w:t>
@@ -408,11 +500,15 @@
       </w:pPr>
       <w:r>
         <w:rPr>
-          <w:lang w:val="ar_AE" w:bidi="ar_AE"/>
-        </w:rPr>
-      </w:r>
-      <w:r>
-        <w:rPr>
+          <w:rtl/>
+          <w:cs/>
+          <w:lang w:val="ar_AE" w:bidi="ar_AE"/>
+        </w:rPr>
+      </w:r>
+      <w:r>
+        <w:rPr>
+          <w:rtl/>
+          <w:cs/>
           <w:lang w:val="ar_AE" w:bidi="ar_AE"/>
         </w:rPr>
         <w:t>ودور المجلس الأعلى بصفته قائدًا لليهودية انتهى بتدمير أورشليم في عام 70 ميلاديًا.</w:t>
@@ -424,12 +520,16 @@
       </w:pPr>
       <w:r>
         <w:rPr>
+          <w:rtl/>
+          <w:cs/>
           <w:lang w:val="ar_AE" w:bidi="ar_AE"/>
         </w:rPr>
       </w:r>
       <w:r>
         <w:rPr>
           <w:u w:val="single"/>
+          <w:rtl/>
+          <w:cs/>
           <w:lang w:val="ar_AE" w:bidi="ar_AE"/>
         </w:rPr>
         <w:t>مقاطع كتابية لدراسة أعمق</w:t>
@@ -441,12 +541,16 @@
       </w:pPr>
       <w:r>
         <w:rPr>
+          <w:rtl/>
+          <w:cs/>
           <w:lang w:val="ar_AE" w:bidi="ar_AE"/>
         </w:rPr>
       </w:r>
       <w:hyperlink r:id="rId18">
         <w:r>
           <w:rPr>
+            <w:rtl/>
+            <w:cs/>
             <w:lang w:val="ar_AE" w:bidi="ar_AE"/>
           </w:rPr>
           <w:rPr>
@@ -458,6 +562,8 @@
       </w:hyperlink>
       <w:r>
         <w:rPr>
+          <w:rtl/>
+          <w:cs/>
           <w:lang w:val="ar_AE" w:bidi="ar_AE"/>
         </w:rPr>
         <w:t xml:space="preserve">؛ </w:t>
@@ -465,6 +571,8 @@
       <w:hyperlink r:id="rId19">
         <w:r>
           <w:rPr>
+            <w:rtl/>
+            <w:cs/>
             <w:lang w:val="ar_AE" w:bidi="ar_AE"/>
           </w:rPr>
           <w:rPr>
@@ -476,6 +584,8 @@
       </w:hyperlink>
       <w:r>
         <w:rPr>
+          <w:rtl/>
+          <w:cs/>
           <w:lang w:val="ar_AE" w:bidi="ar_AE"/>
         </w:rPr>
         <w:t xml:space="preserve">؛ </w:t>
@@ -483,6 +593,8 @@
       <w:hyperlink r:id="rId20">
         <w:r>
           <w:rPr>
+            <w:rtl/>
+            <w:cs/>
             <w:lang w:val="ar_AE" w:bidi="ar_AE"/>
           </w:rPr>
           <w:rPr>
@@ -494,6 +606,8 @@
       </w:hyperlink>
       <w:r>
         <w:rPr>
+          <w:rtl/>
+          <w:cs/>
           <w:lang w:val="ar_AE" w:bidi="ar_AE"/>
         </w:rPr>
         <w:t xml:space="preserve">, </w:t>
@@ -501,6 +615,8 @@
       <w:hyperlink r:id="rId21">
         <w:r>
           <w:rPr>
+            <w:rtl/>
+            <w:cs/>
             <w:lang w:val="ar_AE" w:bidi="ar_AE"/>
           </w:rPr>
           <w:rPr>
@@ -512,6 +628,8 @@
       </w:hyperlink>
       <w:r>
         <w:rPr>
+          <w:rtl/>
+          <w:cs/>
           <w:lang w:val="ar_AE" w:bidi="ar_AE"/>
         </w:rPr>
         <w:t xml:space="preserve">؛ </w:t>
@@ -519,6 +637,8 @@
       <w:hyperlink r:id="rId22">
         <w:r>
           <w:rPr>
+            <w:rtl/>
+            <w:cs/>
             <w:lang w:val="ar_AE" w:bidi="ar_AE"/>
           </w:rPr>
           <w:rPr>
@@ -530,6 +650,8 @@
       </w:hyperlink>
       <w:r>
         <w:rPr>
+          <w:rtl/>
+          <w:cs/>
           <w:lang w:val="ar_AE" w:bidi="ar_AE"/>
         </w:rPr>
         <w:t xml:space="preserve">؛ </w:t>
@@ -537,6 +659,8 @@
       <w:hyperlink r:id="rId23">
         <w:r>
           <w:rPr>
+            <w:rtl/>
+            <w:cs/>
             <w:lang w:val="ar_AE" w:bidi="ar_AE"/>
           </w:rPr>
           <w:rPr>
@@ -548,6 +672,8 @@
       </w:hyperlink>
       <w:r>
         <w:rPr>
+          <w:rtl/>
+          <w:cs/>
           <w:lang w:val="ar_AE" w:bidi="ar_AE"/>
         </w:rPr>
         <w:t xml:space="preserve">؛ </w:t>
@@ -555,6 +681,8 @@
       <w:hyperlink r:id="rId24">
         <w:r>
           <w:rPr>
+            <w:rtl/>
+            <w:cs/>
             <w:lang w:val="ar_AE" w:bidi="ar_AE"/>
           </w:rPr>
           <w:rPr>
@@ -566,6 +694,8 @@
       </w:hyperlink>
       <w:r>
         <w:rPr>
+          <w:rtl/>
+          <w:cs/>
           <w:lang w:val="ar_AE" w:bidi="ar_AE"/>
         </w:rPr>
         <w:t xml:space="preserve">؛ </w:t>
@@ -573,6 +703,8 @@
       <w:hyperlink r:id="rId25">
         <w:r>
           <w:rPr>
+            <w:rtl/>
+            <w:cs/>
             <w:lang w:val="ar_AE" w:bidi="ar_AE"/>
           </w:rPr>
           <w:rPr>
@@ -584,6 +716,8 @@
       </w:hyperlink>
       <w:r>
         <w:rPr>
+          <w:rtl/>
+          <w:cs/>
           <w:lang w:val="ar_AE" w:bidi="ar_AE"/>
         </w:rPr>
         <w:t xml:space="preserve">؛ </w:t>
@@ -591,6 +725,8 @@
       <w:hyperlink r:id="rId26">
         <w:r>
           <w:rPr>
+            <w:rtl/>
+            <w:cs/>
             <w:lang w:val="ar_AE" w:bidi="ar_AE"/>
           </w:rPr>
           <w:rPr>
@@ -602,6 +738,8 @@
       </w:hyperlink>
       <w:r>
         <w:rPr>
+          <w:rtl/>
+          <w:cs/>
           <w:lang w:val="ar_AE" w:bidi="ar_AE"/>
         </w:rPr>
         <w:t xml:space="preserve">؛ </w:t>
@@ -609,6 +747,8 @@
       <w:hyperlink r:id="rId27">
         <w:r>
           <w:rPr>
+            <w:rtl/>
+            <w:cs/>
             <w:lang w:val="ar_AE" w:bidi="ar_AE"/>
           </w:rPr>
           <w:rPr>
@@ -620,6 +760,8 @@
       </w:hyperlink>
       <w:r>
         <w:rPr>
+          <w:rtl/>
+          <w:cs/>
           <w:lang w:val="ar_AE" w:bidi="ar_AE"/>
         </w:rPr>
         <w:t xml:space="preserve">؛ </w:t>
@@ -627,6 +769,8 @@
       <w:hyperlink r:id="rId28">
         <w:r>
           <w:rPr>
+            <w:rtl/>
+            <w:cs/>
             <w:lang w:val="ar_AE" w:bidi="ar_AE"/>
           </w:rPr>
           <w:rPr>
@@ -638,27 +782,35 @@
       </w:hyperlink>
       <w:r>
         <w:rPr>
+          <w:rtl/>
+          <w:cs/>
           <w:lang w:val="ar_AE" w:bidi="ar_AE"/>
         </w:rPr>
         <w:t>.</w:t>
       </w:r>
       <w:r>
         <w:rPr>
-          <w:lang w:val="ar_AE" w:bidi="ar_AE"/>
-        </w:rPr>
-      </w:r>
-      <w:r>
-        <w:rPr>
-          <w:lang w:val="ar_AE" w:bidi="ar_AE"/>
-        </w:rPr>
-      </w:r>
-    </w:p>
-    <w:p>
-      <w:pPr>
-        <w:bidi/>
-      </w:pPr>
-      <w:r>
-        <w:rPr>
+          <w:rtl/>
+          <w:cs/>
+          <w:lang w:val="ar_AE" w:bidi="ar_AE"/>
+        </w:rPr>
+      </w:r>
+      <w:r>
+        <w:rPr>
+          <w:rtl/>
+          <w:cs/>
+          <w:lang w:val="ar_AE" w:bidi="ar_AE"/>
+        </w:rPr>
+      </w:r>
+    </w:p>
+    <w:p>
+      <w:pPr>
+        <w:bidi/>
+      </w:pPr>
+      <w:r>
+        <w:rPr>
+          <w:rtl/>
+          <w:cs/>
           <w:lang w:val="ar_AE" w:bidi="ar_AE"/>
         </w:rPr>
       </w:r>
@@ -670,27 +822,35 @@
       </w:pPr>
       <w:r>
         <w:rPr>
+          <w:rtl/>
+          <w:cs/>
           <w:lang w:val="ar_AE" w:bidi="ar_AE"/>
         </w:rPr>
         <w:t>المَرْيَمات</w:t>
       </w:r>
       <w:r>
         <w:rPr>
-          <w:lang w:val="ar_AE" w:bidi="ar_AE"/>
-        </w:rPr>
-      </w:r>
-    </w:p>
-    <w:p>
-      <w:pPr>
-        <w:bidi/>
-      </w:pPr>
-      <w:r>
-        <w:rPr>
-          <w:lang w:val="ar_AE" w:bidi="ar_AE"/>
-        </w:rPr>
-      </w:r>
-      <w:r>
-        <w:rPr>
+          <w:rtl/>
+          <w:cs/>
+          <w:lang w:val="ar_AE" w:bidi="ar_AE"/>
+        </w:rPr>
+      </w:r>
+    </w:p>
+    <w:p>
+      <w:pPr>
+        <w:bidi/>
+      </w:pPr>
+      <w:r>
+        <w:rPr>
+          <w:rtl/>
+          <w:cs/>
+          <w:lang w:val="ar_AE" w:bidi="ar_AE"/>
+        </w:rPr>
+      </w:r>
+      <w:r>
+        <w:rPr>
+          <w:rtl/>
+          <w:cs/>
           <w:lang w:val="ar_AE" w:bidi="ar_AE"/>
         </w:rPr>
         <w:t>تذكر الأناجيل أربع مَرْيَمات أخرى بالإضافة إلى أم يسوع:</w:t>
@@ -709,18 +869,24 @@
       </w:pPr>
       <w:r>
         <w:rPr>
+          <w:rtl/>
+          <w:cs/>
           <w:lang w:val="ar_AE" w:bidi="ar_AE"/>
         </w:rPr>
       </w:r>
       <w:r>
         <w:rPr>
           <w:i/>
+          <w:rtl/>
+          <w:cs/>
           <w:lang w:val="ar_AE" w:bidi="ar_AE"/>
         </w:rPr>
         <w:t xml:space="preserve">مَرْيَم ٱلْمَجْدَلِيَّة، </w:t>
       </w:r>
       <w:r>
         <w:rPr>
+          <w:rtl/>
+          <w:cs/>
           <w:lang w:val="ar_AE" w:bidi="ar_AE"/>
         </w:rPr>
         <w:t>على الأرجح هي من قرية المجدل في الجليل، التي حرّرها يسوع قبلًا من سلطان الشياطين (</w:t>
@@ -728,6 +894,8 @@
       <w:hyperlink r:id="rId29">
         <w:r>
           <w:rPr>
+            <w:rtl/>
+            <w:cs/>
             <w:lang w:val="ar_AE" w:bidi="ar_AE"/>
           </w:rPr>
           <w:rPr>
@@ -739,6 +907,8 @@
       </w:hyperlink>
       <w:r>
         <w:rPr>
+          <w:rtl/>
+          <w:cs/>
           <w:lang w:val="ar_AE" w:bidi="ar_AE"/>
         </w:rPr>
         <w:t>). أصبحت من التابعين الأمناء ليسوع ودعمته وتلاميذه ماليًا (</w:t>
@@ -746,6 +916,8 @@
       <w:hyperlink r:id="rId30">
         <w:r>
           <w:rPr>
+            <w:rtl/>
+            <w:cs/>
             <w:lang w:val="ar_AE" w:bidi="ar_AE"/>
           </w:rPr>
           <w:rPr>
@@ -757,6 +929,8 @@
       </w:hyperlink>
       <w:r>
         <w:rPr>
+          <w:rtl/>
+          <w:cs/>
           <w:lang w:val="ar_AE" w:bidi="ar_AE"/>
         </w:rPr>
         <w:t xml:space="preserve">؛ انظر أيضًا </w:t>
@@ -764,6 +938,8 @@
       <w:hyperlink r:id="rId31">
         <w:r>
           <w:rPr>
+            <w:rtl/>
+            <w:cs/>
             <w:lang w:val="ar_AE" w:bidi="ar_AE"/>
           </w:rPr>
           <w:rPr>
@@ -775,6 +951,8 @@
       </w:hyperlink>
       <w:r>
         <w:rPr>
+          <w:rtl/>
+          <w:cs/>
           <w:lang w:val="ar_AE" w:bidi="ar_AE"/>
         </w:rPr>
         <w:t xml:space="preserve">؛ </w:t>
@@ -782,6 +960,8 @@
       <w:hyperlink r:id="rId32">
         <w:r>
           <w:rPr>
+            <w:rtl/>
+            <w:cs/>
             <w:lang w:val="ar_AE" w:bidi="ar_AE"/>
           </w:rPr>
           <w:rPr>
@@ -793,6 +973,8 @@
       </w:hyperlink>
       <w:r>
         <w:rPr>
+          <w:rtl/>
+          <w:cs/>
           <w:lang w:val="ar_AE" w:bidi="ar_AE"/>
         </w:rPr>
         <w:t>). شهدت موت يسوع على الصليب ودفنه (</w:t>
@@ -800,6 +982,8 @@
       <w:hyperlink r:id="rId33">
         <w:r>
           <w:rPr>
+            <w:rtl/>
+            <w:cs/>
             <w:lang w:val="ar_AE" w:bidi="ar_AE"/>
           </w:rPr>
           <w:rPr>
@@ -811,6 +995,8 @@
       </w:hyperlink>
       <w:r>
         <w:rPr>
+          <w:rtl/>
+          <w:cs/>
           <w:lang w:val="ar_AE" w:bidi="ar_AE"/>
         </w:rPr>
         <w:t xml:space="preserve">؛ </w:t>
@@ -818,6 +1004,8 @@
       <w:hyperlink r:id="rId34">
         <w:r>
           <w:rPr>
+            <w:rtl/>
+            <w:cs/>
             <w:lang w:val="ar_AE" w:bidi="ar_AE"/>
           </w:rPr>
           <w:rPr>
@@ -829,6 +1017,8 @@
       </w:hyperlink>
       <w:r>
         <w:rPr>
+          <w:rtl/>
+          <w:cs/>
           <w:lang w:val="ar_AE" w:bidi="ar_AE"/>
         </w:rPr>
         <w:t xml:space="preserve">؛ </w:t>
@@ -836,6 +1026,8 @@
       <w:hyperlink r:id="rId35">
         <w:r>
           <w:rPr>
+            <w:rtl/>
+            <w:cs/>
             <w:lang w:val="ar_AE" w:bidi="ar_AE"/>
           </w:rPr>
           <w:rPr>
@@ -847,6 +1039,8 @@
       </w:hyperlink>
       <w:r>
         <w:rPr>
+          <w:rtl/>
+          <w:cs/>
           <w:lang w:val="ar_AE" w:bidi="ar_AE"/>
         </w:rPr>
         <w:t xml:space="preserve">؛ قارن </w:t>
@@ -854,6 +1048,8 @@
       <w:hyperlink r:id="rId36">
         <w:r>
           <w:rPr>
+            <w:rtl/>
+            <w:cs/>
             <w:lang w:val="ar_AE" w:bidi="ar_AE"/>
           </w:rPr>
           <w:rPr>
@@ -865,6 +1061,8 @@
       </w:hyperlink>
       <w:r>
         <w:rPr>
+          <w:rtl/>
+          <w:cs/>
           <w:lang w:val="ar_AE" w:bidi="ar_AE"/>
         </w:rPr>
         <w:t xml:space="preserve">، </w:t>
@@ -872,6 +1070,8 @@
       <w:hyperlink r:id="rId37">
         <w:r>
           <w:rPr>
+            <w:rtl/>
+            <w:cs/>
             <w:lang w:val="ar_AE" w:bidi="ar_AE"/>
           </w:rPr>
           <w:rPr>
@@ -883,6 +1083,8 @@
       </w:hyperlink>
       <w:r>
         <w:rPr>
+          <w:rtl/>
+          <w:cs/>
           <w:lang w:val="ar_AE" w:bidi="ar_AE"/>
         </w:rPr>
         <w:t>). ذهبت إلى القبر في وقت مبكر من صباح الأحد مع حنوط لدهنه. كانت من أوائل الذين أُخبروا بقيامة يسوع من الأموات (</w:t>
@@ -890,6 +1092,8 @@
       <w:hyperlink r:id="rId38">
         <w:r>
           <w:rPr>
+            <w:rtl/>
+            <w:cs/>
             <w:lang w:val="ar_AE" w:bidi="ar_AE"/>
           </w:rPr>
           <w:rPr>
@@ -901,6 +1105,8 @@
       </w:hyperlink>
       <w:r>
         <w:rPr>
+          <w:rtl/>
+          <w:cs/>
           <w:lang w:val="ar_AE" w:bidi="ar_AE"/>
         </w:rPr>
         <w:t xml:space="preserve">؛ </w:t>
@@ -908,6 +1114,8 @@
       <w:hyperlink r:id="rId39">
         <w:r>
           <w:rPr>
+            <w:rtl/>
+            <w:cs/>
             <w:lang w:val="ar_AE" w:bidi="ar_AE"/>
           </w:rPr>
           <w:rPr>
@@ -919,6 +1127,8 @@
       </w:hyperlink>
       <w:r>
         <w:rPr>
+          <w:rtl/>
+          <w:cs/>
           <w:lang w:val="ar_AE" w:bidi="ar_AE"/>
         </w:rPr>
         <w:t xml:space="preserve">؛ </w:t>
@@ -926,6 +1136,8 @@
       <w:hyperlink r:id="rId40">
         <w:r>
           <w:rPr>
+            <w:rtl/>
+            <w:cs/>
             <w:lang w:val="ar_AE" w:bidi="ar_AE"/>
           </w:rPr>
           <w:rPr>
@@ -937,6 +1149,8 @@
       </w:hyperlink>
       <w:r>
         <w:rPr>
+          <w:rtl/>
+          <w:cs/>
           <w:lang w:val="ar_AE" w:bidi="ar_AE"/>
         </w:rPr>
         <w:t xml:space="preserve">، </w:t>
@@ -944,6 +1158,8 @@
       <w:hyperlink r:id="rId41">
         <w:r>
           <w:rPr>
+            <w:rtl/>
+            <w:cs/>
             <w:lang w:val="ar_AE" w:bidi="ar_AE"/>
           </w:rPr>
           <w:rPr>
@@ -955,6 +1171,8 @@
       </w:hyperlink>
       <w:r>
         <w:rPr>
+          <w:rtl/>
+          <w:cs/>
           <w:lang w:val="ar_AE" w:bidi="ar_AE"/>
         </w:rPr>
         <w:t>). كانت أيضًا الأولى التي رأت يسوع القائم من الأموات (</w:t>
@@ -962,6 +1180,8 @@
       <w:hyperlink r:id="rId42">
         <w:r>
           <w:rPr>
+            <w:rtl/>
+            <w:cs/>
             <w:lang w:val="ar_AE" w:bidi="ar_AE"/>
           </w:rPr>
           <w:rPr>
@@ -973,6 +1193,8 @@
       </w:hyperlink>
       <w:r>
         <w:rPr>
+          <w:rtl/>
+          <w:cs/>
           <w:lang w:val="ar_AE" w:bidi="ar_AE"/>
         </w:rPr>
         <w:t xml:space="preserve">؛ </w:t>
@@ -980,6 +1202,8 @@
       <w:hyperlink r:id="rId43">
         <w:r>
           <w:rPr>
+            <w:rtl/>
+            <w:cs/>
             <w:lang w:val="ar_AE" w:bidi="ar_AE"/>
           </w:rPr>
           <w:rPr>
@@ -991,6 +1215,8 @@
       </w:hyperlink>
       <w:r>
         <w:rPr>
+          <w:rtl/>
+          <w:cs/>
           <w:lang w:val="ar_AE" w:bidi="ar_AE"/>
         </w:rPr>
         <w:t xml:space="preserve">؛ </w:t>
@@ -998,6 +1224,8 @@
       <w:hyperlink r:id="rId44">
         <w:r>
           <w:rPr>
+            <w:rtl/>
+            <w:cs/>
             <w:lang w:val="ar_AE" w:bidi="ar_AE"/>
           </w:rPr>
           <w:rPr>
@@ -1009,6 +1237,8 @@
       </w:hyperlink>
       <w:r>
         <w:rPr>
+          <w:rtl/>
+          <w:cs/>
           <w:lang w:val="ar_AE" w:bidi="ar_AE"/>
         </w:rPr>
         <w:t xml:space="preserve">، </w:t>
@@ -1016,6 +1246,8 @@
       <w:hyperlink r:id="rId45">
         <w:r>
           <w:rPr>
+            <w:rtl/>
+            <w:cs/>
             <w:lang w:val="ar_AE" w:bidi="ar_AE"/>
           </w:rPr>
           <w:rPr>
@@ -1027,6 +1259,8 @@
       </w:hyperlink>
       <w:r>
         <w:rPr>
+          <w:rtl/>
+          <w:cs/>
           <w:lang w:val="ar_AE" w:bidi="ar_AE"/>
         </w:rPr>
         <w:t>).</w:t>
@@ -1041,18 +1275,24 @@
       </w:pPr>
       <w:r>
         <w:rPr>
+          <w:rtl/>
+          <w:cs/>
           <w:lang w:val="ar_AE" w:bidi="ar_AE"/>
         </w:rPr>
       </w:r>
       <w:r>
         <w:rPr>
           <w:i/>
+          <w:rtl/>
+          <w:cs/>
           <w:lang w:val="ar_AE" w:bidi="ar_AE"/>
         </w:rPr>
         <w:t>مَرْيَم، أُمُّ يَعْقُوب الأصغر</w:t>
       </w:r>
       <w:r>
         <w:rPr>
+          <w:rtl/>
+          <w:cs/>
           <w:lang w:val="ar_AE" w:bidi="ar_AE"/>
         </w:rPr>
         <w:t xml:space="preserve"> (ليس الرسول يعقوب) وَيُوسِي، كانت من النساء الحاضرات عند موت يسوع على الصليب ودفنه (</w:t>
@@ -1060,6 +1300,8 @@
       <w:hyperlink r:id="rId33">
         <w:r>
           <w:rPr>
+            <w:rtl/>
+            <w:cs/>
             <w:lang w:val="ar_AE" w:bidi="ar_AE"/>
           </w:rPr>
           <w:rPr>
@@ -1071,6 +1313,8 @@
       </w:hyperlink>
       <w:r>
         <w:rPr>
+          <w:rtl/>
+          <w:cs/>
           <w:lang w:val="ar_AE" w:bidi="ar_AE"/>
         </w:rPr>
         <w:t xml:space="preserve">؛ </w:t>
@@ -1078,6 +1322,8 @@
       <w:hyperlink r:id="rId34">
         <w:r>
           <w:rPr>
+            <w:rtl/>
+            <w:cs/>
             <w:lang w:val="ar_AE" w:bidi="ar_AE"/>
           </w:rPr>
           <w:rPr>
@@ -1089,6 +1335,8 @@
       </w:hyperlink>
       <w:r>
         <w:rPr>
+          <w:rtl/>
+          <w:cs/>
           <w:lang w:val="ar_AE" w:bidi="ar_AE"/>
         </w:rPr>
         <w:t xml:space="preserve">؛ انظر أيضًا </w:t>
@@ -1096,6 +1344,8 @@
       <w:hyperlink r:id="rId36">
         <w:r>
           <w:rPr>
+            <w:rtl/>
+            <w:cs/>
             <w:lang w:val="ar_AE" w:bidi="ar_AE"/>
           </w:rPr>
           <w:rPr>
@@ -1107,6 +1357,8 @@
       </w:hyperlink>
       <w:r>
         <w:rPr>
+          <w:rtl/>
+          <w:cs/>
           <w:lang w:val="ar_AE" w:bidi="ar_AE"/>
         </w:rPr>
         <w:t xml:space="preserve">، </w:t>
@@ -1114,6 +1366,8 @@
       <w:hyperlink r:id="rId46">
         <w:r>
           <w:rPr>
+            <w:rtl/>
+            <w:cs/>
             <w:lang w:val="ar_AE" w:bidi="ar_AE"/>
           </w:rPr>
           <w:rPr>
@@ -1125,6 +1379,8 @@
       </w:hyperlink>
       <w:r>
         <w:rPr>
+          <w:rtl/>
+          <w:cs/>
           <w:lang w:val="ar_AE" w:bidi="ar_AE"/>
         </w:rPr>
         <w:t>). ، وكانت من أوائل الذين أُخبروا بقيامة يسوع من الأموات كمريم المجدليّة (</w:t>
@@ -1132,6 +1388,8 @@
       <w:hyperlink r:id="rId38">
         <w:r>
           <w:rPr>
+            <w:rtl/>
+            <w:cs/>
             <w:lang w:val="ar_AE" w:bidi="ar_AE"/>
           </w:rPr>
           <w:rPr>
@@ -1143,6 +1401,8 @@
       </w:hyperlink>
       <w:r>
         <w:rPr>
+          <w:rtl/>
+          <w:cs/>
           <w:lang w:val="ar_AE" w:bidi="ar_AE"/>
         </w:rPr>
         <w:t xml:space="preserve">؛ </w:t>
@@ -1150,6 +1410,8 @@
       <w:hyperlink r:id="rId39">
         <w:r>
           <w:rPr>
+            <w:rtl/>
+            <w:cs/>
             <w:lang w:val="ar_AE" w:bidi="ar_AE"/>
           </w:rPr>
           <w:rPr>
@@ -1161,6 +1423,8 @@
       </w:hyperlink>
       <w:r>
         <w:rPr>
+          <w:rtl/>
+          <w:cs/>
           <w:lang w:val="ar_AE" w:bidi="ar_AE"/>
         </w:rPr>
         <w:t xml:space="preserve">؛ </w:t>
@@ -1168,6 +1432,8 @@
       <w:hyperlink r:id="rId40">
         <w:r>
           <w:rPr>
+            <w:rtl/>
+            <w:cs/>
             <w:lang w:val="ar_AE" w:bidi="ar_AE"/>
           </w:rPr>
           <w:rPr>
@@ -1179,6 +1445,8 @@
       </w:hyperlink>
       <w:r>
         <w:rPr>
+          <w:rtl/>
+          <w:cs/>
           <w:lang w:val="ar_AE" w:bidi="ar_AE"/>
         </w:rPr>
         <w:t>). وكانت أيضًا من أوائل الذين رَأَوْا يسوع القائم من الأموات (</w:t>
@@ -1186,6 +1454,8 @@
       <w:hyperlink r:id="rId42">
         <w:r>
           <w:rPr>
+            <w:rtl/>
+            <w:cs/>
             <w:lang w:val="ar_AE" w:bidi="ar_AE"/>
           </w:rPr>
           <w:rPr>
@@ -1197,6 +1467,8 @@
       </w:hyperlink>
       <w:r>
         <w:rPr>
+          <w:rtl/>
+          <w:cs/>
           <w:lang w:val="ar_AE" w:bidi="ar_AE"/>
         </w:rPr>
         <w:t>).</w:t>
@@ -1211,18 +1483,24 @@
       </w:pPr>
       <w:r>
         <w:rPr>
+          <w:rtl/>
+          <w:cs/>
           <w:lang w:val="ar_AE" w:bidi="ar_AE"/>
         </w:rPr>
       </w:r>
       <w:r>
         <w:rPr>
           <w:i/>
+          <w:rtl/>
+          <w:cs/>
           <w:lang w:val="ar_AE" w:bidi="ar_AE"/>
         </w:rPr>
         <w:t>مَرْيَم من عنيا</w:t>
       </w:r>
       <w:r>
         <w:rPr>
+          <w:rtl/>
+          <w:cs/>
           <w:lang w:val="ar_AE" w:bidi="ar_AE"/>
         </w:rPr>
         <w:t xml:space="preserve"> كانت أخت مرثا ولعازر. كان يسوع يحب عائلتهم كثيرًا (</w:t>
@@ -1230,6 +1508,8 @@
       <w:hyperlink r:id="rId47">
         <w:r>
           <w:rPr>
+            <w:rtl/>
+            <w:cs/>
             <w:lang w:val="ar_AE" w:bidi="ar_AE"/>
           </w:rPr>
           <w:rPr>
@@ -1241,6 +1521,8 @@
       </w:hyperlink>
       <w:r>
         <w:rPr>
+          <w:rtl/>
+          <w:cs/>
           <w:lang w:val="ar_AE" w:bidi="ar_AE"/>
         </w:rPr>
         <w:t>). امتدح يسوع مريم لرغبتها في التعلم منه (</w:t>
@@ -1248,6 +1530,8 @@
       <w:hyperlink r:id="rId48">
         <w:r>
           <w:rPr>
+            <w:rtl/>
+            <w:cs/>
             <w:lang w:val="ar_AE" w:bidi="ar_AE"/>
           </w:rPr>
           <w:rPr>
@@ -1259,6 +1543,8 @@
       </w:hyperlink>
       <w:r>
         <w:rPr>
+          <w:rtl/>
+          <w:cs/>
           <w:lang w:val="ar_AE" w:bidi="ar_AE"/>
         </w:rPr>
         <w:t>). بعد فترة قصيرة من إحياء يسوع لأخيها من الموت (</w:t>
@@ -1266,6 +1552,8 @@
       <w:hyperlink r:id="rId49">
         <w:r>
           <w:rPr>
+            <w:rtl/>
+            <w:cs/>
             <w:lang w:val="ar_AE" w:bidi="ar_AE"/>
           </w:rPr>
           <w:rPr>
@@ -1277,6 +1565,8 @@
       </w:hyperlink>
       <w:r>
         <w:rPr>
+          <w:rtl/>
+          <w:cs/>
           <w:lang w:val="ar_AE" w:bidi="ar_AE"/>
         </w:rPr>
         <w:t>), سرعان ما دهنت مريم قدمي يسوع بعطر ثمين. دافع يسوع عنها عندما قال الآخرون إنه كان إسرافًا (</w:t>
@@ -1284,6 +1574,8 @@
       <w:hyperlink r:id="rId50">
         <w:r>
           <w:rPr>
+            <w:rtl/>
+            <w:cs/>
             <w:lang w:val="ar_AE" w:bidi="ar_AE"/>
           </w:rPr>
           <w:rPr>
@@ -1295,6 +1587,8 @@
       </w:hyperlink>
       <w:r>
         <w:rPr>
+          <w:rtl/>
+          <w:cs/>
           <w:lang w:val="ar_AE" w:bidi="ar_AE"/>
         </w:rPr>
         <w:t xml:space="preserve">؛ قارن </w:t>
@@ -1302,6 +1596,8 @@
       <w:hyperlink r:id="rId51">
         <w:r>
           <w:rPr>
+            <w:rtl/>
+            <w:cs/>
             <w:lang w:val="ar_AE" w:bidi="ar_AE"/>
           </w:rPr>
           <w:rPr>
@@ -1313,6 +1609,8 @@
       </w:hyperlink>
       <w:r>
         <w:rPr>
+          <w:rtl/>
+          <w:cs/>
           <w:lang w:val="ar_AE" w:bidi="ar_AE"/>
         </w:rPr>
         <w:t xml:space="preserve">؛ </w:t>
@@ -1320,6 +1618,8 @@
       <w:hyperlink r:id="rId52">
         <w:r>
           <w:rPr>
+            <w:rtl/>
+            <w:cs/>
             <w:lang w:val="ar_AE" w:bidi="ar_AE"/>
           </w:rPr>
           <w:rPr>
@@ -1331,6 +1631,8 @@
       </w:hyperlink>
       <w:r>
         <w:rPr>
+          <w:rtl/>
+          <w:cs/>
           <w:lang w:val="ar_AE" w:bidi="ar_AE"/>
         </w:rPr>
         <w:t xml:space="preserve">). </w:t>
@@ -1345,18 +1647,24 @@
       </w:pPr>
       <w:r>
         <w:rPr>
+          <w:rtl/>
+          <w:cs/>
           <w:lang w:val="ar_AE" w:bidi="ar_AE"/>
         </w:rPr>
       </w:r>
       <w:r>
         <w:rPr>
           <w:i/>
+          <w:rtl/>
+          <w:cs/>
           <w:lang w:val="ar_AE" w:bidi="ar_AE"/>
         </w:rPr>
         <w:t>مَرْيَم، زَوْجَة كِلُوبَا،</w:t>
       </w:r>
       <w:r>
         <w:rPr>
+          <w:rtl/>
+          <w:cs/>
           <w:lang w:val="ar_AE" w:bidi="ar_AE"/>
         </w:rPr>
         <w:t xml:space="preserve"> كانت من بين النساء اللواتي شهدن وفاة يسوع على الصليب (</w:t>
@@ -1364,6 +1672,8 @@
       <w:hyperlink r:id="rId35">
         <w:r>
           <w:rPr>
+            <w:rtl/>
+            <w:cs/>
             <w:lang w:val="ar_AE" w:bidi="ar_AE"/>
           </w:rPr>
           <w:rPr>
@@ -1375,6 +1685,8 @@
       </w:hyperlink>
       <w:r>
         <w:rPr>
+          <w:rtl/>
+          <w:cs/>
           <w:lang w:val="ar_AE" w:bidi="ar_AE"/>
         </w:rPr>
         <w:t xml:space="preserve">). ولا يذكر العهد الجديد زوجها، </w:t>
@@ -1382,12 +1694,16 @@
       <w:r>
         <w:rPr>
           <w:i/>
+          <w:rtl/>
+          <w:cs/>
           <w:lang w:val="ar_AE" w:bidi="ar_AE"/>
         </w:rPr>
         <w:t>كِلُوبَا</w:t>
       </w:r>
       <w:r>
         <w:rPr>
+          <w:rtl/>
+          <w:cs/>
           <w:lang w:val="ar_AE" w:bidi="ar_AE"/>
         </w:rPr>
         <w:t>، في أي موضع آخر.</w:t>
@@ -1399,12 +1715,16 @@
       </w:pPr>
       <w:r>
         <w:rPr>
+          <w:rtl/>
+          <w:cs/>
           <w:lang w:val="ar_AE" w:bidi="ar_AE"/>
         </w:rPr>
       </w:r>
       <w:r>
         <w:rPr>
           <w:u w:val="single"/>
+          <w:rtl/>
+          <w:cs/>
           <w:lang w:val="ar_AE" w:bidi="ar_AE"/>
         </w:rPr>
         <w:t>مقاطع كتابية لدراسة أعمق</w:t>
@@ -1416,12 +1736,16 @@
       </w:pPr>
       <w:r>
         <w:rPr>
+          <w:rtl/>
+          <w:cs/>
           <w:lang w:val="ar_AE" w:bidi="ar_AE"/>
         </w:rPr>
       </w:r>
       <w:hyperlink r:id="rId33">
         <w:r>
           <w:rPr>
+            <w:rtl/>
+            <w:cs/>
             <w:lang w:val="ar_AE" w:bidi="ar_AE"/>
           </w:rPr>
           <w:rPr>
@@ -1433,6 +1757,8 @@
       </w:hyperlink>
       <w:r>
         <w:rPr>
+          <w:rtl/>
+          <w:cs/>
           <w:lang w:val="ar_AE" w:bidi="ar_AE"/>
         </w:rPr>
         <w:t xml:space="preserve">؛ </w:t>
@@ -1440,6 +1766,8 @@
       <w:hyperlink r:id="rId53">
         <w:r>
           <w:rPr>
+            <w:rtl/>
+            <w:cs/>
             <w:lang w:val="ar_AE" w:bidi="ar_AE"/>
           </w:rPr>
           <w:rPr>
@@ -1451,6 +1779,8 @@
       </w:hyperlink>
       <w:r>
         <w:rPr>
+          <w:rtl/>
+          <w:cs/>
           <w:lang w:val="ar_AE" w:bidi="ar_AE"/>
         </w:rPr>
         <w:t xml:space="preserve">؛ </w:t>
@@ -1458,6 +1788,8 @@
       <w:hyperlink r:id="rId34">
         <w:r>
           <w:rPr>
+            <w:rtl/>
+            <w:cs/>
             <w:lang w:val="ar_AE" w:bidi="ar_AE"/>
           </w:rPr>
           <w:rPr>
@@ -1469,6 +1801,8 @@
       </w:hyperlink>
       <w:r>
         <w:rPr>
+          <w:rtl/>
+          <w:cs/>
           <w:lang w:val="ar_AE" w:bidi="ar_AE"/>
         </w:rPr>
         <w:t xml:space="preserve">؛ </w:t>
@@ -1476,6 +1810,8 @@
       <w:hyperlink r:id="rId54">
         <w:r>
           <w:rPr>
+            <w:rtl/>
+            <w:cs/>
             <w:lang w:val="ar_AE" w:bidi="ar_AE"/>
           </w:rPr>
           <w:rPr>
@@ -1487,6 +1823,8 @@
       </w:hyperlink>
       <w:r>
         <w:rPr>
+          <w:rtl/>
+          <w:cs/>
           <w:lang w:val="ar_AE" w:bidi="ar_AE"/>
         </w:rPr>
         <w:t xml:space="preserve">؛ </w:t>
@@ -1494,6 +1832,8 @@
       <w:hyperlink r:id="rId55">
         <w:r>
           <w:rPr>
+            <w:rtl/>
+            <w:cs/>
             <w:lang w:val="ar_AE" w:bidi="ar_AE"/>
           </w:rPr>
           <w:rPr>
@@ -1505,6 +1845,8 @@
       </w:hyperlink>
       <w:r>
         <w:rPr>
+          <w:rtl/>
+          <w:cs/>
           <w:lang w:val="ar_AE" w:bidi="ar_AE"/>
         </w:rPr>
         <w:t xml:space="preserve">؛ </w:t>
@@ -1512,6 +1854,8 @@
       <w:hyperlink r:id="rId48">
         <w:r>
           <w:rPr>
+            <w:rtl/>
+            <w:cs/>
             <w:lang w:val="ar_AE" w:bidi="ar_AE"/>
           </w:rPr>
           <w:rPr>
@@ -1523,6 +1867,8 @@
       </w:hyperlink>
       <w:r>
         <w:rPr>
+          <w:rtl/>
+          <w:cs/>
           <w:lang w:val="ar_AE" w:bidi="ar_AE"/>
         </w:rPr>
         <w:t xml:space="preserve">؛ </w:t>
@@ -1530,6 +1876,8 @@
       <w:hyperlink r:id="rId56">
         <w:r>
           <w:rPr>
+            <w:rtl/>
+            <w:cs/>
             <w:lang w:val="ar_AE" w:bidi="ar_AE"/>
           </w:rPr>
           <w:rPr>
@@ -1541,6 +1889,8 @@
       </w:hyperlink>
       <w:r>
         <w:rPr>
+          <w:rtl/>
+          <w:cs/>
           <w:lang w:val="ar_AE" w:bidi="ar_AE"/>
         </w:rPr>
         <w:t xml:space="preserve">؛ </w:t>
@@ -1548,6 +1898,8 @@
       <w:hyperlink r:id="rId57">
         <w:r>
           <w:rPr>
+            <w:rtl/>
+            <w:cs/>
             <w:lang w:val="ar_AE" w:bidi="ar_AE"/>
           </w:rPr>
           <w:rPr>
@@ -1559,6 +1911,8 @@
       </w:hyperlink>
       <w:r>
         <w:rPr>
+          <w:rtl/>
+          <w:cs/>
           <w:lang w:val="ar_AE" w:bidi="ar_AE"/>
         </w:rPr>
         <w:t xml:space="preserve">، </w:t>
@@ -1566,6 +1920,8 @@
       <w:hyperlink r:id="rId58">
         <w:r>
           <w:rPr>
+            <w:rtl/>
+            <w:cs/>
             <w:lang w:val="ar_AE" w:bidi="ar_AE"/>
           </w:rPr>
           <w:rPr>
@@ -1577,6 +1933,8 @@
       </w:hyperlink>
       <w:r>
         <w:rPr>
+          <w:rtl/>
+          <w:cs/>
           <w:lang w:val="ar_AE" w:bidi="ar_AE"/>
         </w:rPr>
         <w:t xml:space="preserve">؛ </w:t>
@@ -1584,6 +1942,8 @@
       <w:hyperlink r:id="rId59">
         <w:r>
           <w:rPr>
+            <w:rtl/>
+            <w:cs/>
             <w:lang w:val="ar_AE" w:bidi="ar_AE"/>
           </w:rPr>
           <w:rPr>
@@ -1595,6 +1955,8 @@
       </w:hyperlink>
       <w:r>
         <w:rPr>
+          <w:rtl/>
+          <w:cs/>
           <w:lang w:val="ar_AE" w:bidi="ar_AE"/>
         </w:rPr>
         <w:t xml:space="preserve">؛ </w:t>
@@ -1602,6 +1964,8 @@
       <w:hyperlink r:id="rId35">
         <w:r>
           <w:rPr>
+            <w:rtl/>
+            <w:cs/>
             <w:lang w:val="ar_AE" w:bidi="ar_AE"/>
           </w:rPr>
           <w:rPr>
@@ -1613,6 +1977,8 @@
       </w:hyperlink>
       <w:r>
         <w:rPr>
+          <w:rtl/>
+          <w:cs/>
           <w:lang w:val="ar_AE" w:bidi="ar_AE"/>
         </w:rPr>
         <w:t xml:space="preserve">؛ </w:t>
@@ -1620,6 +1986,8 @@
       <w:hyperlink r:id="rId44">
         <w:r>
           <w:rPr>
+            <w:rtl/>
+            <w:cs/>
             <w:lang w:val="ar_AE" w:bidi="ar_AE"/>
           </w:rPr>
           <w:rPr>
@@ -1631,6 +1999,8 @@
       </w:hyperlink>
       <w:r>
         <w:rPr>
+          <w:rtl/>
+          <w:cs/>
           <w:lang w:val="ar_AE" w:bidi="ar_AE"/>
         </w:rPr>
         <w:t xml:space="preserve">، </w:t>
@@ -1638,6 +2008,8 @@
       <w:hyperlink r:id="rId45">
         <w:r>
           <w:rPr>
+            <w:rtl/>
+            <w:cs/>
             <w:lang w:val="ar_AE" w:bidi="ar_AE"/>
           </w:rPr>
           <w:rPr>
@@ -1649,6 +2021,8 @@
       </w:hyperlink>
       <w:r>
         <w:rPr>
+          <w:rtl/>
+          <w:cs/>
           <w:lang w:val="ar_AE" w:bidi="ar_AE"/>
         </w:rPr>
         <w:t xml:space="preserve">؛ </w:t>
@@ -1656,6 +2030,8 @@
       <w:hyperlink r:id="rId60">
         <w:r>
           <w:rPr>
+            <w:rtl/>
+            <w:cs/>
             <w:lang w:val="ar_AE" w:bidi="ar_AE"/>
           </w:rPr>
           <w:rPr>
@@ -1667,27 +2043,35 @@
       </w:hyperlink>
       <w:r>
         <w:rPr>
+          <w:rtl/>
+          <w:cs/>
           <w:lang w:val="ar_AE" w:bidi="ar_AE"/>
         </w:rPr>
         <w:t>.</w:t>
       </w:r>
       <w:r>
         <w:rPr>
-          <w:lang w:val="ar_AE" w:bidi="ar_AE"/>
-        </w:rPr>
-      </w:r>
-      <w:r>
-        <w:rPr>
-          <w:lang w:val="ar_AE" w:bidi="ar_AE"/>
-        </w:rPr>
-      </w:r>
-    </w:p>
-    <w:p>
-      <w:pPr>
-        <w:bidi/>
-      </w:pPr>
-      <w:r>
-        <w:rPr>
+          <w:rtl/>
+          <w:cs/>
+          <w:lang w:val="ar_AE" w:bidi="ar_AE"/>
+        </w:rPr>
+      </w:r>
+      <w:r>
+        <w:rPr>
+          <w:rtl/>
+          <w:cs/>
+          <w:lang w:val="ar_AE" w:bidi="ar_AE"/>
+        </w:rPr>
+      </w:r>
+    </w:p>
+    <w:p>
+      <w:pPr>
+        <w:bidi/>
+      </w:pPr>
+      <w:r>
+        <w:rPr>
+          <w:rtl/>
+          <w:cs/>
           <w:lang w:val="ar_AE" w:bidi="ar_AE"/>
         </w:rPr>
       </w:r>
@@ -1699,27 +2083,35 @@
       </w:pPr>
       <w:r>
         <w:rPr>
+          <w:rtl/>
+          <w:cs/>
           <w:lang w:val="ar_AE" w:bidi="ar_AE"/>
         </w:rPr>
         <w:t>المكابيّون</w:t>
       </w:r>
       <w:r>
         <w:rPr>
-          <w:lang w:val="ar_AE" w:bidi="ar_AE"/>
-        </w:rPr>
-      </w:r>
-    </w:p>
-    <w:p>
-      <w:pPr>
-        <w:bidi/>
-      </w:pPr>
-      <w:r>
-        <w:rPr>
-          <w:lang w:val="ar_AE" w:bidi="ar_AE"/>
-        </w:rPr>
-      </w:r>
-      <w:r>
-        <w:rPr>
+          <w:rtl/>
+          <w:cs/>
+          <w:lang w:val="ar_AE" w:bidi="ar_AE"/>
+        </w:rPr>
+      </w:r>
+    </w:p>
+    <w:p>
+      <w:pPr>
+        <w:bidi/>
+      </w:pPr>
+      <w:r>
+        <w:rPr>
+          <w:rtl/>
+          <w:cs/>
+          <w:lang w:val="ar_AE" w:bidi="ar_AE"/>
+        </w:rPr>
+      </w:r>
+      <w:r>
+        <w:rPr>
+          <w:rtl/>
+          <w:cs/>
           <w:lang w:val="ar_AE" w:bidi="ar_AE"/>
         </w:rPr>
         <w:t>قاد المكابيّون، الذين يعني اسمهم "المطارق"، ثورة ناجحة ضد أنطيوخوس الرابع بسبب اضطهاده لليهود. كان المكابيّون وذريتهم، المعروفون بالأسرة الحشمونية، قد حكموا يهوذا مدة قاربت على المئة عام. وقد أسهموا في تشكيل المجتمع اليهودي كما كان في زمن يسوع.</w:t>
@@ -1732,6 +2124,8 @@
       </w:pPr>
       <w:r>
         <w:rPr>
+          <w:rtl/>
+          <w:cs/>
           <w:lang w:val="ar_AE" w:bidi="ar_AE"/>
         </w:rPr>
         <w:t>ثورة المكابيين (166–142 قبل الميلاد)</w:t>
@@ -1743,11 +2137,15 @@
       </w:pPr>
       <w:r>
         <w:rPr>
-          <w:lang w:val="ar_AE" w:bidi="ar_AE"/>
-        </w:rPr>
-      </w:r>
-      <w:r>
-        <w:rPr>
+          <w:rtl/>
+          <w:cs/>
+          <w:lang w:val="ar_AE" w:bidi="ar_AE"/>
+        </w:rPr>
+      </w:r>
+      <w:r>
+        <w:rPr>
+          <w:rtl/>
+          <w:cs/>
           <w:lang w:val="ar_AE" w:bidi="ar_AE"/>
         </w:rPr>
         <w:t xml:space="preserve">في عام 167 قبل الميلاد، جعل أنطيوخوس الرابع ممارسة اليهودية جريمة عقوبتها الموت. امتثل كثيرون من اليهود، في حين قاوم آخرون بهدوء وفقدوا حياتهم. وسرعان ما بدأت مقاومة أكثر نشاطًا. عندما جاء مسؤول من أنطيوخوس الرابع إلى مودين لإجبار اليهود على تقديم ذبائح وثنية، همّ كاهن يدعى </w:t>
@@ -1755,12 +2153,16 @@
       <w:r>
         <w:rPr>
           <w:b/>
+          <w:rtl/>
+          <w:cs/>
           <w:lang w:val="ar_AE" w:bidi="ar_AE"/>
         </w:rPr>
         <w:t xml:space="preserve">متتيا بن يوحنا </w:t>
       </w:r>
       <w:r>
         <w:rPr>
+          <w:rtl/>
+          <w:cs/>
           <w:lang w:val="ar_AE" w:bidi="ar_AE"/>
         </w:rPr>
         <w:t>بقتله. ثم أعلن قائلًا: "كل من هو شغوف بشريعة موسى ويرغب في اتباع العهد، ليأتيَ معي!" (</w:t>
@@ -1768,12 +2170,16 @@
       <w:r>
         <w:rPr>
           <w:i/>
+          <w:rtl/>
+          <w:cs/>
           <w:lang w:val="ar_AE" w:bidi="ar_AE"/>
         </w:rPr>
         <w:t>1 المكابيين</w:t>
       </w:r>
       <w:r>
         <w:rPr>
+          <w:rtl/>
+          <w:cs/>
           <w:lang w:val="ar_AE" w:bidi="ar_AE"/>
         </w:rPr>
         <w:t xml:space="preserve"> 2:27). فهرب إلى الجبال مع أبنائه وبعض الأتباع.</w:t>
@@ -1785,18 +2191,24 @@
       </w:pPr>
       <w:r>
         <w:rPr>
+          <w:rtl/>
+          <w:cs/>
           <w:lang w:val="ar_AE" w:bidi="ar_AE"/>
         </w:rPr>
       </w:r>
       <w:r>
         <w:rPr>
           <w:b/>
+          <w:rtl/>
+          <w:cs/>
           <w:lang w:val="ar_AE" w:bidi="ar_AE"/>
         </w:rPr>
         <w:t>لكن سرعان ما توفي متتيا</w:t>
       </w:r>
       <w:r>
         <w:rPr>
+          <w:rtl/>
+          <w:cs/>
           <w:lang w:val="ar_AE" w:bidi="ar_AE"/>
         </w:rPr>
         <w:t>، الذي كان متقدمًا في العمر. قبل وفاته، عيّن ابنه يهوذا لقيادة الثورة. كان يهوذا قائدًا عسكريًا ماهرًا وملهمًا. تمكن هو وإخوته وأتباعهم من إحباط هجمات السلوقيين وهزيمتهم وحرروا معظم يهوذا. بعد السيطرة على أورشليم، طهّر يهوذا والمتمردون الهيكل وأعادوا ممارسة الذبائح اليومية، وهو ما سمح بإحياء العبادة من جديد. صار هذا الإصلاح وإعادة التكريس عيدًا يسمى عيد التكريس أو الأنوار (حانوكا-Hanukkah). لكن يهوذا تحت تأثير الثقافة اليونانية عارض تعيين رئيس كهنة. كما سعى إلى تحقيق مزيد من الحرية السياسية. هزم جيش السلوقيين الذي أُرسل لوقف الثورة، لكن الملك السلوقي رد بإرسال جيش أكبر بكثير. ثم غادر معظم رجال يهوذا فهجروا المدينة، وتوفي يهوذا في معركة إيلاسا في عام 160 قبل الميلاد.</w:t>
@@ -1808,11 +2220,15 @@
       </w:pPr>
       <w:r>
         <w:rPr>
-          <w:lang w:val="ar_AE" w:bidi="ar_AE"/>
-        </w:rPr>
-      </w:r>
-      <w:r>
-        <w:rPr>
+          <w:rtl/>
+          <w:cs/>
+          <w:lang w:val="ar_AE" w:bidi="ar_AE"/>
+        </w:rPr>
+      </w:r>
+      <w:r>
+        <w:rPr>
+          <w:rtl/>
+          <w:cs/>
           <w:lang w:val="ar_AE" w:bidi="ar_AE"/>
         </w:rPr>
         <w:t xml:space="preserve">بعد وفاة يهوذا، أعاد المكابيون تنظيم صفوفهم تحت قيادة شقيقه الأصغر يوناثان، الذي كان سياسيًا محنّكًا وقائدًا ماهرًا. على مدى السنوات القليلة التالية، استعاد المكابيون السيطرة على يهوذا. حصل يوناثان على منصب الكاهن الأعظم وشكّل تحالفًا مع رومَا. ومع ذلك، خدعه الجنرال السلوقي </w:t>
@@ -1820,12 +2236,16 @@
       <w:r>
         <w:rPr>
           <w:b/>
+          <w:rtl/>
+          <w:cs/>
           <w:lang w:val="ar_AE" w:bidi="ar_AE"/>
         </w:rPr>
         <w:t>ديودوتس تريفون</w:t>
       </w:r>
       <w:r>
         <w:rPr>
+          <w:rtl/>
+          <w:cs/>
           <w:lang w:val="ar_AE" w:bidi="ar_AE"/>
         </w:rPr>
         <w:t>، واحتجزه رهينة إلى أن قتله في عام 143 قبل الميلاد.</w:t>
@@ -1837,11 +2257,15 @@
       </w:pPr>
       <w:r>
         <w:rPr>
-          <w:lang w:val="ar_AE" w:bidi="ar_AE"/>
-        </w:rPr>
-      </w:r>
-      <w:r>
-        <w:rPr>
+          <w:rtl/>
+          <w:cs/>
+          <w:lang w:val="ar_AE" w:bidi="ar_AE"/>
+        </w:rPr>
+      </w:r>
+      <w:r>
+        <w:rPr>
+          <w:rtl/>
+          <w:cs/>
           <w:lang w:val="ar_AE" w:bidi="ar_AE"/>
         </w:rPr>
         <w:t>تولى سمعان، الأخ الآخر، قيادة المكابيين بعد يوناثان. في عام 142 قبل الميلاد، أبرم سمعان معاهدة مع الملك السلوقي ديمتريوس الثاني، مما جعل يهوذا دولة مستقلة. احتفظ سمعان بمنصب رئيس الكهنة، وجرى توريث هذا المنصب داخل عائلته. في عام 135 قبل الميلاد، قُتلَ على يد صهره.</w:t>
@@ -1854,6 +2278,8 @@
       </w:pPr>
       <w:r>
         <w:rPr>
+          <w:rtl/>
+          <w:cs/>
           <w:lang w:val="ar_AE" w:bidi="ar_AE"/>
         </w:rPr>
         <w:t>حُكم الحشمونيين (142–63 قبل الميلاد)</w:t>
@@ -1865,11 +2291,15 @@
       </w:pPr>
       <w:r>
         <w:rPr>
-          <w:lang w:val="ar_AE" w:bidi="ar_AE"/>
-        </w:rPr>
-      </w:r>
-      <w:r>
-        <w:rPr>
+          <w:rtl/>
+          <w:cs/>
+          <w:lang w:val="ar_AE" w:bidi="ar_AE"/>
+        </w:rPr>
+      </w:r>
+      <w:r>
+        <w:rPr>
+          <w:rtl/>
+          <w:cs/>
           <w:lang w:val="ar_AE" w:bidi="ar_AE"/>
         </w:rPr>
         <w:t xml:space="preserve">عندما أصبح سمعان ابن </w:t>
@@ -1877,12 +2307,16 @@
       <w:r>
         <w:rPr>
           <w:b/>
+          <w:rtl/>
+          <w:cs/>
           <w:lang w:val="ar_AE" w:bidi="ar_AE"/>
         </w:rPr>
         <w:t>متتيا</w:t>
       </w:r>
       <w:r>
         <w:rPr>
+          <w:rtl/>
+          <w:cs/>
           <w:lang w:val="ar_AE" w:bidi="ar_AE"/>
         </w:rPr>
         <w:t xml:space="preserve">، قائدًا لهم تحول المكابيون من متمردين إلى عائلة حاكمة تُعرف بالحشمونيين. سميت الحشمونيين نسبة إلى جَدّ </w:t>
@@ -1890,12 +2324,16 @@
       <w:r>
         <w:rPr>
           <w:b/>
+          <w:rtl/>
+          <w:cs/>
           <w:lang w:val="ar_AE" w:bidi="ar_AE"/>
         </w:rPr>
         <w:t>متتيا</w:t>
       </w:r>
       <w:r>
         <w:rPr>
+          <w:rtl/>
+          <w:cs/>
           <w:lang w:val="ar_AE" w:bidi="ar_AE"/>
         </w:rPr>
         <w:t xml:space="preserve"> الأكبر، أسمنيوس. وعائلة سمعان كانت قد حكمت يهوذا مدة تقارب المئة عام.</w:t>
@@ -1907,11 +2345,15 @@
       </w:pPr>
       <w:r>
         <w:rPr>
-          <w:lang w:val="ar_AE" w:bidi="ar_AE"/>
-        </w:rPr>
-      </w:r>
-      <w:r>
-        <w:rPr>
+          <w:rtl/>
+          <w:cs/>
+          <w:lang w:val="ar_AE" w:bidi="ar_AE"/>
+        </w:rPr>
+      </w:r>
+      <w:r>
+        <w:rPr>
+          <w:rtl/>
+          <w:cs/>
           <w:lang w:val="ar_AE" w:bidi="ar_AE"/>
         </w:rPr>
         <w:t xml:space="preserve">في هذه الحِقْبَة، تأثر القادة السياسيون اليهود بالثقافة اليونانية تأثرًا شديدًا. في الوقت ذاته، حظي الفريسيّون بشهرة واسعة وشعبية حيث سعوا للحفاظ على اليهودية التقليدية. والمجموعات الانفصالية المنشقّة مثل الأسينيين توارت تمامًا من المجتمع اليهودي. وقرب نهاية هذه الحِقْبَة، أدى صراع السلطة بين الشقيقين </w:t>
@@ -1919,12 +2361,16 @@
       <w:r>
         <w:rPr>
           <w:b/>
+          <w:rtl/>
+          <w:cs/>
           <w:lang w:val="ar_AE" w:bidi="ar_AE"/>
         </w:rPr>
         <w:t>أرسطوبولس وهيركانوس الثاني</w:t>
       </w:r>
       <w:r>
         <w:rPr>
+          <w:rtl/>
+          <w:cs/>
           <w:lang w:val="ar_AE" w:bidi="ar_AE"/>
         </w:rPr>
         <w:t xml:space="preserve"> إلى انعدام الاستقرار السياسي. فأتاح هذا الوضع لروما فرصة التدخل، وإحلال السلام، والسيطرة.</w:t>
@@ -1937,6 +2383,8 @@
       </w:pPr>
       <w:r>
         <w:rPr>
+          <w:rtl/>
+          <w:cs/>
           <w:lang w:val="ar_AE" w:bidi="ar_AE"/>
         </w:rPr>
         <w:t>الحكم الروماني (البداية في عام 63 قبل الميلاد)</w:t>
@@ -1948,32 +2396,42 @@
       </w:pPr>
       <w:r>
         <w:rPr>
-          <w:lang w:val="ar_AE" w:bidi="ar_AE"/>
-        </w:rPr>
-      </w:r>
-      <w:r>
-        <w:rPr>
+          <w:rtl/>
+          <w:cs/>
+          <w:lang w:val="ar_AE" w:bidi="ar_AE"/>
+        </w:rPr>
+      </w:r>
+      <w:r>
+        <w:rPr>
+          <w:rtl/>
+          <w:cs/>
           <w:lang w:val="ar_AE" w:bidi="ar_AE"/>
         </w:rPr>
         <w:t>في عام 63 قبل الميلاد، تقدم الجنرال الروماني بومبي نحو أورشليم، مما جعل يهوذا واحدة من المناطق التي تدفع الضرائب وتخضع لسيطرة الرومان. شهدت يهوذا بعد ذلك فترة من السلام النسبي. ومع نهاية حكم الحشمونيين، كان الشعب اليهودي ينتظر قائدًا دينيًا جديدًا وقويًا، وفي ذهنهم المسيّا الذي طال انتظاره.</w:t>
       </w:r>
       <w:r>
         <w:rPr>
-          <w:lang w:val="ar_AE" w:bidi="ar_AE"/>
-        </w:rPr>
-      </w:r>
-      <w:r>
-        <w:rPr>
-          <w:lang w:val="ar_AE" w:bidi="ar_AE"/>
-        </w:rPr>
-      </w:r>
-    </w:p>
-    <w:p>
-      <w:pPr>
-        <w:bidi/>
-      </w:pPr>
-      <w:r>
-        <w:rPr>
+          <w:rtl/>
+          <w:cs/>
+          <w:lang w:val="ar_AE" w:bidi="ar_AE"/>
+        </w:rPr>
+      </w:r>
+      <w:r>
+        <w:rPr>
+          <w:rtl/>
+          <w:cs/>
+          <w:lang w:val="ar_AE" w:bidi="ar_AE"/>
+        </w:rPr>
+      </w:r>
+    </w:p>
+    <w:p>
+      <w:pPr>
+        <w:bidi/>
+      </w:pPr>
+      <w:r>
+        <w:rPr>
+          <w:rtl/>
+          <w:cs/>
           <w:lang w:val="ar_AE" w:bidi="ar_AE"/>
         </w:rPr>
       </w:r>
@@ -1985,27 +2443,35 @@
       </w:pPr>
       <w:r>
         <w:rPr>
+          <w:rtl/>
+          <w:cs/>
           <w:lang w:val="ar_AE" w:bidi="ar_AE"/>
         </w:rPr>
         <w:t>الممالك الهيلينية</w:t>
       </w:r>
       <w:r>
         <w:rPr>
-          <w:lang w:val="ar_AE" w:bidi="ar_AE"/>
-        </w:rPr>
-      </w:r>
-    </w:p>
-    <w:p>
-      <w:pPr>
-        <w:bidi/>
-      </w:pPr>
-      <w:r>
-        <w:rPr>
-          <w:lang w:val="ar_AE" w:bidi="ar_AE"/>
-        </w:rPr>
-      </w:r>
-      <w:r>
-        <w:rPr>
+          <w:rtl/>
+          <w:cs/>
+          <w:lang w:val="ar_AE" w:bidi="ar_AE"/>
+        </w:rPr>
+      </w:r>
+    </w:p>
+    <w:p>
+      <w:pPr>
+        <w:bidi/>
+      </w:pPr>
+      <w:r>
+        <w:rPr>
+          <w:rtl/>
+          <w:cs/>
+          <w:lang w:val="ar_AE" w:bidi="ar_AE"/>
+        </w:rPr>
+      </w:r>
+      <w:r>
+        <w:rPr>
+          <w:rtl/>
+          <w:cs/>
           <w:lang w:val="ar_AE" w:bidi="ar_AE"/>
         </w:rPr>
         <w:t xml:space="preserve"> بعد وفاة الإسكندر الأكبر في عام 323 قبل الميلاد، حكم الملوك اليونانيون طيلة 300 عام الأراضي التي كان قد غزاها الإسكندر. في هذه الحِقْبَة، انتشرت أنماط وأساليب الحياة اليونانية ومعتقداتها وعاداتها في هذه الأراضي. يُطلق على انتشار الثقافة اليونانية هذه اسم الهيلينية. وهي ثقافة سمحت بنمو التثقيف والتعليم اليهودي واليوناني على حد سواء.</w:t>
@@ -2017,11 +2483,15 @@
       </w:pPr>
       <w:r>
         <w:rPr>
-          <w:lang w:val="ar_AE" w:bidi="ar_AE"/>
-        </w:rPr>
-      </w:r>
-      <w:r>
-        <w:rPr>
+          <w:rtl/>
+          <w:cs/>
+          <w:lang w:val="ar_AE" w:bidi="ar_AE"/>
+        </w:rPr>
+      </w:r>
+      <w:r>
+        <w:rPr>
+          <w:rtl/>
+          <w:cs/>
           <w:lang w:val="ar_AE" w:bidi="ar_AE"/>
         </w:rPr>
         <w:t xml:space="preserve">ومع ذلك، فقد تسببت هذه الثقافة في مشكلات للشعب اليهودي، إذ كانت العادات اليونانية غالبًا ما تتعارض مع المعتقدات اليهودية. ازدادت خطورة هذه المشكلات في عام 160 قبل الميلاد، حين حاول الحكام اليونانيون إجبار الشعب اليهودي على التخلي عن إيمانهم. ثم اختلطت لاحقًا الثقافة اليونانية مع الحُكم الروماني تمهيدًا لمجيء المسيّا (المختار من الله) مثلما تنبأ دانيال النبي تمامًا. ويصف عدد من نبوءات دانيآل تاريخ هذا العصر وصفًا دقيقًا (انظر </w:t>
@@ -2029,6 +2499,8 @@
       <w:hyperlink r:id="rId61">
         <w:r>
           <w:rPr>
+            <w:rtl/>
+            <w:cs/>
             <w:lang w:val="ar_AE" w:bidi="ar_AE"/>
           </w:rPr>
           <w:rPr>
@@ -2040,6 +2512,8 @@
       </w:hyperlink>
       <w:r>
         <w:rPr>
+          <w:rtl/>
+          <w:cs/>
           <w:lang w:val="ar_AE" w:bidi="ar_AE"/>
         </w:rPr>
         <w:t xml:space="preserve">؛ </w:t>
@@ -2047,6 +2521,8 @@
       <w:hyperlink r:id="rId62">
         <w:r>
           <w:rPr>
+            <w:rtl/>
+            <w:cs/>
             <w:lang w:val="ar_AE" w:bidi="ar_AE"/>
           </w:rPr>
           <w:rPr>
@@ -2058,6 +2534,8 @@
       </w:hyperlink>
       <w:r>
         <w:rPr>
+          <w:rtl/>
+          <w:cs/>
           <w:lang w:val="ar_AE" w:bidi="ar_AE"/>
         </w:rPr>
         <w:t xml:space="preserve">، </w:t>
@@ -2065,6 +2543,8 @@
       <w:hyperlink r:id="rId63">
         <w:r>
           <w:rPr>
+            <w:rtl/>
+            <w:cs/>
             <w:lang w:val="ar_AE" w:bidi="ar_AE"/>
           </w:rPr>
           <w:rPr>
@@ -2076,6 +2556,8 @@
       </w:hyperlink>
       <w:r>
         <w:rPr>
+          <w:rtl/>
+          <w:cs/>
           <w:lang w:val="ar_AE" w:bidi="ar_AE"/>
         </w:rPr>
         <w:t xml:space="preserve">؛ </w:t>
@@ -2083,6 +2565,8 @@
       <w:hyperlink r:id="rId64">
         <w:r>
           <w:rPr>
+            <w:rtl/>
+            <w:cs/>
             <w:lang w:val="ar_AE" w:bidi="ar_AE"/>
           </w:rPr>
           <w:rPr>
@@ -2094,6 +2578,8 @@
       </w:hyperlink>
       <w:r>
         <w:rPr>
+          <w:rtl/>
+          <w:cs/>
           <w:lang w:val="ar_AE" w:bidi="ar_AE"/>
         </w:rPr>
         <w:t>).</w:t>
@@ -2106,18 +2592,24 @@
       </w:pPr>
       <w:r>
         <w:rPr>
+          <w:rtl/>
+          <w:cs/>
           <w:lang w:val="ar_AE" w:bidi="ar_AE"/>
         </w:rPr>
         <w:t xml:space="preserve">خلفاء </w:t>
       </w:r>
       <w:r>
         <w:rPr>
+          <w:rtl/>
+          <w:cs/>
           <w:lang w:val="ar_AE" w:bidi="ar_AE"/>
         </w:rPr>
         <w:t xml:space="preserve">الإسكندر </w:t>
       </w:r>
       <w:r>
         <w:rPr>
+          <w:rtl/>
+          <w:cs/>
           <w:lang w:val="ar_AE" w:bidi="ar_AE"/>
         </w:rPr>
         <w:t>(</w:t>
@@ -2125,12 +2617,16 @@
       <w:r>
         <w:rPr>
           <w:i/>
+          <w:rtl/>
+          <w:cs/>
           <w:lang w:val="ar_AE" w:bidi="ar_AE"/>
         </w:rPr>
         <w:t>ديادوخوي</w:t>
       </w:r>
       <w:r>
         <w:rPr>
+          <w:rtl/>
+          <w:cs/>
           <w:lang w:val="ar_AE" w:bidi="ar_AE"/>
         </w:rPr>
         <w:t>), من 323 إلى 301 قبل الميلاد</w:t>
@@ -2142,11 +2638,15 @@
       </w:pPr>
       <w:r>
         <w:rPr>
-          <w:lang w:val="ar_AE" w:bidi="ar_AE"/>
-        </w:rPr>
-      </w:r>
-      <w:r>
-        <w:rPr>
+          <w:rtl/>
+          <w:cs/>
+          <w:lang w:val="ar_AE" w:bidi="ar_AE"/>
+        </w:rPr>
+      </w:r>
+      <w:r>
+        <w:rPr>
+          <w:rtl/>
+          <w:cs/>
           <w:lang w:val="ar_AE" w:bidi="ar_AE"/>
         </w:rPr>
         <w:t xml:space="preserve">بعد الموت المفاجئ للإسكندر في عام 323 قبل الميلاد، تنافس كبار القادة العسكريين على السلطة والحُكم. كان يُطلق على هؤلاء الجنرالات اسم </w:t>
@@ -2154,12 +2654,16 @@
       <w:r>
         <w:rPr>
           <w:i/>
+          <w:rtl/>
+          <w:cs/>
           <w:lang w:val="ar_AE" w:bidi="ar_AE"/>
         </w:rPr>
         <w:t>diadochoi</w:t>
       </w:r>
       <w:r>
         <w:rPr>
+          <w:rtl/>
+          <w:cs/>
           <w:lang w:val="ar_AE" w:bidi="ar_AE"/>
         </w:rPr>
         <w:t>، بمعنى "الخلفاء".</w:t>
@@ -2178,18 +2682,24 @@
       </w:pPr>
       <w:r>
         <w:rPr>
+          <w:rtl/>
+          <w:cs/>
           <w:lang w:val="ar_AE" w:bidi="ar_AE"/>
         </w:rPr>
       </w:r>
       <w:r>
         <w:rPr>
           <w:i/>
+          <w:rtl/>
+          <w:cs/>
           <w:lang w:val="ar_AE" w:bidi="ar_AE"/>
         </w:rPr>
         <w:t>بطليموس الأول</w:t>
       </w:r>
       <w:r>
         <w:rPr>
+          <w:rtl/>
+          <w:cs/>
           <w:lang w:val="ar_AE" w:bidi="ar_AE"/>
         </w:rPr>
         <w:t xml:space="preserve"> كان من أقوى وأكفأ الجنرالات المقدونيين للإسكندر الأكبر. تولى حُكم مصر في عام 323 قبل الميلاد، وهو العام الذي توفي فيه الإسكندر، واستمر في حُكم مصر بنجاح حتى وفاته في عام 285 قبل الميلاد.</w:t>
@@ -2204,18 +2714,24 @@
       </w:pPr>
       <w:r>
         <w:rPr>
+          <w:rtl/>
+          <w:cs/>
           <w:lang w:val="ar_AE" w:bidi="ar_AE"/>
         </w:rPr>
       </w:r>
       <w:r>
         <w:rPr>
           <w:i/>
+          <w:rtl/>
+          <w:cs/>
           <w:lang w:val="ar_AE" w:bidi="ar_AE"/>
         </w:rPr>
         <w:t>أنتيغونوس</w:t>
       </w:r>
       <w:r>
         <w:rPr>
+          <w:rtl/>
+          <w:cs/>
           <w:lang w:val="ar_AE" w:bidi="ar_AE"/>
         </w:rPr>
         <w:t xml:space="preserve"> كان جنرالًا بارزًا في جيش الإسكندر ووصيًا فاعلًا على معظم إمبراطورية الإسكندر. في عام 315 قبل الميلاد، غزا أنتيغونوس سوريا وفلسطين. ومع ذلك، لم تنجح محاولته لإعادة توحيد الإمبراطورية، ومات في المعركة عام 301 قبل الميلاد.</w:t>
@@ -2230,18 +2746,24 @@
       </w:pPr>
       <w:r>
         <w:rPr>
+          <w:rtl/>
+          <w:cs/>
           <w:lang w:val="ar_AE" w:bidi="ar_AE"/>
         </w:rPr>
       </w:r>
       <w:r>
         <w:rPr>
           <w:i/>
+          <w:rtl/>
+          <w:cs/>
           <w:lang w:val="ar_AE" w:bidi="ar_AE"/>
         </w:rPr>
         <w:t>سلوقس الأول،</w:t>
       </w:r>
       <w:r>
         <w:rPr>
+          <w:rtl/>
+          <w:cs/>
           <w:lang w:val="ar_AE" w:bidi="ar_AE"/>
         </w:rPr>
         <w:t xml:space="preserve"> أحد كبار جنرالات الإسكندر، أصبح حاكم بابل في عام 321 قبل الميلاد. وعندما علم بخطط أنتيغونوس لإعادة توحيد الإمبراطورية، طلب الحماية من بطليموس في مصر في عام 316 قبل الميلاد. بعد أن استعاد سلوقس الأول السيطرة على بابل في عام 315 قبل الميلاد وسوريا في عام 312 قبل الميلاد، استمر في الحكم حتى وفاته في عام 281 قبل الميلاد.</w:t>
@@ -2256,18 +2778,24 @@
       </w:pPr>
       <w:r>
         <w:rPr>
+          <w:rtl/>
+          <w:cs/>
           <w:lang w:val="ar_AE" w:bidi="ar_AE"/>
         </w:rPr>
       </w:r>
       <w:r>
         <w:rPr>
           <w:i/>
+          <w:rtl/>
+          <w:cs/>
           <w:lang w:val="ar_AE" w:bidi="ar_AE"/>
         </w:rPr>
         <w:t>ليسيماخوس</w:t>
       </w:r>
       <w:r>
         <w:rPr>
+          <w:rtl/>
+          <w:cs/>
           <w:lang w:val="ar_AE" w:bidi="ar_AE"/>
         </w:rPr>
         <w:t xml:space="preserve"> تولى حكم تراقيا وبيثينية (في آسيا الصغرى، تركيا الحديثة) بعد وفاة الإسكندر.</w:t>
@@ -2282,18 +2810,24 @@
       </w:pPr>
       <w:r>
         <w:rPr>
+          <w:rtl/>
+          <w:cs/>
           <w:lang w:val="ar_AE" w:bidi="ar_AE"/>
         </w:rPr>
       </w:r>
       <w:r>
         <w:rPr>
           <w:i/>
+          <w:rtl/>
+          <w:cs/>
           <w:lang w:val="ar_AE" w:bidi="ar_AE"/>
         </w:rPr>
         <w:t>كاساندر</w:t>
       </w:r>
       <w:r>
         <w:rPr>
+          <w:rtl/>
+          <w:cs/>
           <w:lang w:val="ar_AE" w:bidi="ar_AE"/>
         </w:rPr>
         <w:t xml:space="preserve"> شغل منصب حاكم مقدونيا حتى عام 294 قبل الميلاد. ثم تولى ديمتريوس الأول، ابن أنتيغونوس، السيطرة على مقدونيا وأخائية. أسس الأسرة الملكية الأنتيغونية، التي استمرت في الحكم حتى استيلاء الرومان على اليونان بعد </w:t>
@@ -2301,12 +2835,16 @@
       <w:r>
         <w:rPr>
           <w:b/>
+          <w:rtl/>
+          <w:cs/>
           <w:lang w:val="ar_AE" w:bidi="ar_AE"/>
         </w:rPr>
         <w:t xml:space="preserve">معْركة بَيدنا </w:t>
       </w:r>
       <w:r>
         <w:rPr>
+          <w:rtl/>
+          <w:cs/>
           <w:lang w:val="ar_AE" w:bidi="ar_AE"/>
         </w:rPr>
         <w:t>في عام 168 قبل الميلاد.</w:t>
@@ -2318,11 +2856,15 @@
       </w:pPr>
       <w:r>
         <w:rPr>
-          <w:lang w:val="ar_AE" w:bidi="ar_AE"/>
-        </w:rPr>
-      </w:r>
-      <w:r>
-        <w:rPr>
+          <w:rtl/>
+          <w:cs/>
+          <w:lang w:val="ar_AE" w:bidi="ar_AE"/>
+        </w:rPr>
+      </w:r>
+      <w:r>
+        <w:rPr>
+          <w:rtl/>
+          <w:cs/>
           <w:lang w:val="ar_AE" w:bidi="ar_AE"/>
         </w:rPr>
         <w:t>قُسِّمت إمبراطورية الإسكندر إلى أربع ممالك حكمها اليونانيون المقدونيون:</w:t>
@@ -2341,11 +2883,15 @@
       </w:pPr>
       <w:r>
         <w:rPr>
-          <w:lang w:val="ar_AE" w:bidi="ar_AE"/>
-        </w:rPr>
-      </w:r>
-      <w:r>
-        <w:rPr>
+          <w:rtl/>
+          <w:cs/>
+          <w:lang w:val="ar_AE" w:bidi="ar_AE"/>
+        </w:rPr>
+      </w:r>
+      <w:r>
+        <w:rPr>
+          <w:rtl/>
+          <w:cs/>
           <w:lang w:val="ar_AE" w:bidi="ar_AE"/>
         </w:rPr>
         <w:t>مصر</w:t>
@@ -2360,11 +2906,15 @@
       </w:pPr>
       <w:r>
         <w:rPr>
-          <w:lang w:val="ar_AE" w:bidi="ar_AE"/>
-        </w:rPr>
-      </w:r>
-      <w:r>
-        <w:rPr>
+          <w:rtl/>
+          <w:cs/>
+          <w:lang w:val="ar_AE" w:bidi="ar_AE"/>
+        </w:rPr>
+      </w:r>
+      <w:r>
+        <w:rPr>
+          <w:rtl/>
+          <w:cs/>
           <w:lang w:val="ar_AE" w:bidi="ar_AE"/>
         </w:rPr>
         <w:t>بابل وسوريا</w:t>
@@ -2379,11 +2929,15 @@
       </w:pPr>
       <w:r>
         <w:rPr>
-          <w:lang w:val="ar_AE" w:bidi="ar_AE"/>
-        </w:rPr>
-      </w:r>
-      <w:r>
-        <w:rPr>
+          <w:rtl/>
+          <w:cs/>
+          <w:lang w:val="ar_AE" w:bidi="ar_AE"/>
+        </w:rPr>
+      </w:r>
+      <w:r>
+        <w:rPr>
+          <w:rtl/>
+          <w:cs/>
           <w:lang w:val="ar_AE" w:bidi="ar_AE"/>
         </w:rPr>
         <w:t>مقدونيا وآخائية</w:t>
@@ -2398,11 +2952,15 @@
       </w:pPr>
       <w:r>
         <w:rPr>
-          <w:lang w:val="ar_AE" w:bidi="ar_AE"/>
-        </w:rPr>
-      </w:r>
-      <w:r>
-        <w:rPr>
+          <w:rtl/>
+          <w:cs/>
+          <w:lang w:val="ar_AE" w:bidi="ar_AE"/>
+        </w:rPr>
+      </w:r>
+      <w:r>
+        <w:rPr>
+          <w:rtl/>
+          <w:cs/>
           <w:lang w:val="ar_AE" w:bidi="ar_AE"/>
         </w:rPr>
         <w:t>أجزاء من آسيا الصّغرى (الأناضول)</w:t>
@@ -2414,11 +2972,15 @@
       </w:pPr>
       <w:r>
         <w:rPr>
-          <w:lang w:val="ar_AE" w:bidi="ar_AE"/>
-        </w:rPr>
-      </w:r>
-      <w:r>
-        <w:rPr>
+          <w:rtl/>
+          <w:cs/>
+          <w:lang w:val="ar_AE" w:bidi="ar_AE"/>
+        </w:rPr>
+      </w:r>
+      <w:r>
+        <w:rPr>
+          <w:rtl/>
+          <w:cs/>
           <w:lang w:val="ar_AE" w:bidi="ar_AE"/>
         </w:rPr>
         <w:t xml:space="preserve">في القرن الثالث قبل الميلاد، خاض البطالمة والسلوقيون حروبًا عديدة لأخذ فلسطين. </w:t>
@@ -2426,6 +2988,8 @@
       <w:hyperlink r:id="rId65">
         <w:r>
           <w:rPr>
+            <w:rtl/>
+            <w:cs/>
             <w:lang w:val="ar_AE" w:bidi="ar_AE"/>
           </w:rPr>
           <w:rPr>
@@ -2437,6 +3001,8 @@
       </w:hyperlink>
       <w:r>
         <w:rPr>
+          <w:rtl/>
+          <w:cs/>
           <w:lang w:val="ar_AE" w:bidi="ar_AE"/>
         </w:rPr>
         <w:t xml:space="preserve"> يصف هذا الصراع وصفُا دقيقًا.</w:t>
@@ -2449,6 +3015,8 @@
       </w:pPr>
       <w:r>
         <w:rPr>
+          <w:rtl/>
+          <w:cs/>
           <w:lang w:val="ar_AE" w:bidi="ar_AE"/>
         </w:rPr>
         <w:t>عصر البطالمة، من 323 إلى 30 قبل الميلاد</w:t>
@@ -2460,23 +3028,31 @@
       </w:pPr>
       <w:r>
         <w:rPr>
-          <w:lang w:val="ar_AE" w:bidi="ar_AE"/>
-        </w:rPr>
-      </w:r>
-      <w:r>
-        <w:rPr>
+          <w:rtl/>
+          <w:cs/>
+          <w:lang w:val="ar_AE" w:bidi="ar_AE"/>
+        </w:rPr>
+      </w:r>
+      <w:r>
+        <w:rPr>
+          <w:rtl/>
+          <w:cs/>
           <w:lang w:val="ar_AE" w:bidi="ar_AE"/>
         </w:rPr>
         <w:t>بطليموس الأول وذريته، المعروفون باسم "</w:t>
       </w:r>
       <w:r>
         <w:rPr>
+          <w:rtl/>
+          <w:cs/>
           <w:lang w:val="ar_AE" w:bidi="ar_AE"/>
         </w:rPr>
         <w:t>مَلِك الجَنُوب</w:t>
       </w:r>
       <w:r>
         <w:rPr>
+          <w:rtl/>
+          <w:cs/>
           <w:lang w:val="ar_AE" w:bidi="ar_AE"/>
         </w:rPr>
         <w:t xml:space="preserve">" في </w:t>
@@ -2484,6 +3060,8 @@
       <w:hyperlink r:id="rId65">
         <w:r>
           <w:rPr>
+            <w:rtl/>
+            <w:cs/>
             <w:lang w:val="ar_AE" w:bidi="ar_AE"/>
           </w:rPr>
           <w:rPr>
@@ -2495,6 +3073,8 @@
       </w:hyperlink>
       <w:r>
         <w:rPr>
+          <w:rtl/>
+          <w:cs/>
           <w:lang w:val="ar_AE" w:bidi="ar_AE"/>
         </w:rPr>
         <w:t>، حكموا مصر مدة تقارب ثلاثمائة عام. بعد أن سيطر بطليموس الأول على يهوذا في عام 319 قبل الميلاد، نقل بعض اليهود إلى الإسكندريّة. أصبحت هذه المدينة مجتمعًا يهوديًا كبيرًا ومهمًا ومركزًا للتعلم اليهودي واليوناني. في الإسكندريّة تحقق في هذا الوقت عمل التَّرْجَمَة السبعينية، وهي التَّرْجَمَة اليونانية للعهد القديم،. مع أنّ البطالمة كانوا يُعبدون باعتبارهم آلهة ونشروا الثقافة اليونانية في مصر، إلا أنهم كانوا متسامحين مع اليهود بوجه عام ويؤمنون بإله واحد. انتهت الأسرة البطلمية المالكة بوفاة كليوباترا السابعة عندما سيطر ٱلرّومانيّون على مصر في عام 30 قبل الميلاد.</w:t>
@@ -2507,6 +3087,8 @@
       </w:pPr>
       <w:r>
         <w:rPr>
+          <w:rtl/>
+          <w:cs/>
           <w:lang w:val="ar_AE" w:bidi="ar_AE"/>
         </w:rPr>
         <w:t>الإمبراطورية السلوقية، من 321 إلى 64 قبل الميلاد</w:t>
@@ -2518,23 +3100,31 @@
       </w:pPr>
       <w:r>
         <w:rPr>
-          <w:lang w:val="ar_AE" w:bidi="ar_AE"/>
-        </w:rPr>
-      </w:r>
-      <w:r>
-        <w:rPr>
+          <w:rtl/>
+          <w:cs/>
+          <w:lang w:val="ar_AE" w:bidi="ar_AE"/>
+        </w:rPr>
+      </w:r>
+      <w:r>
+        <w:rPr>
+          <w:rtl/>
+          <w:cs/>
           <w:lang w:val="ar_AE" w:bidi="ar_AE"/>
         </w:rPr>
         <w:t>سلوقس الأول وذريته (المعروفون باسم "</w:t>
       </w:r>
       <w:r>
         <w:rPr>
+          <w:rtl/>
+          <w:cs/>
           <w:lang w:val="ar_AE" w:bidi="ar_AE"/>
         </w:rPr>
         <w:t>مَلِك الشِّمَال</w:t>
       </w:r>
       <w:r>
         <w:rPr>
+          <w:rtl/>
+          <w:cs/>
           <w:lang w:val="ar_AE" w:bidi="ar_AE"/>
         </w:rPr>
         <w:t xml:space="preserve">" في </w:t>
@@ -2542,6 +3132,8 @@
       <w:hyperlink r:id="rId65">
         <w:r>
           <w:rPr>
+            <w:rtl/>
+            <w:cs/>
             <w:lang w:val="ar_AE" w:bidi="ar_AE"/>
           </w:rPr>
           <w:rPr>
@@ -2553,18 +3145,24 @@
       </w:hyperlink>
       <w:r>
         <w:rPr>
+          <w:rtl/>
+          <w:cs/>
           <w:lang w:val="ar_AE" w:bidi="ar_AE"/>
         </w:rPr>
         <w:t xml:space="preserve">) حكموا سوريا، وكذلك بابل لفترة من الوقت، حتى استولى الجنرال الروماني </w:t>
       </w:r>
       <w:r>
         <w:rPr>
+          <w:rtl/>
+          <w:cs/>
           <w:lang w:val="ar_AE" w:bidi="ar_AE"/>
         </w:rPr>
         <w:t xml:space="preserve">بومبيوس الكبير </w:t>
       </w:r>
       <w:r>
         <w:rPr>
+          <w:rtl/>
+          <w:cs/>
           <w:lang w:val="ar_AE" w:bidi="ar_AE"/>
         </w:rPr>
         <w:t>على سوريَا في عام 64 قبل الميلاد. نشر السلوقيون، مثل البطالمة، الثقافة اليونانية وعبادة الحُكام في أراضيهم باعتبارهم آلهة.لكنهم مقارنة بالبطالمة كانوا أقل تسامحًا مع رفض اليهود الانخراط معهم ثقافيًا.</w:t>
@@ -2576,23 +3174,31 @@
       </w:pPr>
       <w:r>
         <w:rPr>
-          <w:lang w:val="ar_AE" w:bidi="ar_AE"/>
-        </w:rPr>
-      </w:r>
-      <w:r>
-        <w:rPr>
+          <w:rtl/>
+          <w:cs/>
+          <w:lang w:val="ar_AE" w:bidi="ar_AE"/>
+        </w:rPr>
+      </w:r>
+      <w:r>
+        <w:rPr>
+          <w:rtl/>
+          <w:cs/>
           <w:lang w:val="ar_AE" w:bidi="ar_AE"/>
         </w:rPr>
         <w:t>بعد أن بسط الملك السلوقي أنطيوخوس الثالث نفوذه على يهوذا حوالي عام 200 قبل الميلاد، منح وظائف مهمة وسلطة لليهود الذين أدخلوا أنماط الحياة اليونانية، واتّبعوها في حياتهم الخاصة. أما أنطيوخوس الرابع، ابنه، فقد اضطهد اليهود اضطهادًا شديدًا. فكان يقتل الذين كانوا يلتزمون بالسبت، أو يحتفظون بنسخ من التوراة، أو يرفضون العبادة لدى مذبح زفس (الإله اليوناني الرئيسي) الذي أقامه في هيكل أورشليم. يرد ذكر هذا الحدث في دانيآل باعتباره "</w:t>
       </w:r>
       <w:r>
         <w:rPr>
+          <w:rtl/>
+          <w:cs/>
           <w:lang w:val="ar_AE" w:bidi="ar_AE"/>
         </w:rPr>
         <w:t>الرِّجْس المُخَرِّب</w:t>
       </w:r>
       <w:r>
         <w:rPr>
+          <w:rtl/>
+          <w:cs/>
           <w:lang w:val="ar_AE" w:bidi="ar_AE"/>
         </w:rPr>
         <w:t>" (</w:t>
@@ -2600,6 +3206,8 @@
       <w:hyperlink r:id="rId66">
         <w:r>
           <w:rPr>
+            <w:rtl/>
+            <w:cs/>
             <w:lang w:val="ar_AE" w:bidi="ar_AE"/>
           </w:rPr>
           <w:rPr>
@@ -2611,18 +3219,24 @@
       </w:hyperlink>
       <w:r>
         <w:rPr>
+          <w:rtl/>
+          <w:cs/>
           <w:lang w:val="ar_AE" w:bidi="ar_AE"/>
         </w:rPr>
         <w:t xml:space="preserve">). أفضى هذا الاضطهاد إلى ثورة الكاهن اليهودي </w:t>
       </w:r>
       <w:r>
         <w:rPr>
+          <w:rtl/>
+          <w:cs/>
           <w:lang w:val="ar_AE" w:bidi="ar_AE"/>
         </w:rPr>
         <w:t xml:space="preserve">متتيا بن ثاوفيلس </w:t>
       </w:r>
       <w:r>
         <w:rPr>
+          <w:rtl/>
+          <w:cs/>
           <w:lang w:val="ar_AE" w:bidi="ar_AE"/>
         </w:rPr>
         <w:t>وأبنائه. حصلت الدولة اليهودية على بعض الحرية، إذ استقلت بحكمها لنفسها مدة تقارب المئة عام تحت حكم أحفادهم، الحشمونيين.</w:t>
@@ -2634,12 +3248,16 @@
       </w:pPr>
       <w:r>
         <w:rPr>
+          <w:rtl/>
+          <w:cs/>
           <w:lang w:val="ar_AE" w:bidi="ar_AE"/>
         </w:rPr>
       </w:r>
       <w:r>
         <w:rPr>
           <w:u w:val="single"/>
+          <w:rtl/>
+          <w:cs/>
           <w:lang w:val="ar_AE" w:bidi="ar_AE"/>
         </w:rPr>
         <w:t>مقاطع كتابية لدراسة أعمق</w:t>
@@ -2651,12 +3269,16 @@
       </w:pPr>
       <w:r>
         <w:rPr>
+          <w:rtl/>
+          <w:cs/>
           <w:lang w:val="ar_AE" w:bidi="ar_AE"/>
         </w:rPr>
       </w:r>
       <w:hyperlink r:id="rId67">
         <w:r>
           <w:rPr>
+            <w:rtl/>
+            <w:cs/>
             <w:lang w:val="ar_AE" w:bidi="ar_AE"/>
           </w:rPr>
           <w:rPr>
@@ -2668,21 +3290,27 @@
       </w:hyperlink>
       <w:r>
         <w:rPr>
-          <w:lang w:val="ar_AE" w:bidi="ar_AE"/>
-        </w:rPr>
-      </w:r>
-      <w:r>
-        <w:rPr>
-          <w:lang w:val="ar_AE" w:bidi="ar_AE"/>
-        </w:rPr>
-      </w:r>
-    </w:p>
-    <w:p>
-      <w:pPr>
-        <w:bidi/>
-      </w:pPr>
-      <w:r>
-        <w:rPr>
+          <w:rtl/>
+          <w:cs/>
+          <w:lang w:val="ar_AE" w:bidi="ar_AE"/>
+        </w:rPr>
+      </w:r>
+      <w:r>
+        <w:rPr>
+          <w:rtl/>
+          <w:cs/>
+          <w:lang w:val="ar_AE" w:bidi="ar_AE"/>
+        </w:rPr>
+      </w:r>
+    </w:p>
+    <w:p>
+      <w:pPr>
+        <w:bidi/>
+      </w:pPr>
+      <w:r>
+        <w:rPr>
+          <w:rtl/>
+          <w:cs/>
           <w:lang w:val="ar_AE" w:bidi="ar_AE"/>
         </w:rPr>
       </w:r>
@@ -2694,12 +3322,16 @@
       </w:pPr>
       <w:r>
         <w:rPr>
+          <w:rtl/>
+          <w:cs/>
           <w:lang w:val="ar_AE" w:bidi="ar_AE"/>
         </w:rPr>
         <w:t>الميديون والفُرس</w:t>
       </w:r>
       <w:r>
         <w:rPr>
+          <w:rtl/>
+          <w:cs/>
           <w:lang w:val="ar_AE" w:bidi="ar_AE"/>
         </w:rPr>
       </w:r>
@@ -2711,6 +3343,8 @@
       </w:pPr>
       <w:r>
         <w:rPr>
+          <w:rtl/>
+          <w:cs/>
           <w:lang w:val="ar_AE" w:bidi="ar_AE"/>
         </w:rPr>
         <w:t>الميديون (حوالي 850–549 قبل الميلاد)</w:t>
@@ -2722,23 +3356,31 @@
       </w:pPr>
       <w:r>
         <w:rPr>
-          <w:lang w:val="ar_AE" w:bidi="ar_AE"/>
-        </w:rPr>
-      </w:r>
-      <w:r>
-        <w:rPr>
+          <w:rtl/>
+          <w:cs/>
+          <w:lang w:val="ar_AE" w:bidi="ar_AE"/>
+        </w:rPr>
+      </w:r>
+      <w:r>
+        <w:rPr>
+          <w:rtl/>
+          <w:cs/>
           <w:lang w:val="ar_AE" w:bidi="ar_AE"/>
         </w:rPr>
         <w:t>لم يترك الميديون الأوائل سجلات مكتوبة خلفهم. تشير نقوش شلمنأسر الثالث من أشور، الذي حكم من 858 إلى 824 قبل الميلاد، إلى أن الميديين استقروا في عاصمتهم إكباتان (أو هكمتانه-Ecbatana) بحلول منتصف القرن الثامن قبل الميلاد. تُعرف إكباتان</w:t>
       </w:r>
       <w:r>
         <w:rPr>
+          <w:rtl/>
+          <w:cs/>
           <w:lang w:val="ar_AE" w:bidi="ar_AE"/>
         </w:rPr>
         <w:t xml:space="preserve"> (أو </w:t>
       </w:r>
       <w:r>
         <w:rPr>
+          <w:rtl/>
+          <w:cs/>
           <w:lang w:val="ar_AE" w:bidi="ar_AE"/>
         </w:rPr>
         <w:t>هكمتانه)</w:t>
@@ -2746,12 +3388,16 @@
       <w:r>
         <w:rPr>
           <w:b/>
+          <w:rtl/>
+          <w:cs/>
           <w:lang w:val="ar_AE" w:bidi="ar_AE"/>
         </w:rPr>
         <w:t xml:space="preserve"> </w:t>
       </w:r>
       <w:r>
         <w:rPr>
+          <w:rtl/>
+          <w:cs/>
           <w:lang w:val="ar_AE" w:bidi="ar_AE"/>
         </w:rPr>
         <w:t xml:space="preserve">الآن باسم </w:t>
@@ -2759,6 +3405,8 @@
       <w:r>
         <w:rPr>
           <w:b/>
+          <w:rtl/>
+          <w:cs/>
           <w:lang w:val="ar_AE" w:bidi="ar_AE"/>
         </w:rPr>
         <w:t>هَمِدان</w:t>
@@ -2766,18 +3414,24 @@
       <w:r>
         <w:rPr>
           <w:b/>
+          <w:rtl/>
+          <w:cs/>
           <w:lang w:val="ar_AE" w:bidi="ar_AE"/>
         </w:rPr>
         <w:t xml:space="preserve"> </w:t>
       </w:r>
       <w:r>
         <w:rPr>
+          <w:rtl/>
+          <w:cs/>
           <w:lang w:val="ar_AE" w:bidi="ar_AE"/>
         </w:rPr>
         <w:t>"</w:t>
       </w:r>
       <w:r>
         <w:rPr>
+          <w:rtl/>
+          <w:cs/>
           <w:lang w:val="ar_AE" w:bidi="ar_AE"/>
         </w:rPr>
         <w:t>في إيران. اشتهر الميديون بتربية الخيول، ولذلك غزا شلمنأسر أراضيهم لسرقة كثير من الخيول الأصيلة لديهم . ظل الميديون تحت السيطرة الآشورية حتى أواخر القرن السابع قبل الميلاد، عندما أصبحوا مستقلين بينما كانت أشور تضعُف.</w:t>
@@ -2790,6 +3444,8 @@
       </w:pPr>
       <w:r>
         <w:rPr>
+          <w:rtl/>
+          <w:cs/>
           <w:lang w:val="ar_AE" w:bidi="ar_AE"/>
         </w:rPr>
         <w:t>الفرس (حوالي 700–549 قبل الميلاد)</w:t>
@@ -2801,11 +3457,15 @@
       </w:pPr>
       <w:r>
         <w:rPr>
-          <w:lang w:val="ar_AE" w:bidi="ar_AE"/>
-        </w:rPr>
-      </w:r>
-      <w:r>
-        <w:rPr>
+          <w:rtl/>
+          <w:cs/>
+          <w:lang w:val="ar_AE" w:bidi="ar_AE"/>
+        </w:rPr>
+      </w:r>
+      <w:r>
+        <w:rPr>
+          <w:rtl/>
+          <w:cs/>
           <w:lang w:val="ar_AE" w:bidi="ar_AE"/>
         </w:rPr>
         <w:t>حوالي عام 700 قبل الميلاد، أسس أخميني مملكة فارسية صغيرة، وحكم من حوالي 700 إلى 675 قبل الميلاد. حكم ابنه، تييسبس، من 675 إلى 640 قبل الميلاد تحت سيطرة الميديين الذين كانوا يحشدون القوات لإسقاط آشور ولإطاحة بها. ومع ذلك، فإن المشكلات التي واجهها الميديون لاحقًا حررت تييسبس من سيطرتهم. وقمبيز، الذي عاش من 600 إلى 559 قبل الميلاد، كان ابن كورش الأول وحفيد تييسبس. وقد تزوج من ابنة الملك الميدي، أستياجس. وابنهما، كورش الثاني، حكم فارس من 559 إلى 530 قبل الميلاد، بدءًا من عام 559 قبل الميلاد.</w:t>
@@ -2818,6 +3478,8 @@
       </w:pPr>
       <w:r>
         <w:rPr>
+          <w:rtl/>
+          <w:cs/>
           <w:lang w:val="ar_AE" w:bidi="ar_AE"/>
         </w:rPr>
         <w:t>إمبراطورية مادي وفارس (549–331 قبل الميلاد)</w:t>
@@ -2829,11 +3491,15 @@
       </w:pPr>
       <w:r>
         <w:rPr>
-          <w:lang w:val="ar_AE" w:bidi="ar_AE"/>
-        </w:rPr>
-      </w:r>
-      <w:r>
-        <w:rPr>
+          <w:rtl/>
+          <w:cs/>
+          <w:lang w:val="ar_AE" w:bidi="ar_AE"/>
+        </w:rPr>
+      </w:r>
+      <w:r>
+        <w:rPr>
+          <w:rtl/>
+          <w:cs/>
           <w:lang w:val="ar_AE" w:bidi="ar_AE"/>
         </w:rPr>
         <w:t xml:space="preserve">هزم كورش الثاني جده أستياجيس من مادي في عام 549 قبل الميلاد. أسس عاصمته في مادي واحتفظ بسجلاته هناك (انظر </w:t>
@@ -2841,6 +3507,8 @@
       <w:hyperlink r:id="rId68">
         <w:r>
           <w:rPr>
+            <w:rtl/>
+            <w:cs/>
             <w:lang w:val="ar_AE" w:bidi="ar_AE"/>
           </w:rPr>
           <w:rPr>
@@ -2852,6 +3520,8 @@
       </w:hyperlink>
       <w:r>
         <w:rPr>
+          <w:rtl/>
+          <w:cs/>
           <w:lang w:val="ar_AE" w:bidi="ar_AE"/>
         </w:rPr>
         <w:t>). بفضل والده الفارسي ووالدته الميدية، جسّد كورش الثاني اتحاد مادي وفارس.</w:t>
@@ -2863,11 +3533,15 @@
       </w:pPr>
       <w:r>
         <w:rPr>
-          <w:lang w:val="ar_AE" w:bidi="ar_AE"/>
-        </w:rPr>
-      </w:r>
-      <w:r>
-        <w:rPr>
+          <w:rtl/>
+          <w:cs/>
+          <w:lang w:val="ar_AE" w:bidi="ar_AE"/>
+        </w:rPr>
+      </w:r>
+      <w:r>
+        <w:rPr>
+          <w:rtl/>
+          <w:cs/>
           <w:lang w:val="ar_AE" w:bidi="ar_AE"/>
         </w:rPr>
         <w:t xml:space="preserve">أظهر كورش اللطف والكرم تجاه الأعداء المهزومين. وإذ كان قائدًا عسكريًا ماهرًا، غزا آسيا الصغرى، وهزم كرويسوس، ملك ليديا، وسيطر على المدن اليونانية في المنطقة. في عام 539 قبل الميلاد، استولى على بابل دون مقاومة تُذكر وسمح للمسبيين فيها بالعودة إلى ديارهم لإعادة بناء هيكلهم (انظر </w:t>
@@ -2875,6 +3549,8 @@
       <w:hyperlink r:id="rId69">
         <w:r>
           <w:rPr>
+            <w:rtl/>
+            <w:cs/>
             <w:lang w:val="ar_AE" w:bidi="ar_AE"/>
           </w:rPr>
           <w:rPr>
@@ -2886,6 +3562,8 @@
       </w:hyperlink>
       <w:r>
         <w:rPr>
+          <w:rtl/>
+          <w:cs/>
           <w:lang w:val="ar_AE" w:bidi="ar_AE"/>
         </w:rPr>
         <w:t>).</w:t>
@@ -2897,11 +3575,15 @@
       </w:pPr>
       <w:r>
         <w:rPr>
-          <w:lang w:val="ar_AE" w:bidi="ar_AE"/>
-        </w:rPr>
-      </w:r>
-      <w:r>
-        <w:rPr>
+          <w:rtl/>
+          <w:cs/>
+          <w:lang w:val="ar_AE" w:bidi="ar_AE"/>
+        </w:rPr>
+      </w:r>
+      <w:r>
+        <w:rPr>
+          <w:rtl/>
+          <w:cs/>
           <w:lang w:val="ar_AE" w:bidi="ar_AE"/>
         </w:rPr>
         <w:t>قمبيز الثاني، ابن كورش، غزا مصر وحكم من 529 إلى 522 قبل الميلاد. ومع ذلك، كادت الإمبراطورية أن تنهار عندما انتحر. ثم خلفه داريوس الأول، ابن هستاسبس، الذي كان حاكم بارثيا، وحكم من 521 إلى 486 قبل الميلاد. كان داريوس قائدًا نشيطًا وفعالًا، إذ أوقف الثورات الداخلية ونظم الإمبراطورية فقسّمها إلى عشرين مقاطعة.</w:t>
@@ -2913,11 +3595,15 @@
       </w:pPr>
       <w:r>
         <w:rPr>
-          <w:lang w:val="ar_AE" w:bidi="ar_AE"/>
-        </w:rPr>
-      </w:r>
-      <w:r>
-        <w:rPr>
+          <w:rtl/>
+          <w:cs/>
+          <w:lang w:val="ar_AE" w:bidi="ar_AE"/>
+        </w:rPr>
+      </w:r>
+      <w:r>
+        <w:rPr>
+          <w:rtl/>
+          <w:cs/>
           <w:lang w:val="ar_AE" w:bidi="ar_AE"/>
         </w:rPr>
         <w:t>كانت كل مقاطعة تحت حكم حاكم يُدعى ساتراب-مرزبان الحاكم الإقليمي أو "حامي المملكة." وكان المفتشون، المعروفون باسم "آذان الملك"، يراقبون تصرفات الساتراب-المرازبة. نقل داريوس العاصمة الرئيسية لفارس إلى برسيبوليس، حيث جرى بناء مُجمع قصر ضخم في النهاية. اتبع داريوس زرادشت وعبد أهورا مَزدا، الإله الرئيس للزرادشتية. كما أن زركسيس وأرتحششتا، الذين جاءا من بعده اتبعا هذا الدين.</w:t>
@@ -2929,11 +3615,15 @@
       </w:pPr>
       <w:r>
         <w:rPr>
-          <w:lang w:val="ar_AE" w:bidi="ar_AE"/>
-        </w:rPr>
-      </w:r>
-      <w:r>
-        <w:rPr>
+          <w:rtl/>
+          <w:cs/>
+          <w:lang w:val="ar_AE" w:bidi="ar_AE"/>
+        </w:rPr>
+      </w:r>
+      <w:r>
+        <w:rPr>
+          <w:rtl/>
+          <w:cs/>
           <w:lang w:val="ar_AE" w:bidi="ar_AE"/>
         </w:rPr>
         <w:t>في السنوات اللاحقة من حكم داريوس، هُزم على يد الإغريق في معركة ماراثون عام 491 قبل الميلاد.</w:t>
@@ -2945,11 +3635,15 @@
       </w:pPr>
       <w:r>
         <w:rPr>
-          <w:lang w:val="ar_AE" w:bidi="ar_AE"/>
-        </w:rPr>
-      </w:r>
-      <w:r>
-        <w:rPr>
+          <w:rtl/>
+          <w:cs/>
+          <w:lang w:val="ar_AE" w:bidi="ar_AE"/>
+        </w:rPr>
+      </w:r>
+      <w:r>
+        <w:rPr>
+          <w:rtl/>
+          <w:cs/>
           <w:lang w:val="ar_AE" w:bidi="ar_AE"/>
         </w:rPr>
         <w:t>ثم جاء ابن داريوس، خشايارشا، المعروف أيضًا باسم زركسيس في اليونانية وأحشويروش في العبرية ليكون خلفًا لأبيه. في أثناء حكم زركسيس من 486 إلى 465 قبل الميلاد، هزم اليونانيون الأسطول الفارسي في سلاميس عام 480 قبل الميلاد.</w:t>
@@ -2961,11 +3655,15 @@
       </w:pPr>
       <w:r>
         <w:rPr>
-          <w:lang w:val="ar_AE" w:bidi="ar_AE"/>
-        </w:rPr>
-      </w:r>
-      <w:r>
-        <w:rPr>
+          <w:rtl/>
+          <w:cs/>
+          <w:lang w:val="ar_AE" w:bidi="ar_AE"/>
+        </w:rPr>
+      </w:r>
+      <w:r>
+        <w:rPr>
+          <w:rtl/>
+          <w:cs/>
           <w:lang w:val="ar_AE" w:bidi="ar_AE"/>
         </w:rPr>
         <w:t>يُعزى الناس نهاية الإمبراطورية إلى جبن داريوس الثالث، الذي حكم من 336 إلى 330 قبل الميلاد. حيث هزم الإسكندر الأكبر جيوشه في إسوس عام 333 قبل الميلاد وأخيراً في غوغاميلا، بالقرب من (أربلا)-أربيل الحديثة، في عام 331 قبل الميلاد.</w:t>
@@ -2978,6 +3676,8 @@
       </w:pPr>
       <w:r>
         <w:rPr>
+          <w:rtl/>
+          <w:cs/>
           <w:lang w:val="ar_AE" w:bidi="ar_AE"/>
         </w:rPr>
         <w:t>فارس والكتاب المقدس</w:t>
@@ -2989,11 +3689,15 @@
       </w:pPr>
       <w:r>
         <w:rPr>
-          <w:lang w:val="ar_AE" w:bidi="ar_AE"/>
-        </w:rPr>
-      </w:r>
-      <w:r>
-        <w:rPr>
+          <w:rtl/>
+          <w:cs/>
+          <w:lang w:val="ar_AE" w:bidi="ar_AE"/>
+        </w:rPr>
+      </w:r>
+      <w:r>
+        <w:rPr>
+          <w:rtl/>
+          <w:cs/>
           <w:lang w:val="ar_AE" w:bidi="ar_AE"/>
         </w:rPr>
         <w:t xml:space="preserve">يرد أول ذكر لفارس في تاريخ إسرائيل في </w:t>
@@ -3001,6 +3705,8 @@
       <w:hyperlink r:id="rId70">
         <w:r>
           <w:rPr>
+            <w:rtl/>
+            <w:cs/>
             <w:lang w:val="ar_AE" w:bidi="ar_AE"/>
           </w:rPr>
           <w:rPr>
@@ -3012,6 +3718,8 @@
       </w:hyperlink>
       <w:r>
         <w:rPr>
+          <w:rtl/>
+          <w:cs/>
           <w:lang w:val="ar_AE" w:bidi="ar_AE"/>
         </w:rPr>
         <w:t>. هذه النبوة أُعطيت لإشعياء قبل أكثر من 150 عامًا من استيلاء كورش على بابل وسماحه لليهود المسبيين هناك بالعودة إلى أورشليم. تظهر إشارات أخرى لفارس في تاريخ العهد القديم لاحقًا، في أسفار عزرا، ونحميا، وأستير، وفي كتابات الأنبياء في أثناء السبي وبعده، مثل أسفار دانيال، وصفنيا، وحجّي. تصف هذه الأسفار الكتابية فارس حاكمًا صارمًا، لكنه كان أكثر الحكام لطفًا، إذ سمح لليهود بالحكم الذاتي لأنفسهم، والعبادة بحرية. ومع ذلك، كانت الجماعة اليهودية تتذكر دائمًا أنهم تحت حكم أجنبي.</w:t>
@@ -3023,12 +3731,16 @@
       </w:pPr>
       <w:r>
         <w:rPr>
+          <w:rtl/>
+          <w:cs/>
           <w:lang w:val="ar_AE" w:bidi="ar_AE"/>
         </w:rPr>
       </w:r>
       <w:r>
         <w:rPr>
           <w:u w:val="single"/>
+          <w:rtl/>
+          <w:cs/>
           <w:lang w:val="ar_AE" w:bidi="ar_AE"/>
         </w:rPr>
         <w:t>مقاطع كتابية لدراسة أعمق</w:t>
@@ -3040,12 +3752,16 @@
       </w:pPr>
       <w:r>
         <w:rPr>
+          <w:rtl/>
+          <w:cs/>
           <w:lang w:val="ar_AE" w:bidi="ar_AE"/>
         </w:rPr>
       </w:r>
       <w:hyperlink r:id="rId71">
         <w:r>
           <w:rPr>
+            <w:rtl/>
+            <w:cs/>
             <w:lang w:val="ar_AE" w:bidi="ar_AE"/>
           </w:rPr>
           <w:rPr>
@@ -3057,27 +3773,35 @@
       </w:hyperlink>
       <w:r>
         <w:rPr>
+          <w:rtl/>
+          <w:cs/>
           <w:lang w:val="ar_AE" w:bidi="ar_AE"/>
         </w:rPr>
         <w:t>.</w:t>
       </w:r>
       <w:r>
         <w:rPr>
-          <w:lang w:val="ar_AE" w:bidi="ar_AE"/>
-        </w:rPr>
-      </w:r>
-      <w:r>
-        <w:rPr>
-          <w:lang w:val="ar_AE" w:bidi="ar_AE"/>
-        </w:rPr>
-      </w:r>
-    </w:p>
-    <w:p>
-      <w:pPr>
-        <w:bidi/>
-      </w:pPr>
-      <w:r>
-        <w:rPr>
+          <w:rtl/>
+          <w:cs/>
+          <w:lang w:val="ar_AE" w:bidi="ar_AE"/>
+        </w:rPr>
+      </w:r>
+      <w:r>
+        <w:rPr>
+          <w:rtl/>
+          <w:cs/>
+          <w:lang w:val="ar_AE" w:bidi="ar_AE"/>
+        </w:rPr>
+      </w:r>
+    </w:p>
+    <w:p>
+      <w:pPr>
+        <w:bidi/>
+      </w:pPr>
+      <w:r>
+        <w:rPr>
+          <w:rtl/>
+          <w:cs/>
           <w:lang w:val="ar_AE" w:bidi="ar_AE"/>
         </w:rPr>
       </w:r>
@@ -3089,27 +3813,35 @@
       </w:pPr>
       <w:r>
         <w:rPr>
+          <w:rtl/>
+          <w:cs/>
           <w:lang w:val="ar_AE" w:bidi="ar_AE"/>
         </w:rPr>
         <w:t>متى (لاوي)</w:t>
       </w:r>
       <w:r>
         <w:rPr>
-          <w:lang w:val="ar_AE" w:bidi="ar_AE"/>
-        </w:rPr>
-      </w:r>
-    </w:p>
-    <w:p>
-      <w:pPr>
-        <w:bidi/>
-      </w:pPr>
-      <w:r>
-        <w:rPr>
-          <w:lang w:val="ar_AE" w:bidi="ar_AE"/>
-        </w:rPr>
-      </w:r>
-      <w:r>
-        <w:rPr>
+          <w:rtl/>
+          <w:cs/>
+          <w:lang w:val="ar_AE" w:bidi="ar_AE"/>
+        </w:rPr>
+      </w:r>
+    </w:p>
+    <w:p>
+      <w:pPr>
+        <w:bidi/>
+      </w:pPr>
+      <w:r>
+        <w:rPr>
+          <w:rtl/>
+          <w:cs/>
+          <w:lang w:val="ar_AE" w:bidi="ar_AE"/>
+        </w:rPr>
+      </w:r>
+      <w:r>
+        <w:rPr>
+          <w:rtl/>
+          <w:cs/>
           <w:lang w:val="ar_AE" w:bidi="ar_AE"/>
         </w:rPr>
         <w:t>عمل متّى في وظيفة جابي ضرائب للرومان، ثم أصبح فيمَا بعد واحدًا من أقرب تلاميذ يسوع الاثني عشر المعروفين بالرسل. وتشير التقاليد المبكرة إلى أنه كتب إنجيل متّى.</w:t>
@@ -3121,11 +3853,15 @@
       </w:pPr>
       <w:r>
         <w:rPr>
-          <w:lang w:val="ar_AE" w:bidi="ar_AE"/>
-        </w:rPr>
-      </w:r>
-      <w:r>
-        <w:rPr>
+          <w:rtl/>
+          <w:cs/>
+          <w:lang w:val="ar_AE" w:bidi="ar_AE"/>
+        </w:rPr>
+      </w:r>
+      <w:r>
+        <w:rPr>
+          <w:rtl/>
+          <w:cs/>
           <w:lang w:val="ar_AE" w:bidi="ar_AE"/>
         </w:rPr>
         <w:t>يرد ذكر متّى في جميع قوائم الرسل (</w:t>
@@ -3133,6 +3869,8 @@
       <w:hyperlink r:id="rId72">
         <w:r>
           <w:rPr>
+            <w:rtl/>
+            <w:cs/>
             <w:lang w:val="ar_AE" w:bidi="ar_AE"/>
           </w:rPr>
           <w:rPr>
@@ -3144,6 +3882,8 @@
       </w:hyperlink>
       <w:r>
         <w:rPr>
+          <w:rtl/>
+          <w:cs/>
           <w:lang w:val="ar_AE" w:bidi="ar_AE"/>
         </w:rPr>
         <w:t xml:space="preserve">؛ </w:t>
@@ -3151,6 +3891,8 @@
       <w:hyperlink r:id="rId73">
         <w:r>
           <w:rPr>
+            <w:rtl/>
+            <w:cs/>
             <w:lang w:val="ar_AE" w:bidi="ar_AE"/>
           </w:rPr>
           <w:rPr>
@@ -3162,6 +3904,8 @@
       </w:hyperlink>
       <w:r>
         <w:rPr>
+          <w:rtl/>
+          <w:cs/>
           <w:lang w:val="ar_AE" w:bidi="ar_AE"/>
         </w:rPr>
         <w:t xml:space="preserve">؛ </w:t>
@@ -3169,6 +3913,8 @@
       <w:hyperlink r:id="rId74">
         <w:r>
           <w:rPr>
+            <w:rtl/>
+            <w:cs/>
             <w:lang w:val="ar_AE" w:bidi="ar_AE"/>
           </w:rPr>
           <w:rPr>
@@ -3180,6 +3926,8 @@
       </w:hyperlink>
       <w:r>
         <w:rPr>
+          <w:rtl/>
+          <w:cs/>
           <w:lang w:val="ar_AE" w:bidi="ar_AE"/>
         </w:rPr>
         <w:t xml:space="preserve">؛ </w:t>
@@ -3187,6 +3935,8 @@
       <w:hyperlink r:id="rId75">
         <w:r>
           <w:rPr>
+            <w:rtl/>
+            <w:cs/>
             <w:lang w:val="ar_AE" w:bidi="ar_AE"/>
           </w:rPr>
           <w:rPr>
@@ -3198,18 +3948,24 @@
       </w:hyperlink>
       <w:r>
         <w:rPr>
+          <w:rtl/>
+          <w:cs/>
           <w:lang w:val="ar_AE" w:bidi="ar_AE"/>
         </w:rPr>
         <w:t xml:space="preserve">). ومع ذلك، يُشار إليه في مناسبتين عند دعوة يسوع له، باسم </w:t>
       </w:r>
       <w:r>
         <w:rPr>
+          <w:rtl/>
+          <w:cs/>
           <w:lang w:val="ar_AE" w:bidi="ar_AE"/>
         </w:rPr>
         <w:t>لَاوِيَ بْنَ حَلْفَى</w:t>
       </w:r>
       <w:r>
         <w:rPr>
+          <w:rtl/>
+          <w:cs/>
           <w:lang w:val="ar_AE" w:bidi="ar_AE"/>
         </w:rPr>
         <w:t>، وهو اسمه الآخر (</w:t>
@@ -3217,6 +3973,8 @@
       <w:hyperlink r:id="rId76">
         <w:r>
           <w:rPr>
+            <w:rtl/>
+            <w:cs/>
             <w:lang w:val="ar_AE" w:bidi="ar_AE"/>
           </w:rPr>
           <w:rPr>
@@ -3228,6 +3986,8 @@
       </w:hyperlink>
       <w:r>
         <w:rPr>
+          <w:rtl/>
+          <w:cs/>
           <w:lang w:val="ar_AE" w:bidi="ar_AE"/>
         </w:rPr>
         <w:t xml:space="preserve">؛ </w:t>
@@ -3235,6 +3995,8 @@
       <w:hyperlink r:id="rId77">
         <w:r>
           <w:rPr>
+            <w:rtl/>
+            <w:cs/>
             <w:lang w:val="ar_AE" w:bidi="ar_AE"/>
           </w:rPr>
           <w:rPr>
@@ -3246,6 +4008,8 @@
       </w:hyperlink>
       <w:r>
         <w:rPr>
+          <w:rtl/>
+          <w:cs/>
           <w:lang w:val="ar_AE" w:bidi="ar_AE"/>
         </w:rPr>
         <w:t xml:space="preserve">؛ قارن </w:t>
@@ -3253,6 +4017,8 @@
       <w:hyperlink r:id="rId78">
         <w:r>
           <w:rPr>
+            <w:rtl/>
+            <w:cs/>
             <w:lang w:val="ar_AE" w:bidi="ar_AE"/>
           </w:rPr>
           <w:rPr>
@@ -3264,6 +4030,8 @@
       </w:hyperlink>
       <w:r>
         <w:rPr>
+          <w:rtl/>
+          <w:cs/>
           <w:lang w:val="ar_AE" w:bidi="ar_AE"/>
         </w:rPr>
         <w:t>). كان والده يُدعى حَلْفَى (</w:t>
@@ -3271,6 +4039,8 @@
       <w:hyperlink r:id="rId79">
         <w:r>
           <w:rPr>
+            <w:rtl/>
+            <w:cs/>
             <w:lang w:val="ar_AE" w:bidi="ar_AE"/>
           </w:rPr>
           <w:rPr>
@@ -3282,6 +4052,8 @@
       </w:hyperlink>
       <w:r>
         <w:rPr>
+          <w:rtl/>
+          <w:cs/>
           <w:lang w:val="ar_AE" w:bidi="ar_AE"/>
         </w:rPr>
         <w:t>). ولا نعرف إن كان هو شقيق يعقوب، ابن حَلْفَى، إذ لم يُذكر أنهما شقيقان في قوائم الرسل (كما هو الحال مع ثنائيات الأشقاء الآخرين).</w:t>
@@ -3293,11 +4065,15 @@
       </w:pPr>
       <w:r>
         <w:rPr>
-          <w:lang w:val="ar_AE" w:bidi="ar_AE"/>
-        </w:rPr>
-      </w:r>
-      <w:r>
-        <w:rPr>
+          <w:rtl/>
+          <w:cs/>
+          <w:lang w:val="ar_AE" w:bidi="ar_AE"/>
+        </w:rPr>
+      </w:r>
+      <w:r>
+        <w:rPr>
+          <w:rtl/>
+          <w:cs/>
           <w:lang w:val="ar_AE" w:bidi="ar_AE"/>
         </w:rPr>
         <w:t>كان اليهود يُنظرون إلى اليهودي الذي يجمع الضرائب لصالح الرومان على أنه من الخطاة. كانوا هذؤلا الجُباة يصنعون ثروة بالعمل لمصلحة قوات الاحتلال وممارسة الابتزاز القانوني. إن اختيار يسوع لجابي ضرائب ليكون واحدًا من تلاميذه كان أمرًا في غاية الأهمية. عندما انتقد الفريسيون يسوع لقبوله دعوة متّى للعشاء وتناوله الطعام مع جباة الضرائب والخطاة الآخرين، استخدم يسوع تلك اللحظة ليعلّمهم عن الرحمة. وأكد أنه جاء من أجل الخطاة، وليس لمن يظنون في أنفسهم أنهم أبرار (</w:t>
@@ -3305,6 +4081,8 @@
       <w:hyperlink r:id="rId80">
         <w:r>
           <w:rPr>
+            <w:rtl/>
+            <w:cs/>
             <w:lang w:val="ar_AE" w:bidi="ar_AE"/>
           </w:rPr>
           <w:rPr>
@@ -3316,6 +4094,8 @@
       </w:hyperlink>
       <w:r>
         <w:rPr>
+          <w:rtl/>
+          <w:cs/>
           <w:lang w:val="ar_AE" w:bidi="ar_AE"/>
         </w:rPr>
         <w:t xml:space="preserve">؛ </w:t>
@@ -3323,6 +4103,8 @@
       <w:hyperlink r:id="rId81">
         <w:r>
           <w:rPr>
+            <w:rtl/>
+            <w:cs/>
             <w:lang w:val="ar_AE" w:bidi="ar_AE"/>
           </w:rPr>
           <w:rPr>
@@ -3334,6 +4116,8 @@
       </w:hyperlink>
       <w:r>
         <w:rPr>
+          <w:rtl/>
+          <w:cs/>
           <w:lang w:val="ar_AE" w:bidi="ar_AE"/>
         </w:rPr>
         <w:t xml:space="preserve">؛ </w:t>
@@ -3341,6 +4125,8 @@
       <w:hyperlink r:id="rId82">
         <w:r>
           <w:rPr>
+            <w:rtl/>
+            <w:cs/>
             <w:lang w:val="ar_AE" w:bidi="ar_AE"/>
           </w:rPr>
           <w:rPr>
@@ -3352,6 +4138,8 @@
       </w:hyperlink>
       <w:r>
         <w:rPr>
+          <w:rtl/>
+          <w:cs/>
           <w:lang w:val="ar_AE" w:bidi="ar_AE"/>
         </w:rPr>
         <w:t>). تجاوب متّى على الفور مع دعوة يسوع له تاركًا كل شيء خلفه (</w:t>
@@ -3359,6 +4147,8 @@
       <w:hyperlink r:id="rId83">
         <w:r>
           <w:rPr>
+            <w:rtl/>
+            <w:cs/>
             <w:lang w:val="ar_AE" w:bidi="ar_AE"/>
           </w:rPr>
           <w:rPr>
@@ -3370,6 +4160,8 @@
       </w:hyperlink>
       <w:r>
         <w:rPr>
+          <w:rtl/>
+          <w:cs/>
           <w:lang w:val="ar_AE" w:bidi="ar_AE"/>
         </w:rPr>
         <w:t>). وهذا يعني أنه لم يَعُد مجددًا إلى جمع الضرائب أو حياته القديمة.</w:t>
@@ -3381,11 +4173,15 @@
       </w:pPr>
       <w:r>
         <w:rPr>
-          <w:lang w:val="ar_AE" w:bidi="ar_AE"/>
-        </w:rPr>
-      </w:r>
-      <w:r>
-        <w:rPr>
+          <w:rtl/>
+          <w:cs/>
+          <w:lang w:val="ar_AE" w:bidi="ar_AE"/>
+        </w:rPr>
+      </w:r>
+      <w:r>
+        <w:rPr>
+          <w:rtl/>
+          <w:cs/>
           <w:lang w:val="ar_AE" w:bidi="ar_AE"/>
         </w:rPr>
         <w:t xml:space="preserve">إنجيل متّى كُتب لليهود ويقدم منظورًا يهوديًا لحياة يسوع وتعاليمه. يتضمن موضوعات مهمة لمن لديه خلفية يهودية. انتشر هذا الإنجيل انتشارًا واسعًا في الكنيسة المبكرة، وربما يكون هذا هو السبب في ظهوره أولًا في العهد الجديد. </w:t>
@@ -3397,12 +4193,16 @@
       </w:pPr>
       <w:r>
         <w:rPr>
+          <w:rtl/>
+          <w:cs/>
           <w:lang w:val="ar_AE" w:bidi="ar_AE"/>
         </w:rPr>
       </w:r>
       <w:r>
         <w:rPr>
           <w:u w:val="single"/>
+          <w:rtl/>
+          <w:cs/>
           <w:lang w:val="ar_AE" w:bidi="ar_AE"/>
         </w:rPr>
         <w:t>مقاطع كتابية لدراسة أعمق</w:t>
@@ -3414,12 +4214,16 @@
       </w:pPr>
       <w:r>
         <w:rPr>
+          <w:rtl/>
+          <w:cs/>
           <w:lang w:val="ar_AE" w:bidi="ar_AE"/>
         </w:rPr>
       </w:r>
       <w:hyperlink r:id="rId78">
         <w:r>
           <w:rPr>
+            <w:rtl/>
+            <w:cs/>
             <w:lang w:val="ar_AE" w:bidi="ar_AE"/>
           </w:rPr>
           <w:rPr>
@@ -3431,6 +4235,8 @@
       </w:hyperlink>
       <w:r>
         <w:rPr>
+          <w:rtl/>
+          <w:cs/>
           <w:lang w:val="ar_AE" w:bidi="ar_AE"/>
         </w:rPr>
         <w:t xml:space="preserve">؛ </w:t>
@@ -3438,6 +4244,8 @@
       <w:hyperlink r:id="rId72">
         <w:r>
           <w:rPr>
+            <w:rtl/>
+            <w:cs/>
             <w:lang w:val="ar_AE" w:bidi="ar_AE"/>
           </w:rPr>
           <w:rPr>
@@ -3449,6 +4257,8 @@
       </w:hyperlink>
       <w:r>
         <w:rPr>
+          <w:rtl/>
+          <w:cs/>
           <w:lang w:val="ar_AE" w:bidi="ar_AE"/>
         </w:rPr>
         <w:t xml:space="preserve">؛ </w:t>
@@ -3456,6 +4266,8 @@
       <w:hyperlink r:id="rId76">
         <w:r>
           <w:rPr>
+            <w:rtl/>
+            <w:cs/>
             <w:lang w:val="ar_AE" w:bidi="ar_AE"/>
           </w:rPr>
           <w:rPr>
@@ -3467,6 +4279,8 @@
       </w:hyperlink>
       <w:r>
         <w:rPr>
+          <w:rtl/>
+          <w:cs/>
           <w:lang w:val="ar_AE" w:bidi="ar_AE"/>
         </w:rPr>
         <w:t xml:space="preserve">؛ </w:t>
@@ -3474,6 +4288,8 @@
       <w:hyperlink r:id="rId73">
         <w:r>
           <w:rPr>
+            <w:rtl/>
+            <w:cs/>
             <w:lang w:val="ar_AE" w:bidi="ar_AE"/>
           </w:rPr>
           <w:rPr>
@@ -3485,6 +4301,8 @@
       </w:hyperlink>
       <w:r>
         <w:rPr>
+          <w:rtl/>
+          <w:cs/>
           <w:lang w:val="ar_AE" w:bidi="ar_AE"/>
         </w:rPr>
         <w:t xml:space="preserve">؛ </w:t>
@@ -3492,6 +4310,8 @@
       <w:hyperlink r:id="rId77">
         <w:r>
           <w:rPr>
+            <w:rtl/>
+            <w:cs/>
             <w:lang w:val="ar_AE" w:bidi="ar_AE"/>
           </w:rPr>
           <w:rPr>
@@ -3503,6 +4323,8 @@
       </w:hyperlink>
       <w:r>
         <w:rPr>
+          <w:rtl/>
+          <w:cs/>
           <w:lang w:val="ar_AE" w:bidi="ar_AE"/>
         </w:rPr>
         <w:t xml:space="preserve">؛ </w:t>
@@ -3510,6 +4332,8 @@
       <w:hyperlink r:id="rId74">
         <w:r>
           <w:rPr>
+            <w:rtl/>
+            <w:cs/>
             <w:lang w:val="ar_AE" w:bidi="ar_AE"/>
           </w:rPr>
           <w:rPr>
@@ -3521,6 +4345,8 @@
       </w:hyperlink>
       <w:r>
         <w:rPr>
+          <w:rtl/>
+          <w:cs/>
           <w:lang w:val="ar_AE" w:bidi="ar_AE"/>
         </w:rPr>
         <w:t xml:space="preserve">؛ </w:t>
@@ -3528,6 +4354,8 @@
       <w:hyperlink r:id="rId75">
         <w:r>
           <w:rPr>
+            <w:rtl/>
+            <w:cs/>
             <w:lang w:val="ar_AE" w:bidi="ar_AE"/>
           </w:rPr>
           <w:rPr>
@@ -3539,27 +4367,35 @@
       </w:hyperlink>
       <w:r>
         <w:rPr>
+          <w:rtl/>
+          <w:cs/>
           <w:lang w:val="ar_AE" w:bidi="ar_AE"/>
         </w:rPr>
         <w:t>.</w:t>
       </w:r>
       <w:r>
         <w:rPr>
-          <w:lang w:val="ar_AE" w:bidi="ar_AE"/>
-        </w:rPr>
-      </w:r>
-      <w:r>
-        <w:rPr>
-          <w:lang w:val="ar_AE" w:bidi="ar_AE"/>
-        </w:rPr>
-      </w:r>
-    </w:p>
-    <w:p>
-      <w:pPr>
-        <w:bidi/>
-      </w:pPr>
-      <w:r>
-        <w:rPr>
+          <w:rtl/>
+          <w:cs/>
+          <w:lang w:val="ar_AE" w:bidi="ar_AE"/>
+        </w:rPr>
+      </w:r>
+      <w:r>
+        <w:rPr>
+          <w:rtl/>
+          <w:cs/>
+          <w:lang w:val="ar_AE" w:bidi="ar_AE"/>
+        </w:rPr>
+      </w:r>
+    </w:p>
+    <w:p>
+      <w:pPr>
+        <w:bidi/>
+      </w:pPr>
+      <w:r>
+        <w:rPr>
+          <w:rtl/>
+          <w:cs/>
           <w:lang w:val="ar_AE" w:bidi="ar_AE"/>
         </w:rPr>
       </w:r>
@@ -3571,39 +4407,51 @@
       </w:pPr>
       <w:r>
         <w:rPr>
+          <w:rtl/>
+          <w:cs/>
           <w:lang w:val="ar_AE" w:bidi="ar_AE"/>
         </w:rPr>
         <w:t>مرثا, مريم, و لعازر</w:t>
       </w:r>
       <w:r>
         <w:rPr>
-          <w:lang w:val="ar_AE" w:bidi="ar_AE"/>
-        </w:rPr>
-      </w:r>
-    </w:p>
-    <w:p>
-      <w:pPr>
-        <w:bidi/>
-      </w:pPr>
-      <w:r>
-        <w:rPr>
-          <w:lang w:val="ar_AE" w:bidi="ar_AE"/>
-        </w:rPr>
-      </w:r>
-      <w:r>
-        <w:rPr>
+          <w:rtl/>
+          <w:cs/>
+          <w:lang w:val="ar_AE" w:bidi="ar_AE"/>
+        </w:rPr>
+      </w:r>
+    </w:p>
+    <w:p>
+      <w:pPr>
+        <w:bidi/>
+      </w:pPr>
+      <w:r>
+        <w:rPr>
+          <w:rtl/>
+          <w:cs/>
+          <w:lang w:val="ar_AE" w:bidi="ar_AE"/>
+        </w:rPr>
+      </w:r>
+      <w:r>
+        <w:rPr>
+          <w:rtl/>
+          <w:cs/>
           <w:lang w:val="ar_AE" w:bidi="ar_AE"/>
         </w:rPr>
         <w:t>عاشت الأختان مرثا ومريم مع أخيهما لعازر في بيت عنيا، بالقرب من أورشليم. كان يسوع يحب هذه الأسرة، وقضى وقتًا معهم. يذكر إنجيلي لوقا ويوحنا مرثا ومريم، في حين لا يظهر لعازر سوى في إنجيل يوحنا. لعازر موضوع الحديث ههنا ليس هو لعازر ال</w:t>
       </w:r>
       <w:r>
         <w:rPr>
+          <w:rtl/>
+          <w:cs/>
           <w:lang w:val="ar_AE" w:bidi="ar_AE"/>
         </w:rPr>
         <w:t xml:space="preserve">مِسْكِين (الشحّاذ) </w:t>
       </w:r>
       <w:r>
         <w:rPr>
+          <w:rtl/>
+          <w:cs/>
           <w:lang w:val="ar_AE" w:bidi="ar_AE"/>
         </w:rPr>
         <w:t xml:space="preserve">الذي يرد ذكره في </w:t>
@@ -3611,6 +4459,8 @@
       <w:hyperlink r:id="rId84">
         <w:r>
           <w:rPr>
+            <w:rtl/>
+            <w:cs/>
             <w:lang w:val="ar_AE" w:bidi="ar_AE"/>
           </w:rPr>
           <w:rPr>
@@ -3622,6 +4472,8 @@
       </w:hyperlink>
       <w:r>
         <w:rPr>
+          <w:rtl/>
+          <w:cs/>
           <w:lang w:val="ar_AE" w:bidi="ar_AE"/>
         </w:rPr>
         <w:t>.</w:t>
@@ -3633,11 +4485,15 @@
       </w:pPr>
       <w:r>
         <w:rPr>
-          <w:lang w:val="ar_AE" w:bidi="ar_AE"/>
-        </w:rPr>
-      </w:r>
-      <w:r>
-        <w:rPr>
+          <w:rtl/>
+          <w:cs/>
+          <w:lang w:val="ar_AE" w:bidi="ar_AE"/>
+        </w:rPr>
+      </w:r>
+      <w:r>
+        <w:rPr>
+          <w:rtl/>
+          <w:cs/>
           <w:lang w:val="ar_AE" w:bidi="ar_AE"/>
         </w:rPr>
         <w:t>رواية إنجيل لوقا عن هاتين الأختين (</w:t>
@@ -3645,6 +4501,8 @@
       <w:hyperlink r:id="rId48">
         <w:r>
           <w:rPr>
+            <w:rtl/>
+            <w:cs/>
             <w:lang w:val="ar_AE" w:bidi="ar_AE"/>
           </w:rPr>
           <w:rPr>
@@ -3656,6 +4514,8 @@
       </w:hyperlink>
       <w:r>
         <w:rPr>
+          <w:rtl/>
+          <w:cs/>
           <w:lang w:val="ar_AE" w:bidi="ar_AE"/>
         </w:rPr>
         <w:t>) إنما تبرز مدى التباين بين مرثا ومريم. عندما زار يسوع بيتهما، كانت مرثا منشغلة في المطبخ، وصارت غاضبة من أختها لعدم مساعدتها في إعداد الطعام. فدافع يسوع عن قرار مريم أن تجلس عند قدميه، وتتعلم منه، قائلًا إنه الأمر الأهم.</w:t>
@@ -3667,11 +4527,15 @@
       </w:pPr>
       <w:r>
         <w:rPr>
-          <w:lang w:val="ar_AE" w:bidi="ar_AE"/>
-        </w:rPr>
-      </w:r>
-      <w:r>
-        <w:rPr>
+          <w:rtl/>
+          <w:cs/>
+          <w:lang w:val="ar_AE" w:bidi="ar_AE"/>
+        </w:rPr>
+      </w:r>
+      <w:r>
+        <w:rPr>
+          <w:rtl/>
+          <w:cs/>
           <w:lang w:val="ar_AE" w:bidi="ar_AE"/>
         </w:rPr>
         <w:t>يروي إنجيل يوحنا قصة إقامة يسوع للعازر من الموت (</w:t>
@@ -3679,6 +4543,8 @@
       <w:hyperlink r:id="rId85">
         <w:r>
           <w:rPr>
+            <w:rtl/>
+            <w:cs/>
             <w:lang w:val="ar_AE" w:bidi="ar_AE"/>
           </w:rPr>
           <w:rPr>
@@ -3690,18 +4556,24 @@
       </w:hyperlink>
       <w:r>
         <w:rPr>
+          <w:rtl/>
+          <w:cs/>
           <w:lang w:val="ar_AE" w:bidi="ar_AE"/>
         </w:rPr>
         <w:t xml:space="preserve">). وصل يسوع إلى بيت عنيا بعد أربعة أيام من وفاة لعازر. كانت الأختان غاضبتين لأن يسوع لم يأتِ لشفاء أخيهما </w:t>
       </w:r>
       <w:r>
         <w:rPr>
+          <w:rtl/>
+          <w:cs/>
           <w:lang w:val="ar_AE" w:bidi="ar_AE"/>
         </w:rPr>
         <w:t>في وقت مبكر قبل موته</w:t>
       </w:r>
       <w:r>
         <w:rPr>
+          <w:rtl/>
+          <w:cs/>
           <w:lang w:val="ar_AE" w:bidi="ar_AE"/>
         </w:rPr>
         <w:t>. تأثر يسوع بشدة بسبب دموع العائلة والأصدقاء من حولهم. فذهب إلى القبر، وأمر لعازر أن يخرج. دُهش الجميع، إذ خرج لعازر وهو لا يزال ملفوفًا بأقمشة الدفن. هذه المعجزة إنا تبرهن أن يسوع هو مانح الحياة الأبدية (</w:t>
@@ -3709,6 +4581,8 @@
       <w:hyperlink r:id="rId86">
         <w:r>
           <w:rPr>
+            <w:rtl/>
+            <w:cs/>
             <w:lang w:val="ar_AE" w:bidi="ar_AE"/>
           </w:rPr>
           <w:rPr>
@@ -3720,6 +4594,8 @@
       </w:hyperlink>
       <w:r>
         <w:rPr>
+          <w:rtl/>
+          <w:cs/>
           <w:lang w:val="ar_AE" w:bidi="ar_AE"/>
         </w:rPr>
         <w:t>). ومن المفارقات أن هذا العمل دفع القادة اليهود للتخطيط لقتل يسوع لأن كثيرين آمنوا بمعجزاته (</w:t>
@@ -3727,6 +4603,8 @@
       <w:hyperlink r:id="rId24">
         <w:r>
           <w:rPr>
+            <w:rtl/>
+            <w:cs/>
             <w:lang w:val="ar_AE" w:bidi="ar_AE"/>
           </w:rPr>
           <w:rPr>
@@ -3738,6 +4616,8 @@
       </w:hyperlink>
       <w:r>
         <w:rPr>
+          <w:rtl/>
+          <w:cs/>
           <w:lang w:val="ar_AE" w:bidi="ar_AE"/>
         </w:rPr>
         <w:t xml:space="preserve">؛ </w:t>
@@ -3745,6 +4625,8 @@
       <w:hyperlink r:id="rId87">
         <w:r>
           <w:rPr>
+            <w:rtl/>
+            <w:cs/>
             <w:lang w:val="ar_AE" w:bidi="ar_AE"/>
           </w:rPr>
           <w:rPr>
@@ -3756,6 +4638,8 @@
       </w:hyperlink>
       <w:r>
         <w:rPr>
+          <w:rtl/>
+          <w:cs/>
           <w:lang w:val="ar_AE" w:bidi="ar_AE"/>
         </w:rPr>
         <w:t>).</w:t>
@@ -3767,23 +4651,31 @@
       </w:pPr>
       <w:r>
         <w:rPr>
-          <w:lang w:val="ar_AE" w:bidi="ar_AE"/>
-        </w:rPr>
-      </w:r>
-      <w:r>
-        <w:rPr>
+          <w:rtl/>
+          <w:cs/>
+          <w:lang w:val="ar_AE" w:bidi="ar_AE"/>
+        </w:rPr>
+      </w:r>
+      <w:r>
+        <w:rPr>
+          <w:rtl/>
+          <w:cs/>
           <w:lang w:val="ar_AE" w:bidi="ar_AE"/>
         </w:rPr>
         <w:t xml:space="preserve">بعد ذلك بوقت قصير، دعت العائلة يسوع إلى بيتهم لوليمة احتفالية. وصبّت مريم زجاجة عطر باهظ الثمن على يسوع. وعندما انتقدها البعض لإهدار العطر </w:t>
       </w:r>
       <w:r>
         <w:rPr>
+          <w:rtl/>
+          <w:cs/>
           <w:lang w:val="ar_AE" w:bidi="ar_AE"/>
         </w:rPr>
         <w:t xml:space="preserve">وإِتْلَافه </w:t>
       </w:r>
       <w:r>
         <w:rPr>
+          <w:rtl/>
+          <w:cs/>
           <w:lang w:val="ar_AE" w:bidi="ar_AE"/>
         </w:rPr>
         <w:t>(من وجهة نظرهم)، دافع يسوع عنها. ثم قال إنها فعلت هذا ترقبًا لموته القادم وتكفينه (</w:t>
@@ -3791,6 +4683,8 @@
       <w:hyperlink r:id="rId88">
         <w:r>
           <w:rPr>
+            <w:rtl/>
+            <w:cs/>
             <w:lang w:val="ar_AE" w:bidi="ar_AE"/>
           </w:rPr>
           <w:rPr>
@@ -3802,6 +4696,8 @@
       </w:hyperlink>
       <w:r>
         <w:rPr>
+          <w:rtl/>
+          <w:cs/>
           <w:lang w:val="ar_AE" w:bidi="ar_AE"/>
         </w:rPr>
         <w:t xml:space="preserve">؛ انظر أيضًا </w:t>
@@ -3809,6 +4705,8 @@
       <w:hyperlink r:id="rId51">
         <w:r>
           <w:rPr>
+            <w:rtl/>
+            <w:cs/>
             <w:lang w:val="ar_AE" w:bidi="ar_AE"/>
           </w:rPr>
           <w:rPr>
@@ -3820,6 +4718,8 @@
       </w:hyperlink>
       <w:r>
         <w:rPr>
+          <w:rtl/>
+          <w:cs/>
           <w:lang w:val="ar_AE" w:bidi="ar_AE"/>
         </w:rPr>
         <w:t xml:space="preserve">؛ </w:t>
@@ -3827,6 +4727,8 @@
       <w:hyperlink r:id="rId52">
         <w:r>
           <w:rPr>
+            <w:rtl/>
+            <w:cs/>
             <w:lang w:val="ar_AE" w:bidi="ar_AE"/>
           </w:rPr>
           <w:rPr>
@@ -3838,6 +4740,8 @@
       </w:hyperlink>
       <w:r>
         <w:rPr>
+          <w:rtl/>
+          <w:cs/>
           <w:lang w:val="ar_AE" w:bidi="ar_AE"/>
         </w:rPr>
         <w:t xml:space="preserve">). </w:t>
@@ -3849,12 +4753,16 @@
       </w:pPr>
       <w:r>
         <w:rPr>
+          <w:rtl/>
+          <w:cs/>
           <w:lang w:val="ar_AE" w:bidi="ar_AE"/>
         </w:rPr>
       </w:r>
       <w:r>
         <w:rPr>
           <w:u w:val="single"/>
+          <w:rtl/>
+          <w:cs/>
           <w:lang w:val="ar_AE" w:bidi="ar_AE"/>
         </w:rPr>
         <w:t>مقاطع كتابية لدراسة أعمق</w:t>
@@ -3866,12 +4774,16 @@
       </w:pPr>
       <w:r>
         <w:rPr>
+          <w:rtl/>
+          <w:cs/>
           <w:lang w:val="ar_AE" w:bidi="ar_AE"/>
         </w:rPr>
       </w:r>
       <w:hyperlink r:id="rId51">
         <w:r>
           <w:rPr>
+            <w:rtl/>
+            <w:cs/>
             <w:lang w:val="ar_AE" w:bidi="ar_AE"/>
           </w:rPr>
           <w:rPr>
@@ -3883,6 +4795,8 @@
       </w:hyperlink>
       <w:r>
         <w:rPr>
+          <w:rtl/>
+          <w:cs/>
           <w:lang w:val="ar_AE" w:bidi="ar_AE"/>
         </w:rPr>
         <w:t xml:space="preserve">؛ </w:t>
@@ -3890,6 +4804,8 @@
       <w:hyperlink r:id="rId52">
         <w:r>
           <w:rPr>
+            <w:rtl/>
+            <w:cs/>
             <w:lang w:val="ar_AE" w:bidi="ar_AE"/>
           </w:rPr>
           <w:rPr>
@@ -3901,6 +4817,8 @@
       </w:hyperlink>
       <w:r>
         <w:rPr>
+          <w:rtl/>
+          <w:cs/>
           <w:lang w:val="ar_AE" w:bidi="ar_AE"/>
         </w:rPr>
         <w:t xml:space="preserve">؛ </w:t>
@@ -3908,6 +4826,8 @@
       <w:hyperlink r:id="rId48">
         <w:r>
           <w:rPr>
+            <w:rtl/>
+            <w:cs/>
             <w:lang w:val="ar_AE" w:bidi="ar_AE"/>
           </w:rPr>
           <w:rPr>
@@ -3919,6 +4839,8 @@
       </w:hyperlink>
       <w:r>
         <w:rPr>
+          <w:rtl/>
+          <w:cs/>
           <w:lang w:val="ar_AE" w:bidi="ar_AE"/>
         </w:rPr>
         <w:t xml:space="preserve">؛ </w:t>
@@ -3926,6 +4848,8 @@
       <w:hyperlink r:id="rId85">
         <w:r>
           <w:rPr>
+            <w:rtl/>
+            <w:cs/>
             <w:lang w:val="ar_AE" w:bidi="ar_AE"/>
           </w:rPr>
           <w:rPr>
@@ -3937,6 +4861,8 @@
       </w:hyperlink>
       <w:r>
         <w:rPr>
+          <w:rtl/>
+          <w:cs/>
           <w:lang w:val="ar_AE" w:bidi="ar_AE"/>
         </w:rPr>
         <w:t xml:space="preserve">؛ </w:t>
@@ -3944,6 +4870,8 @@
       <w:hyperlink r:id="rId50">
         <w:r>
           <w:rPr>
+            <w:rtl/>
+            <w:cs/>
             <w:lang w:val="ar_AE" w:bidi="ar_AE"/>
           </w:rPr>
           <w:rPr>
@@ -3955,6 +4883,8 @@
       </w:hyperlink>
       <w:r>
         <w:rPr>
+          <w:rtl/>
+          <w:cs/>
           <w:lang w:val="ar_AE" w:bidi="ar_AE"/>
         </w:rPr>
         <w:t xml:space="preserve">، </w:t>
@@ -3962,6 +4892,8 @@
       <w:hyperlink r:id="rId89">
         <w:r>
           <w:rPr>
+            <w:rtl/>
+            <w:cs/>
             <w:lang w:val="ar_AE" w:bidi="ar_AE"/>
           </w:rPr>
           <w:rPr>
@@ -3973,27 +4905,35 @@
       </w:hyperlink>
       <w:r>
         <w:rPr>
+          <w:rtl/>
+          <w:cs/>
           <w:lang w:val="ar_AE" w:bidi="ar_AE"/>
         </w:rPr>
         <w:t>.</w:t>
       </w:r>
       <w:r>
         <w:rPr>
-          <w:lang w:val="ar_AE" w:bidi="ar_AE"/>
-        </w:rPr>
-      </w:r>
-      <w:r>
-        <w:rPr>
-          <w:lang w:val="ar_AE" w:bidi="ar_AE"/>
-        </w:rPr>
-      </w:r>
-    </w:p>
-    <w:p>
-      <w:pPr>
-        <w:bidi/>
-      </w:pPr>
-      <w:r>
-        <w:rPr>
+          <w:rtl/>
+          <w:cs/>
+          <w:lang w:val="ar_AE" w:bidi="ar_AE"/>
+        </w:rPr>
+      </w:r>
+      <w:r>
+        <w:rPr>
+          <w:rtl/>
+          <w:cs/>
+          <w:lang w:val="ar_AE" w:bidi="ar_AE"/>
+        </w:rPr>
+      </w:r>
+    </w:p>
+    <w:p>
+      <w:pPr>
+        <w:bidi/>
+      </w:pPr>
+      <w:r>
+        <w:rPr>
+          <w:rtl/>
+          <w:cs/>
           <w:lang w:val="ar_AE" w:bidi="ar_AE"/>
         </w:rPr>
       </w:r>
@@ -4005,27 +4945,35 @@
       </w:pPr>
       <w:r>
         <w:rPr>
+          <w:rtl/>
+          <w:cs/>
           <w:lang w:val="ar_AE" w:bidi="ar_AE"/>
         </w:rPr>
         <w:t>مريم، أم يسوع</w:t>
       </w:r>
       <w:r>
         <w:rPr>
-          <w:lang w:val="ar_AE" w:bidi="ar_AE"/>
-        </w:rPr>
-      </w:r>
-    </w:p>
-    <w:p>
-      <w:pPr>
-        <w:bidi/>
-      </w:pPr>
-      <w:r>
-        <w:rPr>
-          <w:lang w:val="ar_AE" w:bidi="ar_AE"/>
-        </w:rPr>
-      </w:r>
-      <w:r>
-        <w:rPr>
+          <w:rtl/>
+          <w:cs/>
+          <w:lang w:val="ar_AE" w:bidi="ar_AE"/>
+        </w:rPr>
+      </w:r>
+    </w:p>
+    <w:p>
+      <w:pPr>
+        <w:bidi/>
+      </w:pPr>
+      <w:r>
+        <w:rPr>
+          <w:rtl/>
+          <w:cs/>
+          <w:lang w:val="ar_AE" w:bidi="ar_AE"/>
+        </w:rPr>
+      </w:r>
+      <w:r>
+        <w:rPr>
+          <w:rtl/>
+          <w:cs/>
           <w:lang w:val="ar_AE" w:bidi="ar_AE"/>
         </w:rPr>
         <w:t>كانت مريم العذراء أم يسوع. يخبرنا لوقا أن مريم كانت فتاة صغيرة في الناصرة، حين كانت مخطوبة ليوسف، وهو نجار يقطن في نفس البلدة. قبل زواجهما، أخبرها ملاك بأنها ستصبح حُبلى بروح الله وأنها ستلد ابن الله (</w:t>
@@ -4033,6 +4981,8 @@
       <w:hyperlink r:id="rId90">
         <w:r>
           <w:rPr>
+            <w:rtl/>
+            <w:cs/>
             <w:lang w:val="ar_AE" w:bidi="ar_AE"/>
           </w:rPr>
           <w:rPr>
@@ -4044,6 +4994,8 @@
       </w:hyperlink>
       <w:r>
         <w:rPr>
+          <w:rtl/>
+          <w:cs/>
           <w:lang w:val="ar_AE" w:bidi="ar_AE"/>
         </w:rPr>
         <w:t>). قبلت مريم هذه الرسالة الفريدة من نوعها بإيمان بسيط، ورضيت بتواضع بإرادة الله (</w:t>
@@ -4051,6 +5003,8 @@
       <w:hyperlink r:id="rId91">
         <w:r>
           <w:rPr>
+            <w:rtl/>
+            <w:cs/>
             <w:lang w:val="ar_AE" w:bidi="ar_AE"/>
           </w:rPr>
           <w:rPr>
@@ -4062,6 +5016,8 @@
       </w:hyperlink>
       <w:r>
         <w:rPr>
+          <w:rtl/>
+          <w:cs/>
           <w:lang w:val="ar_AE" w:bidi="ar_AE"/>
         </w:rPr>
         <w:t xml:space="preserve">؛ انظر أيضًا </w:t>
@@ -4069,6 +5025,8 @@
       <w:hyperlink r:id="rId92">
         <w:r>
           <w:rPr>
+            <w:rtl/>
+            <w:cs/>
             <w:lang w:val="ar_AE" w:bidi="ar_AE"/>
           </w:rPr>
           <w:rPr>
@@ -4080,18 +5038,24 @@
       </w:hyperlink>
       <w:r>
         <w:rPr>
+          <w:rtl/>
+          <w:cs/>
           <w:lang w:val="ar_AE" w:bidi="ar_AE"/>
         </w:rPr>
         <w:t xml:space="preserve">). بعد ذلك بوقت قصير، تحقّقت قريبتها </w:t>
       </w:r>
       <w:r>
         <w:rPr>
+          <w:rtl/>
+          <w:cs/>
           <w:lang w:val="ar_AE" w:bidi="ar_AE"/>
         </w:rPr>
         <w:t xml:space="preserve">أَلِيصَابَات </w:t>
       </w:r>
       <w:r>
         <w:rPr>
+          <w:rtl/>
+          <w:cs/>
           <w:lang w:val="ar_AE" w:bidi="ar_AE"/>
         </w:rPr>
         <w:t>من صدق الرسالة، ووصفت مريم بأنها الأكثر بركة بين النساء (</w:t>
@@ -4099,6 +5063,8 @@
       <w:hyperlink r:id="rId93">
         <w:r>
           <w:rPr>
+            <w:rtl/>
+            <w:cs/>
             <w:lang w:val="ar_AE" w:bidi="ar_AE"/>
           </w:rPr>
           <w:rPr>
@@ -4110,6 +5076,8 @@
       </w:hyperlink>
       <w:r>
         <w:rPr>
+          <w:rtl/>
+          <w:cs/>
           <w:lang w:val="ar_AE" w:bidi="ar_AE"/>
         </w:rPr>
         <w:t>). رأى الناس حمل مريم المعجزي لابن الله تحقيقًا لنبوة (</w:t>
@@ -4117,6 +5085,8 @@
       <w:hyperlink r:id="rId94">
         <w:r>
           <w:rPr>
+            <w:rtl/>
+            <w:cs/>
             <w:lang w:val="ar_AE" w:bidi="ar_AE"/>
           </w:rPr>
           <w:rPr>
@@ -4128,6 +5098,8 @@
       </w:hyperlink>
       <w:r>
         <w:rPr>
+          <w:rtl/>
+          <w:cs/>
           <w:lang w:val="ar_AE" w:bidi="ar_AE"/>
         </w:rPr>
         <w:t>).</w:t>
@@ -4139,11 +5111,15 @@
       </w:pPr>
       <w:r>
         <w:rPr>
-          <w:lang w:val="ar_AE" w:bidi="ar_AE"/>
-        </w:rPr>
-      </w:r>
-      <w:r>
-        <w:rPr>
+          <w:rtl/>
+          <w:cs/>
+          <w:lang w:val="ar_AE" w:bidi="ar_AE"/>
+        </w:rPr>
+      </w:r>
+      <w:r>
+        <w:rPr>
+          <w:rtl/>
+          <w:cs/>
           <w:lang w:val="ar_AE" w:bidi="ar_AE"/>
         </w:rPr>
         <w:t>وُلد يسوع في ظروف غير طبيعية. اصطحب يُوسُف مريم إلى بيت لحم لإجراء التعداد السّكّاني الروماني. وُلد الطفل في حظيرة لعدم توفر أي مكان آخر (</w:t>
@@ -4151,6 +5127,8 @@
       <w:hyperlink r:id="rId95">
         <w:r>
           <w:rPr>
+            <w:rtl/>
+            <w:cs/>
             <w:lang w:val="ar_AE" w:bidi="ar_AE"/>
           </w:rPr>
           <w:rPr>
@@ -4162,6 +5140,8 @@
       </w:hyperlink>
       <w:r>
         <w:rPr>
+          <w:rtl/>
+          <w:cs/>
           <w:lang w:val="ar_AE" w:bidi="ar_AE"/>
         </w:rPr>
         <w:t>). لاحقًا، فرّ يُوسُف ومريم إلى مصر لحماية الطفل من مذبحة هيرودس للأطفال الصغار في بيت لحم (</w:t>
@@ -4169,6 +5149,8 @@
       <w:hyperlink r:id="rId96">
         <w:r>
           <w:rPr>
+            <w:rtl/>
+            <w:cs/>
             <w:lang w:val="ar_AE" w:bidi="ar_AE"/>
           </w:rPr>
           <w:rPr>
@@ -4180,6 +5162,8 @@
       </w:hyperlink>
       <w:r>
         <w:rPr>
+          <w:rtl/>
+          <w:cs/>
           <w:lang w:val="ar_AE" w:bidi="ar_AE"/>
         </w:rPr>
         <w:t>). عند عودتهم، أقاموا في الناصرة لتربية عائلتهم (</w:t>
@@ -4187,6 +5171,8 @@
       <w:hyperlink r:id="rId97">
         <w:r>
           <w:rPr>
+            <w:rtl/>
+            <w:cs/>
             <w:lang w:val="ar_AE" w:bidi="ar_AE"/>
           </w:rPr>
           <w:rPr>
@@ -4198,6 +5184,8 @@
       </w:hyperlink>
       <w:r>
         <w:rPr>
+          <w:rtl/>
+          <w:cs/>
           <w:lang w:val="ar_AE" w:bidi="ar_AE"/>
         </w:rPr>
         <w:t>). بعد ولادة يسوع، يُحتمل أن مريم أنجبت أبناء وبنات آخرين (</w:t>
@@ -4205,6 +5193,8 @@
       <w:hyperlink r:id="rId98">
         <w:r>
           <w:rPr>
+            <w:rtl/>
+            <w:cs/>
             <w:lang w:val="ar_AE" w:bidi="ar_AE"/>
           </w:rPr>
           <w:rPr>
@@ -4216,6 +5206,8 @@
       </w:hyperlink>
       <w:r>
         <w:rPr>
+          <w:rtl/>
+          <w:cs/>
           <w:lang w:val="ar_AE" w:bidi="ar_AE"/>
         </w:rPr>
         <w:t xml:space="preserve"> </w:t>
@@ -4223,6 +5215,8 @@
       <w:hyperlink r:id="rId99">
         <w:r>
           <w:rPr>
+            <w:rtl/>
+            <w:cs/>
             <w:lang w:val="ar_AE" w:bidi="ar_AE"/>
           </w:rPr>
           <w:rPr>
@@ -4234,6 +5228,8 @@
       </w:hyperlink>
       <w:r>
         <w:rPr>
+          <w:rtl/>
+          <w:cs/>
           <w:lang w:val="ar_AE" w:bidi="ar_AE"/>
         </w:rPr>
         <w:t xml:space="preserve">). من المرجح أن مريم أخبرت لوقا بتفاصيل ولادة يسوع والأحداث غير المألوفة التي أحاطت بها (انظر </w:t>
@@ -4241,6 +5237,8 @@
       <w:hyperlink r:id="rId100">
         <w:r>
           <w:rPr>
+            <w:rtl/>
+            <w:cs/>
             <w:lang w:val="ar_AE" w:bidi="ar_AE"/>
           </w:rPr>
           <w:rPr>
@@ -4252,6 +5250,8 @@
       </w:hyperlink>
       <w:r>
         <w:rPr>
+          <w:rtl/>
+          <w:cs/>
           <w:lang w:val="ar_AE" w:bidi="ar_AE"/>
         </w:rPr>
         <w:t>).</w:t>
@@ -4263,11 +5263,15 @@
       </w:pPr>
       <w:r>
         <w:rPr>
-          <w:lang w:val="ar_AE" w:bidi="ar_AE"/>
-        </w:rPr>
-      </w:r>
-      <w:r>
-        <w:rPr>
+          <w:rtl/>
+          <w:cs/>
+          <w:lang w:val="ar_AE" w:bidi="ar_AE"/>
+        </w:rPr>
+      </w:r>
+      <w:r>
+        <w:rPr>
+          <w:rtl/>
+          <w:cs/>
           <w:lang w:val="ar_AE" w:bidi="ar_AE"/>
         </w:rPr>
         <w:t>عندما كان يسوع في الثانية عشرة من عمره، مكث في الهيكل في أثناء رحلة عائلية إلى أورشليم. وبّخته مريم ويوسف على تباطأه خلفهما حين كانوا يغادرون المدينة، لكنهما لم يدركا معنى جوابه (</w:t>
@@ -4275,6 +5279,8 @@
       <w:hyperlink r:id="rId101">
         <w:r>
           <w:rPr>
+            <w:rtl/>
+            <w:cs/>
             <w:lang w:val="ar_AE" w:bidi="ar_AE"/>
           </w:rPr>
           <w:rPr>
@@ -4286,18 +5292,24 @@
       </w:hyperlink>
       <w:r>
         <w:rPr>
+          <w:rtl/>
+          <w:cs/>
           <w:lang w:val="ar_AE" w:bidi="ar_AE"/>
         </w:rPr>
         <w:t>). في بداية خدمة يسوع العلنية، طلبت منه مريم أن يعمل معجزة في حفل زفاف في</w:t>
       </w:r>
       <w:r>
         <w:rPr>
+          <w:rtl/>
+          <w:cs/>
           <w:lang w:val="ar_AE" w:bidi="ar_AE"/>
         </w:rPr>
         <w:t xml:space="preserve"> قَانَا ٱلْجَلِيل</w:t>
       </w:r>
       <w:r>
         <w:rPr>
+          <w:rtl/>
+          <w:cs/>
           <w:lang w:val="ar_AE" w:bidi="ar_AE"/>
         </w:rPr>
         <w:t xml:space="preserve"> (</w:t>
@@ -4305,6 +5317,8 @@
       <w:hyperlink r:id="rId102">
         <w:r>
           <w:rPr>
+            <w:rtl/>
+            <w:cs/>
             <w:lang w:val="ar_AE" w:bidi="ar_AE"/>
           </w:rPr>
           <w:rPr>
@@ -4316,6 +5330,8 @@
       </w:hyperlink>
       <w:r>
         <w:rPr>
+          <w:rtl/>
+          <w:cs/>
           <w:lang w:val="ar_AE" w:bidi="ar_AE"/>
         </w:rPr>
         <w:t>). لاحقًا، عندما ذهبت هي وإخوة يسوع لرؤيته، وإذ مَدَّ يَدَهُ نَحْوَ تَلَامِيذِهِ قال يسوع، "هَا أُمِّي وَإِخْوَتِي."(</w:t>
@@ -4323,6 +5339,8 @@
       <w:hyperlink r:id="rId103">
         <w:r>
           <w:rPr>
+            <w:rtl/>
+            <w:cs/>
             <w:lang w:val="ar_AE" w:bidi="ar_AE"/>
           </w:rPr>
           <w:rPr>
@@ -4334,6 +5352,8 @@
       </w:hyperlink>
       <w:r>
         <w:rPr>
+          <w:rtl/>
+          <w:cs/>
           <w:lang w:val="ar_AE" w:bidi="ar_AE"/>
         </w:rPr>
         <w:t xml:space="preserve">؛ </w:t>
@@ -4341,6 +5361,8 @@
       <w:hyperlink r:id="rId104">
         <w:r>
           <w:rPr>
+            <w:rtl/>
+            <w:cs/>
             <w:lang w:val="ar_AE" w:bidi="ar_AE"/>
           </w:rPr>
           <w:rPr>
@@ -4352,6 +5374,8 @@
       </w:hyperlink>
       <w:r>
         <w:rPr>
+          <w:rtl/>
+          <w:cs/>
           <w:lang w:val="ar_AE" w:bidi="ar_AE"/>
         </w:rPr>
         <w:t xml:space="preserve">؛ </w:t>
@@ -4359,6 +5383,8 @@
       <w:hyperlink r:id="rId105">
         <w:r>
           <w:rPr>
+            <w:rtl/>
+            <w:cs/>
             <w:lang w:val="ar_AE" w:bidi="ar_AE"/>
           </w:rPr>
           <w:rPr>
@@ -4370,6 +5396,8 @@
       </w:hyperlink>
       <w:r>
         <w:rPr>
+          <w:rtl/>
+          <w:cs/>
           <w:lang w:val="ar_AE" w:bidi="ar_AE"/>
         </w:rPr>
         <w:t>).</w:t>
@@ -4381,11 +5409,15 @@
       </w:pPr>
       <w:r>
         <w:rPr>
-          <w:lang w:val="ar_AE" w:bidi="ar_AE"/>
-        </w:rPr>
-      </w:r>
-      <w:r>
-        <w:rPr>
+          <w:rtl/>
+          <w:cs/>
+          <w:lang w:val="ar_AE" w:bidi="ar_AE"/>
+        </w:rPr>
+      </w:r>
+      <w:r>
+        <w:rPr>
+          <w:rtl/>
+          <w:cs/>
           <w:lang w:val="ar_AE" w:bidi="ar_AE"/>
         </w:rPr>
         <w:t xml:space="preserve">عندما صُلب يسوع، كانت مريم من بين النساء اللواتي كن يشاهدن صلبه (انظر </w:t>
@@ -4393,6 +5425,8 @@
       <w:hyperlink r:id="rId106">
         <w:r>
           <w:rPr>
+            <w:rtl/>
+            <w:cs/>
             <w:lang w:val="ar_AE" w:bidi="ar_AE"/>
           </w:rPr>
           <w:rPr>
@@ -4404,6 +5438,8 @@
       </w:hyperlink>
       <w:r>
         <w:rPr>
+          <w:rtl/>
+          <w:cs/>
           <w:lang w:val="ar_AE" w:bidi="ar_AE"/>
         </w:rPr>
         <w:t xml:space="preserve">، </w:t>
@@ -4411,6 +5447,8 @@
       <w:hyperlink r:id="rId107">
         <w:r>
           <w:rPr>
+            <w:rtl/>
+            <w:cs/>
             <w:lang w:val="ar_AE" w:bidi="ar_AE"/>
           </w:rPr>
           <w:rPr>
@@ -4422,6 +5460,8 @@
       </w:hyperlink>
       <w:r>
         <w:rPr>
+          <w:rtl/>
+          <w:cs/>
           <w:lang w:val="ar_AE" w:bidi="ar_AE"/>
         </w:rPr>
         <w:t xml:space="preserve">؛ </w:t>
@@ -4429,6 +5469,8 @@
       <w:hyperlink r:id="rId35">
         <w:r>
           <w:rPr>
+            <w:rtl/>
+            <w:cs/>
             <w:lang w:val="ar_AE" w:bidi="ar_AE"/>
           </w:rPr>
           <w:rPr>
@@ -4440,18 +5482,24 @@
       </w:hyperlink>
       <w:r>
         <w:rPr>
+          <w:rtl/>
+          <w:cs/>
           <w:lang w:val="ar_AE" w:bidi="ar_AE"/>
         </w:rPr>
         <w:t>). وعندما كان يسوع يحتضر، طلب من يوحنا، "</w:t>
       </w:r>
       <w:r>
         <w:rPr>
+          <w:rtl/>
+          <w:cs/>
           <w:lang w:val="ar_AE" w:bidi="ar_AE"/>
         </w:rPr>
         <w:t>التِّلْمِيذَ ٱلَّذِي كَان يُحِبُّهُ</w:t>
       </w:r>
       <w:r>
         <w:rPr>
+          <w:rtl/>
+          <w:cs/>
           <w:lang w:val="ar_AE" w:bidi="ar_AE"/>
         </w:rPr>
         <w:t>"، أن يعتني بمريم كما يعتني المرء بأمه (</w:t>
@@ -4459,6 +5507,8 @@
       <w:hyperlink r:id="rId108">
         <w:r>
           <w:rPr>
+            <w:rtl/>
+            <w:cs/>
             <w:lang w:val="ar_AE" w:bidi="ar_AE"/>
           </w:rPr>
           <w:rPr>
@@ -4470,6 +5520,8 @@
       </w:hyperlink>
       <w:r>
         <w:rPr>
+          <w:rtl/>
+          <w:cs/>
           <w:lang w:val="ar_AE" w:bidi="ar_AE"/>
         </w:rPr>
         <w:t>). بعد أن مات يسوع، ثم قام من الأموات وعاد إلى الحياة، كانت مريم جزءًا من مجتمع المؤمنين. ويرد ذكرها بين الذين كانوا يصلون معًا عند حلول ٱلرّوح القدس في يوم الخمسين (</w:t>
@@ -4477,6 +5529,8 @@
       <w:hyperlink r:id="rId109">
         <w:r>
           <w:rPr>
+            <w:rtl/>
+            <w:cs/>
             <w:lang w:val="ar_AE" w:bidi="ar_AE"/>
           </w:rPr>
           <w:rPr>
@@ -4488,6 +5542,8 @@
       </w:hyperlink>
       <w:r>
         <w:rPr>
+          <w:rtl/>
+          <w:cs/>
           <w:lang w:val="ar_AE" w:bidi="ar_AE"/>
         </w:rPr>
         <w:t>).</w:t>
@@ -4499,11 +5555,15 @@
       </w:pPr>
       <w:r>
         <w:rPr>
-          <w:lang w:val="ar_AE" w:bidi="ar_AE"/>
-        </w:rPr>
-      </w:r>
-      <w:r>
-        <w:rPr>
+          <w:rtl/>
+          <w:cs/>
+          <w:lang w:val="ar_AE" w:bidi="ar_AE"/>
+        </w:rPr>
+      </w:r>
+      <w:r>
+        <w:rPr>
+          <w:rtl/>
+          <w:cs/>
           <w:lang w:val="ar_AE" w:bidi="ar_AE"/>
         </w:rPr>
         <w:t xml:space="preserve">اختار الله مريم ليأتي منها ابنه الوحيد، المُخلص، إلى العالم. إن مريم لدى جميع المسيحيين، هي النموذج الأمثل للتواضع وطاعة إرادة الله ومشيئته. </w:t>
@@ -4515,12 +5575,16 @@
       </w:pPr>
       <w:r>
         <w:rPr>
+          <w:rtl/>
+          <w:cs/>
           <w:lang w:val="ar_AE" w:bidi="ar_AE"/>
         </w:rPr>
       </w:r>
       <w:r>
         <w:rPr>
           <w:u w:val="single"/>
+          <w:rtl/>
+          <w:cs/>
           <w:lang w:val="ar_AE" w:bidi="ar_AE"/>
         </w:rPr>
         <w:t>مقاطع كتابية لدراسة أعمق</w:t>
@@ -4532,12 +5596,16 @@
       </w:pPr>
       <w:r>
         <w:rPr>
+          <w:rtl/>
+          <w:cs/>
           <w:lang w:val="ar_AE" w:bidi="ar_AE"/>
         </w:rPr>
       </w:r>
       <w:hyperlink r:id="rId110">
         <w:r>
           <w:rPr>
+            <w:rtl/>
+            <w:cs/>
             <w:lang w:val="ar_AE" w:bidi="ar_AE"/>
           </w:rPr>
           <w:rPr>
@@ -4549,6 +5617,8 @@
       </w:hyperlink>
       <w:r>
         <w:rPr>
+          <w:rtl/>
+          <w:cs/>
           <w:lang w:val="ar_AE" w:bidi="ar_AE"/>
         </w:rPr>
         <w:t xml:space="preserve">، </w:t>
@@ -4556,6 +5626,8 @@
       <w:hyperlink r:id="rId111">
         <w:r>
           <w:rPr>
+            <w:rtl/>
+            <w:cs/>
             <w:lang w:val="ar_AE" w:bidi="ar_AE"/>
           </w:rPr>
           <w:rPr>
@@ -4567,6 +5639,8 @@
       </w:hyperlink>
       <w:r>
         <w:rPr>
+          <w:rtl/>
+          <w:cs/>
           <w:lang w:val="ar_AE" w:bidi="ar_AE"/>
         </w:rPr>
         <w:t xml:space="preserve">؛ </w:t>
@@ -4574,6 +5648,8 @@
       <w:hyperlink r:id="rId112">
         <w:r>
           <w:rPr>
+            <w:rtl/>
+            <w:cs/>
             <w:lang w:val="ar_AE" w:bidi="ar_AE"/>
           </w:rPr>
           <w:rPr>
@@ -4585,6 +5661,8 @@
       </w:hyperlink>
       <w:r>
         <w:rPr>
+          <w:rtl/>
+          <w:cs/>
           <w:lang w:val="ar_AE" w:bidi="ar_AE"/>
         </w:rPr>
         <w:t xml:space="preserve">، </w:t>
@@ -4592,6 +5670,8 @@
       <w:hyperlink r:id="rId113">
         <w:r>
           <w:rPr>
+            <w:rtl/>
+            <w:cs/>
             <w:lang w:val="ar_AE" w:bidi="ar_AE"/>
           </w:rPr>
           <w:rPr>
@@ -4603,6 +5683,8 @@
       </w:hyperlink>
       <w:r>
         <w:rPr>
+          <w:rtl/>
+          <w:cs/>
           <w:lang w:val="ar_AE" w:bidi="ar_AE"/>
         </w:rPr>
         <w:t xml:space="preserve">؛ </w:t>
@@ -4610,6 +5692,8 @@
       <w:hyperlink r:id="rId114">
         <w:r>
           <w:rPr>
+            <w:rtl/>
+            <w:cs/>
             <w:lang w:val="ar_AE" w:bidi="ar_AE"/>
           </w:rPr>
           <w:rPr>
@@ -4621,6 +5705,8 @@
       </w:hyperlink>
       <w:r>
         <w:rPr>
+          <w:rtl/>
+          <w:cs/>
           <w:lang w:val="ar_AE" w:bidi="ar_AE"/>
         </w:rPr>
         <w:t xml:space="preserve">؛ </w:t>
@@ -4628,6 +5714,8 @@
       <w:hyperlink r:id="rId115">
         <w:r>
           <w:rPr>
+            <w:rtl/>
+            <w:cs/>
             <w:lang w:val="ar_AE" w:bidi="ar_AE"/>
           </w:rPr>
           <w:rPr>
@@ -4639,6 +5727,8 @@
       </w:hyperlink>
       <w:r>
         <w:rPr>
+          <w:rtl/>
+          <w:cs/>
           <w:lang w:val="ar_AE" w:bidi="ar_AE"/>
         </w:rPr>
         <w:t xml:space="preserve">؛ </w:t>
@@ -4646,6 +5736,8 @@
       <w:hyperlink r:id="rId109">
         <w:r>
           <w:rPr>
+            <w:rtl/>
+            <w:cs/>
             <w:lang w:val="ar_AE" w:bidi="ar_AE"/>
           </w:rPr>
           <w:rPr>
@@ -4657,27 +5749,35 @@
       </w:hyperlink>
       <w:r>
         <w:rPr>
+          <w:rtl/>
+          <w:cs/>
           <w:lang w:val="ar_AE" w:bidi="ar_AE"/>
         </w:rPr>
         <w:t>.</w:t>
       </w:r>
       <w:r>
         <w:rPr>
-          <w:lang w:val="ar_AE" w:bidi="ar_AE"/>
-        </w:rPr>
-      </w:r>
-      <w:r>
-        <w:rPr>
-          <w:lang w:val="ar_AE" w:bidi="ar_AE"/>
-        </w:rPr>
-      </w:r>
-    </w:p>
-    <w:p>
-      <w:pPr>
-        <w:bidi/>
-      </w:pPr>
-      <w:r>
-        <w:rPr>
+          <w:rtl/>
+          <w:cs/>
+          <w:lang w:val="ar_AE" w:bidi="ar_AE"/>
+        </w:rPr>
+      </w:r>
+      <w:r>
+        <w:rPr>
+          <w:rtl/>
+          <w:cs/>
+          <w:lang w:val="ar_AE" w:bidi="ar_AE"/>
+        </w:rPr>
+      </w:r>
+    </w:p>
+    <w:p>
+      <w:pPr>
+        <w:bidi/>
+      </w:pPr>
+      <w:r>
+        <w:rPr>
+          <w:rtl/>
+          <w:cs/>
           <w:lang w:val="ar_AE" w:bidi="ar_AE"/>
         </w:rPr>
       </w:r>
@@ -4689,27 +5789,35 @@
       </w:pPr>
       <w:r>
         <w:rPr>
+          <w:rtl/>
+          <w:cs/>
           <w:lang w:val="ar_AE" w:bidi="ar_AE"/>
         </w:rPr>
         <w:t>مِصْر</w:t>
       </w:r>
       <w:r>
         <w:rPr>
-          <w:lang w:val="ar_AE" w:bidi="ar_AE"/>
-        </w:rPr>
-      </w:r>
-    </w:p>
-    <w:p>
-      <w:pPr>
-        <w:bidi/>
-      </w:pPr>
-      <w:r>
-        <w:rPr>
-          <w:lang w:val="ar_AE" w:bidi="ar_AE"/>
-        </w:rPr>
-      </w:r>
-      <w:r>
-        <w:rPr>
+          <w:rtl/>
+          <w:cs/>
+          <w:lang w:val="ar_AE" w:bidi="ar_AE"/>
+        </w:rPr>
+      </w:r>
+    </w:p>
+    <w:p>
+      <w:pPr>
+        <w:bidi/>
+      </w:pPr>
+      <w:r>
+        <w:rPr>
+          <w:rtl/>
+          <w:cs/>
+          <w:lang w:val="ar_AE" w:bidi="ar_AE"/>
+        </w:rPr>
+      </w:r>
+      <w:r>
+        <w:rPr>
+          <w:rtl/>
+          <w:cs/>
           <w:lang w:val="ar_AE" w:bidi="ar_AE"/>
         </w:rPr>
         <w:t>كانت مِصْر حضارة عظيمة وقديمة حين تولى يُوسُف السلطة وانتقلت عائلة يعقوب إلى هناك لحاجتهم إلى الطعام (</w:t>
@@ -4717,6 +5825,8 @@
       <w:hyperlink r:id="rId116">
         <w:r>
           <w:rPr>
+            <w:rtl/>
+            <w:cs/>
             <w:lang w:val="ar_AE" w:bidi="ar_AE"/>
           </w:rPr>
           <w:rPr>
@@ -4728,12 +5838,16 @@
       </w:hyperlink>
       <w:r>
         <w:rPr>
+          <w:rtl/>
+          <w:cs/>
           <w:lang w:val="ar_AE" w:bidi="ar_AE"/>
         </w:rPr>
         <w:t>؛</w:t>
       </w:r>
       <w:r>
         <w:rPr>
+          <w:rtl/>
+          <w:cs/>
           <w:lang w:val="ar_AE" w:bidi="ar_AE"/>
         </w:rPr>
         <w:t xml:space="preserve"> </w:t>
@@ -4741,6 +5855,8 @@
       <w:hyperlink r:id="rId117">
         <w:r>
           <w:rPr>
+            <w:rtl/>
+            <w:cs/>
             <w:lang w:val="ar_AE" w:bidi="ar_AE"/>
           </w:rPr>
           <w:rPr>
@@ -4752,12 +5868,16 @@
       </w:hyperlink>
       <w:r>
         <w:rPr>
+          <w:rtl/>
+          <w:cs/>
           <w:lang w:val="ar_AE" w:bidi="ar_AE"/>
         </w:rPr>
         <w:t>؛</w:t>
       </w:r>
       <w:r>
         <w:rPr>
+          <w:rtl/>
+          <w:cs/>
           <w:lang w:val="ar_AE" w:bidi="ar_AE"/>
         </w:rPr>
         <w:t xml:space="preserve"> قارن </w:t>
@@ -4765,6 +5885,8 @@
       <w:hyperlink r:id="rId118">
         <w:r>
           <w:rPr>
+            <w:rtl/>
+            <w:cs/>
             <w:lang w:val="ar_AE" w:bidi="ar_AE"/>
           </w:rPr>
           <w:rPr>
@@ -4776,6 +5898,8 @@
       </w:hyperlink>
       <w:r>
         <w:rPr>
+          <w:rtl/>
+          <w:cs/>
           <w:lang w:val="ar_AE" w:bidi="ar_AE"/>
         </w:rPr>
         <w:t>). كانت مصر محمية من الأعداء طبيعيًا بسبب موقعها الجغرافي. فشمالًا لم يكن أي مواني في البحر الأبيض المتوسط. وعلى الحدود الشرقية كانت تقع شبه جزيرة سيناء الوعرة، وإلى الحدود الغربية امتدت صحراء شاسعة تفصلها عن جيرانها. هذه الحماية الطبيعية جعلت مصر مكانًا آمنًا للناس من البلدان الأخرى في أوقات انعدام الأمطار.</w:t>
@@ -4787,11 +5911,15 @@
       </w:pPr>
       <w:r>
         <w:rPr>
-          <w:lang w:val="ar_AE" w:bidi="ar_AE"/>
-        </w:rPr>
-      </w:r>
-      <w:r>
-        <w:rPr>
+          <w:rtl/>
+          <w:cs/>
+          <w:lang w:val="ar_AE" w:bidi="ar_AE"/>
+        </w:rPr>
+      </w:r>
+      <w:r>
+        <w:rPr>
+          <w:rtl/>
+          <w:cs/>
           <w:lang w:val="ar_AE" w:bidi="ar_AE"/>
         </w:rPr>
         <w:t>يُطلق على مصر أنها "هبة النيل" إذ لم يتمتع أي نهر آخر بهذا القدر من الأهمية عبر تاريخ أي أمة. يسمونه المصريون باسم "النهر." تتجاوز أهمية النيل أنه النهر الأطول في العالم. دون مياهه، لم تكن حضارة لتُبنَى في مصر. إن النيل هو شريان الحياة لمصر، وقد عبده المصريون من أجل الحياة والخصوبة التي يوفرها. وقد أعدّت فيضانات النهر السنوية تربة صالحة وخصبة لزراعة المحاصيل ووفرتها. ويوفر النهر الأسماك والطيور للطعام، إلى جانب المياه النقية للشرب والغسيل. وهو إلى ذلك طريق رئيس للسفر والتجارة والاتصال. في أثناء فترات الجفاف، عندما واجهت الدول المجاورة المجاعة، كان النيل يوفر لمصر إمدادات منتظمة وثابتة من المياه العذبة. لقد شكّل النيل كل جزء من الحياة في مصر وجعل مصر ما هي عليه.</w:t>
@@ -4803,11 +5931,15 @@
       </w:pPr>
       <w:r>
         <w:rPr>
-          <w:lang w:val="ar_AE" w:bidi="ar_AE"/>
-        </w:rPr>
-      </w:r>
-      <w:r>
-        <w:rPr>
+          <w:rtl/>
+          <w:cs/>
+          <w:lang w:val="ar_AE" w:bidi="ar_AE"/>
+        </w:rPr>
+      </w:r>
+      <w:r>
+        <w:rPr>
+          <w:rtl/>
+          <w:cs/>
           <w:lang w:val="ar_AE" w:bidi="ar_AE"/>
         </w:rPr>
         <w:t>أسهمت مصر بدور في غاية الأهمية في الأحداث الكتابية. أقام إبراهيم هناك في أزمنة المجاعة (</w:t>
@@ -4815,6 +5947,8 @@
       <w:hyperlink r:id="rId118">
         <w:r>
           <w:rPr>
+            <w:rtl/>
+            <w:cs/>
             <w:lang w:val="ar_AE" w:bidi="ar_AE"/>
           </w:rPr>
           <w:rPr>
@@ -4826,6 +5960,8 @@
       </w:hyperlink>
       <w:r>
         <w:rPr>
+          <w:rtl/>
+          <w:cs/>
           <w:lang w:val="ar_AE" w:bidi="ar_AE"/>
         </w:rPr>
         <w:t>). بيعَ يوسف كعبد في مصر، وصار الرجل الثاني، وهو منصب يشبه منصب رئيس الوزراء (</w:t>
@@ -4833,6 +5969,8 @@
       <w:hyperlink r:id="rId119">
         <w:r>
           <w:rPr>
+            <w:rtl/>
+            <w:cs/>
             <w:lang w:val="ar_AE" w:bidi="ar_AE"/>
           </w:rPr>
           <w:rPr>
@@ -4844,6 +5982,8 @@
       </w:hyperlink>
       <w:r>
         <w:rPr>
+          <w:rtl/>
+          <w:cs/>
           <w:lang w:val="ar_AE" w:bidi="ar_AE"/>
         </w:rPr>
         <w:t>). انتقلت عائلة يُوسُف لاحقًا إلى منطقة الدلتا الشرقية في أرض جاسان في أثناء مجاعة ثانية (</w:t>
@@ -4851,6 +5991,8 @@
       <w:hyperlink r:id="rId120">
         <w:r>
           <w:rPr>
+            <w:rtl/>
+            <w:cs/>
             <w:lang w:val="ar_AE" w:bidi="ar_AE"/>
           </w:rPr>
           <w:rPr>
@@ -4862,6 +6004,8 @@
       </w:hyperlink>
       <w:r>
         <w:rPr>
+          <w:rtl/>
+          <w:cs/>
           <w:lang w:val="ar_AE" w:bidi="ar_AE"/>
         </w:rPr>
         <w:t>). لكن في النهاية، استعبد المصريون ذريتهم (</w:t>
@@ -4869,6 +6013,8 @@
       <w:hyperlink r:id="rId121">
         <w:r>
           <w:rPr>
+            <w:rtl/>
+            <w:cs/>
             <w:lang w:val="ar_AE" w:bidi="ar_AE"/>
           </w:rPr>
           <w:rPr>
@@ -4880,6 +6026,8 @@
       </w:hyperlink>
       <w:r>
         <w:rPr>
+          <w:rtl/>
+          <w:cs/>
           <w:lang w:val="ar_AE" w:bidi="ar_AE"/>
         </w:rPr>
         <w:t>). وصار إنقاذ الله لشعبه في أثناء الخروج من مصر قصة محورية للشعب اليهودي (</w:t>
@@ -4887,6 +6035,8 @@
       <w:hyperlink r:id="rId122">
         <w:r>
           <w:rPr>
+            <w:rtl/>
+            <w:cs/>
             <w:lang w:val="ar_AE" w:bidi="ar_AE"/>
           </w:rPr>
           <w:rPr>
@@ -4898,6 +6048,8 @@
       </w:hyperlink>
       <w:r>
         <w:rPr>
+          <w:rtl/>
+          <w:cs/>
           <w:lang w:val="ar_AE" w:bidi="ar_AE"/>
         </w:rPr>
         <w:t>).</w:t>
@@ -4909,11 +6061,15 @@
       </w:pPr>
       <w:r>
         <w:rPr>
-          <w:lang w:val="ar_AE" w:bidi="ar_AE"/>
-        </w:rPr>
-      </w:r>
-      <w:r>
-        <w:rPr>
+          <w:rtl/>
+          <w:cs/>
+          <w:lang w:val="ar_AE" w:bidi="ar_AE"/>
+        </w:rPr>
+      </w:r>
+      <w:r>
+        <w:rPr>
+          <w:rtl/>
+          <w:cs/>
           <w:lang w:val="ar_AE" w:bidi="ar_AE"/>
         </w:rPr>
         <w:t xml:space="preserve">عندما كانت إسرائيل يحكمها الملوك في وقت لاحق، انضمت مصر في كثير من الأحيان إلى الصراعات الدائرة من أجل تحقيق نفوذ دُوَليّ (على سبيل المثال، </w:t>
@@ -4921,6 +6077,8 @@
       <w:hyperlink r:id="rId123">
         <w:r>
           <w:rPr>
+            <w:rtl/>
+            <w:cs/>
             <w:lang w:val="ar_AE" w:bidi="ar_AE"/>
           </w:rPr>
           <w:rPr>
@@ -4932,6 +6090,8 @@
       </w:hyperlink>
       <w:r>
         <w:rPr>
+          <w:rtl/>
+          <w:cs/>
           <w:lang w:val="ar_AE" w:bidi="ar_AE"/>
         </w:rPr>
         <w:t>). بعد أن دمر البابليون أورشليم في عام 586 قبل الميلاد، انتقل بعض اليهود إلى مصر هربًا من سيطرة بابل (</w:t>
@@ -4939,6 +6099,8 @@
       <w:hyperlink r:id="rId124">
         <w:r>
           <w:rPr>
+            <w:rtl/>
+            <w:cs/>
             <w:lang w:val="ar_AE" w:bidi="ar_AE"/>
           </w:rPr>
           <w:rPr>
@@ -4950,6 +6112,8 @@
       </w:hyperlink>
       <w:r>
         <w:rPr>
+          <w:rtl/>
+          <w:cs/>
           <w:lang w:val="ar_AE" w:bidi="ar_AE"/>
         </w:rPr>
         <w:t>).</w:t>
@@ -4961,11 +6125,15 @@
       </w:pPr>
       <w:r>
         <w:rPr>
-          <w:lang w:val="ar_AE" w:bidi="ar_AE"/>
-        </w:rPr>
-      </w:r>
-      <w:r>
-        <w:rPr>
+          <w:rtl/>
+          <w:cs/>
+          <w:lang w:val="ar_AE" w:bidi="ar_AE"/>
+        </w:rPr>
+      </w:r>
+      <w:r>
+        <w:rPr>
+          <w:rtl/>
+          <w:cs/>
           <w:lang w:val="ar_AE" w:bidi="ar_AE"/>
         </w:rPr>
         <w:t>في بداية العهد الجديد، أصبحت مصر ملاذًا آمنًا ليوسف ومريم ويسوع. فقد لجأوا إليها هربًا من محاولات هيرودس الكبير لقتل يسوع (</w:t>
@@ -4973,6 +6141,8 @@
       <w:hyperlink r:id="rId113">
         <w:r>
           <w:rPr>
+            <w:rtl/>
+            <w:cs/>
             <w:lang w:val="ar_AE" w:bidi="ar_AE"/>
           </w:rPr>
           <w:rPr>
@@ -4984,6 +6154,8 @@
       </w:hyperlink>
       <w:r>
         <w:rPr>
+          <w:rtl/>
+          <w:cs/>
           <w:lang w:val="ar_AE" w:bidi="ar_AE"/>
         </w:rPr>
         <w:t>).</w:t>
@@ -4995,12 +6167,16 @@
       </w:pPr>
       <w:r>
         <w:rPr>
+          <w:rtl/>
+          <w:cs/>
           <w:lang w:val="ar_AE" w:bidi="ar_AE"/>
         </w:rPr>
       </w:r>
       <w:r>
         <w:rPr>
           <w:u w:val="single"/>
+          <w:rtl/>
+          <w:cs/>
           <w:lang w:val="ar_AE" w:bidi="ar_AE"/>
         </w:rPr>
         <w:t>مقاطع كتابية لدراسة أعمق</w:t>
@@ -5012,12 +6188,16 @@
       </w:pPr>
       <w:r>
         <w:rPr>
+          <w:rtl/>
+          <w:cs/>
           <w:lang w:val="ar_AE" w:bidi="ar_AE"/>
         </w:rPr>
       </w:r>
       <w:hyperlink r:id="rId118">
         <w:r>
           <w:rPr>
+            <w:rtl/>
+            <w:cs/>
             <w:lang w:val="ar_AE" w:bidi="ar_AE"/>
           </w:rPr>
           <w:rPr>
@@ -5029,12 +6209,16 @@
       </w:hyperlink>
       <w:r>
         <w:rPr>
+          <w:rtl/>
+          <w:cs/>
           <w:lang w:val="ar_AE" w:bidi="ar_AE"/>
         </w:rPr>
         <w:t>؛</w:t>
       </w:r>
       <w:r>
         <w:rPr>
+          <w:rtl/>
+          <w:cs/>
           <w:lang w:val="ar_AE" w:bidi="ar_AE"/>
         </w:rPr>
         <w:t xml:space="preserve"> </w:t>
@@ -5042,6 +6226,8 @@
       <w:hyperlink r:id="rId125">
         <w:r>
           <w:rPr>
+            <w:rtl/>
+            <w:cs/>
             <w:lang w:val="ar_AE" w:bidi="ar_AE"/>
           </w:rPr>
           <w:rPr>
@@ -5053,12 +6239,16 @@
       </w:hyperlink>
       <w:r>
         <w:rPr>
+          <w:rtl/>
+          <w:cs/>
           <w:lang w:val="ar_AE" w:bidi="ar_AE"/>
         </w:rPr>
         <w:t>؛</w:t>
       </w:r>
       <w:r>
         <w:rPr>
+          <w:rtl/>
+          <w:cs/>
           <w:lang w:val="ar_AE" w:bidi="ar_AE"/>
         </w:rPr>
         <w:t xml:space="preserve"> </w:t>
@@ -5066,6 +6256,8 @@
       <w:hyperlink r:id="rId126">
         <w:r>
           <w:rPr>
+            <w:rtl/>
+            <w:cs/>
             <w:lang w:val="ar_AE" w:bidi="ar_AE"/>
           </w:rPr>
           <w:rPr>
@@ -5077,12 +6269,16 @@
       </w:hyperlink>
       <w:r>
         <w:rPr>
+          <w:rtl/>
+          <w:cs/>
           <w:lang w:val="ar_AE" w:bidi="ar_AE"/>
         </w:rPr>
         <w:t>؛</w:t>
       </w:r>
       <w:r>
         <w:rPr>
+          <w:rtl/>
+          <w:cs/>
           <w:lang w:val="ar_AE" w:bidi="ar_AE"/>
         </w:rPr>
         <w:t xml:space="preserve"> </w:t>
@@ -5090,6 +6286,8 @@
       <w:hyperlink r:id="rId123">
         <w:r>
           <w:rPr>
+            <w:rtl/>
+            <w:cs/>
             <w:lang w:val="ar_AE" w:bidi="ar_AE"/>
           </w:rPr>
           <w:rPr>
@@ -5101,12 +6299,16 @@
       </w:hyperlink>
       <w:r>
         <w:rPr>
+          <w:rtl/>
+          <w:cs/>
           <w:lang w:val="ar_AE" w:bidi="ar_AE"/>
         </w:rPr>
         <w:t>؛</w:t>
       </w:r>
       <w:r>
         <w:rPr>
+          <w:rtl/>
+          <w:cs/>
           <w:lang w:val="ar_AE" w:bidi="ar_AE"/>
         </w:rPr>
         <w:t xml:space="preserve"> </w:t>
@@ -5114,6 +6316,8 @@
       <w:hyperlink r:id="rId127">
         <w:r>
           <w:rPr>
+            <w:rtl/>
+            <w:cs/>
             <w:lang w:val="ar_AE" w:bidi="ar_AE"/>
           </w:rPr>
           <w:rPr>
@@ -5125,12 +6329,16 @@
       </w:hyperlink>
       <w:r>
         <w:rPr>
+          <w:rtl/>
+          <w:cs/>
           <w:lang w:val="ar_AE" w:bidi="ar_AE"/>
         </w:rPr>
         <w:t>؛</w:t>
       </w:r>
       <w:r>
         <w:rPr>
+          <w:rtl/>
+          <w:cs/>
           <w:lang w:val="ar_AE" w:bidi="ar_AE"/>
         </w:rPr>
         <w:t xml:space="preserve"> </w:t>
@@ -5138,6 +6346,8 @@
       <w:hyperlink r:id="rId128">
         <w:r>
           <w:rPr>
+            <w:rtl/>
+            <w:cs/>
             <w:lang w:val="ar_AE" w:bidi="ar_AE"/>
           </w:rPr>
           <w:rPr>
@@ -5149,12 +6359,16 @@
       </w:hyperlink>
       <w:r>
         <w:rPr>
+          <w:rtl/>
+          <w:cs/>
           <w:lang w:val="ar_AE" w:bidi="ar_AE"/>
         </w:rPr>
         <w:t>؛</w:t>
       </w:r>
       <w:r>
         <w:rPr>
+          <w:rtl/>
+          <w:cs/>
           <w:lang w:val="ar_AE" w:bidi="ar_AE"/>
         </w:rPr>
         <w:t xml:space="preserve"> </w:t>
@@ -5162,6 +6376,8 @@
       <w:hyperlink r:id="rId129">
         <w:r>
           <w:rPr>
+            <w:rtl/>
+            <w:cs/>
             <w:lang w:val="ar_AE" w:bidi="ar_AE"/>
           </w:rPr>
           <w:rPr>
@@ -5173,12 +6389,16 @@
       </w:hyperlink>
       <w:r>
         <w:rPr>
+          <w:rtl/>
+          <w:cs/>
           <w:lang w:val="ar_AE" w:bidi="ar_AE"/>
         </w:rPr>
         <w:t>؛</w:t>
       </w:r>
       <w:r>
         <w:rPr>
+          <w:rtl/>
+          <w:cs/>
           <w:lang w:val="ar_AE" w:bidi="ar_AE"/>
         </w:rPr>
         <w:t xml:space="preserve"> </w:t>
@@ -5186,6 +6406,8 @@
       <w:hyperlink r:id="rId130">
         <w:r>
           <w:rPr>
+            <w:rtl/>
+            <w:cs/>
             <w:lang w:val="ar_AE" w:bidi="ar_AE"/>
           </w:rPr>
           <w:rPr>
@@ -5197,12 +6419,16 @@
       </w:hyperlink>
       <w:r>
         <w:rPr>
+          <w:rtl/>
+          <w:cs/>
           <w:lang w:val="ar_AE" w:bidi="ar_AE"/>
         </w:rPr>
         <w:t>؛</w:t>
       </w:r>
       <w:r>
         <w:rPr>
+          <w:rtl/>
+          <w:cs/>
           <w:lang w:val="ar_AE" w:bidi="ar_AE"/>
         </w:rPr>
         <w:t xml:space="preserve"> </w:t>
@@ -5210,6 +6436,8 @@
       <w:hyperlink r:id="rId131">
         <w:r>
           <w:rPr>
+            <w:rtl/>
+            <w:cs/>
             <w:lang w:val="ar_AE" w:bidi="ar_AE"/>
           </w:rPr>
           <w:rPr>
@@ -5221,12 +6449,16 @@
       </w:hyperlink>
       <w:r>
         <w:rPr>
+          <w:rtl/>
+          <w:cs/>
           <w:lang w:val="ar_AE" w:bidi="ar_AE"/>
         </w:rPr>
         <w:t>؛</w:t>
       </w:r>
       <w:r>
         <w:rPr>
+          <w:rtl/>
+          <w:cs/>
           <w:lang w:val="ar_AE" w:bidi="ar_AE"/>
         </w:rPr>
         <w:t xml:space="preserve"> </w:t>
@@ -5234,6 +6466,8 @@
       <w:hyperlink r:id="rId132">
         <w:r>
           <w:rPr>
+            <w:rtl/>
+            <w:cs/>
             <w:lang w:val="ar_AE" w:bidi="ar_AE"/>
           </w:rPr>
           <w:rPr>
@@ -5245,12 +6479,16 @@
       </w:hyperlink>
       <w:r>
         <w:rPr>
+          <w:rtl/>
+          <w:cs/>
           <w:lang w:val="ar_AE" w:bidi="ar_AE"/>
         </w:rPr>
         <w:t>؛</w:t>
       </w:r>
       <w:r>
         <w:rPr>
+          <w:rtl/>
+          <w:cs/>
           <w:lang w:val="ar_AE" w:bidi="ar_AE"/>
         </w:rPr>
         <w:t xml:space="preserve"> </w:t>
@@ -5258,6 +6496,8 @@
       <w:hyperlink r:id="rId133">
         <w:r>
           <w:rPr>
+            <w:rtl/>
+            <w:cs/>
             <w:lang w:val="ar_AE" w:bidi="ar_AE"/>
           </w:rPr>
           <w:rPr>
@@ -5269,12 +6509,16 @@
       </w:hyperlink>
       <w:r>
         <w:rPr>
+          <w:rtl/>
+          <w:cs/>
           <w:lang w:val="ar_AE" w:bidi="ar_AE"/>
         </w:rPr>
         <w:t>؛</w:t>
       </w:r>
       <w:r>
         <w:rPr>
+          <w:rtl/>
+          <w:cs/>
           <w:lang w:val="ar_AE" w:bidi="ar_AE"/>
         </w:rPr>
         <w:t xml:space="preserve"> </w:t>
@@ -5282,6 +6526,8 @@
       <w:hyperlink r:id="rId113">
         <w:r>
           <w:rPr>
+            <w:rtl/>
+            <w:cs/>
             <w:lang w:val="ar_AE" w:bidi="ar_AE"/>
           </w:rPr>
           <w:rPr>
@@ -5293,21 +6539,27 @@
       </w:hyperlink>
       <w:r>
         <w:rPr>
-          <w:lang w:val="ar_AE" w:bidi="ar_AE"/>
-        </w:rPr>
-      </w:r>
-      <w:r>
-        <w:rPr>
-          <w:lang w:val="ar_AE" w:bidi="ar_AE"/>
-        </w:rPr>
-      </w:r>
-    </w:p>
-    <w:p>
-      <w:pPr>
-        <w:bidi/>
-      </w:pPr>
-      <w:r>
-        <w:rPr>
+          <w:rtl/>
+          <w:cs/>
+          <w:lang w:val="ar_AE" w:bidi="ar_AE"/>
+        </w:rPr>
+      </w:r>
+      <w:r>
+        <w:rPr>
+          <w:rtl/>
+          <w:cs/>
+          <w:lang w:val="ar_AE" w:bidi="ar_AE"/>
+        </w:rPr>
+      </w:r>
+    </w:p>
+    <w:p>
+      <w:pPr>
+        <w:bidi/>
+      </w:pPr>
+      <w:r>
+        <w:rPr>
+          <w:rtl/>
+          <w:cs/>
           <w:lang w:val="ar_AE" w:bidi="ar_AE"/>
         </w:rPr>
       </w:r>
@@ -5319,27 +6571,35 @@
       </w:pPr>
       <w:r>
         <w:rPr>
+          <w:rtl/>
+          <w:cs/>
           <w:lang w:val="ar_AE" w:bidi="ar_AE"/>
         </w:rPr>
         <w:t>ملكي صادق</w:t>
       </w:r>
       <w:r>
         <w:rPr>
-          <w:lang w:val="ar_AE" w:bidi="ar_AE"/>
-        </w:rPr>
-      </w:r>
-    </w:p>
-    <w:p>
-      <w:pPr>
-        <w:bidi/>
-      </w:pPr>
-      <w:r>
-        <w:rPr>
-          <w:lang w:val="ar_AE" w:bidi="ar_AE"/>
-        </w:rPr>
-      </w:r>
-      <w:r>
-        <w:rPr>
+          <w:rtl/>
+          <w:cs/>
+          <w:lang w:val="ar_AE" w:bidi="ar_AE"/>
+        </w:rPr>
+      </w:r>
+    </w:p>
+    <w:p>
+      <w:pPr>
+        <w:bidi/>
+      </w:pPr>
+      <w:r>
+        <w:rPr>
+          <w:rtl/>
+          <w:cs/>
+          <w:lang w:val="ar_AE" w:bidi="ar_AE"/>
+        </w:rPr>
+      </w:r>
+      <w:r>
+        <w:rPr>
+          <w:rtl/>
+          <w:cs/>
           <w:lang w:val="ar_AE" w:bidi="ar_AE"/>
         </w:rPr>
         <w:t>ملكي صادق هو أحد الشخصيات المُبهمة في الكتاب المقدس. اسمه يعني "ملك البر". كان كاهنًا وملكًا كنعانيًا. ولا يسجل لنا الكتاب أي شيئ عن عائلته أو ولادته أو وفاته.</w:t>
@@ -5351,23 +6611,31 @@
       </w:pPr>
       <w:r>
         <w:rPr>
-          <w:lang w:val="ar_AE" w:bidi="ar_AE"/>
-        </w:rPr>
-      </w:r>
-      <w:r>
-        <w:rPr>
+          <w:rtl/>
+          <w:cs/>
+          <w:lang w:val="ar_AE" w:bidi="ar_AE"/>
+        </w:rPr>
+      </w:r>
+      <w:r>
+        <w:rPr>
+          <w:rtl/>
+          <w:cs/>
           <w:lang w:val="ar_AE" w:bidi="ar_AE"/>
         </w:rPr>
         <w:t xml:space="preserve">التقى أَبْرَام بملكي صادق بعد انتصاره على ملوك بلاد ما بين النهرين الأربعة الذين كانوا قد غزوا سدوم وعمورة وأسروا لوطًا ابن أخي </w:t>
       </w:r>
       <w:r>
         <w:rPr>
+          <w:rtl/>
+          <w:cs/>
           <w:lang w:val="ar_AE" w:bidi="ar_AE"/>
         </w:rPr>
         <w:t xml:space="preserve">أَبْرَام (قبل أن يصير اسمه إبراهيم) </w:t>
       </w:r>
       <w:r>
         <w:rPr>
+          <w:rtl/>
+          <w:cs/>
           <w:lang w:val="ar_AE" w:bidi="ar_AE"/>
         </w:rPr>
         <w:t>(</w:t>
@@ -5375,6 +6643,8 @@
       <w:hyperlink r:id="rId134">
         <w:r>
           <w:rPr>
+            <w:rtl/>
+            <w:cs/>
             <w:lang w:val="ar_AE" w:bidi="ar_AE"/>
           </w:rPr>
           <w:rPr>
@@ -5386,6 +6656,8 @@
       </w:hyperlink>
       <w:r>
         <w:rPr>
+          <w:rtl/>
+          <w:cs/>
           <w:lang w:val="ar_AE" w:bidi="ar_AE"/>
         </w:rPr>
         <w:t xml:space="preserve">). عندما عاد أَبْرَام من المعركة، كان ملكي صادق، ملك شاليم (التي هي أورشليم؛ انظر </w:t>
@@ -5393,6 +6665,8 @@
       <w:hyperlink r:id="rId135">
         <w:r>
           <w:rPr>
+            <w:rtl/>
+            <w:cs/>
             <w:lang w:val="ar_AE" w:bidi="ar_AE"/>
           </w:rPr>
           <w:rPr>
@@ -5404,18 +6678,24 @@
       </w:hyperlink>
       <w:r>
         <w:rPr>
+          <w:rtl/>
+          <w:cs/>
           <w:lang w:val="ar_AE" w:bidi="ar_AE"/>
         </w:rPr>
         <w:t xml:space="preserve"> والتذييل الوارد هناك)، في اتّحاد مع ملوك البحر الميت الممتنين. قدم ملكي صادق لأبرام الخبز والنبيذ وباركه أيضًا، فكان “</w:t>
       </w:r>
       <w:r>
         <w:rPr>
+          <w:rtl/>
+          <w:cs/>
           <w:lang w:val="ar_AE" w:bidi="ar_AE"/>
         </w:rPr>
         <w:t>كَاهِنًا لِلهِ ٱلْعَلِيِّ</w:t>
       </w:r>
       <w:r>
         <w:rPr>
+          <w:rtl/>
+          <w:cs/>
           <w:lang w:val="ar_AE" w:bidi="ar_AE"/>
         </w:rPr>
         <w:t>” (</w:t>
@@ -5423,6 +6703,8 @@
       <w:hyperlink r:id="rId136">
         <w:r>
           <w:rPr>
+            <w:rtl/>
+            <w:cs/>
             <w:lang w:val="ar_AE" w:bidi="ar_AE"/>
           </w:rPr>
           <w:rPr>
@@ -5434,6 +6716,8 @@
       </w:hyperlink>
       <w:r>
         <w:rPr>
+          <w:rtl/>
+          <w:cs/>
           <w:lang w:val="ar_AE" w:bidi="ar_AE"/>
         </w:rPr>
         <w:t xml:space="preserve">)، الإله الحقيقي الذي خلق السماء والأرض (انظر </w:t>
@@ -5441,6 +6725,8 @@
       <w:hyperlink r:id="rId137">
         <w:r>
           <w:rPr>
+            <w:rtl/>
+            <w:cs/>
             <w:lang w:val="ar_AE" w:bidi="ar_AE"/>
           </w:rPr>
           <w:rPr>
@@ -5452,6 +6738,8 @@
       </w:hyperlink>
       <w:r>
         <w:rPr>
+          <w:rtl/>
+          <w:cs/>
           <w:lang w:val="ar_AE" w:bidi="ar_AE"/>
         </w:rPr>
         <w:t xml:space="preserve">؛ </w:t>
@@ -5459,6 +6747,8 @@
       <w:hyperlink r:id="rId138">
         <w:r>
           <w:rPr>
+            <w:rtl/>
+            <w:cs/>
             <w:lang w:val="ar_AE" w:bidi="ar_AE"/>
           </w:rPr>
           <w:rPr>
@@ -5470,6 +6760,8 @@
       </w:hyperlink>
       <w:r>
         <w:rPr>
+          <w:rtl/>
+          <w:cs/>
           <w:lang w:val="ar_AE" w:bidi="ar_AE"/>
         </w:rPr>
         <w:t xml:space="preserve">؛ </w:t>
@@ -5477,6 +6769,8 @@
       <w:hyperlink r:id="rId139">
         <w:r>
           <w:rPr>
+            <w:rtl/>
+            <w:cs/>
             <w:lang w:val="ar_AE" w:bidi="ar_AE"/>
           </w:rPr>
           <w:rPr>
@@ -5488,6 +6782,8 @@
       </w:hyperlink>
       <w:r>
         <w:rPr>
+          <w:rtl/>
+          <w:cs/>
           <w:lang w:val="ar_AE" w:bidi="ar_AE"/>
         </w:rPr>
         <w:t xml:space="preserve">؛ </w:t>
@@ -5495,6 +6791,8 @@
       <w:hyperlink r:id="rId140">
         <w:r>
           <w:rPr>
+            <w:rtl/>
+            <w:cs/>
             <w:lang w:val="ar_AE" w:bidi="ar_AE"/>
           </w:rPr>
           <w:rPr>
@@ -5506,18 +6804,24 @@
       </w:hyperlink>
       <w:r>
         <w:rPr>
+          <w:rtl/>
+          <w:cs/>
           <w:lang w:val="ar_AE" w:bidi="ar_AE"/>
         </w:rPr>
         <w:t xml:space="preserve">). أدرك ملكي صادق أن </w:t>
       </w:r>
       <w:r>
         <w:rPr>
+          <w:rtl/>
+          <w:cs/>
           <w:lang w:val="ar_AE" w:bidi="ar_AE"/>
         </w:rPr>
         <w:t xml:space="preserve">أَبْرَام </w:t>
       </w:r>
       <w:r>
         <w:rPr>
+          <w:rtl/>
+          <w:cs/>
           <w:lang w:val="ar_AE" w:bidi="ar_AE"/>
         </w:rPr>
         <w:t>يعبد الإله الحقيقي، وعظّم الله وسبّحه لأنه قد منح النصر لأَبْرَام (</w:t>
@@ -5525,6 +6829,8 @@
       <w:hyperlink r:id="rId141">
         <w:r>
           <w:rPr>
+            <w:rtl/>
+            <w:cs/>
             <w:lang w:val="ar_AE" w:bidi="ar_AE"/>
           </w:rPr>
           <w:rPr>
@@ -5536,6 +6842,8 @@
       </w:hyperlink>
       <w:r>
         <w:rPr>
+          <w:rtl/>
+          <w:cs/>
           <w:lang w:val="ar_AE" w:bidi="ar_AE"/>
         </w:rPr>
         <w:t xml:space="preserve">). قبل أَبْرَام هدايا ملكي صادق وأعطاه العشر، وهو ما يبرهن على أهمية ملكي صادق (انظر </w:t>
@@ -5543,6 +6851,8 @@
       <w:hyperlink r:id="rId142">
         <w:r>
           <w:rPr>
+            <w:rtl/>
+            <w:cs/>
             <w:lang w:val="ar_AE" w:bidi="ar_AE"/>
           </w:rPr>
           <w:rPr>
@@ -5554,6 +6864,8 @@
       </w:hyperlink>
       <w:r>
         <w:rPr>
+          <w:rtl/>
+          <w:cs/>
           <w:lang w:val="ar_AE" w:bidi="ar_AE"/>
         </w:rPr>
         <w:t>).</w:t>
@@ -5565,23 +6877,31 @@
       </w:pPr>
       <w:r>
         <w:rPr>
-          <w:lang w:val="ar_AE" w:bidi="ar_AE"/>
-        </w:rPr>
-      </w:r>
-      <w:r>
-        <w:rPr>
+          <w:rtl/>
+          <w:cs/>
+          <w:lang w:val="ar_AE" w:bidi="ar_AE"/>
+        </w:rPr>
+      </w:r>
+      <w:r>
+        <w:rPr>
+          <w:rtl/>
+          <w:cs/>
           <w:lang w:val="ar_AE" w:bidi="ar_AE"/>
         </w:rPr>
         <w:t>ينطوي سفر التكوين على سجلات عائلية لكثير من الشخصيات الكتابية، لكن ملكي صادق يظهر فجأة دون ذكر أي تاريخ عائلي له، ويختفي بنفس الطريقة. في وقت لاحق في تاريخ إسرائيل، ربما فكر الملك داود في هذا عندما قال إن المسيّا (المختار من الله) هو "</w:t>
       </w:r>
       <w:r>
         <w:rPr>
+          <w:rtl/>
+          <w:cs/>
           <w:lang w:val="ar_AE" w:bidi="ar_AE"/>
         </w:rPr>
         <w:t>كَاهِنٌ إِلَى ٱلْأَبَدِ عَلَى رُتْبَةِ مَلْكِي صَادَقَ</w:t>
       </w:r>
       <w:r>
         <w:rPr>
+          <w:rtl/>
+          <w:cs/>
           <w:lang w:val="ar_AE" w:bidi="ar_AE"/>
         </w:rPr>
         <w:t>" (</w:t>
@@ -5589,6 +6909,8 @@
       <w:hyperlink r:id="rId143">
         <w:r>
           <w:rPr>
+            <w:rtl/>
+            <w:cs/>
             <w:lang w:val="ar_AE" w:bidi="ar_AE"/>
           </w:rPr>
           <w:rPr>
@@ -5600,6 +6922,8 @@
       </w:hyperlink>
       <w:r>
         <w:rPr>
+          <w:rtl/>
+          <w:cs/>
           <w:lang w:val="ar_AE" w:bidi="ar_AE"/>
         </w:rPr>
         <w:t xml:space="preserve">؛ قارن </w:t>
@@ -5607,6 +6931,8 @@
       <w:hyperlink r:id="rId144">
         <w:r>
           <w:rPr>
+            <w:rtl/>
+            <w:cs/>
             <w:lang w:val="ar_AE" w:bidi="ar_AE"/>
           </w:rPr>
           <w:rPr>
@@ -5618,18 +6944,24 @@
       </w:hyperlink>
       <w:r>
         <w:rPr>
+          <w:rtl/>
+          <w:cs/>
           <w:lang w:val="ar_AE" w:bidi="ar_AE"/>
         </w:rPr>
         <w:t>). يستخدم سفر العبرانيين فكرة أن ملكي صادق لم يكن لديه سجل لتاريخ عائلته ليعقد المقارنة ما بين الكهنوت اللاوي المؤقت والكهنوت الأبدي ليسوع المسيح. يوضح العبرانيين أيضًا أن ملكي صادق يُذكر بأنه "</w:t>
       </w:r>
       <w:r>
         <w:rPr>
+          <w:rtl/>
+          <w:cs/>
           <w:lang w:val="ar_AE" w:bidi="ar_AE"/>
         </w:rPr>
         <w:t>مُشَبَّهٌ بِٱبْنِ ٱللهِ</w:t>
       </w:r>
       <w:r>
         <w:rPr>
+          <w:rtl/>
+          <w:cs/>
           <w:lang w:val="ar_AE" w:bidi="ar_AE"/>
         </w:rPr>
         <w:t>" لكنه لم يكن ابن الله (</w:t>
@@ -5637,6 +6969,8 @@
       <w:hyperlink r:id="rId145">
         <w:r>
           <w:rPr>
+            <w:rtl/>
+            <w:cs/>
             <w:lang w:val="ar_AE" w:bidi="ar_AE"/>
           </w:rPr>
           <w:rPr>
@@ -5648,6 +6982,8 @@
       </w:hyperlink>
       <w:r>
         <w:rPr>
+          <w:rtl/>
+          <w:cs/>
           <w:lang w:val="ar_AE" w:bidi="ar_AE"/>
         </w:rPr>
         <w:t xml:space="preserve">). وكهنوته يستمر إلى الأبد كنموذج يسبق كهنوت المسيّا. إن يسوع المسيح لديه أدوارًا كهنوتية كملكي صادق، لكنه في الوقت ذاته ملك يختلف كل الاختلاف عن ملوك إسرائيل. </w:t>
@@ -5659,11 +6995,15 @@
       </w:pPr>
       <w:r>
         <w:rPr>
-          <w:lang w:val="ar_AE" w:bidi="ar_AE"/>
-        </w:rPr>
-      </w:r>
-      <w:r>
-        <w:rPr>
+          <w:rtl/>
+          <w:cs/>
+          <w:lang w:val="ar_AE" w:bidi="ar_AE"/>
+        </w:rPr>
+      </w:r>
+      <w:r>
+        <w:rPr>
+          <w:rtl/>
+          <w:cs/>
           <w:lang w:val="ar_AE" w:bidi="ar_AE"/>
         </w:rPr>
         <w:t>كان ملكي صادق، الكاهن الملوكي، أعظم من لاوي، سلف كهنة إسرائيل. وبالمثل، فإن المسيّا، يسوع المسيح، هو الكاهن الأعظم مقارنة بأحفاد هارون الكهنة. يقدم يسوع غفرانًا أبديًا للخطايا ودخولًا مباشرًا إلى الله (</w:t>
@@ -5671,6 +7011,8 @@
       <w:hyperlink r:id="rId146">
         <w:r>
           <w:rPr>
+            <w:rtl/>
+            <w:cs/>
             <w:lang w:val="ar_AE" w:bidi="ar_AE"/>
           </w:rPr>
           <w:rPr>
@@ -5682,6 +7024,8 @@
       </w:hyperlink>
       <w:r>
         <w:rPr>
+          <w:rtl/>
+          <w:cs/>
           <w:lang w:val="ar_AE" w:bidi="ar_AE"/>
         </w:rPr>
         <w:t>). إنه يقود شعبه بعمل الروح القدس وليس بالناموس (</w:t>
@@ -5689,6 +7033,8 @@
       <w:hyperlink r:id="rId147">
         <w:r>
           <w:rPr>
+            <w:rtl/>
+            <w:cs/>
             <w:lang w:val="ar_AE" w:bidi="ar_AE"/>
           </w:rPr>
           <w:rPr>
@@ -5700,6 +7046,8 @@
       </w:hyperlink>
       <w:r>
         <w:rPr>
+          <w:rtl/>
+          <w:cs/>
           <w:lang w:val="ar_AE" w:bidi="ar_AE"/>
         </w:rPr>
         <w:t xml:space="preserve">). وهو يبقى إلى الأبد كاهنًا وملكًا لمن يؤمنون به ويتكلون عليه. </w:t>
@@ -5711,12 +7059,16 @@
       </w:pPr>
       <w:r>
         <w:rPr>
+          <w:rtl/>
+          <w:cs/>
           <w:lang w:val="ar_AE" w:bidi="ar_AE"/>
         </w:rPr>
       </w:r>
       <w:r>
         <w:rPr>
           <w:u w:val="single"/>
+          <w:rtl/>
+          <w:cs/>
           <w:lang w:val="ar_AE" w:bidi="ar_AE"/>
         </w:rPr>
         <w:t>مقاطع كتابية لدراسة أعمق</w:t>
@@ -5728,12 +7080,16 @@
       </w:pPr>
       <w:r>
         <w:rPr>
+          <w:rtl/>
+          <w:cs/>
           <w:lang w:val="ar_AE" w:bidi="ar_AE"/>
         </w:rPr>
       </w:r>
       <w:hyperlink r:id="rId148">
         <w:r>
           <w:rPr>
+            <w:rtl/>
+            <w:cs/>
             <w:lang w:val="ar_AE" w:bidi="ar_AE"/>
           </w:rPr>
           <w:rPr>
@@ -5745,6 +7101,8 @@
       </w:hyperlink>
       <w:r>
         <w:rPr>
+          <w:rtl/>
+          <w:cs/>
           <w:lang w:val="ar_AE" w:bidi="ar_AE"/>
         </w:rPr>
         <w:t xml:space="preserve">؛ </w:t>
@@ -5752,6 +7110,8 @@
       <w:hyperlink r:id="rId143">
         <w:r>
           <w:rPr>
+            <w:rtl/>
+            <w:cs/>
             <w:lang w:val="ar_AE" w:bidi="ar_AE"/>
           </w:rPr>
           <w:rPr>
@@ -5763,6 +7123,8 @@
       </w:hyperlink>
       <w:r>
         <w:rPr>
+          <w:rtl/>
+          <w:cs/>
           <w:lang w:val="ar_AE" w:bidi="ar_AE"/>
         </w:rPr>
         <w:t xml:space="preserve">؛ </w:t>
@@ -5770,6 +7132,8 @@
       <w:hyperlink r:id="rId149">
         <w:r>
           <w:rPr>
+            <w:rtl/>
+            <w:cs/>
             <w:lang w:val="ar_AE" w:bidi="ar_AE"/>
           </w:rPr>
           <w:rPr>
@@ -5781,6 +7145,8 @@
       </w:hyperlink>
       <w:r>
         <w:rPr>
+          <w:rtl/>
+          <w:cs/>
           <w:lang w:val="ar_AE" w:bidi="ar_AE"/>
         </w:rPr>
         <w:t xml:space="preserve">؛ </w:t>
@@ -5788,6 +7154,8 @@
       <w:hyperlink r:id="rId150">
         <w:r>
           <w:rPr>
+            <w:rtl/>
+            <w:cs/>
             <w:lang w:val="ar_AE" w:bidi="ar_AE"/>
           </w:rPr>
           <w:rPr>
@@ -5799,27 +7167,35 @@
       </w:hyperlink>
       <w:r>
         <w:rPr>
+          <w:rtl/>
+          <w:cs/>
           <w:lang w:val="ar_AE" w:bidi="ar_AE"/>
         </w:rPr>
         <w:t>.</w:t>
       </w:r>
       <w:r>
         <w:rPr>
-          <w:lang w:val="ar_AE" w:bidi="ar_AE"/>
-        </w:rPr>
-      </w:r>
-      <w:r>
-        <w:rPr>
-          <w:lang w:val="ar_AE" w:bidi="ar_AE"/>
-        </w:rPr>
-      </w:r>
-    </w:p>
-    <w:p>
-      <w:pPr>
-        <w:bidi/>
-      </w:pPr>
-      <w:r>
-        <w:rPr>
+          <w:rtl/>
+          <w:cs/>
+          <w:lang w:val="ar_AE" w:bidi="ar_AE"/>
+        </w:rPr>
+      </w:r>
+      <w:r>
+        <w:rPr>
+          <w:rtl/>
+          <w:cs/>
+          <w:lang w:val="ar_AE" w:bidi="ar_AE"/>
+        </w:rPr>
+      </w:r>
+    </w:p>
+    <w:p>
+      <w:pPr>
+        <w:bidi/>
+      </w:pPr>
+      <w:r>
+        <w:rPr>
+          <w:rtl/>
+          <w:cs/>
           <w:lang w:val="ar_AE" w:bidi="ar_AE"/>
         </w:rPr>
       </w:r>
@@ -5831,27 +7207,35 @@
       </w:pPr>
       <w:r>
         <w:rPr>
+          <w:rtl/>
+          <w:cs/>
           <w:lang w:val="ar_AE" w:bidi="ar_AE"/>
         </w:rPr>
         <w:t>منسّى</w:t>
       </w:r>
       <w:r>
         <w:rPr>
-          <w:lang w:val="ar_AE" w:bidi="ar_AE"/>
-        </w:rPr>
-      </w:r>
-    </w:p>
-    <w:p>
-      <w:pPr>
-        <w:bidi/>
-      </w:pPr>
-      <w:r>
-        <w:rPr>
-          <w:lang w:val="ar_AE" w:bidi="ar_AE"/>
-        </w:rPr>
-      </w:r>
-      <w:r>
-        <w:rPr>
+          <w:rtl/>
+          <w:cs/>
+          <w:lang w:val="ar_AE" w:bidi="ar_AE"/>
+        </w:rPr>
+      </w:r>
+    </w:p>
+    <w:p>
+      <w:pPr>
+        <w:bidi/>
+      </w:pPr>
+      <w:r>
+        <w:rPr>
+          <w:rtl/>
+          <w:cs/>
+          <w:lang w:val="ar_AE" w:bidi="ar_AE"/>
+        </w:rPr>
+      </w:r>
+      <w:r>
+        <w:rPr>
+          <w:rtl/>
+          <w:cs/>
           <w:lang w:val="ar_AE" w:bidi="ar_AE"/>
         </w:rPr>
         <w:t>منسّى هو الملك الثالث عشر ليهوذا، وحكم من عام 697 إلى 642 قبل الميلاد. كان ملكًا لسنوات كثيرة وعُرف بارتكابه شرورًا كثيرة (</w:t>
@@ -5859,6 +7243,8 @@
       <w:hyperlink r:id="rId151">
         <w:r>
           <w:rPr>
+            <w:rtl/>
+            <w:cs/>
             <w:lang w:val="ar_AE" w:bidi="ar_AE"/>
           </w:rPr>
           <w:rPr>
@@ -5870,6 +7256,8 @@
       </w:hyperlink>
       <w:r>
         <w:rPr>
+          <w:rtl/>
+          <w:cs/>
           <w:lang w:val="ar_AE" w:bidi="ar_AE"/>
         </w:rPr>
         <w:t xml:space="preserve">؛ </w:t>
@@ -5877,6 +7265,8 @@
       <w:hyperlink r:id="rId152">
         <w:r>
           <w:rPr>
+            <w:rtl/>
+            <w:cs/>
             <w:lang w:val="ar_AE" w:bidi="ar_AE"/>
           </w:rPr>
           <w:rPr>
@@ -5888,6 +7278,8 @@
       </w:hyperlink>
       <w:r>
         <w:rPr>
+          <w:rtl/>
+          <w:cs/>
           <w:lang w:val="ar_AE" w:bidi="ar_AE"/>
         </w:rPr>
         <w:t>).وقد بدا هذا الأمر غريبًا إذ كان أبوه الملك حزقيّا، ملكًا صالحًا وأمينًا (</w:t>
@@ -5895,6 +7287,8 @@
       <w:hyperlink r:id="rId153">
         <w:r>
           <w:rPr>
+            <w:rtl/>
+            <w:cs/>
             <w:lang w:val="ar_AE" w:bidi="ar_AE"/>
           </w:rPr>
           <w:rPr>
@@ -5906,6 +7300,8 @@
       </w:hyperlink>
       <w:r>
         <w:rPr>
+          <w:rtl/>
+          <w:cs/>
           <w:lang w:val="ar_AE" w:bidi="ar_AE"/>
         </w:rPr>
         <w:t>).</w:t>
@@ -5917,11 +7313,15 @@
       </w:pPr>
       <w:r>
         <w:rPr>
-          <w:lang w:val="ar_AE" w:bidi="ar_AE"/>
-        </w:rPr>
-      </w:r>
-      <w:r>
-        <w:rPr>
+          <w:rtl/>
+          <w:cs/>
+          <w:lang w:val="ar_AE" w:bidi="ar_AE"/>
+        </w:rPr>
+      </w:r>
+      <w:r>
+        <w:rPr>
+          <w:rtl/>
+          <w:cs/>
           <w:lang w:val="ar_AE" w:bidi="ar_AE"/>
         </w:rPr>
         <w:t>في عام 697 قبل الميلاد، تشارك منسّى الحُكم مع أبيه حزقيّا، وهو في سن الثانية عشرة (</w:t>
@@ -5929,6 +7329,8 @@
       <w:hyperlink r:id="rId154">
         <w:r>
           <w:rPr>
+            <w:rtl/>
+            <w:cs/>
             <w:lang w:val="ar_AE" w:bidi="ar_AE"/>
           </w:rPr>
           <w:rPr>
@@ -5940,6 +7342,8 @@
       </w:hyperlink>
       <w:r>
         <w:rPr>
+          <w:rtl/>
+          <w:cs/>
           <w:lang w:val="ar_AE" w:bidi="ar_AE"/>
         </w:rPr>
         <w:t>). وفي عام 686 قبل الميلاد، مات حزقيّا، وانفرد منسّى حينها بالحكم وحده. وحَكم مدة خمسة وخمسين عامًا (</w:t>
@@ -5947,6 +7351,8 @@
       <w:hyperlink r:id="rId155">
         <w:r>
           <w:rPr>
+            <w:rtl/>
+            <w:cs/>
             <w:lang w:val="ar_AE" w:bidi="ar_AE"/>
           </w:rPr>
           <w:rPr>
@@ -5958,30 +7364,40 @@
       </w:hyperlink>
       <w:r>
         <w:rPr>
+          <w:rtl/>
+          <w:cs/>
           <w:lang w:val="ar_AE" w:bidi="ar_AE"/>
         </w:rPr>
         <w:t xml:space="preserve">)، وهي أطول فترة حكم لأي ملك في يهوذا أو إسرائيل. لكنه بكل أسف، كان من أكثر ملوك يهوذا شرًا. فأعاد بناء المرتفعات لعبادة الأوثان، وأدخل عبادة البعل، والشمس، والقمر، والنجوم، ووصل به الأمر أن </w:t>
       </w:r>
       <w:r>
         <w:rPr>
+          <w:rtl/>
+          <w:cs/>
           <w:lang w:val="ar_AE" w:bidi="ar_AE"/>
         </w:rPr>
         <w:t>عَبَّرَ ٱبْنَهُ فِي ٱلنَّارِ</w:t>
       </w:r>
       <w:r>
         <w:rPr>
+          <w:rtl/>
+          <w:cs/>
           <w:lang w:val="ar_AE" w:bidi="ar_AE"/>
         </w:rPr>
         <w:t xml:space="preserve"> أي:</w:t>
       </w:r>
       <w:r>
         <w:rPr>
+          <w:rtl/>
+          <w:cs/>
           <w:lang w:val="ar_AE" w:bidi="ar_AE"/>
         </w:rPr>
         <w:t xml:space="preserve">أحرقَ ا‏بنَهُ في النَّارِ قُربانا لِلبَعلِ </w:t>
       </w:r>
       <w:r>
         <w:rPr>
+          <w:rtl/>
+          <w:cs/>
           <w:lang w:val="ar_AE" w:bidi="ar_AE"/>
         </w:rPr>
         <w:t>(</w:t>
@@ -5989,6 +7405,8 @@
       <w:hyperlink r:id="rId156">
         <w:r>
           <w:rPr>
+            <w:rtl/>
+            <w:cs/>
             <w:lang w:val="ar_AE" w:bidi="ar_AE"/>
           </w:rPr>
           <w:rPr>
@@ -6000,6 +7418,8 @@
       </w:hyperlink>
       <w:r>
         <w:rPr>
+          <w:rtl/>
+          <w:cs/>
           <w:lang w:val="ar_AE" w:bidi="ar_AE"/>
         </w:rPr>
         <w:t xml:space="preserve">؛ انظر </w:t>
@@ -6007,6 +7427,8 @@
       <w:hyperlink r:id="rId157">
         <w:r>
           <w:rPr>
+            <w:rtl/>
+            <w:cs/>
             <w:lang w:val="ar_AE" w:bidi="ar_AE"/>
           </w:rPr>
           <w:rPr>
@@ -6018,6 +7440,8 @@
       </w:hyperlink>
       <w:r>
         <w:rPr>
+          <w:rtl/>
+          <w:cs/>
           <w:lang w:val="ar_AE" w:bidi="ar_AE"/>
         </w:rPr>
         <w:t xml:space="preserve">؛ </w:t>
@@ -6025,6 +7449,8 @@
       <w:hyperlink r:id="rId158">
         <w:r>
           <w:rPr>
+            <w:rtl/>
+            <w:cs/>
             <w:lang w:val="ar_AE" w:bidi="ar_AE"/>
           </w:rPr>
           <w:rPr>
@@ -6036,18 +7462,24 @@
       </w:hyperlink>
       <w:r>
         <w:rPr>
+          <w:rtl/>
+          <w:cs/>
           <w:lang w:val="ar_AE" w:bidi="ar_AE"/>
         </w:rPr>
         <w:t>). وأتاح في يهوذا ممارسة العِرافة (البحث عن معرفة المستقبل بطرائق خارقة للطبيعة)، والسحر (استخدام السحر بمساعدة الأرواح الشريرة) . “</w:t>
       </w:r>
       <w:r>
         <w:rPr>
+          <w:rtl/>
+          <w:cs/>
           <w:lang w:val="ar_AE" w:bidi="ar_AE"/>
         </w:rPr>
         <w:t>وَسَفَكَ أَيْضًا مَنَسَّى دَمًا بَرِيًّا كَثِيرًا جِدًّا حَتَّى مَلَأَ أُورُشَلِيمَ</w:t>
       </w:r>
       <w:r>
         <w:rPr>
+          <w:rtl/>
+          <w:cs/>
           <w:lang w:val="ar_AE" w:bidi="ar_AE"/>
         </w:rPr>
         <w:t>… بالدماء البريئة” (</w:t>
@@ -6055,6 +7487,8 @@
       <w:hyperlink r:id="rId159">
         <w:r>
           <w:rPr>
+            <w:rtl/>
+            <w:cs/>
             <w:lang w:val="ar_AE" w:bidi="ar_AE"/>
           </w:rPr>
           <w:rPr>
@@ -6066,6 +7500,8 @@
       </w:hyperlink>
       <w:r>
         <w:rPr>
+          <w:rtl/>
+          <w:cs/>
           <w:lang w:val="ar_AE" w:bidi="ar_AE"/>
         </w:rPr>
         <w:t xml:space="preserve">؛ </w:t>
@@ -6073,6 +7509,8 @@
       <w:hyperlink r:id="rId160">
         <w:r>
           <w:rPr>
+            <w:rtl/>
+            <w:cs/>
             <w:lang w:val="ar_AE" w:bidi="ar_AE"/>
           </w:rPr>
           <w:rPr>
@@ -6084,6 +7522,8 @@
       </w:hyperlink>
       <w:r>
         <w:rPr>
+          <w:rtl/>
+          <w:cs/>
           <w:lang w:val="ar_AE" w:bidi="ar_AE"/>
         </w:rPr>
         <w:t>).</w:t>
@@ -6095,11 +7535,15 @@
       </w:pPr>
       <w:r>
         <w:rPr>
-          <w:lang w:val="ar_AE" w:bidi="ar_AE"/>
-        </w:rPr>
-      </w:r>
-      <w:r>
-        <w:rPr>
+          <w:rtl/>
+          <w:cs/>
+          <w:lang w:val="ar_AE" w:bidi="ar_AE"/>
+        </w:rPr>
+      </w:r>
+      <w:r>
+        <w:rPr>
+          <w:rtl/>
+          <w:cs/>
           <w:lang w:val="ar_AE" w:bidi="ar_AE"/>
         </w:rPr>
         <w:t>تشير السجلات الآشورية إلى أن منسّى أرسل رجالاً لنقل الخشب من لبنان إلى نينوى لصالح الملك أسرحدون، الذي حكم من 680 إلى 669 قبل الميلاد. كما دفع منسّى الجزية للملك آشوربانيبال، الذي حكم من 668 إلى 626 قبل الميلاد، بعد حملة عسكرية آشورية شنّها على مصر عام 667 قبل الميلاد. كان ولاء منسّى لآشور أكثر من ولائه للرب.</w:t>
@@ -6111,23 +7555,31 @@
       </w:pPr>
       <w:r>
         <w:rPr>
-          <w:lang w:val="ar_AE" w:bidi="ar_AE"/>
-        </w:rPr>
-      </w:r>
-      <w:r>
-        <w:rPr>
+          <w:rtl/>
+          <w:cs/>
+          <w:lang w:val="ar_AE" w:bidi="ar_AE"/>
+        </w:rPr>
+      </w:r>
+      <w:r>
+        <w:rPr>
+          <w:rtl/>
+          <w:cs/>
           <w:lang w:val="ar_AE" w:bidi="ar_AE"/>
         </w:rPr>
         <w:t>بسبب خطية منسّى العظمى، قرر الله هذا: "</w:t>
       </w:r>
       <w:r>
         <w:rPr>
+          <w:rtl/>
+          <w:cs/>
           <w:lang w:val="ar_AE" w:bidi="ar_AE"/>
         </w:rPr>
         <w:t>وَأَمْسَحُ أُورُشَلِيمَ كَمَا يَمْسَحُ وَاحِدٌ ٱلصَّحْنَ. يَمْسَحُهُ وَيَقْلِبُهُ عَلَى وَجْهِهِ.</w:t>
       </w:r>
       <w:r>
         <w:rPr>
+          <w:rtl/>
+          <w:cs/>
           <w:lang w:val="ar_AE" w:bidi="ar_AE"/>
         </w:rPr>
         <w:t>" (</w:t>
@@ -6135,6 +7587,8 @@
       <w:hyperlink r:id="rId161">
         <w:r>
           <w:rPr>
+            <w:rtl/>
+            <w:cs/>
             <w:lang w:val="ar_AE" w:bidi="ar_AE"/>
           </w:rPr>
           <w:rPr>
@@ -6146,6 +7600,8 @@
       </w:hyperlink>
       <w:r>
         <w:rPr>
+          <w:rtl/>
+          <w:cs/>
           <w:lang w:val="ar_AE" w:bidi="ar_AE"/>
         </w:rPr>
         <w:t>). غير أن منسّى تاب توبة متأخرة من نهاية حياته. قبض عليه جيش الآشوريين، ووضعوا خطافًا في أنفه، وسبوه إلى بابل (</w:t>
@@ -6153,6 +7609,8 @@
       <w:hyperlink r:id="rId162">
         <w:r>
           <w:rPr>
+            <w:rtl/>
+            <w:cs/>
             <w:lang w:val="ar_AE" w:bidi="ar_AE"/>
           </w:rPr>
           <w:rPr>
@@ -6164,6 +7622,8 @@
       </w:hyperlink>
       <w:r>
         <w:rPr>
+          <w:rtl/>
+          <w:cs/>
           <w:lang w:val="ar_AE" w:bidi="ar_AE"/>
         </w:rPr>
         <w:t>). هناك، توجه منسّى إلى الرب. استجاب الله لصلواته، وأعاده ملكًا مرة أخرى، وبارك بقية فترة حكمه إذ عمل منسّى على استرداد العبادة الصحيحة لله وحده (</w:t>
@@ -6171,6 +7631,8 @@
       <w:hyperlink r:id="rId163">
         <w:r>
           <w:rPr>
+            <w:rtl/>
+            <w:cs/>
             <w:lang w:val="ar_AE" w:bidi="ar_AE"/>
           </w:rPr>
           <w:rPr>
@@ -6182,6 +7644,8 @@
       </w:hyperlink>
       <w:r>
         <w:rPr>
+          <w:rtl/>
+          <w:cs/>
           <w:lang w:val="ar_AE" w:bidi="ar_AE"/>
         </w:rPr>
         <w:t>).</w:t>
@@ -6193,11 +7657,15 @@
       </w:pPr>
       <w:r>
         <w:rPr>
-          <w:lang w:val="ar_AE" w:bidi="ar_AE"/>
-        </w:rPr>
-      </w:r>
-      <w:r>
-        <w:rPr>
+          <w:rtl/>
+          <w:cs/>
+          <w:lang w:val="ar_AE" w:bidi="ar_AE"/>
+        </w:rPr>
+      </w:r>
+      <w:r>
+        <w:rPr>
+          <w:rtl/>
+          <w:cs/>
           <w:lang w:val="ar_AE" w:bidi="ar_AE"/>
         </w:rPr>
         <w:t>إنما بكل أسف، كانت خطايا منسّى قد استشرت في شعب يهوذا (</w:t>
@@ -6205,6 +7673,8 @@
       <w:hyperlink r:id="rId164">
         <w:r>
           <w:rPr>
+            <w:rtl/>
+            <w:cs/>
             <w:lang w:val="ar_AE" w:bidi="ar_AE"/>
           </w:rPr>
           <w:rPr>
@@ -6216,6 +7686,8 @@
       </w:hyperlink>
       <w:r>
         <w:rPr>
+          <w:rtl/>
+          <w:cs/>
           <w:lang w:val="ar_AE" w:bidi="ar_AE"/>
         </w:rPr>
         <w:t>). لم يغير الله من دينونته التي أقرّها على المملكة (</w:t>
@@ -6223,6 +7695,8 @@
       <w:hyperlink r:id="rId165">
         <w:r>
           <w:rPr>
+            <w:rtl/>
+            <w:cs/>
             <w:lang w:val="ar_AE" w:bidi="ar_AE"/>
           </w:rPr>
           <w:rPr>
@@ -6234,6 +7708,8 @@
       </w:hyperlink>
       <w:r>
         <w:rPr>
+          <w:rtl/>
+          <w:cs/>
           <w:lang w:val="ar_AE" w:bidi="ar_AE"/>
         </w:rPr>
         <w:t xml:space="preserve">؛ </w:t>
@@ -6241,6 +7717,8 @@
       <w:hyperlink r:id="rId160">
         <w:r>
           <w:rPr>
+            <w:rtl/>
+            <w:cs/>
             <w:lang w:val="ar_AE" w:bidi="ar_AE"/>
           </w:rPr>
           <w:rPr>
@@ -6252,18 +7730,24 @@
       </w:hyperlink>
       <w:r>
         <w:rPr>
+          <w:rtl/>
+          <w:cs/>
           <w:lang w:val="ar_AE" w:bidi="ar_AE"/>
         </w:rPr>
         <w:t>). هذا إنما يوضح مدى خطورة خطايا منسّى. حتى إرميا، بعد مئة عام، أعلن: "</w:t>
       </w:r>
       <w:r>
         <w:rPr>
+          <w:rtl/>
+          <w:cs/>
           <w:lang w:val="ar_AE" w:bidi="ar_AE"/>
         </w:rPr>
         <w:t>وَأَدْفَعُهُمْ لِلْقَلَقِ فِي كُلِّ مَمَالِكِ ٱلْأَرْضِ مِنْ أَجْلِ مَنَسَّى بْنِ حَزَقِيَّا مَلِكِ يَهُوذَا، مِنْ أَجْلِ مَا صَنَعَ فِي أُورُشَلِيمَ</w:t>
       </w:r>
       <w:r>
         <w:rPr>
+          <w:rtl/>
+          <w:cs/>
           <w:lang w:val="ar_AE" w:bidi="ar_AE"/>
         </w:rPr>
         <w:t>" (</w:t>
@@ -6271,6 +7755,8 @@
       <w:hyperlink r:id="rId166">
         <w:r>
           <w:rPr>
+            <w:rtl/>
+            <w:cs/>
             <w:lang w:val="ar_AE" w:bidi="ar_AE"/>
           </w:rPr>
           <w:rPr>
@@ -6282,6 +7768,8 @@
       </w:hyperlink>
       <w:r>
         <w:rPr>
+          <w:rtl/>
+          <w:cs/>
           <w:lang w:val="ar_AE" w:bidi="ar_AE"/>
         </w:rPr>
         <w:t>). ثم تبع ذلك دمار أورشليم وهيكلها وسبي شعب يهوذا.</w:t>
@@ -6293,23 +7781,31 @@
       </w:pPr>
       <w:r>
         <w:rPr>
-          <w:lang w:val="ar_AE" w:bidi="ar_AE"/>
-        </w:rPr>
-      </w:r>
-      <w:r>
-        <w:rPr>
+          <w:rtl/>
+          <w:cs/>
+          <w:lang w:val="ar_AE" w:bidi="ar_AE"/>
+        </w:rPr>
+      </w:r>
+      <w:r>
+        <w:rPr>
+          <w:rtl/>
+          <w:cs/>
           <w:lang w:val="ar_AE" w:bidi="ar_AE"/>
         </w:rPr>
         <w:t xml:space="preserve">عندما مات منسّى في عام 642 قبل الميلاد عن عمر يناهز 67 عامًا، دُفن في </w:t>
       </w:r>
       <w:r>
         <w:rPr>
+          <w:rtl/>
+          <w:cs/>
           <w:lang w:val="ar_AE" w:bidi="ar_AE"/>
         </w:rPr>
         <w:t>بُسْتَانِ بَيْتِهِ فِي بُسْتَانِ عُزَّا</w:t>
       </w:r>
       <w:r>
         <w:rPr>
+          <w:rtl/>
+          <w:cs/>
           <w:lang w:val="ar_AE" w:bidi="ar_AE"/>
         </w:rPr>
         <w:t xml:space="preserve"> (</w:t>
@@ -6317,6 +7813,8 @@
       <w:hyperlink r:id="rId167">
         <w:r>
           <w:rPr>
+            <w:rtl/>
+            <w:cs/>
             <w:lang w:val="ar_AE" w:bidi="ar_AE"/>
           </w:rPr>
           <w:rPr>
@@ -6328,18 +7826,24 @@
       </w:hyperlink>
       <w:r>
         <w:rPr>
+          <w:rtl/>
+          <w:cs/>
           <w:lang w:val="ar_AE" w:bidi="ar_AE"/>
         </w:rPr>
         <w:t xml:space="preserve">). ولم يُدفن في مدِينة دَاوُد مَعَ المُلوك كواحد من القادة المُبجّلين </w:t>
       </w:r>
       <w:r>
         <w:rPr>
+          <w:rtl/>
+          <w:cs/>
           <w:lang w:val="ar_AE" w:bidi="ar_AE"/>
         </w:rPr>
         <w:t xml:space="preserve"> أمثال </w:t>
       </w:r>
       <w:r>
         <w:rPr>
+          <w:rtl/>
+          <w:cs/>
           <w:lang w:val="ar_AE" w:bidi="ar_AE"/>
         </w:rPr>
         <w:t>يهوياداع وحزقيّا (</w:t>
@@ -6347,6 +7851,8 @@
       <w:hyperlink r:id="rId168">
         <w:r>
           <w:rPr>
+            <w:rtl/>
+            <w:cs/>
             <w:lang w:val="ar_AE" w:bidi="ar_AE"/>
           </w:rPr>
           <w:rPr>
@@ -6358,6 +7864,8 @@
       </w:hyperlink>
       <w:r>
         <w:rPr>
+          <w:rtl/>
+          <w:cs/>
           <w:lang w:val="ar_AE" w:bidi="ar_AE"/>
         </w:rPr>
         <w:t xml:space="preserve">؛ </w:t>
@@ -6365,6 +7873,8 @@
       <w:hyperlink r:id="rId169">
         <w:r>
           <w:rPr>
+            <w:rtl/>
+            <w:cs/>
             <w:lang w:val="ar_AE" w:bidi="ar_AE"/>
           </w:rPr>
           <w:rPr>
@@ -6376,6 +7886,8 @@
       </w:hyperlink>
       <w:r>
         <w:rPr>
+          <w:rtl/>
+          <w:cs/>
           <w:lang w:val="ar_AE" w:bidi="ar_AE"/>
         </w:rPr>
         <w:t xml:space="preserve">). </w:t>
@@ -6387,12 +7899,16 @@
       </w:pPr>
       <w:r>
         <w:rPr>
+          <w:rtl/>
+          <w:cs/>
           <w:lang w:val="ar_AE" w:bidi="ar_AE"/>
         </w:rPr>
       </w:r>
       <w:r>
         <w:rPr>
           <w:u w:val="single"/>
+          <w:rtl/>
+          <w:cs/>
           <w:lang w:val="ar_AE" w:bidi="ar_AE"/>
         </w:rPr>
         <w:t>مقاطع كتابية لدراسة أعمق</w:t>
@@ -6404,12 +7920,16 @@
       </w:pPr>
       <w:r>
         <w:rPr>
+          <w:rtl/>
+          <w:cs/>
           <w:lang w:val="ar_AE" w:bidi="ar_AE"/>
         </w:rPr>
       </w:r>
       <w:hyperlink r:id="rId170">
         <w:r>
           <w:rPr>
+            <w:rtl/>
+            <w:cs/>
             <w:lang w:val="ar_AE" w:bidi="ar_AE"/>
           </w:rPr>
           <w:rPr>
@@ -6421,6 +7941,8 @@
       </w:hyperlink>
       <w:r>
         <w:rPr>
+          <w:rtl/>
+          <w:cs/>
           <w:lang w:val="ar_AE" w:bidi="ar_AE"/>
         </w:rPr>
         <w:t xml:space="preserve">؛ </w:t>
@@ -6428,6 +7950,8 @@
       <w:hyperlink r:id="rId165">
         <w:r>
           <w:rPr>
+            <w:rtl/>
+            <w:cs/>
             <w:lang w:val="ar_AE" w:bidi="ar_AE"/>
           </w:rPr>
           <w:rPr>
@@ -6439,6 +7963,8 @@
       </w:hyperlink>
       <w:r>
         <w:rPr>
+          <w:rtl/>
+          <w:cs/>
           <w:lang w:val="ar_AE" w:bidi="ar_AE"/>
         </w:rPr>
         <w:t xml:space="preserve">؛ </w:t>
@@ -6446,6 +7972,8 @@
       <w:hyperlink r:id="rId171">
         <w:r>
           <w:rPr>
+            <w:rtl/>
+            <w:cs/>
             <w:lang w:val="ar_AE" w:bidi="ar_AE"/>
           </w:rPr>
           <w:rPr>
@@ -6457,6 +7985,8 @@
       </w:hyperlink>
       <w:r>
         <w:rPr>
+          <w:rtl/>
+          <w:cs/>
           <w:lang w:val="ar_AE" w:bidi="ar_AE"/>
         </w:rPr>
         <w:t xml:space="preserve">؛ </w:t>
@@ -6464,6 +7994,8 @@
       <w:hyperlink r:id="rId172">
         <w:r>
           <w:rPr>
+            <w:rtl/>
+            <w:cs/>
             <w:lang w:val="ar_AE" w:bidi="ar_AE"/>
           </w:rPr>
           <w:rPr>
@@ -6475,6 +8007,8 @@
       </w:hyperlink>
       <w:r>
         <w:rPr>
+          <w:rtl/>
+          <w:cs/>
           <w:lang w:val="ar_AE" w:bidi="ar_AE"/>
         </w:rPr>
         <w:t xml:space="preserve">؛ </w:t>
@@ -6482,6 +8016,8 @@
       <w:hyperlink r:id="rId166">
         <w:r>
           <w:rPr>
+            <w:rtl/>
+            <w:cs/>
             <w:lang w:val="ar_AE" w:bidi="ar_AE"/>
           </w:rPr>
           <w:rPr>
@@ -6493,27 +8029,35 @@
       </w:hyperlink>
       <w:r>
         <w:rPr>
+          <w:rtl/>
+          <w:cs/>
           <w:lang w:val="ar_AE" w:bidi="ar_AE"/>
         </w:rPr>
         <w:t>.</w:t>
       </w:r>
       <w:r>
         <w:rPr>
-          <w:lang w:val="ar_AE" w:bidi="ar_AE"/>
-        </w:rPr>
-      </w:r>
-      <w:r>
-        <w:rPr>
-          <w:lang w:val="ar_AE" w:bidi="ar_AE"/>
-        </w:rPr>
-      </w:r>
-    </w:p>
-    <w:p>
-      <w:pPr>
-        <w:bidi/>
-      </w:pPr>
-      <w:r>
-        <w:rPr>
+          <w:rtl/>
+          <w:cs/>
+          <w:lang w:val="ar_AE" w:bidi="ar_AE"/>
+        </w:rPr>
+      </w:r>
+      <w:r>
+        <w:rPr>
+          <w:rtl/>
+          <w:cs/>
+          <w:lang w:val="ar_AE" w:bidi="ar_AE"/>
+        </w:rPr>
+      </w:r>
+    </w:p>
+    <w:p>
+      <w:pPr>
+        <w:bidi/>
+      </w:pPr>
+      <w:r>
+        <w:rPr>
+          <w:rtl/>
+          <w:cs/>
           <w:lang w:val="ar_AE" w:bidi="ar_AE"/>
         </w:rPr>
       </w:r>
@@ -6525,27 +8069,35 @@
       </w:pPr>
       <w:r>
         <w:rPr>
+          <w:rtl/>
+          <w:cs/>
           <w:lang w:val="ar_AE" w:bidi="ar_AE"/>
         </w:rPr>
         <w:t>مُوآب وعَمُّون</w:t>
       </w:r>
       <w:r>
         <w:rPr>
-          <w:lang w:val="ar_AE" w:bidi="ar_AE"/>
-        </w:rPr>
-      </w:r>
-    </w:p>
-    <w:p>
-      <w:pPr>
-        <w:bidi/>
-      </w:pPr>
-      <w:r>
-        <w:rPr>
-          <w:lang w:val="ar_AE" w:bidi="ar_AE"/>
-        </w:rPr>
-      </w:r>
-      <w:r>
-        <w:rPr>
+          <w:rtl/>
+          <w:cs/>
+          <w:lang w:val="ar_AE" w:bidi="ar_AE"/>
+        </w:rPr>
+      </w:r>
+    </w:p>
+    <w:p>
+      <w:pPr>
+        <w:bidi/>
+      </w:pPr>
+      <w:r>
+        <w:rPr>
+          <w:rtl/>
+          <w:cs/>
+          <w:lang w:val="ar_AE" w:bidi="ar_AE"/>
+        </w:rPr>
+      </w:r>
+      <w:r>
+        <w:rPr>
+          <w:rtl/>
+          <w:cs/>
           <w:lang w:val="ar_AE" w:bidi="ar_AE"/>
         </w:rPr>
         <w:t>ينحدر الموآبيون من موآب، ابن لوط من ابنته الكبرى (</w:t>
@@ -6553,6 +8105,8 @@
       <w:hyperlink r:id="rId173">
         <w:r>
           <w:rPr>
+            <w:rtl/>
+            <w:cs/>
             <w:lang w:val="ar_AE" w:bidi="ar_AE"/>
           </w:rPr>
           <w:rPr>
@@ -6564,6 +8118,8 @@
       </w:hyperlink>
       <w:r>
         <w:rPr>
+          <w:rtl/>
+          <w:cs/>
           <w:lang w:val="ar_AE" w:bidi="ar_AE"/>
         </w:rPr>
         <w:t xml:space="preserve">). استقروا على الهضبة العليا شرق البحر المَيِّت. معظم أراضي موآب تتكون من مرتفعات متموجة بلطف تتخللها الأودية. رغم صغر مساحة موآب القديمة، إلا أن موقعها على طريق الملك كان ذا أهمية استراتيجية (انظر </w:t>
@@ -6571,6 +8127,8 @@
       <w:hyperlink r:id="rId174">
         <w:r>
           <w:rPr>
+            <w:rtl/>
+            <w:cs/>
             <w:lang w:val="ar_AE" w:bidi="ar_AE"/>
           </w:rPr>
           <w:rPr>
@@ -6582,6 +8140,8 @@
       </w:hyperlink>
       <w:r>
         <w:rPr>
+          <w:rtl/>
+          <w:cs/>
           <w:lang w:val="ar_AE" w:bidi="ar_AE"/>
         </w:rPr>
         <w:t xml:space="preserve">؛ </w:t>
@@ -6589,6 +8149,8 @@
       <w:hyperlink r:id="rId175">
         <w:r>
           <w:rPr>
+            <w:rtl/>
+            <w:cs/>
             <w:lang w:val="ar_AE" w:bidi="ar_AE"/>
           </w:rPr>
           <w:rPr>
@@ -6600,6 +8162,8 @@
       </w:hyperlink>
       <w:r>
         <w:rPr>
+          <w:rtl/>
+          <w:cs/>
           <w:lang w:val="ar_AE" w:bidi="ar_AE"/>
         </w:rPr>
         <w:t>).</w:t>
@@ -6611,11 +8175,15 @@
       </w:pPr>
       <w:r>
         <w:rPr>
-          <w:lang w:val="ar_AE" w:bidi="ar_AE"/>
-        </w:rPr>
-      </w:r>
-      <w:r>
-        <w:rPr>
+          <w:rtl/>
+          <w:cs/>
+          <w:lang w:val="ar_AE" w:bidi="ar_AE"/>
+        </w:rPr>
+      </w:r>
+      <w:r>
+        <w:rPr>
+          <w:rtl/>
+          <w:cs/>
           <w:lang w:val="ar_AE" w:bidi="ar_AE"/>
         </w:rPr>
         <w:t xml:space="preserve">قبل أن يعبر بنو إسرائيل نهر الأرْدُنّ، كان الموآبيون تحت سيطرة سيحون، ملك الأموريين الذي حكم في حشبون (انظر </w:t>
@@ -6623,6 +8191,8 @@
       <w:hyperlink r:id="rId176">
         <w:r>
           <w:rPr>
+            <w:rtl/>
+            <w:cs/>
             <w:lang w:val="ar_AE" w:bidi="ar_AE"/>
           </w:rPr>
           <w:rPr>
@@ -6634,6 +8204,8 @@
       </w:hyperlink>
       <w:r>
         <w:rPr>
+          <w:rtl/>
+          <w:cs/>
           <w:lang w:val="ar_AE" w:bidi="ar_AE"/>
         </w:rPr>
         <w:t xml:space="preserve">، </w:t>
@@ -6641,6 +8213,8 @@
       <w:hyperlink r:id="rId177">
         <w:r>
           <w:rPr>
+            <w:rtl/>
+            <w:cs/>
             <w:lang w:val="ar_AE" w:bidi="ar_AE"/>
           </w:rPr>
           <w:rPr>
@@ -6652,6 +8226,8 @@
       </w:hyperlink>
       <w:r>
         <w:rPr>
+          <w:rtl/>
+          <w:cs/>
           <w:lang w:val="ar_AE" w:bidi="ar_AE"/>
         </w:rPr>
         <w:t>). بعد أن هزم بنو إسرائيل سيحون، خاف الملك بالاق من موآب من أن يحتل بنو إسرائيل أرضه، فشن موآب حربًا ضدهم (</w:t>
@@ -6659,6 +8235,8 @@
       <w:hyperlink r:id="rId178">
         <w:r>
           <w:rPr>
+            <w:rtl/>
+            <w:cs/>
             <w:lang w:val="ar_AE" w:bidi="ar_AE"/>
           </w:rPr>
           <w:rPr>
@@ -6670,6 +8248,8 @@
       </w:hyperlink>
       <w:r>
         <w:rPr>
+          <w:rtl/>
+          <w:cs/>
           <w:lang w:val="ar_AE" w:bidi="ar_AE"/>
         </w:rPr>
         <w:t xml:space="preserve">؛ </w:t>
@@ -6677,6 +8257,8 @@
       <w:hyperlink r:id="rId179">
         <w:r>
           <w:rPr>
+            <w:rtl/>
+            <w:cs/>
             <w:lang w:val="ar_AE" w:bidi="ar_AE"/>
           </w:rPr>
           <w:rPr>
@@ -6688,6 +8270,8 @@
       </w:hyperlink>
       <w:r>
         <w:rPr>
+          <w:rtl/>
+          <w:cs/>
           <w:lang w:val="ar_AE" w:bidi="ar_AE"/>
         </w:rPr>
         <w:t>). ومنذ ذلك الحين، ظل موآب وإسرائيل في صراع دائم (</w:t>
@@ -6695,6 +8279,8 @@
       <w:hyperlink r:id="rId180">
         <w:r>
           <w:rPr>
+            <w:rtl/>
+            <w:cs/>
             <w:lang w:val="ar_AE" w:bidi="ar_AE"/>
           </w:rPr>
           <w:rPr>
@@ -6706,6 +8292,8 @@
       </w:hyperlink>
       <w:r>
         <w:rPr>
+          <w:rtl/>
+          <w:cs/>
           <w:lang w:val="ar_AE" w:bidi="ar_AE"/>
         </w:rPr>
         <w:t xml:space="preserve">؛ </w:t>
@@ -6713,6 +8301,8 @@
       <w:hyperlink r:id="rId181">
         <w:r>
           <w:rPr>
+            <w:rtl/>
+            <w:cs/>
             <w:lang w:val="ar_AE" w:bidi="ar_AE"/>
           </w:rPr>
           <w:rPr>
@@ -6724,6 +8314,8 @@
       </w:hyperlink>
       <w:r>
         <w:rPr>
+          <w:rtl/>
+          <w:cs/>
           <w:lang w:val="ar_AE" w:bidi="ar_AE"/>
         </w:rPr>
         <w:t xml:space="preserve">؛ </w:t>
@@ -6731,6 +8323,8 @@
       <w:hyperlink r:id="rId182">
         <w:r>
           <w:rPr>
+            <w:rtl/>
+            <w:cs/>
             <w:lang w:val="ar_AE" w:bidi="ar_AE"/>
           </w:rPr>
           <w:rPr>
@@ -6742,6 +8336,8 @@
       </w:hyperlink>
       <w:r>
         <w:rPr>
+          <w:rtl/>
+          <w:cs/>
           <w:lang w:val="ar_AE" w:bidi="ar_AE"/>
         </w:rPr>
         <w:t xml:space="preserve">; </w:t>
@@ -6749,6 +8345,8 @@
       <w:hyperlink r:id="rId183">
         <w:r>
           <w:rPr>
+            <w:rtl/>
+            <w:cs/>
             <w:lang w:val="ar_AE" w:bidi="ar_AE"/>
           </w:rPr>
           <w:rPr>
@@ -6760,6 +8358,8 @@
       </w:hyperlink>
       <w:r>
         <w:rPr>
+          <w:rtl/>
+          <w:cs/>
           <w:lang w:val="ar_AE" w:bidi="ar_AE"/>
         </w:rPr>
         <w:t>). ومع هذا، ساد بينهما بعض الفترات من السلام (</w:t>
@@ -6767,6 +8367,8 @@
       <w:hyperlink r:id="rId184">
         <w:r>
           <w:rPr>
+            <w:rtl/>
+            <w:cs/>
             <w:lang w:val="ar_AE" w:bidi="ar_AE"/>
           </w:rPr>
           <w:rPr>
@@ -6778,6 +8380,8 @@
       </w:hyperlink>
       <w:r>
         <w:rPr>
+          <w:rtl/>
+          <w:cs/>
           <w:lang w:val="ar_AE" w:bidi="ar_AE"/>
         </w:rPr>
         <w:t>). ثم أن امرأة موآبية تدعى راعوث أظهرت لطفًا كبيرًا تجاه حماتها الإسرائيلية، نعمي، التي اجتازت في مآسي كبرى. وصارت راعوث جزءًا من نسب العائلة التي جاء منها الملك داود ويسوع.</w:t>
@@ -6789,11 +8393,15 @@
       </w:pPr>
       <w:r>
         <w:rPr>
-          <w:lang w:val="ar_AE" w:bidi="ar_AE"/>
-        </w:rPr>
-      </w:r>
-      <w:r>
-        <w:rPr>
+          <w:rtl/>
+          <w:cs/>
+          <w:lang w:val="ar_AE" w:bidi="ar_AE"/>
+        </w:rPr>
+      </w:r>
+      <w:r>
+        <w:rPr>
+          <w:rtl/>
+          <w:cs/>
           <w:lang w:val="ar_AE" w:bidi="ar_AE"/>
         </w:rPr>
         <w:t>كان العمّونيّون من نسل عَمُّون، ابن لوط من ابنته الصغرى (</w:t>
@@ -6801,6 +8409,8 @@
       <w:hyperlink r:id="rId173">
         <w:r>
           <w:rPr>
+            <w:rtl/>
+            <w:cs/>
             <w:lang w:val="ar_AE" w:bidi="ar_AE"/>
           </w:rPr>
           <w:rPr>
@@ -6812,6 +8422,8 @@
       </w:hyperlink>
       <w:r>
         <w:rPr>
+          <w:rtl/>
+          <w:cs/>
           <w:lang w:val="ar_AE" w:bidi="ar_AE"/>
         </w:rPr>
         <w:t>). وأقاموا في منطقة عبر الأرْدُنّ، شمال شرق البحر المَيِّت. عندما وصل بنو إسرائيل أرض الموعد بعد خروجهم من أرض مصر، أمرهم الله ألا يأخذوا أرض العمّونيّين، لأنها لنسل لوط (</w:t>
@@ -6819,6 +8431,8 @@
       <w:hyperlink r:id="rId185">
         <w:r>
           <w:rPr>
+            <w:rtl/>
+            <w:cs/>
             <w:lang w:val="ar_AE" w:bidi="ar_AE"/>
           </w:rPr>
           <w:rPr>
@@ -6830,6 +8444,8 @@
       </w:hyperlink>
       <w:r>
         <w:rPr>
+          <w:rtl/>
+          <w:cs/>
           <w:lang w:val="ar_AE" w:bidi="ar_AE"/>
         </w:rPr>
         <w:t xml:space="preserve">، </w:t>
@@ -6837,6 +8453,8 @@
       <w:hyperlink r:id="rId186">
         <w:r>
           <w:rPr>
+            <w:rtl/>
+            <w:cs/>
             <w:lang w:val="ar_AE" w:bidi="ar_AE"/>
           </w:rPr>
           <w:rPr>
@@ -6848,18 +8466,24 @@
       </w:hyperlink>
       <w:r>
         <w:rPr>
+          <w:rtl/>
+          <w:cs/>
           <w:lang w:val="ar_AE" w:bidi="ar_AE"/>
         </w:rPr>
         <w:t xml:space="preserve">). ساعد العمّونيّون المؤابيين على القتال ضد إسرائيل، وجرى حظرهم من الانضمام إلى جماعة الرب </w:t>
       </w:r>
       <w:r>
         <w:rPr>
+          <w:rtl/>
+          <w:cs/>
           <w:lang w:val="ar_AE" w:bidi="ar_AE"/>
         </w:rPr>
         <w:t xml:space="preserve">حَتَّى الجِيل العَاشِرِ </w:t>
       </w:r>
       <w:r>
         <w:rPr>
+          <w:rtl/>
+          <w:cs/>
           <w:lang w:val="ar_AE" w:bidi="ar_AE"/>
         </w:rPr>
         <w:t>(</w:t>
@@ -6867,6 +8491,8 @@
       <w:hyperlink r:id="rId187">
         <w:r>
           <w:rPr>
+            <w:rtl/>
+            <w:cs/>
             <w:lang w:val="ar_AE" w:bidi="ar_AE"/>
           </w:rPr>
           <w:rPr>
@@ -6878,6 +8504,8 @@
       </w:hyperlink>
       <w:r>
         <w:rPr>
+          <w:rtl/>
+          <w:cs/>
           <w:lang w:val="ar_AE" w:bidi="ar_AE"/>
         </w:rPr>
         <w:t xml:space="preserve">؛ </w:t>
@@ -6885,6 +8513,8 @@
       <w:hyperlink r:id="rId188">
         <w:r>
           <w:rPr>
+            <w:rtl/>
+            <w:cs/>
             <w:lang w:val="ar_AE" w:bidi="ar_AE"/>
           </w:rPr>
           <w:rPr>
@@ -6896,6 +8526,8 @@
       </w:hyperlink>
       <w:r>
         <w:rPr>
+          <w:rtl/>
+          <w:cs/>
           <w:lang w:val="ar_AE" w:bidi="ar_AE"/>
         </w:rPr>
         <w:t xml:space="preserve">؛ انظر </w:t>
@@ -6903,6 +8535,8 @@
       <w:hyperlink r:id="rId178">
         <w:r>
           <w:rPr>
+            <w:rtl/>
+            <w:cs/>
             <w:lang w:val="ar_AE" w:bidi="ar_AE"/>
           </w:rPr>
           <w:rPr>
@@ -6914,6 +8548,8 @@
       </w:hyperlink>
       <w:r>
         <w:rPr>
+          <w:rtl/>
+          <w:cs/>
           <w:lang w:val="ar_AE" w:bidi="ar_AE"/>
         </w:rPr>
         <w:t>). بعد ذلك، استمر العمّونيّون في صراعات مع إسرائيل (</w:t>
@@ -6921,6 +8557,8 @@
       <w:hyperlink r:id="rId189">
         <w:r>
           <w:rPr>
+            <w:rtl/>
+            <w:cs/>
             <w:lang w:val="ar_AE" w:bidi="ar_AE"/>
           </w:rPr>
           <w:rPr>
@@ -6932,6 +8570,8 @@
       </w:hyperlink>
       <w:r>
         <w:rPr>
+          <w:rtl/>
+          <w:cs/>
           <w:lang w:val="ar_AE" w:bidi="ar_AE"/>
         </w:rPr>
         <w:t xml:space="preserve">؛ </w:t>
@@ -6939,6 +8579,8 @@
       <w:hyperlink r:id="rId190">
         <w:r>
           <w:rPr>
+            <w:rtl/>
+            <w:cs/>
             <w:lang w:val="ar_AE" w:bidi="ar_AE"/>
           </w:rPr>
           <w:rPr>
@@ -6950,6 +8592,8 @@
       </w:hyperlink>
       <w:r>
         <w:rPr>
+          <w:rtl/>
+          <w:cs/>
           <w:lang w:val="ar_AE" w:bidi="ar_AE"/>
         </w:rPr>
         <w:t xml:space="preserve">؛ </w:t>
@@ -6957,6 +8601,8 @@
       <w:hyperlink r:id="rId181">
         <w:r>
           <w:rPr>
+            <w:rtl/>
+            <w:cs/>
             <w:lang w:val="ar_AE" w:bidi="ar_AE"/>
           </w:rPr>
           <w:rPr>
@@ -6968,6 +8614,8 @@
       </w:hyperlink>
       <w:r>
         <w:rPr>
+          <w:rtl/>
+          <w:cs/>
           <w:lang w:val="ar_AE" w:bidi="ar_AE"/>
         </w:rPr>
         <w:t xml:space="preserve">؛ </w:t>
@@ -6975,6 +8623,8 @@
       <w:hyperlink r:id="rId191">
         <w:r>
           <w:rPr>
+            <w:rtl/>
+            <w:cs/>
             <w:lang w:val="ar_AE" w:bidi="ar_AE"/>
           </w:rPr>
           <w:rPr>
@@ -6986,6 +8636,8 @@
       </w:hyperlink>
       <w:r>
         <w:rPr>
+          <w:rtl/>
+          <w:cs/>
           <w:lang w:val="ar_AE" w:bidi="ar_AE"/>
         </w:rPr>
         <w:t xml:space="preserve">؛ </w:t>
@@ -6993,6 +8645,8 @@
       <w:hyperlink r:id="rId192">
         <w:r>
           <w:rPr>
+            <w:rtl/>
+            <w:cs/>
             <w:lang w:val="ar_AE" w:bidi="ar_AE"/>
           </w:rPr>
           <w:rPr>
@@ -7004,6 +8658,8 @@
       </w:hyperlink>
       <w:r>
         <w:rPr>
+          <w:rtl/>
+          <w:cs/>
           <w:lang w:val="ar_AE" w:bidi="ar_AE"/>
         </w:rPr>
         <w:t>). ومع هذا، يبدو أن داود قد تحالف معهم مدّة من الزمن (</w:t>
@@ -7011,6 +8667,8 @@
       <w:hyperlink r:id="rId193">
         <w:r>
           <w:rPr>
+            <w:rtl/>
+            <w:cs/>
             <w:lang w:val="ar_AE" w:bidi="ar_AE"/>
           </w:rPr>
           <w:rPr>
@@ -7022,6 +8680,8 @@
       </w:hyperlink>
       <w:r>
         <w:rPr>
+          <w:rtl/>
+          <w:cs/>
           <w:lang w:val="ar_AE" w:bidi="ar_AE"/>
         </w:rPr>
         <w:t xml:space="preserve">؛ </w:t>
@@ -7029,6 +8689,8 @@
       <w:hyperlink r:id="rId194">
         <w:r>
           <w:rPr>
+            <w:rtl/>
+            <w:cs/>
             <w:lang w:val="ar_AE" w:bidi="ar_AE"/>
           </w:rPr>
           <w:rPr>
@@ -7040,6 +8702,8 @@
       </w:hyperlink>
       <w:r>
         <w:rPr>
+          <w:rtl/>
+          <w:cs/>
           <w:lang w:val="ar_AE" w:bidi="ar_AE"/>
         </w:rPr>
         <w:t>).</w:t>
@@ -7051,12 +8715,16 @@
       </w:pPr>
       <w:r>
         <w:rPr>
+          <w:rtl/>
+          <w:cs/>
           <w:lang w:val="ar_AE" w:bidi="ar_AE"/>
         </w:rPr>
       </w:r>
       <w:r>
         <w:rPr>
           <w:u w:val="single"/>
+          <w:rtl/>
+          <w:cs/>
           <w:lang w:val="ar_AE" w:bidi="ar_AE"/>
         </w:rPr>
         <w:t>مقاطع كتابية لدراسة أعمق</w:t>
@@ -7068,12 +8736,16 @@
       </w:pPr>
       <w:r>
         <w:rPr>
+          <w:rtl/>
+          <w:cs/>
           <w:lang w:val="ar_AE" w:bidi="ar_AE"/>
         </w:rPr>
       </w:r>
       <w:hyperlink r:id="rId187">
         <w:r>
           <w:rPr>
+            <w:rtl/>
+            <w:cs/>
             <w:lang w:val="ar_AE" w:bidi="ar_AE"/>
           </w:rPr>
           <w:rPr>
@@ -7085,21 +8757,27 @@
       </w:hyperlink>
       <w:r>
         <w:rPr>
-          <w:lang w:val="ar_AE" w:bidi="ar_AE"/>
-        </w:rPr>
-      </w:r>
-      <w:r>
-        <w:rPr>
-          <w:lang w:val="ar_AE" w:bidi="ar_AE"/>
-        </w:rPr>
-      </w:r>
-    </w:p>
-    <w:p>
-      <w:pPr>
-        <w:bidi/>
-      </w:pPr>
-      <w:r>
-        <w:rPr>
+          <w:rtl/>
+          <w:cs/>
+          <w:lang w:val="ar_AE" w:bidi="ar_AE"/>
+        </w:rPr>
+      </w:r>
+      <w:r>
+        <w:rPr>
+          <w:rtl/>
+          <w:cs/>
+          <w:lang w:val="ar_AE" w:bidi="ar_AE"/>
+        </w:rPr>
+      </w:r>
+    </w:p>
+    <w:p>
+      <w:pPr>
+        <w:bidi/>
+      </w:pPr>
+      <w:r>
+        <w:rPr>
+          <w:rtl/>
+          <w:cs/>
           <w:lang w:val="ar_AE" w:bidi="ar_AE"/>
         </w:rPr>
       </w:r>
@@ -7111,27 +8789,35 @@
       </w:pPr>
       <w:r>
         <w:rPr>
+          <w:rtl/>
+          <w:cs/>
           <w:lang w:val="ar_AE" w:bidi="ar_AE"/>
         </w:rPr>
         <w:t>موسى</w:t>
       </w:r>
       <w:r>
         <w:rPr>
-          <w:lang w:val="ar_AE" w:bidi="ar_AE"/>
-        </w:rPr>
-      </w:r>
-    </w:p>
-    <w:p>
-      <w:pPr>
-        <w:bidi/>
-      </w:pPr>
-      <w:r>
-        <w:rPr>
-          <w:lang w:val="ar_AE" w:bidi="ar_AE"/>
-        </w:rPr>
-      </w:r>
-      <w:r>
-        <w:rPr>
+          <w:rtl/>
+          <w:cs/>
+          <w:lang w:val="ar_AE" w:bidi="ar_AE"/>
+        </w:rPr>
+      </w:r>
+    </w:p>
+    <w:p>
+      <w:pPr>
+        <w:bidi/>
+      </w:pPr>
+      <w:r>
+        <w:rPr>
+          <w:rtl/>
+          <w:cs/>
+          <w:lang w:val="ar_AE" w:bidi="ar_AE"/>
+        </w:rPr>
+      </w:r>
+      <w:r>
+        <w:rPr>
+          <w:rtl/>
+          <w:cs/>
           <w:lang w:val="ar_AE" w:bidi="ar_AE"/>
         </w:rPr>
         <w:t>كان موسى أول قائد لإسرائيل بوصفها أمة-شعب. استخدم الله موسى في حِقْبَة حاسمة جدًا من تاريخ شعبه. فموسى هو النبي الذي تلقى الشريعة وكام وسيط عهد الله (الاتفاق الخاص) مع إسرائيل في سيناء (</w:t>
@@ -7139,6 +8825,8 @@
       <w:hyperlink r:id="rId195">
         <w:r>
           <w:rPr>
+            <w:rtl/>
+            <w:cs/>
             <w:lang w:val="ar_AE" w:bidi="ar_AE"/>
           </w:rPr>
           <w:rPr>
@@ -7150,6 +8838,8 @@
       </w:hyperlink>
       <w:r>
         <w:rPr>
+          <w:rtl/>
+          <w:cs/>
           <w:lang w:val="ar_AE" w:bidi="ar_AE"/>
         </w:rPr>
         <w:t>). وكان أيضًا أول كاتب معروف للكتاب المقدس.</w:t>
@@ -7161,11 +8851,15 @@
       </w:pPr>
       <w:r>
         <w:rPr>
-          <w:lang w:val="ar_AE" w:bidi="ar_AE"/>
-        </w:rPr>
-      </w:r>
-      <w:r>
-        <w:rPr>
+          <w:rtl/>
+          <w:cs/>
+          <w:lang w:val="ar_AE" w:bidi="ar_AE"/>
+        </w:rPr>
+      </w:r>
+      <w:r>
+        <w:rPr>
+          <w:rtl/>
+          <w:cs/>
           <w:lang w:val="ar_AE" w:bidi="ar_AE"/>
         </w:rPr>
         <w:t xml:space="preserve"> موسى هو الأخ الأصغر لمريم وهارون. وُلد في مصر في أثناء حِقْبَة محفوفة بالخطر (</w:t>
@@ -7173,6 +8867,8 @@
       <w:hyperlink r:id="rId196">
         <w:r>
           <w:rPr>
+            <w:rtl/>
+            <w:cs/>
             <w:lang w:val="ar_AE" w:bidi="ar_AE"/>
           </w:rPr>
           <w:rPr>
@@ -7184,30 +8880,40 @@
       </w:hyperlink>
       <w:r>
         <w:rPr>
+          <w:rtl/>
+          <w:cs/>
           <w:lang w:val="ar_AE" w:bidi="ar_AE"/>
         </w:rPr>
         <w:t xml:space="preserve">). أمر الفرعون المصري بقتل جميع الأولاد العبرانيين عند ولادتهم بدافع الخوف من حدوث تمرد وعصيان. وضعت يوكابد أم موسى ثقتها في الله، فوضعت أبنها في </w:t>
       </w:r>
       <w:r>
         <w:rPr>
+          <w:rtl/>
+          <w:cs/>
           <w:lang w:val="ar_AE" w:bidi="ar_AE"/>
         </w:rPr>
         <w:t>سَفَطٍ مِنَ ٱلْبَرْدِيّ (</w:t>
       </w:r>
       <w:r>
         <w:rPr>
+          <w:rtl/>
+          <w:cs/>
           <w:lang w:val="ar_AE" w:bidi="ar_AE"/>
         </w:rPr>
         <w:t xml:space="preserve">سلة من قصب-بوص) على </w:t>
       </w:r>
       <w:r>
         <w:rPr>
+          <w:rtl/>
+          <w:cs/>
           <w:lang w:val="ar_AE" w:bidi="ar_AE"/>
         </w:rPr>
         <w:t>حَافَة ٱلنَّهْر</w:t>
       </w:r>
       <w:r>
         <w:rPr>
+          <w:rtl/>
+          <w:cs/>
           <w:lang w:val="ar_AE" w:bidi="ar_AE"/>
         </w:rPr>
         <w:t>. فوجدته ابنة فرعون، وربّته ابنًا لها في القصر (</w:t>
@@ -7215,6 +8921,8 @@
       <w:hyperlink r:id="rId197">
         <w:r>
           <w:rPr>
+            <w:rtl/>
+            <w:cs/>
             <w:lang w:val="ar_AE" w:bidi="ar_AE"/>
           </w:rPr>
           <w:rPr>
@@ -7226,6 +8934,8 @@
       </w:hyperlink>
       <w:r>
         <w:rPr>
+          <w:rtl/>
+          <w:cs/>
           <w:lang w:val="ar_AE" w:bidi="ar_AE"/>
         </w:rPr>
         <w:t>).</w:t>
@@ -7237,11 +8947,15 @@
       </w:pPr>
       <w:r>
         <w:rPr>
-          <w:lang w:val="ar_AE" w:bidi="ar_AE"/>
-        </w:rPr>
-      </w:r>
-      <w:r>
-        <w:rPr>
+          <w:rtl/>
+          <w:cs/>
+          <w:lang w:val="ar_AE" w:bidi="ar_AE"/>
+        </w:rPr>
+      </w:r>
+      <w:r>
+        <w:rPr>
+          <w:rtl/>
+          <w:cs/>
           <w:lang w:val="ar_AE" w:bidi="ar_AE"/>
         </w:rPr>
         <w:t>لا نعرف عن حياة موسى في سنواته الأولى سوى القليل. تشير التقاليد اليهودية إلى أنه تعلم المهارات الإدارية والحربيّة في قصر فرعون. وعندما بلغ الأربعين من عمره تقريبًا، قتل مصريًا لإنقاذ عبد عبراني ثم هرب إلى مديان (</w:t>
@@ -7249,6 +8963,8 @@
       <w:hyperlink r:id="rId198">
         <w:r>
           <w:rPr>
+            <w:rtl/>
+            <w:cs/>
             <w:lang w:val="ar_AE" w:bidi="ar_AE"/>
           </w:rPr>
           <w:rPr>
@@ -7260,6 +8976,8 @@
       </w:hyperlink>
       <w:r>
         <w:rPr>
+          <w:rtl/>
+          <w:cs/>
           <w:lang w:val="ar_AE" w:bidi="ar_AE"/>
         </w:rPr>
         <w:t xml:space="preserve">؛ انظر أيضًا </w:t>
@@ -7267,6 +8985,8 @@
       <w:hyperlink r:id="rId199">
         <w:r>
           <w:rPr>
+            <w:rtl/>
+            <w:cs/>
             <w:lang w:val="ar_AE" w:bidi="ar_AE"/>
           </w:rPr>
           <w:rPr>
@@ -7278,18 +8998,24 @@
       </w:hyperlink>
       <w:r>
         <w:rPr>
+          <w:rtl/>
+          <w:cs/>
           <w:lang w:val="ar_AE" w:bidi="ar_AE"/>
         </w:rPr>
         <w:t xml:space="preserve">). هناك، أنقذ بعض النساء من التعرض للملاحقة والتحرش بهن في أثناء سقيهن لقطعانهن. فدعا والدهن، يثرون، موسى إلى بيته. وتزوج موسى من إحدى النساء، وهي صفورة، وابتدأ </w:t>
       </w:r>
       <w:r>
         <w:rPr>
+          <w:rtl/>
+          <w:cs/>
           <w:lang w:val="ar_AE" w:bidi="ar_AE"/>
         </w:rPr>
         <w:t>تَكْوين أُسْرةٍ حين</w:t>
       </w:r>
       <w:r>
         <w:rPr>
+          <w:rtl/>
+          <w:cs/>
           <w:lang w:val="ar_AE" w:bidi="ar_AE"/>
         </w:rPr>
         <w:t xml:space="preserve"> كان يعتني بقطعان حميه.</w:t>
@@ -7301,11 +9027,15 @@
       </w:pPr>
       <w:r>
         <w:rPr>
-          <w:lang w:val="ar_AE" w:bidi="ar_AE"/>
-        </w:rPr>
-      </w:r>
-      <w:r>
-        <w:rPr>
+          <w:rtl/>
+          <w:cs/>
+          <w:lang w:val="ar_AE" w:bidi="ar_AE"/>
+        </w:rPr>
+      </w:r>
+      <w:r>
+        <w:rPr>
+          <w:rtl/>
+          <w:cs/>
           <w:lang w:val="ar_AE" w:bidi="ar_AE"/>
         </w:rPr>
         <w:t>بعد حوالي أربعين عامًا، ظهر الله لموسى في عُليّقة متقدة بالنار. أمر الله موسى بالعودة إلى مصر لتحرير شعبه من العبودية (</w:t>
@@ -7313,6 +9043,8 @@
       <w:hyperlink r:id="rId200">
         <w:r>
           <w:rPr>
+            <w:rtl/>
+            <w:cs/>
             <w:lang w:val="ar_AE" w:bidi="ar_AE"/>
           </w:rPr>
           <w:rPr>
@@ -7324,6 +9056,8 @@
       </w:hyperlink>
       <w:r>
         <w:rPr>
+          <w:rtl/>
+          <w:cs/>
           <w:lang w:val="ar_AE" w:bidi="ar_AE"/>
         </w:rPr>
         <w:t>). تردد موسى لأنه تخوف ألا يقبله بنو إسرائيل قائدًا لهم. لذلك كشف الله لموسى عن اسمه العهدي، يهوه، واختار هارون ليتحدث نيابة عن موسى.</w:t>
@@ -7335,11 +9069,15 @@
       </w:pPr>
       <w:r>
         <w:rPr>
-          <w:lang w:val="ar_AE" w:bidi="ar_AE"/>
-        </w:rPr>
-      </w:r>
-      <w:r>
-        <w:rPr>
+          <w:rtl/>
+          <w:cs/>
+          <w:lang w:val="ar_AE" w:bidi="ar_AE"/>
+        </w:rPr>
+      </w:r>
+      <w:r>
+        <w:rPr>
+          <w:rtl/>
+          <w:cs/>
           <w:lang w:val="ar_AE" w:bidi="ar_AE"/>
         </w:rPr>
         <w:t>ارتحل موسى وهارون إلى مصر وواجها فرعون. رفض فرعون بعناد طلب موسى لتحرير شعب إسرائيل العبيد. فأعلن موسى عن سلسلة من الضربات التي جعلت فرعون في النهاية أن يسمح لشعب إسرائيل بالخروج من أرض مصر. بعد خروجهم من أرض مصر، غيّر فرعون رأيه وطاردهم إلى البحر الأحمر. ساعد الله شعب إسرائيل على العبور بأمان إذ شق مياه البحر. وهلك الجيش المصري عندما رجعت المياه ثانية وأغرقتهم.</w:t>
@@ -7351,11 +9089,15 @@
       </w:pPr>
       <w:r>
         <w:rPr>
-          <w:lang w:val="ar_AE" w:bidi="ar_AE"/>
-        </w:rPr>
-      </w:r>
-      <w:r>
-        <w:rPr>
+          <w:rtl/>
+          <w:cs/>
+          <w:lang w:val="ar_AE" w:bidi="ar_AE"/>
+        </w:rPr>
+      </w:r>
+      <w:r>
+        <w:rPr>
+          <w:rtl/>
+          <w:cs/>
           <w:lang w:val="ar_AE" w:bidi="ar_AE"/>
         </w:rPr>
         <w:t>قاد موسى بني إسرائيل إلى سيناء، حيث كان قد التقى بالله عند العُليّقة المتّقدة بالنار. كشف الله عن ذاته لموسى ثانية على ذلك الجبل، وأعطاه الشريعة، بما في ذلك الوصايا العشر (</w:t>
@@ -7363,6 +9105,8 @@
       <w:hyperlink r:id="rId201">
         <w:r>
           <w:rPr>
+            <w:rtl/>
+            <w:cs/>
             <w:lang w:val="ar_AE" w:bidi="ar_AE"/>
           </w:rPr>
           <w:rPr>
@@ -7374,6 +9118,8 @@
       </w:hyperlink>
       <w:r>
         <w:rPr>
+          <w:rtl/>
+          <w:cs/>
           <w:lang w:val="ar_AE" w:bidi="ar_AE"/>
         </w:rPr>
         <w:t>). كما أعطاه تعليمات محددة لبناء خيمة الاجتماع. عندما نزل موسى من الجبل، وجد أن الشعب قد تخلى عن الله الحقيقي بعبادة عجل الذهب (</w:t>
@@ -7381,6 +9127,8 @@
       <w:hyperlink r:id="rId202">
         <w:r>
           <w:rPr>
+            <w:rtl/>
+            <w:cs/>
             <w:lang w:val="ar_AE" w:bidi="ar_AE"/>
           </w:rPr>
           <w:rPr>
@@ -7392,6 +9140,8 @@
       </w:hyperlink>
       <w:r>
         <w:rPr>
+          <w:rtl/>
+          <w:cs/>
           <w:lang w:val="ar_AE" w:bidi="ar_AE"/>
         </w:rPr>
         <w:t>). كسر موسى لوحي الشريعة وجمع اللاويين لمعاقبة بعض من فعلوا هذا الجُرم بالموت. بعد أن صلى من أجل الشعب، تلقى نسخة جديدة من الشريعة وقادهم لبناء خيمة الاجتماع.</w:t>
@@ -7403,11 +9153,15 @@
       </w:pPr>
       <w:r>
         <w:rPr>
-          <w:lang w:val="ar_AE" w:bidi="ar_AE"/>
-        </w:rPr>
-      </w:r>
-      <w:r>
-        <w:rPr>
+          <w:rtl/>
+          <w:cs/>
+          <w:lang w:val="ar_AE" w:bidi="ar_AE"/>
+        </w:rPr>
+      </w:r>
+      <w:r>
+        <w:rPr>
+          <w:rtl/>
+          <w:cs/>
           <w:lang w:val="ar_AE" w:bidi="ar_AE"/>
         </w:rPr>
         <w:t>قاد موسى شعبًا متذمرًا ومتمردًا يفتقر إلى الثقة في الرب والاتكال عليه عبر البرية. حتى إن أخاه وأخته اعترضا على قيادته، واتخذوا من زواجه بامرأة كوشية ذريعة لهما للاعتراض والشكاية على موسلا (</w:t>
@@ -7415,6 +9169,8 @@
       <w:hyperlink r:id="rId203">
         <w:r>
           <w:rPr>
+            <w:rtl/>
+            <w:cs/>
             <w:lang w:val="ar_AE" w:bidi="ar_AE"/>
           </w:rPr>
           <w:rPr>
@@ -7426,6 +9182,8 @@
       </w:hyperlink>
       <w:r>
         <w:rPr>
+          <w:rtl/>
+          <w:cs/>
           <w:lang w:val="ar_AE" w:bidi="ar_AE"/>
         </w:rPr>
         <w:t>). رد موسى بتواضع منقطع النظير، وأكد الله لهما أن موسى هو المتحدث باسمه وصديقه المؤتمن.</w:t>
@@ -7437,11 +9195,15 @@
       </w:pPr>
       <w:r>
         <w:rPr>
-          <w:lang w:val="ar_AE" w:bidi="ar_AE"/>
-        </w:rPr>
-      </w:r>
-      <w:r>
-        <w:rPr>
+          <w:rtl/>
+          <w:cs/>
+          <w:lang w:val="ar_AE" w:bidi="ar_AE"/>
+        </w:rPr>
+      </w:r>
+      <w:r>
+        <w:rPr>
+          <w:rtl/>
+          <w:cs/>
           <w:lang w:val="ar_AE" w:bidi="ar_AE"/>
         </w:rPr>
         <w:t>كان موسى رجلًا عظيمًا، لكنه لم يكن معصومًا من الخطأ. عندما اختبر الناس صبره بالشكوى من ندرة الماء، لم يتبع موسى وصايا الله وتعليماته. فضرب الصخرة بدلًا من أن يتحدث إليها (</w:t>
@@ -7449,6 +9211,8 @@
       <w:hyperlink r:id="rId204">
         <w:r>
           <w:rPr>
+            <w:rtl/>
+            <w:cs/>
             <w:lang w:val="ar_AE" w:bidi="ar_AE"/>
           </w:rPr>
           <w:rPr>
@@ -7460,6 +9224,8 @@
       </w:hyperlink>
       <w:r>
         <w:rPr>
+          <w:rtl/>
+          <w:cs/>
           <w:lang w:val="ar_AE" w:bidi="ar_AE"/>
         </w:rPr>
         <w:t>). ما فعله موسى لم يقدّس الله في عيني الشعب، إذ بضربه للصخرة أوحى للشعب أنه قد أخرج الماء بقوته الشخصيّة (</w:t>
@@ -7467,6 +9233,8 @@
       <w:hyperlink r:id="rId205">
         <w:r>
           <w:rPr>
+            <w:rtl/>
+            <w:cs/>
             <w:lang w:val="ar_AE" w:bidi="ar_AE"/>
           </w:rPr>
           <w:rPr>
@@ -7478,6 +9246,8 @@
       </w:hyperlink>
       <w:r>
         <w:rPr>
+          <w:rtl/>
+          <w:cs/>
           <w:lang w:val="ar_AE" w:bidi="ar_AE"/>
         </w:rPr>
         <w:t xml:space="preserve"> قارن </w:t>
@@ -7485,6 +9255,8 @@
       <w:hyperlink r:id="rId206">
         <w:r>
           <w:rPr>
+            <w:rtl/>
+            <w:cs/>
             <w:lang w:val="ar_AE" w:bidi="ar_AE"/>
           </w:rPr>
           <w:rPr>
@@ -7496,6 +9268,8 @@
       </w:hyperlink>
       <w:r>
         <w:rPr>
+          <w:rtl/>
+          <w:cs/>
           <w:lang w:val="ar_AE" w:bidi="ar_AE"/>
         </w:rPr>
         <w:t>). ولهذا، لم يسمح الله له ولا لهارون بدخول أرض الموعد.</w:t>
@@ -7507,11 +9281,15 @@
       </w:pPr>
       <w:r>
         <w:rPr>
-          <w:lang w:val="ar_AE" w:bidi="ar_AE"/>
-        </w:rPr>
-      </w:r>
-      <w:r>
-        <w:rPr>
+          <w:rtl/>
+          <w:cs/>
+          <w:lang w:val="ar_AE" w:bidi="ar_AE"/>
+        </w:rPr>
+      </w:r>
+      <w:r>
+        <w:rPr>
+          <w:rtl/>
+          <w:cs/>
           <w:lang w:val="ar_AE" w:bidi="ar_AE"/>
         </w:rPr>
         <w:t>قبل موت موسى، ألقى خطبته الأخيرة المعروفة بسفر التثنية. إن الجيل الأول من بني إسرائيل الذين غادروا مصر مات في البرية. لهذا تحدث موسى إلى الجيل الجديد، وكرر على مسامعهم عهد الله، وذكّرهم بشروط العهد، وحثهم على طاعته وخدمة الرب وحده دون سواه.</w:t>
@@ -7523,47 +9301,63 @@
       </w:pPr>
       <w:r>
         <w:rPr>
-          <w:lang w:val="ar_AE" w:bidi="ar_AE"/>
-        </w:rPr>
-      </w:r>
-      <w:r>
-        <w:rPr>
+          <w:rtl/>
+          <w:cs/>
+          <w:lang w:val="ar_AE" w:bidi="ar_AE"/>
+        </w:rPr>
+      </w:r>
+      <w:r>
+        <w:rPr>
+          <w:rtl/>
+          <w:cs/>
           <w:lang w:val="ar_AE" w:bidi="ar_AE"/>
         </w:rPr>
         <w:t xml:space="preserve">بعد إلقاء هذه العظة وقبل دخول إسرائيل إلى كنعان، صعد موسى إلى </w:t>
       </w:r>
       <w:r>
         <w:rPr>
+          <w:rtl/>
+          <w:cs/>
           <w:lang w:val="ar_AE" w:bidi="ar_AE"/>
         </w:rPr>
         <w:t>قِمَّةِ الفِسجةِ</w:t>
       </w:r>
       <w:r>
         <w:rPr>
+          <w:rtl/>
+          <w:cs/>
           <w:lang w:val="ar_AE" w:bidi="ar_AE"/>
         </w:rPr>
         <w:t xml:space="preserve"> على </w:t>
       </w:r>
       <w:r>
         <w:rPr>
+          <w:rtl/>
+          <w:cs/>
           <w:lang w:val="ar_AE" w:bidi="ar_AE"/>
         </w:rPr>
         <w:t>جبَلِ نَبو</w:t>
       </w:r>
       <w:r>
         <w:rPr>
+          <w:rtl/>
+          <w:cs/>
           <w:lang w:val="ar_AE" w:bidi="ar_AE"/>
         </w:rPr>
         <w:t>، حيث مات. "</w:t>
       </w:r>
       <w:r>
         <w:rPr>
+          <w:rtl/>
+          <w:cs/>
           <w:lang w:val="ar_AE" w:bidi="ar_AE"/>
         </w:rPr>
         <w:t>لَمْ يَقُمْ بَعْدُ نَبِيٌّ فِي إِسْرَائِيلَ مِثْلُ مُوسَى ٱلَّذِي عَرَفَهُ ٱلرَّبُّ وَجْهًا لِوَجْهٍ</w:t>
       </w:r>
       <w:r>
         <w:rPr>
+          <w:rtl/>
+          <w:cs/>
           <w:lang w:val="ar_AE" w:bidi="ar_AE"/>
         </w:rPr>
         <w:t>" (</w:t>
@@ -7571,6 +9365,8 @@
       <w:hyperlink r:id="rId207">
         <w:r>
           <w:rPr>
+            <w:rtl/>
+            <w:cs/>
             <w:lang w:val="ar_AE" w:bidi="ar_AE"/>
           </w:rPr>
           <w:rPr>
@@ -7582,6 +9378,8 @@
       </w:hyperlink>
       <w:r>
         <w:rPr>
+          <w:rtl/>
+          <w:cs/>
           <w:lang w:val="ar_AE" w:bidi="ar_AE"/>
         </w:rPr>
         <w:t>). ولم يأتِ من يتجاوز موسى وسيطًا بين ٱلله والبشر سوى يسوع (</w:t>
@@ -7589,6 +9387,8 @@
       <w:hyperlink r:id="rId208">
         <w:r>
           <w:rPr>
+            <w:rtl/>
+            <w:cs/>
             <w:lang w:val="ar_AE" w:bidi="ar_AE"/>
           </w:rPr>
           <w:rPr>
@@ -7600,6 +9400,8 @@
       </w:hyperlink>
       <w:r>
         <w:rPr>
+          <w:rtl/>
+          <w:cs/>
           <w:lang w:val="ar_AE" w:bidi="ar_AE"/>
         </w:rPr>
         <w:t xml:space="preserve">؛ </w:t>
@@ -7607,6 +9409,8 @@
       <w:hyperlink r:id="rId209">
         <w:r>
           <w:rPr>
+            <w:rtl/>
+            <w:cs/>
             <w:lang w:val="ar_AE" w:bidi="ar_AE"/>
           </w:rPr>
           <w:rPr>
@@ -7618,6 +9422,8 @@
       </w:hyperlink>
       <w:r>
         <w:rPr>
+          <w:rtl/>
+          <w:cs/>
           <w:lang w:val="ar_AE" w:bidi="ar_AE"/>
         </w:rPr>
         <w:t>).</w:t>
@@ -7629,11 +9435,15 @@
       </w:pPr>
       <w:r>
         <w:rPr>
-          <w:lang w:val="ar_AE" w:bidi="ar_AE"/>
-        </w:rPr>
-      </w:r>
-      <w:r>
-        <w:rPr>
+          <w:rtl/>
+          <w:cs/>
+          <w:lang w:val="ar_AE" w:bidi="ar_AE"/>
+        </w:rPr>
+      </w:r>
+      <w:r>
+        <w:rPr>
+          <w:rtl/>
+          <w:cs/>
           <w:lang w:val="ar_AE" w:bidi="ar_AE"/>
         </w:rPr>
         <w:t>يرد ذكر موسى في العهد الجديد أكثر من أي شخصية كتابية أخرى من العهد القديم. ظهر موسى عند تجلي يسوع (عندما تغيرت هيئة يسوع). يؤكد العهد الجديد على دور موسى في إعطاء الناموس (الشريعة)، ويستخدم خبراته لإظهار نمط الحياة تحت العهد الجديد. مثلما نجى موسى من الموت وهو طفل، نجا يسوع كذلك من مخطط حاكم شرير (</w:t>
@@ -7641,6 +9451,8 @@
       <w:hyperlink r:id="rId96">
         <w:r>
           <w:rPr>
+            <w:rtl/>
+            <w:cs/>
             <w:lang w:val="ar_AE" w:bidi="ar_AE"/>
           </w:rPr>
           <w:rPr>
@@ -7652,6 +9464,8 @@
       </w:hyperlink>
       <w:r>
         <w:rPr>
+          <w:rtl/>
+          <w:cs/>
           <w:lang w:val="ar_AE" w:bidi="ar_AE"/>
         </w:rPr>
         <w:t xml:space="preserve">). أما شريعة يسوع الجديدة في موعظته على الجبل فتلقي بظلالها على الشريعة التي أُعطيت في سيناء (انظر </w:t>
@@ -7659,6 +9473,8 @@
       <w:hyperlink r:id="rId210">
         <w:r>
           <w:rPr>
+            <w:rtl/>
+            <w:cs/>
             <w:lang w:val="ar_AE" w:bidi="ar_AE"/>
           </w:rPr>
           <w:rPr>
@@ -7670,6 +9486,8 @@
       </w:hyperlink>
       <w:r>
         <w:rPr>
+          <w:rtl/>
+          <w:cs/>
           <w:lang w:val="ar_AE" w:bidi="ar_AE"/>
         </w:rPr>
         <w:t xml:space="preserve">). وتُظهر يسوع أنه المتمم الحقيقي لمشيئة الله وإرادته. كما تعقد رسالة العبرانيين مقارنة ما بين المسيح وموسى. وكذا تبرز رسالة غلاطية وإنجيل يوحنا التباين ما بين شريعة موسى وعلاقة المؤمن الجديدة بالله (انظر </w:t>
@@ -7677,6 +9495,8 @@
       <w:hyperlink r:id="rId211">
         <w:r>
           <w:rPr>
+            <w:rtl/>
+            <w:cs/>
             <w:lang w:val="ar_AE" w:bidi="ar_AE"/>
           </w:rPr>
           <w:rPr>
@@ -7688,6 +9508,8 @@
       </w:hyperlink>
       <w:r>
         <w:rPr>
+          <w:rtl/>
+          <w:cs/>
           <w:lang w:val="ar_AE" w:bidi="ar_AE"/>
         </w:rPr>
         <w:t xml:space="preserve">؛ </w:t>
@@ -7695,6 +9517,8 @@
       <w:hyperlink r:id="rId212">
         <w:r>
           <w:rPr>
+            <w:rtl/>
+            <w:cs/>
             <w:lang w:val="ar_AE" w:bidi="ar_AE"/>
           </w:rPr>
           <w:rPr>
@@ -7706,6 +9530,8 @@
       </w:hyperlink>
       <w:r>
         <w:rPr>
+          <w:rtl/>
+          <w:cs/>
           <w:lang w:val="ar_AE" w:bidi="ar_AE"/>
         </w:rPr>
         <w:t xml:space="preserve">؛ </w:t>
@@ -7713,6 +9539,8 @@
       <w:hyperlink r:id="rId213">
         <w:r>
           <w:rPr>
+            <w:rtl/>
+            <w:cs/>
             <w:lang w:val="ar_AE" w:bidi="ar_AE"/>
           </w:rPr>
           <w:rPr>
@@ -7724,6 +9552,8 @@
       </w:hyperlink>
       <w:r>
         <w:rPr>
+          <w:rtl/>
+          <w:cs/>
           <w:lang w:val="ar_AE" w:bidi="ar_AE"/>
         </w:rPr>
         <w:t xml:space="preserve">؛ </w:t>
@@ -7731,6 +9561,8 @@
       <w:hyperlink r:id="rId214">
         <w:r>
           <w:rPr>
+            <w:rtl/>
+            <w:cs/>
             <w:lang w:val="ar_AE" w:bidi="ar_AE"/>
           </w:rPr>
           <w:rPr>
@@ -7742,6 +9574,8 @@
       </w:hyperlink>
       <w:r>
         <w:rPr>
+          <w:rtl/>
+          <w:cs/>
           <w:lang w:val="ar_AE" w:bidi="ar_AE"/>
         </w:rPr>
         <w:t>).</w:t>
@@ -7753,12 +9587,16 @@
       </w:pPr>
       <w:r>
         <w:rPr>
+          <w:rtl/>
+          <w:cs/>
           <w:lang w:val="ar_AE" w:bidi="ar_AE"/>
         </w:rPr>
       </w:r>
       <w:r>
         <w:rPr>
           <w:u w:val="single"/>
+          <w:rtl/>
+          <w:cs/>
           <w:lang w:val="ar_AE" w:bidi="ar_AE"/>
         </w:rPr>
         <w:t>مقاطع كتابية لدراسة أعمق</w:t>
@@ -7770,12 +9608,16 @@
       </w:pPr>
       <w:r>
         <w:rPr>
+          <w:rtl/>
+          <w:cs/>
           <w:lang w:val="ar_AE" w:bidi="ar_AE"/>
         </w:rPr>
       </w:r>
       <w:hyperlink r:id="rId215">
         <w:r>
           <w:rPr>
+            <w:rtl/>
+            <w:cs/>
             <w:lang w:val="ar_AE" w:bidi="ar_AE"/>
           </w:rPr>
           <w:rPr>
@@ -7787,6 +9629,8 @@
       </w:hyperlink>
       <w:r>
         <w:rPr>
+          <w:rtl/>
+          <w:cs/>
           <w:lang w:val="ar_AE" w:bidi="ar_AE"/>
         </w:rPr>
         <w:t xml:space="preserve">؛ </w:t>
@@ -7794,6 +9638,8 @@
       <w:hyperlink r:id="rId216">
         <w:r>
           <w:rPr>
+            <w:rtl/>
+            <w:cs/>
             <w:lang w:val="ar_AE" w:bidi="ar_AE"/>
           </w:rPr>
           <w:rPr>
@@ -7805,6 +9651,8 @@
       </w:hyperlink>
       <w:r>
         <w:rPr>
+          <w:rtl/>
+          <w:cs/>
           <w:lang w:val="ar_AE" w:bidi="ar_AE"/>
         </w:rPr>
         <w:t xml:space="preserve">؛ </w:t>
@@ -7812,6 +9660,8 @@
       <w:hyperlink r:id="rId217">
         <w:r>
           <w:rPr>
+            <w:rtl/>
+            <w:cs/>
             <w:lang w:val="ar_AE" w:bidi="ar_AE"/>
           </w:rPr>
           <w:rPr>
@@ -7823,6 +9673,8 @@
       </w:hyperlink>
       <w:r>
         <w:rPr>
+          <w:rtl/>
+          <w:cs/>
           <w:lang w:val="ar_AE" w:bidi="ar_AE"/>
         </w:rPr>
         <w:t xml:space="preserve">؛ </w:t>
@@ -7830,6 +9682,8 @@
       <w:hyperlink r:id="rId218">
         <w:r>
           <w:rPr>
+            <w:rtl/>
+            <w:cs/>
             <w:lang w:val="ar_AE" w:bidi="ar_AE"/>
           </w:rPr>
           <w:rPr>
@@ -7841,6 +9695,8 @@
       </w:hyperlink>
       <w:r>
         <w:rPr>
+          <w:rtl/>
+          <w:cs/>
           <w:lang w:val="ar_AE" w:bidi="ar_AE"/>
         </w:rPr>
         <w:t xml:space="preserve">؛ </w:t>
@@ -7848,6 +9704,8 @@
       <w:hyperlink r:id="rId219">
         <w:r>
           <w:rPr>
+            <w:rtl/>
+            <w:cs/>
             <w:lang w:val="ar_AE" w:bidi="ar_AE"/>
           </w:rPr>
           <w:rPr>
@@ -7859,6 +9717,8 @@
       </w:hyperlink>
       <w:r>
         <w:rPr>
+          <w:rtl/>
+          <w:cs/>
           <w:lang w:val="ar_AE" w:bidi="ar_AE"/>
         </w:rPr>
         <w:t xml:space="preserve">؛ </w:t>
@@ -7866,6 +9726,8 @@
       <w:hyperlink r:id="rId220">
         <w:r>
           <w:rPr>
+            <w:rtl/>
+            <w:cs/>
             <w:lang w:val="ar_AE" w:bidi="ar_AE"/>
           </w:rPr>
           <w:rPr>
@@ -7877,6 +9739,8 @@
       </w:hyperlink>
       <w:r>
         <w:rPr>
+          <w:rtl/>
+          <w:cs/>
           <w:lang w:val="ar_AE" w:bidi="ar_AE"/>
         </w:rPr>
         <w:t xml:space="preserve">؛ </w:t>
@@ -7884,6 +9748,8 @@
       <w:hyperlink r:id="rId221">
         <w:r>
           <w:rPr>
+            <w:rtl/>
+            <w:cs/>
             <w:lang w:val="ar_AE" w:bidi="ar_AE"/>
           </w:rPr>
           <w:rPr>
@@ -7895,6 +9761,8 @@
       </w:hyperlink>
       <w:r>
         <w:rPr>
+          <w:rtl/>
+          <w:cs/>
           <w:lang w:val="ar_AE" w:bidi="ar_AE"/>
         </w:rPr>
         <w:t xml:space="preserve">؛ </w:t>
@@ -7902,6 +9770,8 @@
       <w:hyperlink r:id="rId222">
         <w:r>
           <w:rPr>
+            <w:rtl/>
+            <w:cs/>
             <w:lang w:val="ar_AE" w:bidi="ar_AE"/>
           </w:rPr>
           <w:rPr>
@@ -7913,6 +9783,8 @@
       </w:hyperlink>
       <w:r>
         <w:rPr>
+          <w:rtl/>
+          <w:cs/>
           <w:lang w:val="ar_AE" w:bidi="ar_AE"/>
         </w:rPr>
         <w:t xml:space="preserve">؛ </w:t>
@@ -7920,6 +9792,8 @@
       <w:hyperlink r:id="rId223">
         <w:r>
           <w:rPr>
+            <w:rtl/>
+            <w:cs/>
             <w:lang w:val="ar_AE" w:bidi="ar_AE"/>
           </w:rPr>
           <w:rPr>
@@ -7931,6 +9805,8 @@
       </w:hyperlink>
       <w:r>
         <w:rPr>
+          <w:rtl/>
+          <w:cs/>
           <w:lang w:val="ar_AE" w:bidi="ar_AE"/>
         </w:rPr>
         <w:t xml:space="preserve">؛ </w:t>
@@ -7938,6 +9814,8 @@
       <w:hyperlink r:id="rId224">
         <w:r>
           <w:rPr>
+            <w:rtl/>
+            <w:cs/>
             <w:lang w:val="ar_AE" w:bidi="ar_AE"/>
           </w:rPr>
           <w:rPr>
@@ -7949,6 +9827,8 @@
       </w:hyperlink>
       <w:r>
         <w:rPr>
+          <w:rtl/>
+          <w:cs/>
           <w:lang w:val="ar_AE" w:bidi="ar_AE"/>
         </w:rPr>
         <w:t xml:space="preserve">؛ </w:t>
@@ -7956,6 +9836,8 @@
       <w:hyperlink r:id="rId225">
         <w:r>
           <w:rPr>
+            <w:rtl/>
+            <w:cs/>
             <w:lang w:val="ar_AE" w:bidi="ar_AE"/>
           </w:rPr>
           <w:rPr>
@@ -7967,6 +9849,8 @@
       </w:hyperlink>
       <w:r>
         <w:rPr>
+          <w:rtl/>
+          <w:cs/>
           <w:lang w:val="ar_AE" w:bidi="ar_AE"/>
         </w:rPr>
         <w:t xml:space="preserve">؛ </w:t>
@@ -7974,6 +9858,8 @@
       <w:hyperlink r:id="rId226">
         <w:r>
           <w:rPr>
+            <w:rtl/>
+            <w:cs/>
             <w:lang w:val="ar_AE" w:bidi="ar_AE"/>
           </w:rPr>
           <w:rPr>
@@ -7985,6 +9871,8 @@
       </w:hyperlink>
       <w:r>
         <w:rPr>
+          <w:rtl/>
+          <w:cs/>
           <w:lang w:val="ar_AE" w:bidi="ar_AE"/>
         </w:rPr>
         <w:t xml:space="preserve"> </w:t>
@@ -7992,6 +9880,8 @@
       <w:hyperlink r:id="rId227">
         <w:r>
           <w:rPr>
+            <w:rtl/>
+            <w:cs/>
             <w:lang w:val="ar_AE" w:bidi="ar_AE"/>
           </w:rPr>
           <w:rPr>
@@ -8003,6 +9893,8 @@
       </w:hyperlink>
       <w:r>
         <w:rPr>
+          <w:rtl/>
+          <w:cs/>
           <w:lang w:val="ar_AE" w:bidi="ar_AE"/>
         </w:rPr>
         <w:t xml:space="preserve">؛ </w:t>
@@ -8010,6 +9902,8 @@
       <w:hyperlink r:id="rId228">
         <w:r>
           <w:rPr>
+            <w:rtl/>
+            <w:cs/>
             <w:lang w:val="ar_AE" w:bidi="ar_AE"/>
           </w:rPr>
           <w:rPr>
@@ -8021,6 +9915,8 @@
       </w:hyperlink>
       <w:r>
         <w:rPr>
+          <w:rtl/>
+          <w:cs/>
           <w:lang w:val="ar_AE" w:bidi="ar_AE"/>
         </w:rPr>
         <w:t xml:space="preserve">؛ </w:t>
@@ -8028,6 +9924,8 @@
       <w:hyperlink r:id="rId229">
         <w:r>
           <w:rPr>
+            <w:rtl/>
+            <w:cs/>
             <w:lang w:val="ar_AE" w:bidi="ar_AE"/>
           </w:rPr>
           <w:rPr>
@@ -8039,6 +9937,8 @@
       </w:hyperlink>
       <w:r>
         <w:rPr>
+          <w:rtl/>
+          <w:cs/>
           <w:lang w:val="ar_AE" w:bidi="ar_AE"/>
         </w:rPr>
         <w:t xml:space="preserve">؛ </w:t>
@@ -8046,6 +9946,8 @@
       <w:hyperlink r:id="rId230">
         <w:r>
           <w:rPr>
+            <w:rtl/>
+            <w:cs/>
             <w:lang w:val="ar_AE" w:bidi="ar_AE"/>
           </w:rPr>
           <w:rPr>
@@ -8057,6 +9959,8 @@
       </w:hyperlink>
       <w:r>
         <w:rPr>
+          <w:rtl/>
+          <w:cs/>
           <w:lang w:val="ar_AE" w:bidi="ar_AE"/>
         </w:rPr>
         <w:t xml:space="preserve">؛ </w:t>
@@ -8064,6 +9968,8 @@
       <w:hyperlink r:id="rId231">
         <w:r>
           <w:rPr>
+            <w:rtl/>
+            <w:cs/>
             <w:lang w:val="ar_AE" w:bidi="ar_AE"/>
           </w:rPr>
           <w:rPr>
@@ -8075,6 +9981,8 @@
       </w:hyperlink>
       <w:r>
         <w:rPr>
+          <w:rtl/>
+          <w:cs/>
           <w:lang w:val="ar_AE" w:bidi="ar_AE"/>
         </w:rPr>
         <w:t xml:space="preserve">؛ </w:t>
@@ -8082,6 +9990,8 @@
       <w:hyperlink r:id="rId232">
         <w:r>
           <w:rPr>
+            <w:rtl/>
+            <w:cs/>
             <w:lang w:val="ar_AE" w:bidi="ar_AE"/>
           </w:rPr>
           <w:rPr>
@@ -8093,6 +10003,8 @@
       </w:hyperlink>
       <w:r>
         <w:rPr>
+          <w:rtl/>
+          <w:cs/>
           <w:lang w:val="ar_AE" w:bidi="ar_AE"/>
         </w:rPr>
         <w:t xml:space="preserve">؛ </w:t>
@@ -8100,6 +10012,8 @@
       <w:hyperlink r:id="rId233">
         <w:r>
           <w:rPr>
+            <w:rtl/>
+            <w:cs/>
             <w:lang w:val="ar_AE" w:bidi="ar_AE"/>
           </w:rPr>
           <w:rPr>
@@ -8111,6 +10025,8 @@
       </w:hyperlink>
       <w:r>
         <w:rPr>
+          <w:rtl/>
+          <w:cs/>
           <w:lang w:val="ar_AE" w:bidi="ar_AE"/>
         </w:rPr>
         <w:t xml:space="preserve">؛ </w:t>
@@ -8118,6 +10034,8 @@
       <w:hyperlink r:id="rId234">
         <w:r>
           <w:rPr>
+            <w:rtl/>
+            <w:cs/>
             <w:lang w:val="ar_AE" w:bidi="ar_AE"/>
           </w:rPr>
           <w:rPr>
@@ -8129,6 +10047,8 @@
       </w:hyperlink>
       <w:r>
         <w:rPr>
+          <w:rtl/>
+          <w:cs/>
           <w:lang w:val="ar_AE" w:bidi="ar_AE"/>
         </w:rPr>
         <w:t xml:space="preserve">؛ </w:t>
@@ -8136,6 +10056,8 @@
       <w:hyperlink r:id="rId235">
         <w:r>
           <w:rPr>
+            <w:rtl/>
+            <w:cs/>
             <w:lang w:val="ar_AE" w:bidi="ar_AE"/>
           </w:rPr>
           <w:rPr>
@@ -8147,6 +10069,8 @@
       </w:hyperlink>
       <w:r>
         <w:rPr>
+          <w:rtl/>
+          <w:cs/>
           <w:lang w:val="ar_AE" w:bidi="ar_AE"/>
         </w:rPr>
         <w:t xml:space="preserve">؛ </w:t>
@@ -8154,6 +10078,8 @@
       <w:hyperlink r:id="rId236">
         <w:r>
           <w:rPr>
+            <w:rtl/>
+            <w:cs/>
             <w:lang w:val="ar_AE" w:bidi="ar_AE"/>
           </w:rPr>
           <w:rPr>
@@ -8165,6 +10091,8 @@
       </w:hyperlink>
       <w:r>
         <w:rPr>
+          <w:rtl/>
+          <w:cs/>
           <w:lang w:val="ar_AE" w:bidi="ar_AE"/>
         </w:rPr>
         <w:t xml:space="preserve">؛ </w:t>
@@ -8172,6 +10100,8 @@
       <w:hyperlink r:id="rId237">
         <w:r>
           <w:rPr>
+            <w:rtl/>
+            <w:cs/>
             <w:lang w:val="ar_AE" w:bidi="ar_AE"/>
           </w:rPr>
           <w:rPr>
@@ -8183,6 +10113,8 @@
       </w:hyperlink>
       <w:r>
         <w:rPr>
+          <w:rtl/>
+          <w:cs/>
           <w:lang w:val="ar_AE" w:bidi="ar_AE"/>
         </w:rPr>
         <w:t xml:space="preserve">؛ </w:t>
@@ -8190,6 +10122,8 @@
       <w:hyperlink r:id="rId238">
         <w:r>
           <w:rPr>
+            <w:rtl/>
+            <w:cs/>
             <w:lang w:val="ar_AE" w:bidi="ar_AE"/>
           </w:rPr>
           <w:rPr>
@@ -8201,6 +10135,8 @@
       </w:hyperlink>
       <w:r>
         <w:rPr>
+          <w:rtl/>
+          <w:cs/>
           <w:lang w:val="ar_AE" w:bidi="ar_AE"/>
         </w:rPr>
         <w:t xml:space="preserve">؛ </w:t>
@@ -8208,6 +10144,8 @@
       <w:hyperlink r:id="rId239">
         <w:r>
           <w:rPr>
+            <w:rtl/>
+            <w:cs/>
             <w:lang w:val="ar_AE" w:bidi="ar_AE"/>
           </w:rPr>
           <w:rPr>
@@ -8219,6 +10157,8 @@
       </w:hyperlink>
       <w:r>
         <w:rPr>
+          <w:rtl/>
+          <w:cs/>
           <w:lang w:val="ar_AE" w:bidi="ar_AE"/>
         </w:rPr>
         <w:t xml:space="preserve">؛ </w:t>
@@ -8226,6 +10166,8 @@
       <w:hyperlink r:id="rId240">
         <w:r>
           <w:rPr>
+            <w:rtl/>
+            <w:cs/>
             <w:lang w:val="ar_AE" w:bidi="ar_AE"/>
           </w:rPr>
           <w:rPr>
@@ -8237,6 +10179,8 @@
       </w:hyperlink>
       <w:r>
         <w:rPr>
+          <w:rtl/>
+          <w:cs/>
           <w:lang w:val="ar_AE" w:bidi="ar_AE"/>
         </w:rPr>
         <w:t xml:space="preserve">؛ </w:t>
@@ -8244,6 +10188,8 @@
       <w:hyperlink r:id="rId241">
         <w:r>
           <w:rPr>
+            <w:rtl/>
+            <w:cs/>
             <w:lang w:val="ar_AE" w:bidi="ar_AE"/>
           </w:rPr>
           <w:rPr>
@@ -8255,6 +10201,8 @@
       </w:hyperlink>
       <w:r>
         <w:rPr>
+          <w:rtl/>
+          <w:cs/>
           <w:lang w:val="ar_AE" w:bidi="ar_AE"/>
         </w:rPr>
         <w:t xml:space="preserve">؛ </w:t>
@@ -8262,6 +10210,8 @@
       <w:hyperlink r:id="rId242">
         <w:r>
           <w:rPr>
+            <w:rtl/>
+            <w:cs/>
             <w:lang w:val="ar_AE" w:bidi="ar_AE"/>
           </w:rPr>
           <w:rPr>
@@ -8273,6 +10223,8 @@
       </w:hyperlink>
       <w:r>
         <w:rPr>
+          <w:rtl/>
+          <w:cs/>
           <w:lang w:val="ar_AE" w:bidi="ar_AE"/>
         </w:rPr>
         <w:t xml:space="preserve">؛ </w:t>
@@ -8280,6 +10232,8 @@
       <w:hyperlink r:id="rId243">
         <w:r>
           <w:rPr>
+            <w:rtl/>
+            <w:cs/>
             <w:lang w:val="ar_AE" w:bidi="ar_AE"/>
           </w:rPr>
           <w:rPr>
@@ -8291,6 +10245,8 @@
       </w:hyperlink>
       <w:r>
         <w:rPr>
+          <w:rtl/>
+          <w:cs/>
           <w:lang w:val="ar_AE" w:bidi="ar_AE"/>
         </w:rPr>
         <w:t xml:space="preserve">؛ </w:t>
@@ -8298,6 +10254,8 @@
       <w:hyperlink r:id="rId244">
         <w:r>
           <w:rPr>
+            <w:rtl/>
+            <w:cs/>
             <w:lang w:val="ar_AE" w:bidi="ar_AE"/>
           </w:rPr>
           <w:rPr>
@@ -8309,6 +10267,8 @@
       </w:hyperlink>
       <w:r>
         <w:rPr>
+          <w:rtl/>
+          <w:cs/>
           <w:lang w:val="ar_AE" w:bidi="ar_AE"/>
         </w:rPr>
         <w:t xml:space="preserve">؛ </w:t>
@@ -8316,6 +10276,8 @@
       <w:hyperlink r:id="rId206">
         <w:r>
           <w:rPr>
+            <w:rtl/>
+            <w:cs/>
             <w:lang w:val="ar_AE" w:bidi="ar_AE"/>
           </w:rPr>
           <w:rPr>
@@ -8327,6 +10289,8 @@
       </w:hyperlink>
       <w:r>
         <w:rPr>
+          <w:rtl/>
+          <w:cs/>
           <w:lang w:val="ar_AE" w:bidi="ar_AE"/>
         </w:rPr>
         <w:t xml:space="preserve">؛ </w:t>
@@ -8334,6 +10298,8 @@
       <w:hyperlink r:id="rId245">
         <w:r>
           <w:rPr>
+            <w:rtl/>
+            <w:cs/>
             <w:lang w:val="ar_AE" w:bidi="ar_AE"/>
           </w:rPr>
           <w:rPr>
@@ -8345,6 +10311,8 @@
       </w:hyperlink>
       <w:r>
         <w:rPr>
+          <w:rtl/>
+          <w:cs/>
           <w:lang w:val="ar_AE" w:bidi="ar_AE"/>
         </w:rPr>
         <w:t xml:space="preserve">؛ </w:t>
@@ -8352,6 +10320,8 @@
       <w:hyperlink r:id="rId246">
         <w:r>
           <w:rPr>
+            <w:rtl/>
+            <w:cs/>
             <w:lang w:val="ar_AE" w:bidi="ar_AE"/>
           </w:rPr>
           <w:rPr>
@@ -8363,6 +10333,8 @@
       </w:hyperlink>
       <w:r>
         <w:rPr>
+          <w:rtl/>
+          <w:cs/>
           <w:lang w:val="ar_AE" w:bidi="ar_AE"/>
         </w:rPr>
         <w:t xml:space="preserve">؛ </w:t>
@@ -8370,6 +10342,8 @@
       <w:hyperlink r:id="rId247">
         <w:r>
           <w:rPr>
+            <w:rtl/>
+            <w:cs/>
             <w:lang w:val="ar_AE" w:bidi="ar_AE"/>
           </w:rPr>
           <w:rPr>
@@ -8381,6 +10355,8 @@
       </w:hyperlink>
       <w:r>
         <w:rPr>
+          <w:rtl/>
+          <w:cs/>
           <w:lang w:val="ar_AE" w:bidi="ar_AE"/>
         </w:rPr>
         <w:t xml:space="preserve">؛ </w:t>
@@ -8388,6 +10364,8 @@
       <w:hyperlink r:id="rId248">
         <w:r>
           <w:rPr>
+            <w:rtl/>
+            <w:cs/>
             <w:lang w:val="ar_AE" w:bidi="ar_AE"/>
           </w:rPr>
           <w:rPr>
@@ -8399,6 +10377,8 @@
       </w:hyperlink>
       <w:r>
         <w:rPr>
+          <w:rtl/>
+          <w:cs/>
           <w:lang w:val="ar_AE" w:bidi="ar_AE"/>
         </w:rPr>
         <w:t xml:space="preserve">؛ </w:t>
@@ -8406,6 +10386,8 @@
       <w:hyperlink r:id="rId249">
         <w:r>
           <w:rPr>
+            <w:rtl/>
+            <w:cs/>
             <w:lang w:val="ar_AE" w:bidi="ar_AE"/>
           </w:rPr>
           <w:rPr>
@@ -8417,6 +10399,8 @@
       </w:hyperlink>
       <w:r>
         <w:rPr>
+          <w:rtl/>
+          <w:cs/>
           <w:lang w:val="ar_AE" w:bidi="ar_AE"/>
         </w:rPr>
         <w:t xml:space="preserve">؛ </w:t>
@@ -8424,6 +10408,8 @@
       <w:hyperlink r:id="rId209">
         <w:r>
           <w:rPr>
+            <w:rtl/>
+            <w:cs/>
             <w:lang w:val="ar_AE" w:bidi="ar_AE"/>
           </w:rPr>
           <w:rPr>
@@ -8435,6 +10421,8 @@
       </w:hyperlink>
       <w:r>
         <w:rPr>
+          <w:rtl/>
+          <w:cs/>
           <w:lang w:val="ar_AE" w:bidi="ar_AE"/>
         </w:rPr>
         <w:t xml:space="preserve">؛ </w:t>
@@ -8442,6 +10430,8 @@
       <w:hyperlink r:id="rId250">
         <w:r>
           <w:rPr>
+            <w:rtl/>
+            <w:cs/>
             <w:lang w:val="ar_AE" w:bidi="ar_AE"/>
           </w:rPr>
           <w:rPr>
@@ -8453,6 +10443,8 @@
       </w:hyperlink>
       <w:r>
         <w:rPr>
+          <w:rtl/>
+          <w:cs/>
           <w:lang w:val="ar_AE" w:bidi="ar_AE"/>
         </w:rPr>
         <w:t xml:space="preserve">؛ </w:t>
@@ -8460,6 +10452,8 @@
       <w:hyperlink r:id="rId251">
         <w:r>
           <w:rPr>
+            <w:rtl/>
+            <w:cs/>
             <w:lang w:val="ar_AE" w:bidi="ar_AE"/>
           </w:rPr>
           <w:rPr>
@@ -8471,6 +10465,8 @@
       </w:hyperlink>
       <w:r>
         <w:rPr>
+          <w:rtl/>
+          <w:cs/>
           <w:lang w:val="ar_AE" w:bidi="ar_AE"/>
         </w:rPr>
         <w:t xml:space="preserve">؛ </w:t>
@@ -8478,6 +10474,8 @@
       <w:hyperlink r:id="rId252">
         <w:r>
           <w:rPr>
+            <w:rtl/>
+            <w:cs/>
             <w:lang w:val="ar_AE" w:bidi="ar_AE"/>
           </w:rPr>
           <w:rPr>
@@ -8489,6 +10487,8 @@
       </w:hyperlink>
       <w:r>
         <w:rPr>
+          <w:rtl/>
+          <w:cs/>
           <w:lang w:val="ar_AE" w:bidi="ar_AE"/>
         </w:rPr>
         <w:t xml:space="preserve">؛ </w:t>
@@ -8496,6 +10496,8 @@
       <w:hyperlink r:id="rId253">
         <w:r>
           <w:rPr>
+            <w:rtl/>
+            <w:cs/>
             <w:lang w:val="ar_AE" w:bidi="ar_AE"/>
           </w:rPr>
           <w:rPr>
@@ -8507,27 +10509,35 @@
       </w:hyperlink>
       <w:r>
         <w:rPr>
+          <w:rtl/>
+          <w:cs/>
           <w:lang w:val="ar_AE" w:bidi="ar_AE"/>
         </w:rPr>
         <w:t>.</w:t>
       </w:r>
       <w:r>
         <w:rPr>
-          <w:lang w:val="ar_AE" w:bidi="ar_AE"/>
-        </w:rPr>
-      </w:r>
-      <w:r>
-        <w:rPr>
-          <w:lang w:val="ar_AE" w:bidi="ar_AE"/>
-        </w:rPr>
-      </w:r>
-    </w:p>
-    <w:p>
-      <w:pPr>
-        <w:bidi/>
-      </w:pPr>
-      <w:r>
-        <w:rPr>
+          <w:rtl/>
+          <w:cs/>
+          <w:lang w:val="ar_AE" w:bidi="ar_AE"/>
+        </w:rPr>
+      </w:r>
+      <w:r>
+        <w:rPr>
+          <w:rtl/>
+          <w:cs/>
+          <w:lang w:val="ar_AE" w:bidi="ar_AE"/>
+        </w:rPr>
+      </w:r>
+    </w:p>
+    <w:p>
+      <w:pPr>
+        <w:bidi/>
+      </w:pPr>
+      <w:r>
+        <w:rPr>
+          <w:rtl/>
+          <w:cs/>
           <w:lang w:val="ar_AE" w:bidi="ar_AE"/>
         </w:rPr>
       </w:r>
@@ -8539,27 +10549,35 @@
       </w:pPr>
       <w:r>
         <w:rPr>
+          <w:rtl/>
+          <w:cs/>
           <w:lang w:val="ar_AE" w:bidi="ar_AE"/>
         </w:rPr>
         <w:t>مِيكَال</w:t>
       </w:r>
       <w:r>
         <w:rPr>
-          <w:lang w:val="ar_AE" w:bidi="ar_AE"/>
-        </w:rPr>
-      </w:r>
-    </w:p>
-    <w:p>
-      <w:pPr>
-        <w:bidi/>
-      </w:pPr>
-      <w:r>
-        <w:rPr>
-          <w:lang w:val="ar_AE" w:bidi="ar_AE"/>
-        </w:rPr>
-      </w:r>
-      <w:r>
-        <w:rPr>
+          <w:rtl/>
+          <w:cs/>
+          <w:lang w:val="ar_AE" w:bidi="ar_AE"/>
+        </w:rPr>
+      </w:r>
+    </w:p>
+    <w:p>
+      <w:pPr>
+        <w:bidi/>
+      </w:pPr>
+      <w:r>
+        <w:rPr>
+          <w:rtl/>
+          <w:cs/>
+          <w:lang w:val="ar_AE" w:bidi="ar_AE"/>
+        </w:rPr>
+      </w:r>
+      <w:r>
+        <w:rPr>
+          <w:rtl/>
+          <w:cs/>
           <w:lang w:val="ar_AE" w:bidi="ar_AE"/>
         </w:rPr>
         <w:t>ميكال هي الابنة الصغرى للملك شاول (</w:t>
@@ -8567,6 +10585,8 @@
       <w:hyperlink r:id="rId254">
         <w:r>
           <w:rPr>
+            <w:rtl/>
+            <w:cs/>
             <w:lang w:val="ar_AE" w:bidi="ar_AE"/>
           </w:rPr>
           <w:rPr>
@@ -8578,6 +10598,8 @@
       </w:hyperlink>
       <w:r>
         <w:rPr>
+          <w:rtl/>
+          <w:cs/>
           <w:lang w:val="ar_AE" w:bidi="ar_AE"/>
         </w:rPr>
         <w:t>)، وكانت الزوجة الأولى للملك داود (</w:t>
@@ -8585,6 +10607,8 @@
       <w:hyperlink r:id="rId255">
         <w:r>
           <w:rPr>
+            <w:rtl/>
+            <w:cs/>
             <w:lang w:val="ar_AE" w:bidi="ar_AE"/>
           </w:rPr>
           <w:rPr>
@@ -8596,6 +10620,8 @@
       </w:hyperlink>
       <w:r>
         <w:rPr>
+          <w:rtl/>
+          <w:cs/>
           <w:lang w:val="ar_AE" w:bidi="ar_AE"/>
         </w:rPr>
         <w:t>). أدّت دورًا مهمًا في تحوّل الحكم من شاول إلى داود.</w:t>
@@ -8607,11 +10633,15 @@
       </w:pPr>
       <w:r>
         <w:rPr>
-          <w:lang w:val="ar_AE" w:bidi="ar_AE"/>
-        </w:rPr>
-      </w:r>
-      <w:r>
-        <w:rPr>
+          <w:rtl/>
+          <w:cs/>
+          <w:lang w:val="ar_AE" w:bidi="ar_AE"/>
+        </w:rPr>
+      </w:r>
+      <w:r>
+        <w:rPr>
+          <w:rtl/>
+          <w:cs/>
           <w:lang w:val="ar_AE" w:bidi="ar_AE"/>
         </w:rPr>
         <w:t>في الشرق الأدنى القديم، كانت العائلات البارزة غالبًا ما ترتب الزيجات لأسباب سياسية. حاول شاول الإيقاع بداود بوعده أن يزوّجه لابنته الكبرى، مَيْرَب، إذا حارب الفلسطينيين وغلب. كان داود، المحارب القوي، في طريقه ليصبح قائدًا في مملكة شاول. ومن المفترض أن يكون الملك سعيدًا بوجود حليف له كهذا الرجل، لكنه سرعان ما أصبح شاول غيورًا من نجاح داود وانتابه الشكك والريبة فيمَا يصبوا داود إلى تحقيقه من أهداف.</w:t>
@@ -8623,11 +10653,15 @@
       </w:pPr>
       <w:r>
         <w:rPr>
-          <w:lang w:val="ar_AE" w:bidi="ar_AE"/>
-        </w:rPr>
-      </w:r>
-      <w:r>
-        <w:rPr>
+          <w:rtl/>
+          <w:cs/>
+          <w:lang w:val="ar_AE" w:bidi="ar_AE"/>
+        </w:rPr>
+      </w:r>
+      <w:r>
+        <w:rPr>
+          <w:rtl/>
+          <w:cs/>
           <w:lang w:val="ar_AE" w:bidi="ar_AE"/>
         </w:rPr>
         <w:t>تمنى شاول موت داود في المعركة، لكن الخُطَّة لم تنجح. اكتشف شاول فيمَا بعد أن ابنته الصغرى، ميكال، تحب داود (</w:t>
@@ -8635,6 +10669,8 @@
       <w:hyperlink r:id="rId256">
         <w:r>
           <w:rPr>
+            <w:rtl/>
+            <w:cs/>
             <w:lang w:val="ar_AE" w:bidi="ar_AE"/>
           </w:rPr>
           <w:rPr>
@@ -8646,6 +10682,8 @@
       </w:hyperlink>
       <w:r>
         <w:rPr>
+          <w:rtl/>
+          <w:cs/>
           <w:lang w:val="ar_AE" w:bidi="ar_AE"/>
         </w:rPr>
         <w:t>). أتاح له ذلك فرصة أخرى لدفع داود للقتال ضد الفلسطينيين. وافق داود في هذه المرة. عندما عاد داود منتصرًا، اضطر شاول إلى إعطاء داود ابنته ليتزوجها. وقد أسهمت مصاهرة داود لشاول في أن ذاع صيته لدى الأسباط الشمالية (</w:t>
@@ -8653,6 +10691,8 @@
       <w:hyperlink r:id="rId257">
         <w:r>
           <w:rPr>
+            <w:rtl/>
+            <w:cs/>
             <w:lang w:val="ar_AE" w:bidi="ar_AE"/>
           </w:rPr>
           <w:rPr>
@@ -8664,6 +10704,8 @@
       </w:hyperlink>
       <w:r>
         <w:rPr>
+          <w:rtl/>
+          <w:cs/>
           <w:lang w:val="ar_AE" w:bidi="ar_AE"/>
         </w:rPr>
         <w:t>).</w:t>
@@ -8675,11 +10717,15 @@
       </w:pPr>
       <w:r>
         <w:rPr>
-          <w:lang w:val="ar_AE" w:bidi="ar_AE"/>
-        </w:rPr>
-      </w:r>
-      <w:r>
-        <w:rPr>
+          <w:rtl/>
+          <w:cs/>
+          <w:lang w:val="ar_AE" w:bidi="ar_AE"/>
+        </w:rPr>
+      </w:r>
+      <w:r>
+        <w:rPr>
+          <w:rtl/>
+          <w:cs/>
           <w:lang w:val="ar_AE" w:bidi="ar_AE"/>
         </w:rPr>
         <w:t>أحبت ميكال داود في بداية علاقتهما حتى إنها قد خدعت أبيها لمساعدة داود على الهرب من مخطط قتله (</w:t>
@@ -8687,6 +10733,8 @@
       <w:hyperlink r:id="rId258">
         <w:r>
           <w:rPr>
+            <w:rtl/>
+            <w:cs/>
             <w:lang w:val="ar_AE" w:bidi="ar_AE"/>
           </w:rPr>
           <w:rPr>
@@ -8698,6 +10746,8 @@
       </w:hyperlink>
       <w:r>
         <w:rPr>
+          <w:rtl/>
+          <w:cs/>
           <w:lang w:val="ar_AE" w:bidi="ar_AE"/>
         </w:rPr>
         <w:t>). بعد أن غادر داود بلاط شاول، رتب شاول زيجة أخرى لابنته (</w:t>
@@ -8705,6 +10755,8 @@
       <w:hyperlink r:id="rId259">
         <w:r>
           <w:rPr>
+            <w:rtl/>
+            <w:cs/>
             <w:lang w:val="ar_AE" w:bidi="ar_AE"/>
           </w:rPr>
           <w:rPr>
@@ -8716,6 +10768,8 @@
       </w:hyperlink>
       <w:r>
         <w:rPr>
+          <w:rtl/>
+          <w:cs/>
           <w:lang w:val="ar_AE" w:bidi="ar_AE"/>
         </w:rPr>
         <w:t>). لكن داود أنهى ذلك الزواج لاحقًا ليستردها إليه (</w:t>
@@ -8723,6 +10777,8 @@
       <w:hyperlink r:id="rId257">
         <w:r>
           <w:rPr>
+            <w:rtl/>
+            <w:cs/>
             <w:lang w:val="ar_AE" w:bidi="ar_AE"/>
           </w:rPr>
           <w:rPr>
@@ -8734,6 +10790,8 @@
       </w:hyperlink>
       <w:r>
         <w:rPr>
+          <w:rtl/>
+          <w:cs/>
           <w:lang w:val="ar_AE" w:bidi="ar_AE"/>
         </w:rPr>
         <w:t>). أظهرت ميكال عدم احترامها لداود حين كان داود يطفر ويرقص أمام تابوت العهد في أثناء إدخاله إلى أورشليم (</w:t>
@@ -8741,6 +10799,8 @@
       <w:hyperlink r:id="rId260">
         <w:r>
           <w:rPr>
+            <w:rtl/>
+            <w:cs/>
             <w:lang w:val="ar_AE" w:bidi="ar_AE"/>
           </w:rPr>
           <w:rPr>
@@ -8752,6 +10812,8 @@
       </w:hyperlink>
       <w:r>
         <w:rPr>
+          <w:rtl/>
+          <w:cs/>
           <w:lang w:val="ar_AE" w:bidi="ar_AE"/>
         </w:rPr>
         <w:t xml:space="preserve">). ولأنها أظهرت عدم احترامها للملك داود، لم تنجب ميكال حتى يوم موتها. </w:t>
@@ -8763,12 +10825,16 @@
       </w:pPr>
       <w:r>
         <w:rPr>
+          <w:rtl/>
+          <w:cs/>
           <w:lang w:val="ar_AE" w:bidi="ar_AE"/>
         </w:rPr>
       </w:r>
       <w:r>
         <w:rPr>
           <w:u w:val="single"/>
+          <w:rtl/>
+          <w:cs/>
           <w:lang w:val="ar_AE" w:bidi="ar_AE"/>
         </w:rPr>
         <w:t>مقاطع كتابية لدراسة أعمق</w:t>
@@ -8780,12 +10846,16 @@
       </w:pPr>
       <w:r>
         <w:rPr>
+          <w:rtl/>
+          <w:cs/>
           <w:lang w:val="ar_AE" w:bidi="ar_AE"/>
         </w:rPr>
       </w:r>
       <w:hyperlink r:id="rId254">
         <w:r>
           <w:rPr>
+            <w:rtl/>
+            <w:cs/>
             <w:lang w:val="ar_AE" w:bidi="ar_AE"/>
           </w:rPr>
           <w:rPr>
@@ -8797,6 +10867,8 @@
       </w:hyperlink>
       <w:r>
         <w:rPr>
+          <w:rtl/>
+          <w:cs/>
           <w:lang w:val="ar_AE" w:bidi="ar_AE"/>
         </w:rPr>
         <w:t xml:space="preserve">؛ </w:t>
@@ -8804,6 +10876,8 @@
       <w:hyperlink r:id="rId261">
         <w:r>
           <w:rPr>
+            <w:rtl/>
+            <w:cs/>
             <w:lang w:val="ar_AE" w:bidi="ar_AE"/>
           </w:rPr>
           <w:rPr>
@@ -8815,6 +10889,8 @@
       </w:hyperlink>
       <w:r>
         <w:rPr>
+          <w:rtl/>
+          <w:cs/>
           <w:lang w:val="ar_AE" w:bidi="ar_AE"/>
         </w:rPr>
         <w:t xml:space="preserve">؛ </w:t>
@@ -8822,6 +10898,8 @@
       <w:hyperlink r:id="rId258">
         <w:r>
           <w:rPr>
+            <w:rtl/>
+            <w:cs/>
             <w:lang w:val="ar_AE" w:bidi="ar_AE"/>
           </w:rPr>
           <w:rPr>
@@ -8833,6 +10911,8 @@
       </w:hyperlink>
       <w:r>
         <w:rPr>
+          <w:rtl/>
+          <w:cs/>
           <w:lang w:val="ar_AE" w:bidi="ar_AE"/>
         </w:rPr>
         <w:t xml:space="preserve">؛ </w:t>
@@ -8840,6 +10920,8 @@
       <w:hyperlink r:id="rId257">
         <w:r>
           <w:rPr>
+            <w:rtl/>
+            <w:cs/>
             <w:lang w:val="ar_AE" w:bidi="ar_AE"/>
           </w:rPr>
           <w:rPr>
@@ -8851,6 +10933,8 @@
       </w:hyperlink>
       <w:r>
         <w:rPr>
+          <w:rtl/>
+          <w:cs/>
           <w:lang w:val="ar_AE" w:bidi="ar_AE"/>
         </w:rPr>
         <w:t xml:space="preserve">؛ </w:t>
@@ -8858,6 +10942,8 @@
       <w:hyperlink r:id="rId260">
         <w:r>
           <w:rPr>
+            <w:rtl/>
+            <w:cs/>
             <w:lang w:val="ar_AE" w:bidi="ar_AE"/>
           </w:rPr>
           <w:rPr>
@@ -8869,17 +10955,23 @@
       </w:hyperlink>
       <w:r>
         <w:rPr>
+          <w:rtl/>
+          <w:cs/>
           <w:lang w:val="ar_AE" w:bidi="ar_AE"/>
         </w:rPr>
         <w:t>.</w:t>
       </w:r>
       <w:r>
         <w:rPr>
-          <w:lang w:val="ar_AE" w:bidi="ar_AE"/>
-        </w:rPr>
-      </w:r>
-      <w:r>
-        <w:rPr>
+          <w:rtl/>
+          <w:cs/>
+          <w:lang w:val="ar_AE" w:bidi="ar_AE"/>
+        </w:rPr>
+      </w:r>
+      <w:r>
+        <w:rPr>
+          <w:rtl/>
+          <w:cs/>
           <w:lang w:val="ar_AE" w:bidi="ar_AE"/>
         </w:rPr>
       </w:r>

--- a/arb/docx/009.content.docx
+++ b/arb/docx/009.content.docx
@@ -346,20 +346,14 @@
         </w:rPr>
         <w:t>وفقًا للتقاليد اليهودية، بدأ السنهدرين عندما اختار موسى سبعين شيخًا (</w:t>
       </w:r>
-      <w:hyperlink r:id="rId13">
-        <w:r>
-          <w:rPr>
-            <w:rtl/>
-            <w:cs/>
-            <w:lang w:val="ar_AE" w:bidi="ar_AE"/>
-          </w:rPr>
-          <w:rPr>
-            <w:color w:val="0000EE"/>
-            <w:u w:val="single"/>
-          </w:rPr>
-          <w:t>عدد 11:16</w:t>
-        </w:r>
-      </w:hyperlink>
+      <w:r>
+        <w:rPr>
+          <w:rtl/>
+          <w:cs/>
+          <w:lang w:val="ar_AE" w:bidi="ar_AE"/>
+        </w:rPr>
+        <w:t>عدد 11:16</w:t>
+      </w:r>
       <w:r>
         <w:rPr>
           <w:rtl/>
@@ -385,20 +379,14 @@
         </w:rPr>
         <w:t xml:space="preserve"> ليوسيفوس 12.3.3، من زمن أنطيوخوس الكبير، الذي حكم من 223 إلى 187 قبل الميلاد. من المحتمل أن السنهدرين بدأ بمجموعة من القادة المستقلين، وكانت تتمتع بالحكم الذاتي تحت الحكم الفارسي (انظر </w:t>
       </w:r>
-      <w:hyperlink r:id="rId14">
-        <w:r>
-          <w:rPr>
-            <w:rtl/>
-            <w:cs/>
-            <w:lang w:val="ar_AE" w:bidi="ar_AE"/>
-          </w:rPr>
-          <w:rPr>
-            <w:color w:val="0000EE"/>
-            <w:u w:val="single"/>
-          </w:rPr>
-          <w:t>عزرا 5:5–10</w:t>
-        </w:r>
-      </w:hyperlink>
+      <w:r>
+        <w:rPr>
+          <w:rtl/>
+          <w:cs/>
+          <w:lang w:val="ar_AE" w:bidi="ar_AE"/>
+        </w:rPr>
+        <w:t>عزرا 5:5–10</w:t>
+      </w:r>
       <w:r>
         <w:rPr>
           <w:rtl/>
@@ -407,20 +395,14 @@
         </w:rPr>
         <w:t xml:space="preserve">؛ </w:t>
       </w:r>
-      <w:hyperlink r:id="rId15">
-        <w:r>
-          <w:rPr>
-            <w:rtl/>
-            <w:cs/>
-            <w:lang w:val="ar_AE" w:bidi="ar_AE"/>
-          </w:rPr>
-          <w:rPr>
-            <w:color w:val="0000EE"/>
-            <w:u w:val="single"/>
-          </w:rPr>
-          <w:t>نحميا 2:16</w:t>
-        </w:r>
-      </w:hyperlink>
+      <w:r>
+        <w:rPr>
+          <w:rtl/>
+          <w:cs/>
+          <w:lang w:val="ar_AE" w:bidi="ar_AE"/>
+        </w:rPr>
+        <w:t>نحميا 2:16</w:t>
+      </w:r>
       <w:r>
         <w:rPr>
           <w:rtl/>
@@ -449,20 +431,14 @@
         </w:rPr>
         <w:t xml:space="preserve">كان السنهدرين يتولى معالجة المسائل القانونية والدينية المتعلقة باليهودية. شمل ذلك اتخاذ قرارات قضائية لم تُحسم في المحاكم الأقل درجة، المعروفة باسم "السنهدرينات المحلية"، بالإضافة إلى إدارة شؤون العدالة الجنائية والاعتقالات (انظر </w:t>
       </w:r>
-      <w:hyperlink r:id="rId16">
-        <w:r>
-          <w:rPr>
-            <w:rtl/>
-            <w:cs/>
-            <w:lang w:val="ar_AE" w:bidi="ar_AE"/>
-          </w:rPr>
-          <w:rPr>
-            <w:color w:val="0000EE"/>
-            <w:u w:val="single"/>
-          </w:rPr>
-          <w:t>أعمال 9:1–2</w:t>
-        </w:r>
-      </w:hyperlink>
+      <w:r>
+        <w:rPr>
+          <w:rtl/>
+          <w:cs/>
+          <w:lang w:val="ar_AE" w:bidi="ar_AE"/>
+        </w:rPr>
+        <w:t>أعمال 9:1–2</w:t>
+      </w:r>
       <w:r>
         <w:rPr>
           <w:rtl/>
@@ -471,20 +447,14 @@
         </w:rPr>
         <w:t>). كما كانوا يتخذون قرارات رسمية بشأن القضايا اليهودية، مع أنّ هذه القرارات لم تكن مُلزمة. لم يكن بإمكان السنهدرين تنفيذ أحكام الإعدام منفردًا (</w:t>
       </w:r>
-      <w:hyperlink r:id="rId17">
-        <w:r>
-          <w:rPr>
-            <w:rtl/>
-            <w:cs/>
-            <w:lang w:val="ar_AE" w:bidi="ar_AE"/>
-          </w:rPr>
-          <w:rPr>
-            <w:color w:val="0000EE"/>
-            <w:u w:val="single"/>
-          </w:rPr>
-          <w:t>يوحنّا 18:31</w:t>
-        </w:r>
-      </w:hyperlink>
+      <w:r>
+        <w:rPr>
+          <w:rtl/>
+          <w:cs/>
+          <w:lang w:val="ar_AE" w:bidi="ar_AE"/>
+        </w:rPr>
+        <w:t>يوحنّا 18:31</w:t>
+      </w:r>
       <w:r>
         <w:rPr>
           <w:rtl/>
@@ -546,20 +516,14 @@
           <w:lang w:val="ar_AE" w:bidi="ar_AE"/>
         </w:rPr>
       </w:r>
-      <w:hyperlink r:id="rId18">
-        <w:r>
-          <w:rPr>
-            <w:rtl/>
-            <w:cs/>
-            <w:lang w:val="ar_AE" w:bidi="ar_AE"/>
-          </w:rPr>
-          <w:rPr>
-            <w:color w:val="0000EE"/>
-            <w:u w:val="single"/>
-          </w:rPr>
-          <w:t>متى 26:57–68</w:t>
-        </w:r>
-      </w:hyperlink>
+      <w:r>
+        <w:rPr>
+          <w:rtl/>
+          <w:cs/>
+          <w:lang w:val="ar_AE" w:bidi="ar_AE"/>
+        </w:rPr>
+        <w:t>متى 26:57–68</w:t>
+      </w:r>
       <w:r>
         <w:rPr>
           <w:rtl/>
@@ -568,20 +532,14 @@
         </w:rPr>
         <w:t xml:space="preserve">؛ </w:t>
       </w:r>
-      <w:hyperlink r:id="rId19">
-        <w:r>
-          <w:rPr>
-            <w:rtl/>
-            <w:cs/>
-            <w:lang w:val="ar_AE" w:bidi="ar_AE"/>
-          </w:rPr>
-          <w:rPr>
-            <w:color w:val="0000EE"/>
-            <w:u w:val="single"/>
-          </w:rPr>
-          <w:t>مرقس 14:53–65</w:t>
-        </w:r>
-      </w:hyperlink>
+      <w:r>
+        <w:rPr>
+          <w:rtl/>
+          <w:cs/>
+          <w:lang w:val="ar_AE" w:bidi="ar_AE"/>
+        </w:rPr>
+        <w:t>مرقس 14:53–65</w:t>
+      </w:r>
       <w:r>
         <w:rPr>
           <w:rtl/>
@@ -590,20 +548,14 @@
         </w:rPr>
         <w:t xml:space="preserve">؛ </w:t>
       </w:r>
-      <w:hyperlink r:id="rId20">
-        <w:r>
-          <w:rPr>
-            <w:rtl/>
-            <w:cs/>
-            <w:lang w:val="ar_AE" w:bidi="ar_AE"/>
-          </w:rPr>
-          <w:rPr>
-            <w:color w:val="0000EE"/>
-            <w:u w:val="single"/>
-          </w:rPr>
-          <w:t>15:1</w:t>
-        </w:r>
-      </w:hyperlink>
+      <w:r>
+        <w:rPr>
+          <w:rtl/>
+          <w:cs/>
+          <w:lang w:val="ar_AE" w:bidi="ar_AE"/>
+        </w:rPr>
+        <w:t>15:1</w:t>
+      </w:r>
       <w:r>
         <w:rPr>
           <w:rtl/>
@@ -612,20 +564,14 @@
         </w:rPr>
         <w:t xml:space="preserve">, </w:t>
       </w:r>
-      <w:hyperlink r:id="rId21">
-        <w:r>
-          <w:rPr>
-            <w:rtl/>
-            <w:cs/>
-            <w:lang w:val="ar_AE" w:bidi="ar_AE"/>
-          </w:rPr>
-          <w:rPr>
-            <w:color w:val="0000EE"/>
-            <w:u w:val="single"/>
-          </w:rPr>
-          <w:t>43</w:t>
-        </w:r>
-      </w:hyperlink>
+      <w:r>
+        <w:rPr>
+          <w:rtl/>
+          <w:cs/>
+          <w:lang w:val="ar_AE" w:bidi="ar_AE"/>
+        </w:rPr>
+        <w:t>43</w:t>
+      </w:r>
       <w:r>
         <w:rPr>
           <w:rtl/>
@@ -634,20 +580,14 @@
         </w:rPr>
         <w:t xml:space="preserve">؛ </w:t>
       </w:r>
-      <w:hyperlink r:id="rId22">
-        <w:r>
-          <w:rPr>
-            <w:rtl/>
-            <w:cs/>
-            <w:lang w:val="ar_AE" w:bidi="ar_AE"/>
-          </w:rPr>
-          <w:rPr>
-            <w:color w:val="0000EE"/>
-            <w:u w:val="single"/>
-          </w:rPr>
-          <w:t>لوقا 22:66–71</w:t>
-        </w:r>
-      </w:hyperlink>
+      <w:r>
+        <w:rPr>
+          <w:rtl/>
+          <w:cs/>
+          <w:lang w:val="ar_AE" w:bidi="ar_AE"/>
+        </w:rPr>
+        <w:t>لوقا 22:66–71</w:t>
+      </w:r>
       <w:r>
         <w:rPr>
           <w:rtl/>
@@ -656,20 +596,14 @@
         </w:rPr>
         <w:t xml:space="preserve">؛ </w:t>
       </w:r>
-      <w:hyperlink r:id="rId23">
-        <w:r>
-          <w:rPr>
-            <w:rtl/>
-            <w:cs/>
-            <w:lang w:val="ar_AE" w:bidi="ar_AE"/>
-          </w:rPr>
-          <w:rPr>
-            <w:color w:val="0000EE"/>
-            <w:u w:val="single"/>
-          </w:rPr>
-          <w:t>23:50–54</w:t>
-        </w:r>
-      </w:hyperlink>
+      <w:r>
+        <w:rPr>
+          <w:rtl/>
+          <w:cs/>
+          <w:lang w:val="ar_AE" w:bidi="ar_AE"/>
+        </w:rPr>
+        <w:t>23:50–54</w:t>
+      </w:r>
       <w:r>
         <w:rPr>
           <w:rtl/>
@@ -678,20 +612,14 @@
         </w:rPr>
         <w:t xml:space="preserve">؛ </w:t>
       </w:r>
-      <w:hyperlink r:id="rId24">
-        <w:r>
-          <w:rPr>
-            <w:rtl/>
-            <w:cs/>
-            <w:lang w:val="ar_AE" w:bidi="ar_AE"/>
-          </w:rPr>
-          <w:rPr>
-            <w:color w:val="0000EE"/>
-            <w:u w:val="single"/>
-          </w:rPr>
-          <w:t>يوحنا 11:47–53</w:t>
-        </w:r>
-      </w:hyperlink>
+      <w:r>
+        <w:rPr>
+          <w:rtl/>
+          <w:cs/>
+          <w:lang w:val="ar_AE" w:bidi="ar_AE"/>
+        </w:rPr>
+        <w:t>يوحنا 11:47–53</w:t>
+      </w:r>
       <w:r>
         <w:rPr>
           <w:rtl/>
@@ -700,20 +628,14 @@
         </w:rPr>
         <w:t xml:space="preserve">؛ </w:t>
       </w:r>
-      <w:hyperlink r:id="rId25">
-        <w:r>
-          <w:rPr>
-            <w:rtl/>
-            <w:cs/>
-            <w:lang w:val="ar_AE" w:bidi="ar_AE"/>
-          </w:rPr>
-          <w:rPr>
-            <w:color w:val="0000EE"/>
-            <w:u w:val="single"/>
-          </w:rPr>
-          <w:t>أعمال الرسل 5:21–41</w:t>
-        </w:r>
-      </w:hyperlink>
+      <w:r>
+        <w:rPr>
+          <w:rtl/>
+          <w:cs/>
+          <w:lang w:val="ar_AE" w:bidi="ar_AE"/>
+        </w:rPr>
+        <w:t>أعمال الرسل 5:21–41</w:t>
+      </w:r>
       <w:r>
         <w:rPr>
           <w:rtl/>
@@ -722,20 +644,14 @@
         </w:rPr>
         <w:t xml:space="preserve">؛ </w:t>
       </w:r>
-      <w:hyperlink r:id="rId26">
-        <w:r>
-          <w:rPr>
-            <w:rtl/>
-            <w:cs/>
-            <w:lang w:val="ar_AE" w:bidi="ar_AE"/>
-          </w:rPr>
-          <w:rPr>
-            <w:color w:val="0000EE"/>
-            <w:u w:val="single"/>
-          </w:rPr>
-          <w:t>6:11–8:1</w:t>
-        </w:r>
-      </w:hyperlink>
+      <w:r>
+        <w:rPr>
+          <w:rtl/>
+          <w:cs/>
+          <w:lang w:val="ar_AE" w:bidi="ar_AE"/>
+        </w:rPr>
+        <w:t>6:11–8:1</w:t>
+      </w:r>
       <w:r>
         <w:rPr>
           <w:rtl/>
@@ -744,20 +660,14 @@
         </w:rPr>
         <w:t xml:space="preserve">؛ </w:t>
       </w:r>
-      <w:hyperlink r:id="rId27">
-        <w:r>
-          <w:rPr>
-            <w:rtl/>
-            <w:cs/>
-            <w:lang w:val="ar_AE" w:bidi="ar_AE"/>
-          </w:rPr>
-          <w:rPr>
-            <w:color w:val="0000EE"/>
-            <w:u w:val="single"/>
-          </w:rPr>
-          <w:t>22:30–23:10</w:t>
-        </w:r>
-      </w:hyperlink>
+      <w:r>
+        <w:rPr>
+          <w:rtl/>
+          <w:cs/>
+          <w:lang w:val="ar_AE" w:bidi="ar_AE"/>
+        </w:rPr>
+        <w:t>22:30–23:10</w:t>
+      </w:r>
       <w:r>
         <w:rPr>
           <w:rtl/>
@@ -766,20 +676,14 @@
         </w:rPr>
         <w:t xml:space="preserve">؛ </w:t>
       </w:r>
-      <w:hyperlink r:id="rId28">
-        <w:r>
-          <w:rPr>
-            <w:rtl/>
-            <w:cs/>
-            <w:lang w:val="ar_AE" w:bidi="ar_AE"/>
-          </w:rPr>
-          <w:rPr>
-            <w:color w:val="0000EE"/>
-            <w:u w:val="single"/>
-          </w:rPr>
-          <w:t>23:26–30</w:t>
-        </w:r>
-      </w:hyperlink>
+      <w:r>
+        <w:rPr>
+          <w:rtl/>
+          <w:cs/>
+          <w:lang w:val="ar_AE" w:bidi="ar_AE"/>
+        </w:rPr>
+        <w:t>23:26–30</w:t>
+      </w:r>
       <w:r>
         <w:rPr>
           <w:rtl/>
@@ -891,20 +795,14 @@
         </w:rPr>
         <w:t>على الأرجح هي من قرية المجدل في الجليل، التي حرّرها يسوع قبلًا من سلطان الشياطين (</w:t>
       </w:r>
-      <w:hyperlink r:id="rId29">
-        <w:r>
-          <w:rPr>
-            <w:rtl/>
-            <w:cs/>
-            <w:lang w:val="ar_AE" w:bidi="ar_AE"/>
-          </w:rPr>
-          <w:rPr>
-            <w:color w:val="0000EE"/>
-            <w:u w:val="single"/>
-          </w:rPr>
-          <w:t>مرقس 16:9</w:t>
-        </w:r>
-      </w:hyperlink>
+      <w:r>
+        <w:rPr>
+          <w:rtl/>
+          <w:cs/>
+          <w:lang w:val="ar_AE" w:bidi="ar_AE"/>
+        </w:rPr>
+        <w:t>مرقس 16:9</w:t>
+      </w:r>
       <w:r>
         <w:rPr>
           <w:rtl/>
@@ -913,20 +811,14 @@
         </w:rPr>
         <w:t>). أصبحت من التابعين الأمناء ليسوع ودعمته وتلاميذه ماليًا (</w:t>
       </w:r>
-      <w:hyperlink r:id="rId30">
-        <w:r>
-          <w:rPr>
-            <w:rtl/>
-            <w:cs/>
-            <w:lang w:val="ar_AE" w:bidi="ar_AE"/>
-          </w:rPr>
-          <w:rPr>
-            <w:color w:val="0000EE"/>
-            <w:u w:val="single"/>
-          </w:rPr>
-          <w:t>لوقا 8:1–3</w:t>
-        </w:r>
-      </w:hyperlink>
+      <w:r>
+        <w:rPr>
+          <w:rtl/>
+          <w:cs/>
+          <w:lang w:val="ar_AE" w:bidi="ar_AE"/>
+        </w:rPr>
+        <w:t>لوقا 8:1–3</w:t>
+      </w:r>
       <w:r>
         <w:rPr>
           <w:rtl/>
@@ -935,20 +827,14 @@
         </w:rPr>
         <w:t xml:space="preserve">؛ انظر أيضًا </w:t>
       </w:r>
-      <w:hyperlink r:id="rId31">
-        <w:r>
-          <w:rPr>
-            <w:rtl/>
-            <w:cs/>
-            <w:lang w:val="ar_AE" w:bidi="ar_AE"/>
-          </w:rPr>
-          <w:rPr>
-            <w:color w:val="0000EE"/>
-            <w:u w:val="single"/>
-          </w:rPr>
-          <w:t>متّى 27:55–56</w:t>
-        </w:r>
-      </w:hyperlink>
+      <w:r>
+        <w:rPr>
+          <w:rtl/>
+          <w:cs/>
+          <w:lang w:val="ar_AE" w:bidi="ar_AE"/>
+        </w:rPr>
+        <w:t>متّى 27:55–56</w:t>
+      </w:r>
       <w:r>
         <w:rPr>
           <w:rtl/>
@@ -957,20 +843,14 @@
         </w:rPr>
         <w:t xml:space="preserve">؛ </w:t>
       </w:r>
-      <w:hyperlink r:id="rId32">
-        <w:r>
-          <w:rPr>
-            <w:rtl/>
-            <w:cs/>
-            <w:lang w:val="ar_AE" w:bidi="ar_AE"/>
-          </w:rPr>
-          <w:rPr>
-            <w:color w:val="0000EE"/>
-            <w:u w:val="single"/>
-          </w:rPr>
-          <w:t>مرقس 15:40–41</w:t>
-        </w:r>
-      </w:hyperlink>
+      <w:r>
+        <w:rPr>
+          <w:rtl/>
+          <w:cs/>
+          <w:lang w:val="ar_AE" w:bidi="ar_AE"/>
+        </w:rPr>
+        <w:t>مرقس 15:40–41</w:t>
+      </w:r>
       <w:r>
         <w:rPr>
           <w:rtl/>
@@ -979,20 +859,14 @@
         </w:rPr>
         <w:t>). شهدت موت يسوع على الصليب ودفنه (</w:t>
       </w:r>
-      <w:hyperlink r:id="rId33">
-        <w:r>
-          <w:rPr>
-            <w:rtl/>
-            <w:cs/>
-            <w:lang w:val="ar_AE" w:bidi="ar_AE"/>
-          </w:rPr>
-          <w:rPr>
-            <w:color w:val="0000EE"/>
-            <w:u w:val="single"/>
-          </w:rPr>
-          <w:t>متّى 27:55–61</w:t>
-        </w:r>
-      </w:hyperlink>
+      <w:r>
+        <w:rPr>
+          <w:rtl/>
+          <w:cs/>
+          <w:lang w:val="ar_AE" w:bidi="ar_AE"/>
+        </w:rPr>
+        <w:t>متّى 27:55–61</w:t>
+      </w:r>
       <w:r>
         <w:rPr>
           <w:rtl/>
@@ -1001,20 +875,14 @@
         </w:rPr>
         <w:t xml:space="preserve">؛ </w:t>
       </w:r>
-      <w:hyperlink r:id="rId34">
-        <w:r>
-          <w:rPr>
-            <w:rtl/>
-            <w:cs/>
-            <w:lang w:val="ar_AE" w:bidi="ar_AE"/>
-          </w:rPr>
-          <w:rPr>
-            <w:color w:val="0000EE"/>
-            <w:u w:val="single"/>
-          </w:rPr>
-          <w:t>مرقس 15:40–47</w:t>
-        </w:r>
-      </w:hyperlink>
+      <w:r>
+        <w:rPr>
+          <w:rtl/>
+          <w:cs/>
+          <w:lang w:val="ar_AE" w:bidi="ar_AE"/>
+        </w:rPr>
+        <w:t>مرقس 15:40–47</w:t>
+      </w:r>
       <w:r>
         <w:rPr>
           <w:rtl/>
@@ -1023,20 +891,14 @@
         </w:rPr>
         <w:t xml:space="preserve">؛ </w:t>
       </w:r>
-      <w:hyperlink r:id="rId35">
-        <w:r>
-          <w:rPr>
-            <w:rtl/>
-            <w:cs/>
-            <w:lang w:val="ar_AE" w:bidi="ar_AE"/>
-          </w:rPr>
-          <w:rPr>
-            <w:color w:val="0000EE"/>
-            <w:u w:val="single"/>
-          </w:rPr>
-          <w:t>يوحنّا 19:25</w:t>
-        </w:r>
-      </w:hyperlink>
+      <w:r>
+        <w:rPr>
+          <w:rtl/>
+          <w:cs/>
+          <w:lang w:val="ar_AE" w:bidi="ar_AE"/>
+        </w:rPr>
+        <w:t>يوحنّا 19:25</w:t>
+      </w:r>
       <w:r>
         <w:rPr>
           <w:rtl/>
@@ -1045,20 +907,14 @@
         </w:rPr>
         <w:t xml:space="preserve">؛ قارن </w:t>
       </w:r>
-      <w:hyperlink r:id="rId36">
-        <w:r>
-          <w:rPr>
-            <w:rtl/>
-            <w:cs/>
-            <w:lang w:val="ar_AE" w:bidi="ar_AE"/>
-          </w:rPr>
-          <w:rPr>
-            <w:color w:val="0000EE"/>
-            <w:u w:val="single"/>
-          </w:rPr>
-          <w:t>لوقا 23:49</w:t>
-        </w:r>
-      </w:hyperlink>
+      <w:r>
+        <w:rPr>
+          <w:rtl/>
+          <w:cs/>
+          <w:lang w:val="ar_AE" w:bidi="ar_AE"/>
+        </w:rPr>
+        <w:t>لوقا 23:49</w:t>
+      </w:r>
       <w:r>
         <w:rPr>
           <w:rtl/>
@@ -1067,20 +923,14 @@
         </w:rPr>
         <w:t xml:space="preserve">، </w:t>
       </w:r>
-      <w:hyperlink r:id="rId37">
-        <w:r>
-          <w:rPr>
-            <w:rtl/>
-            <w:cs/>
-            <w:lang w:val="ar_AE" w:bidi="ar_AE"/>
-          </w:rPr>
-          <w:rPr>
-            <w:color w:val="0000EE"/>
-            <w:u w:val="single"/>
-          </w:rPr>
-          <w:t>55–56</w:t>
-        </w:r>
-      </w:hyperlink>
+      <w:r>
+        <w:rPr>
+          <w:rtl/>
+          <w:cs/>
+          <w:lang w:val="ar_AE" w:bidi="ar_AE"/>
+        </w:rPr>
+        <w:t>55–56</w:t>
+      </w:r>
       <w:r>
         <w:rPr>
           <w:rtl/>
@@ -1089,20 +939,14 @@
         </w:rPr>
         <w:t>). ذهبت إلى القبر في وقت مبكر من صباح الأحد مع حنوط لدهنه. كانت من أوائل الذين أُخبروا بقيامة يسوع من الأموات (</w:t>
       </w:r>
-      <w:hyperlink r:id="rId38">
-        <w:r>
-          <w:rPr>
-            <w:rtl/>
-            <w:cs/>
-            <w:lang w:val="ar_AE" w:bidi="ar_AE"/>
-          </w:rPr>
-          <w:rPr>
-            <w:color w:val="0000EE"/>
-            <w:u w:val="single"/>
-          </w:rPr>
-          <w:t>متّى 28:1–8</w:t>
-        </w:r>
-      </w:hyperlink>
+      <w:r>
+        <w:rPr>
+          <w:rtl/>
+          <w:cs/>
+          <w:lang w:val="ar_AE" w:bidi="ar_AE"/>
+        </w:rPr>
+        <w:t>متّى 28:1–8</w:t>
+      </w:r>
       <w:r>
         <w:rPr>
           <w:rtl/>
@@ -1111,20 +955,14 @@
         </w:rPr>
         <w:t xml:space="preserve">؛ </w:t>
       </w:r>
-      <w:hyperlink r:id="rId39">
-        <w:r>
-          <w:rPr>
-            <w:rtl/>
-            <w:cs/>
-            <w:lang w:val="ar_AE" w:bidi="ar_AE"/>
-          </w:rPr>
-          <w:rPr>
-            <w:color w:val="0000EE"/>
-            <w:u w:val="single"/>
-          </w:rPr>
-          <w:t>مرقس 16:1–8</w:t>
-        </w:r>
-      </w:hyperlink>
+      <w:r>
+        <w:rPr>
+          <w:rtl/>
+          <w:cs/>
+          <w:lang w:val="ar_AE" w:bidi="ar_AE"/>
+        </w:rPr>
+        <w:t>مرقس 16:1–8</w:t>
+      </w:r>
       <w:r>
         <w:rPr>
           <w:rtl/>
@@ -1133,20 +971,14 @@
         </w:rPr>
         <w:t xml:space="preserve">؛ </w:t>
       </w:r>
-      <w:hyperlink r:id="rId40">
-        <w:r>
-          <w:rPr>
-            <w:rtl/>
-            <w:cs/>
-            <w:lang w:val="ar_AE" w:bidi="ar_AE"/>
-          </w:rPr>
-          <w:rPr>
-            <w:color w:val="0000EE"/>
-            <w:u w:val="single"/>
-          </w:rPr>
-          <w:t>لوقا 24:1–11</w:t>
-        </w:r>
-      </w:hyperlink>
+      <w:r>
+        <w:rPr>
+          <w:rtl/>
+          <w:cs/>
+          <w:lang w:val="ar_AE" w:bidi="ar_AE"/>
+        </w:rPr>
+        <w:t>لوقا 24:1–11</w:t>
+      </w:r>
       <w:r>
         <w:rPr>
           <w:rtl/>
@@ -1155,20 +987,14 @@
         </w:rPr>
         <w:t xml:space="preserve">، </w:t>
       </w:r>
-      <w:hyperlink r:id="rId41">
-        <w:r>
-          <w:rPr>
-            <w:rtl/>
-            <w:cs/>
-            <w:lang w:val="ar_AE" w:bidi="ar_AE"/>
-          </w:rPr>
-          <w:rPr>
-            <w:color w:val="0000EE"/>
-            <w:u w:val="single"/>
-          </w:rPr>
-          <w:t>22–24</w:t>
-        </w:r>
-      </w:hyperlink>
+      <w:r>
+        <w:rPr>
+          <w:rtl/>
+          <w:cs/>
+          <w:lang w:val="ar_AE" w:bidi="ar_AE"/>
+        </w:rPr>
+        <w:t>22–24</w:t>
+      </w:r>
       <w:r>
         <w:rPr>
           <w:rtl/>
@@ -1177,20 +1003,14 @@
         </w:rPr>
         <w:t>). كانت أيضًا الأولى التي رأت يسوع القائم من الأموات (</w:t>
       </w:r>
-      <w:hyperlink r:id="rId42">
-        <w:r>
-          <w:rPr>
-            <w:rtl/>
-            <w:cs/>
-            <w:lang w:val="ar_AE" w:bidi="ar_AE"/>
-          </w:rPr>
-          <w:rPr>
-            <w:color w:val="0000EE"/>
-            <w:u w:val="single"/>
-          </w:rPr>
-          <w:t>متّى 28:9–10</w:t>
-        </w:r>
-      </w:hyperlink>
+      <w:r>
+        <w:rPr>
+          <w:rtl/>
+          <w:cs/>
+          <w:lang w:val="ar_AE" w:bidi="ar_AE"/>
+        </w:rPr>
+        <w:t>متّى 28:9–10</w:t>
+      </w:r>
       <w:r>
         <w:rPr>
           <w:rtl/>
@@ -1199,20 +1019,14 @@
         </w:rPr>
         <w:t xml:space="preserve">؛ </w:t>
       </w:r>
-      <w:hyperlink r:id="rId43">
-        <w:r>
-          <w:rPr>
-            <w:rtl/>
-            <w:cs/>
-            <w:lang w:val="ar_AE" w:bidi="ar_AE"/>
-          </w:rPr>
-          <w:rPr>
-            <w:color w:val="0000EE"/>
-            <w:u w:val="single"/>
-          </w:rPr>
-          <w:t>مرقس 16:9–11</w:t>
-        </w:r>
-      </w:hyperlink>
+      <w:r>
+        <w:rPr>
+          <w:rtl/>
+          <w:cs/>
+          <w:lang w:val="ar_AE" w:bidi="ar_AE"/>
+        </w:rPr>
+        <w:t>مرقس 16:9–11</w:t>
+      </w:r>
       <w:r>
         <w:rPr>
           <w:rtl/>
@@ -1221,20 +1035,14 @@
         </w:rPr>
         <w:t xml:space="preserve">؛ </w:t>
       </w:r>
-      <w:hyperlink r:id="rId44">
-        <w:r>
-          <w:rPr>
-            <w:rtl/>
-            <w:cs/>
-            <w:lang w:val="ar_AE" w:bidi="ar_AE"/>
-          </w:rPr>
-          <w:rPr>
-            <w:color w:val="0000EE"/>
-            <w:u w:val="single"/>
-          </w:rPr>
-          <w:t>يوحنّا 20:1–2</w:t>
-        </w:r>
-      </w:hyperlink>
+      <w:r>
+        <w:rPr>
+          <w:rtl/>
+          <w:cs/>
+          <w:lang w:val="ar_AE" w:bidi="ar_AE"/>
+        </w:rPr>
+        <w:t>يوحنّا 20:1–2</w:t>
+      </w:r>
       <w:r>
         <w:rPr>
           <w:rtl/>
@@ -1243,20 +1051,14 @@
         </w:rPr>
         <w:t xml:space="preserve">، </w:t>
       </w:r>
-      <w:hyperlink r:id="rId45">
-        <w:r>
-          <w:rPr>
-            <w:rtl/>
-            <w:cs/>
-            <w:lang w:val="ar_AE" w:bidi="ar_AE"/>
-          </w:rPr>
-          <w:rPr>
-            <w:color w:val="0000EE"/>
-            <w:u w:val="single"/>
-          </w:rPr>
-          <w:t>11–18</w:t>
-        </w:r>
-      </w:hyperlink>
+      <w:r>
+        <w:rPr>
+          <w:rtl/>
+          <w:cs/>
+          <w:lang w:val="ar_AE" w:bidi="ar_AE"/>
+        </w:rPr>
+        <w:t>11–18</w:t>
+      </w:r>
       <w:r>
         <w:rPr>
           <w:rtl/>
@@ -1297,20 +1099,14 @@
         </w:rPr>
         <w:t xml:space="preserve"> (ليس الرسول يعقوب) وَيُوسِي، كانت من النساء الحاضرات عند موت يسوع على الصليب ودفنه (</w:t>
       </w:r>
-      <w:hyperlink r:id="rId33">
-        <w:r>
-          <w:rPr>
-            <w:rtl/>
-            <w:cs/>
-            <w:lang w:val="ar_AE" w:bidi="ar_AE"/>
-          </w:rPr>
-          <w:rPr>
-            <w:color w:val="0000EE"/>
-            <w:u w:val="single"/>
-          </w:rPr>
-          <w:t>متّى 27:55–61</w:t>
-        </w:r>
-      </w:hyperlink>
+      <w:r>
+        <w:rPr>
+          <w:rtl/>
+          <w:cs/>
+          <w:lang w:val="ar_AE" w:bidi="ar_AE"/>
+        </w:rPr>
+        <w:t>متّى 27:55–61</w:t>
+      </w:r>
       <w:r>
         <w:rPr>
           <w:rtl/>
@@ -1319,20 +1115,14 @@
         </w:rPr>
         <w:t xml:space="preserve">؛ </w:t>
       </w:r>
-      <w:hyperlink r:id="rId34">
-        <w:r>
-          <w:rPr>
-            <w:rtl/>
-            <w:cs/>
-            <w:lang w:val="ar_AE" w:bidi="ar_AE"/>
-          </w:rPr>
-          <w:rPr>
-            <w:color w:val="0000EE"/>
-            <w:u w:val="single"/>
-          </w:rPr>
-          <w:t>مرقس 15:40–47</w:t>
-        </w:r>
-      </w:hyperlink>
+      <w:r>
+        <w:rPr>
+          <w:rtl/>
+          <w:cs/>
+          <w:lang w:val="ar_AE" w:bidi="ar_AE"/>
+        </w:rPr>
+        <w:t>مرقس 15:40–47</w:t>
+      </w:r>
       <w:r>
         <w:rPr>
           <w:rtl/>
@@ -1341,20 +1131,14 @@
         </w:rPr>
         <w:t xml:space="preserve">؛ انظر أيضًا </w:t>
       </w:r>
-      <w:hyperlink r:id="rId36">
-        <w:r>
-          <w:rPr>
-            <w:rtl/>
-            <w:cs/>
-            <w:lang w:val="ar_AE" w:bidi="ar_AE"/>
-          </w:rPr>
-          <w:rPr>
-            <w:color w:val="0000EE"/>
-            <w:u w:val="single"/>
-          </w:rPr>
-          <w:t>لوقا 23:49</w:t>
-        </w:r>
-      </w:hyperlink>
+      <w:r>
+        <w:rPr>
+          <w:rtl/>
+          <w:cs/>
+          <w:lang w:val="ar_AE" w:bidi="ar_AE"/>
+        </w:rPr>
+        <w:t>لوقا 23:49</w:t>
+      </w:r>
       <w:r>
         <w:rPr>
           <w:rtl/>
@@ -1363,20 +1147,14 @@
         </w:rPr>
         <w:t xml:space="preserve">، </w:t>
       </w:r>
-      <w:hyperlink r:id="rId46">
-        <w:r>
-          <w:rPr>
-            <w:rtl/>
-            <w:cs/>
-            <w:lang w:val="ar_AE" w:bidi="ar_AE"/>
-          </w:rPr>
-          <w:rPr>
-            <w:color w:val="0000EE"/>
-            <w:u w:val="single"/>
-          </w:rPr>
-          <w:t>55</w:t>
-        </w:r>
-      </w:hyperlink>
+      <w:r>
+        <w:rPr>
+          <w:rtl/>
+          <w:cs/>
+          <w:lang w:val="ar_AE" w:bidi="ar_AE"/>
+        </w:rPr>
+        <w:t>55</w:t>
+      </w:r>
       <w:r>
         <w:rPr>
           <w:rtl/>
@@ -1385,20 +1163,14 @@
         </w:rPr>
         <w:t>). ، وكانت من أوائل الذين أُخبروا بقيامة يسوع من الأموات كمريم المجدليّة (</w:t>
       </w:r>
-      <w:hyperlink r:id="rId38">
-        <w:r>
-          <w:rPr>
-            <w:rtl/>
-            <w:cs/>
-            <w:lang w:val="ar_AE" w:bidi="ar_AE"/>
-          </w:rPr>
-          <w:rPr>
-            <w:color w:val="0000EE"/>
-            <w:u w:val="single"/>
-          </w:rPr>
-          <w:t>متّى 28:1–8</w:t>
-        </w:r>
-      </w:hyperlink>
+      <w:r>
+        <w:rPr>
+          <w:rtl/>
+          <w:cs/>
+          <w:lang w:val="ar_AE" w:bidi="ar_AE"/>
+        </w:rPr>
+        <w:t>متّى 28:1–8</w:t>
+      </w:r>
       <w:r>
         <w:rPr>
           <w:rtl/>
@@ -1407,20 +1179,14 @@
         </w:rPr>
         <w:t xml:space="preserve">؛ </w:t>
       </w:r>
-      <w:hyperlink r:id="rId39">
-        <w:r>
-          <w:rPr>
-            <w:rtl/>
-            <w:cs/>
-            <w:lang w:val="ar_AE" w:bidi="ar_AE"/>
-          </w:rPr>
-          <w:rPr>
-            <w:color w:val="0000EE"/>
-            <w:u w:val="single"/>
-          </w:rPr>
-          <w:t>مرقس 16:1–8</w:t>
-        </w:r>
-      </w:hyperlink>
+      <w:r>
+        <w:rPr>
+          <w:rtl/>
+          <w:cs/>
+          <w:lang w:val="ar_AE" w:bidi="ar_AE"/>
+        </w:rPr>
+        <w:t>مرقس 16:1–8</w:t>
+      </w:r>
       <w:r>
         <w:rPr>
           <w:rtl/>
@@ -1429,20 +1195,14 @@
         </w:rPr>
         <w:t xml:space="preserve">؛ </w:t>
       </w:r>
-      <w:hyperlink r:id="rId40">
-        <w:r>
-          <w:rPr>
-            <w:rtl/>
-            <w:cs/>
-            <w:lang w:val="ar_AE" w:bidi="ar_AE"/>
-          </w:rPr>
-          <w:rPr>
-            <w:color w:val="0000EE"/>
-            <w:u w:val="single"/>
-          </w:rPr>
-          <w:t>لوقا 24:1–11</w:t>
-        </w:r>
-      </w:hyperlink>
+      <w:r>
+        <w:rPr>
+          <w:rtl/>
+          <w:cs/>
+          <w:lang w:val="ar_AE" w:bidi="ar_AE"/>
+        </w:rPr>
+        <w:t>لوقا 24:1–11</w:t>
+      </w:r>
       <w:r>
         <w:rPr>
           <w:rtl/>
@@ -1451,20 +1211,14 @@
         </w:rPr>
         <w:t>). وكانت أيضًا من أوائل الذين رَأَوْا يسوع القائم من الأموات (</w:t>
       </w:r>
-      <w:hyperlink r:id="rId42">
-        <w:r>
-          <w:rPr>
-            <w:rtl/>
-            <w:cs/>
-            <w:lang w:val="ar_AE" w:bidi="ar_AE"/>
-          </w:rPr>
-          <w:rPr>
-            <w:color w:val="0000EE"/>
-            <w:u w:val="single"/>
-          </w:rPr>
-          <w:t>متّى 28:9–10</w:t>
-        </w:r>
-      </w:hyperlink>
+      <w:r>
+        <w:rPr>
+          <w:rtl/>
+          <w:cs/>
+          <w:lang w:val="ar_AE" w:bidi="ar_AE"/>
+        </w:rPr>
+        <w:t>متّى 28:9–10</w:t>
+      </w:r>
       <w:r>
         <w:rPr>
           <w:rtl/>
@@ -1505,20 +1259,14 @@
         </w:rPr>
         <w:t xml:space="preserve"> كانت أخت مرثا ولعازر. كان يسوع يحب عائلتهم كثيرًا (</w:t>
       </w:r>
-      <w:hyperlink r:id="rId47">
-        <w:r>
-          <w:rPr>
-            <w:rtl/>
-            <w:cs/>
-            <w:lang w:val="ar_AE" w:bidi="ar_AE"/>
-          </w:rPr>
-          <w:rPr>
-            <w:color w:val="0000EE"/>
-            <w:u w:val="single"/>
-          </w:rPr>
-          <w:t>يوحنّا 11:5</w:t>
-        </w:r>
-      </w:hyperlink>
+      <w:r>
+        <w:rPr>
+          <w:rtl/>
+          <w:cs/>
+          <w:lang w:val="ar_AE" w:bidi="ar_AE"/>
+        </w:rPr>
+        <w:t>يوحنّا 11:5</w:t>
+      </w:r>
       <w:r>
         <w:rPr>
           <w:rtl/>
@@ -1527,20 +1275,14 @@
         </w:rPr>
         <w:t>). امتدح يسوع مريم لرغبتها في التعلم منه (</w:t>
       </w:r>
-      <w:hyperlink r:id="rId48">
-        <w:r>
-          <w:rPr>
-            <w:rtl/>
-            <w:cs/>
-            <w:lang w:val="ar_AE" w:bidi="ar_AE"/>
-          </w:rPr>
-          <w:rPr>
-            <w:color w:val="0000EE"/>
-            <w:u w:val="single"/>
-          </w:rPr>
-          <w:t>لوقا 10:38–42</w:t>
-        </w:r>
-      </w:hyperlink>
+      <w:r>
+        <w:rPr>
+          <w:rtl/>
+          <w:cs/>
+          <w:lang w:val="ar_AE" w:bidi="ar_AE"/>
+        </w:rPr>
+        <w:t>لوقا 10:38–42</w:t>
+      </w:r>
       <w:r>
         <w:rPr>
           <w:rtl/>
@@ -1549,20 +1291,14 @@
         </w:rPr>
         <w:t>). بعد فترة قصيرة من إحياء يسوع لأخيها من الموت (</w:t>
       </w:r>
-      <w:hyperlink r:id="rId49">
-        <w:r>
-          <w:rPr>
-            <w:rtl/>
-            <w:cs/>
-            <w:lang w:val="ar_AE" w:bidi="ar_AE"/>
-          </w:rPr>
-          <w:rPr>
-            <w:color w:val="0000EE"/>
-            <w:u w:val="single"/>
-          </w:rPr>
-          <w:t>يوحنّا 11:32–45</w:t>
-        </w:r>
-      </w:hyperlink>
+      <w:r>
+        <w:rPr>
+          <w:rtl/>
+          <w:cs/>
+          <w:lang w:val="ar_AE" w:bidi="ar_AE"/>
+        </w:rPr>
+        <w:t>يوحنّا 11:32–45</w:t>
+      </w:r>
       <w:r>
         <w:rPr>
           <w:rtl/>
@@ -1571,20 +1307,14 @@
         </w:rPr>
         <w:t>), سرعان ما دهنت مريم قدمي يسوع بعطر ثمين. دافع يسوع عنها عندما قال الآخرون إنه كان إسرافًا (</w:t>
       </w:r>
-      <w:hyperlink r:id="rId50">
-        <w:r>
-          <w:rPr>
-            <w:rtl/>
-            <w:cs/>
-            <w:lang w:val="ar_AE" w:bidi="ar_AE"/>
-          </w:rPr>
-          <w:rPr>
-            <w:color w:val="0000EE"/>
-            <w:u w:val="single"/>
-          </w:rPr>
-          <w:t>يوحنّا 12:1–11</w:t>
-        </w:r>
-      </w:hyperlink>
+      <w:r>
+        <w:rPr>
+          <w:rtl/>
+          <w:cs/>
+          <w:lang w:val="ar_AE" w:bidi="ar_AE"/>
+        </w:rPr>
+        <w:t>يوحنّا 12:1–11</w:t>
+      </w:r>
       <w:r>
         <w:rPr>
           <w:rtl/>
@@ -1593,20 +1323,14 @@
         </w:rPr>
         <w:t xml:space="preserve">؛ قارن </w:t>
       </w:r>
-      <w:hyperlink r:id="rId51">
-        <w:r>
-          <w:rPr>
-            <w:rtl/>
-            <w:cs/>
-            <w:lang w:val="ar_AE" w:bidi="ar_AE"/>
-          </w:rPr>
-          <w:rPr>
-            <w:color w:val="0000EE"/>
-            <w:u w:val="single"/>
-          </w:rPr>
-          <w:t>متّى 26:6–13</w:t>
-        </w:r>
-      </w:hyperlink>
+      <w:r>
+        <w:rPr>
+          <w:rtl/>
+          <w:cs/>
+          <w:lang w:val="ar_AE" w:bidi="ar_AE"/>
+        </w:rPr>
+        <w:t>متّى 26:6–13</w:t>
+      </w:r>
       <w:r>
         <w:rPr>
           <w:rtl/>
@@ -1615,20 +1339,14 @@
         </w:rPr>
         <w:t xml:space="preserve">؛ </w:t>
       </w:r>
-      <w:hyperlink r:id="rId52">
-        <w:r>
-          <w:rPr>
-            <w:rtl/>
-            <w:cs/>
-            <w:lang w:val="ar_AE" w:bidi="ar_AE"/>
-          </w:rPr>
-          <w:rPr>
-            <w:color w:val="0000EE"/>
-            <w:u w:val="single"/>
-          </w:rPr>
-          <w:t>مرقس 14:3–9</w:t>
-        </w:r>
-      </w:hyperlink>
+      <w:r>
+        <w:rPr>
+          <w:rtl/>
+          <w:cs/>
+          <w:lang w:val="ar_AE" w:bidi="ar_AE"/>
+        </w:rPr>
+        <w:t>مرقس 14:3–9</w:t>
+      </w:r>
       <w:r>
         <w:rPr>
           <w:rtl/>
@@ -1669,20 +1387,14 @@
         </w:rPr>
         <w:t xml:space="preserve"> كانت من بين النساء اللواتي شهدن وفاة يسوع على الصليب (</w:t>
       </w:r>
-      <w:hyperlink r:id="rId35">
-        <w:r>
-          <w:rPr>
-            <w:rtl/>
-            <w:cs/>
-            <w:lang w:val="ar_AE" w:bidi="ar_AE"/>
-          </w:rPr>
-          <w:rPr>
-            <w:color w:val="0000EE"/>
-            <w:u w:val="single"/>
-          </w:rPr>
-          <w:t>يوحنا 19:25</w:t>
-        </w:r>
-      </w:hyperlink>
+      <w:r>
+        <w:rPr>
+          <w:rtl/>
+          <w:cs/>
+          <w:lang w:val="ar_AE" w:bidi="ar_AE"/>
+        </w:rPr>
+        <w:t>يوحنا 19:25</w:t>
+      </w:r>
       <w:r>
         <w:rPr>
           <w:rtl/>
@@ -1741,20 +1453,14 @@
           <w:lang w:val="ar_AE" w:bidi="ar_AE"/>
         </w:rPr>
       </w:r>
-      <w:hyperlink r:id="rId33">
-        <w:r>
-          <w:rPr>
-            <w:rtl/>
-            <w:cs/>
-            <w:lang w:val="ar_AE" w:bidi="ar_AE"/>
-          </w:rPr>
-          <w:rPr>
-            <w:color w:val="0000EE"/>
-            <w:u w:val="single"/>
-          </w:rPr>
-          <w:t>متى 27:55–61</w:t>
-        </w:r>
-      </w:hyperlink>
+      <w:r>
+        <w:rPr>
+          <w:rtl/>
+          <w:cs/>
+          <w:lang w:val="ar_AE" w:bidi="ar_AE"/>
+        </w:rPr>
+        <w:t>متى 27:55–61</w:t>
+      </w:r>
       <w:r>
         <w:rPr>
           <w:rtl/>
@@ -1763,20 +1469,14 @@
         </w:rPr>
         <w:t xml:space="preserve">؛ </w:t>
       </w:r>
-      <w:hyperlink r:id="rId53">
-        <w:r>
-          <w:rPr>
-            <w:rtl/>
-            <w:cs/>
-            <w:lang w:val="ar_AE" w:bidi="ar_AE"/>
-          </w:rPr>
-          <w:rPr>
-            <w:color w:val="0000EE"/>
-            <w:u w:val="single"/>
-          </w:rPr>
-          <w:t>28:1</w:t>
-        </w:r>
-      </w:hyperlink>
+      <w:r>
+        <w:rPr>
+          <w:rtl/>
+          <w:cs/>
+          <w:lang w:val="ar_AE" w:bidi="ar_AE"/>
+        </w:rPr>
+        <w:t>28:1</w:t>
+      </w:r>
       <w:r>
         <w:rPr>
           <w:rtl/>
@@ -1785,20 +1485,14 @@
         </w:rPr>
         <w:t xml:space="preserve">؛ </w:t>
       </w:r>
-      <w:hyperlink r:id="rId34">
-        <w:r>
-          <w:rPr>
-            <w:rtl/>
-            <w:cs/>
-            <w:lang w:val="ar_AE" w:bidi="ar_AE"/>
-          </w:rPr>
-          <w:rPr>
-            <w:color w:val="0000EE"/>
-            <w:u w:val="single"/>
-          </w:rPr>
-          <w:t>مرقس 15:40–47</w:t>
-        </w:r>
-      </w:hyperlink>
+      <w:r>
+        <w:rPr>
+          <w:rtl/>
+          <w:cs/>
+          <w:lang w:val="ar_AE" w:bidi="ar_AE"/>
+        </w:rPr>
+        <w:t>مرقس 15:40–47</w:t>
+      </w:r>
       <w:r>
         <w:rPr>
           <w:rtl/>
@@ -1807,20 +1501,14 @@
         </w:rPr>
         <w:t xml:space="preserve">؛ </w:t>
       </w:r>
-      <w:hyperlink r:id="rId54">
-        <w:r>
-          <w:rPr>
-            <w:rtl/>
-            <w:cs/>
-            <w:lang w:val="ar_AE" w:bidi="ar_AE"/>
-          </w:rPr>
-          <w:rPr>
-            <w:color w:val="0000EE"/>
-            <w:u w:val="single"/>
-          </w:rPr>
-          <w:t>16:1–11</w:t>
-        </w:r>
-      </w:hyperlink>
+      <w:r>
+        <w:rPr>
+          <w:rtl/>
+          <w:cs/>
+          <w:lang w:val="ar_AE" w:bidi="ar_AE"/>
+        </w:rPr>
+        <w:t>16:1–11</w:t>
+      </w:r>
       <w:r>
         <w:rPr>
           <w:rtl/>
@@ -1829,20 +1517,14 @@
         </w:rPr>
         <w:t xml:space="preserve">؛ </w:t>
       </w:r>
-      <w:hyperlink r:id="rId55">
-        <w:r>
-          <w:rPr>
-            <w:rtl/>
-            <w:cs/>
-            <w:lang w:val="ar_AE" w:bidi="ar_AE"/>
-          </w:rPr>
-          <w:rPr>
-            <w:color w:val="0000EE"/>
-            <w:u w:val="single"/>
-          </w:rPr>
-          <w:t>لوقا 8:2–3</w:t>
-        </w:r>
-      </w:hyperlink>
+      <w:r>
+        <w:rPr>
+          <w:rtl/>
+          <w:cs/>
+          <w:lang w:val="ar_AE" w:bidi="ar_AE"/>
+        </w:rPr>
+        <w:t>لوقا 8:2–3</w:t>
+      </w:r>
       <w:r>
         <w:rPr>
           <w:rtl/>
@@ -1851,20 +1533,14 @@
         </w:rPr>
         <w:t xml:space="preserve">؛ </w:t>
       </w:r>
-      <w:hyperlink r:id="rId48">
-        <w:r>
-          <w:rPr>
-            <w:rtl/>
-            <w:cs/>
-            <w:lang w:val="ar_AE" w:bidi="ar_AE"/>
-          </w:rPr>
-          <w:rPr>
-            <w:color w:val="0000EE"/>
-            <w:u w:val="single"/>
-          </w:rPr>
-          <w:t>10:38–42</w:t>
-        </w:r>
-      </w:hyperlink>
+      <w:r>
+        <w:rPr>
+          <w:rtl/>
+          <w:cs/>
+          <w:lang w:val="ar_AE" w:bidi="ar_AE"/>
+        </w:rPr>
+        <w:t>10:38–42</w:t>
+      </w:r>
       <w:r>
         <w:rPr>
           <w:rtl/>
@@ -1873,20 +1549,14 @@
         </w:rPr>
         <w:t xml:space="preserve">؛ </w:t>
       </w:r>
-      <w:hyperlink r:id="rId56">
-        <w:r>
-          <w:rPr>
-            <w:rtl/>
-            <w:cs/>
-            <w:lang w:val="ar_AE" w:bidi="ar_AE"/>
-          </w:rPr>
-          <w:rPr>
-            <w:color w:val="0000EE"/>
-            <w:u w:val="single"/>
-          </w:rPr>
-          <w:t>24:1–10</w:t>
-        </w:r>
-      </w:hyperlink>
+      <w:r>
+        <w:rPr>
+          <w:rtl/>
+          <w:cs/>
+          <w:lang w:val="ar_AE" w:bidi="ar_AE"/>
+        </w:rPr>
+        <w:t>24:1–10</w:t>
+      </w:r>
       <w:r>
         <w:rPr>
           <w:rtl/>
@@ -1895,20 +1565,14 @@
         </w:rPr>
         <w:t xml:space="preserve">؛ </w:t>
       </w:r>
-      <w:hyperlink r:id="rId57">
-        <w:r>
-          <w:rPr>
-            <w:rtl/>
-            <w:cs/>
-            <w:lang w:val="ar_AE" w:bidi="ar_AE"/>
-          </w:rPr>
-          <w:rPr>
-            <w:color w:val="0000EE"/>
-            <w:u w:val="single"/>
-          </w:rPr>
-          <w:t>يوحنا 11:1–6</w:t>
-        </w:r>
-      </w:hyperlink>
+      <w:r>
+        <w:rPr>
+          <w:rtl/>
+          <w:cs/>
+          <w:lang w:val="ar_AE" w:bidi="ar_AE"/>
+        </w:rPr>
+        <w:t>يوحنا 11:1–6</w:t>
+      </w:r>
       <w:r>
         <w:rPr>
           <w:rtl/>
@@ -1917,20 +1581,14 @@
         </w:rPr>
         <w:t xml:space="preserve">، </w:t>
       </w:r>
-      <w:hyperlink r:id="rId58">
-        <w:r>
-          <w:rPr>
-            <w:rtl/>
-            <w:cs/>
-            <w:lang w:val="ar_AE" w:bidi="ar_AE"/>
-          </w:rPr>
-          <w:rPr>
-            <w:color w:val="0000EE"/>
-            <w:u w:val="single"/>
-          </w:rPr>
-          <w:t>17–24</w:t>
-        </w:r>
-      </w:hyperlink>
+      <w:r>
+        <w:rPr>
+          <w:rtl/>
+          <w:cs/>
+          <w:lang w:val="ar_AE" w:bidi="ar_AE"/>
+        </w:rPr>
+        <w:t>17–24</w:t>
+      </w:r>
       <w:r>
         <w:rPr>
           <w:rtl/>
@@ -1939,20 +1597,14 @@
         </w:rPr>
         <w:t xml:space="preserve">؛ </w:t>
       </w:r>
-      <w:hyperlink r:id="rId59">
-        <w:r>
-          <w:rPr>
-            <w:rtl/>
-            <w:cs/>
-            <w:lang w:val="ar_AE" w:bidi="ar_AE"/>
-          </w:rPr>
-          <w:rPr>
-            <w:color w:val="0000EE"/>
-            <w:u w:val="single"/>
-          </w:rPr>
-          <w:t>12:3–8</w:t>
-        </w:r>
-      </w:hyperlink>
+      <w:r>
+        <w:rPr>
+          <w:rtl/>
+          <w:cs/>
+          <w:lang w:val="ar_AE" w:bidi="ar_AE"/>
+        </w:rPr>
+        <w:t>12:3–8</w:t>
+      </w:r>
       <w:r>
         <w:rPr>
           <w:rtl/>
@@ -1961,20 +1613,14 @@
         </w:rPr>
         <w:t xml:space="preserve">؛ </w:t>
       </w:r>
-      <w:hyperlink r:id="rId35">
-        <w:r>
-          <w:rPr>
-            <w:rtl/>
-            <w:cs/>
-            <w:lang w:val="ar_AE" w:bidi="ar_AE"/>
-          </w:rPr>
-          <w:rPr>
-            <w:color w:val="0000EE"/>
-            <w:u w:val="single"/>
-          </w:rPr>
-          <w:t>19:25</w:t>
-        </w:r>
-      </w:hyperlink>
+      <w:r>
+        <w:rPr>
+          <w:rtl/>
+          <w:cs/>
+          <w:lang w:val="ar_AE" w:bidi="ar_AE"/>
+        </w:rPr>
+        <w:t>19:25</w:t>
+      </w:r>
       <w:r>
         <w:rPr>
           <w:rtl/>
@@ -1983,20 +1629,14 @@
         </w:rPr>
         <w:t xml:space="preserve">؛ </w:t>
       </w:r>
-      <w:hyperlink r:id="rId44">
-        <w:r>
-          <w:rPr>
-            <w:rtl/>
-            <w:cs/>
-            <w:lang w:val="ar_AE" w:bidi="ar_AE"/>
-          </w:rPr>
-          <w:rPr>
-            <w:color w:val="0000EE"/>
-            <w:u w:val="single"/>
-          </w:rPr>
-          <w:t>20:1–2</w:t>
-        </w:r>
-      </w:hyperlink>
+      <w:r>
+        <w:rPr>
+          <w:rtl/>
+          <w:cs/>
+          <w:lang w:val="ar_AE" w:bidi="ar_AE"/>
+        </w:rPr>
+        <w:t>20:1–2</w:t>
+      </w:r>
       <w:r>
         <w:rPr>
           <w:rtl/>
@@ -2005,20 +1645,14 @@
         </w:rPr>
         <w:t xml:space="preserve">، </w:t>
       </w:r>
-      <w:hyperlink r:id="rId45">
-        <w:r>
-          <w:rPr>
-            <w:rtl/>
-            <w:cs/>
-            <w:lang w:val="ar_AE" w:bidi="ar_AE"/>
-          </w:rPr>
-          <w:rPr>
-            <w:color w:val="0000EE"/>
-            <w:u w:val="single"/>
-          </w:rPr>
-          <w:t>11–18</w:t>
-        </w:r>
-      </w:hyperlink>
+      <w:r>
+        <w:rPr>
+          <w:rtl/>
+          <w:cs/>
+          <w:lang w:val="ar_AE" w:bidi="ar_AE"/>
+        </w:rPr>
+        <w:t>11–18</w:t>
+      </w:r>
       <w:r>
         <w:rPr>
           <w:rtl/>
@@ -2027,20 +1661,14 @@
         </w:rPr>
         <w:t xml:space="preserve">؛ </w:t>
       </w:r>
-      <w:hyperlink r:id="rId60">
-        <w:r>
-          <w:rPr>
-            <w:rtl/>
-            <w:cs/>
-            <w:lang w:val="ar_AE" w:bidi="ar_AE"/>
-          </w:rPr>
-          <w:rPr>
-            <w:color w:val="0000EE"/>
-            <w:u w:val="single"/>
-          </w:rPr>
-          <w:t>أعمال الرسل 12:12</w:t>
-        </w:r>
-      </w:hyperlink>
+      <w:r>
+        <w:rPr>
+          <w:rtl/>
+          <w:cs/>
+          <w:lang w:val="ar_AE" w:bidi="ar_AE"/>
+        </w:rPr>
+        <w:t>أعمال الرسل 12:12</w:t>
+      </w:r>
       <w:r>
         <w:rPr>
           <w:rtl/>
@@ -2496,20 +2124,14 @@
         </w:rPr>
         <w:t xml:space="preserve">ومع ذلك، فقد تسببت هذه الثقافة في مشكلات للشعب اليهودي، إذ كانت العادات اليونانية غالبًا ما تتعارض مع المعتقدات اليهودية. ازدادت خطورة هذه المشكلات في عام 160 قبل الميلاد، حين حاول الحكام اليونانيون إجبار الشعب اليهودي على التخلي عن إيمانهم. ثم اختلطت لاحقًا الثقافة اليونانية مع الحُكم الروماني تمهيدًا لمجيء المسيّا (المختار من الله) مثلما تنبأ دانيال النبي تمامًا. ويصف عدد من نبوءات دانيآل تاريخ هذا العصر وصفًا دقيقًا (انظر </w:t>
       </w:r>
-      <w:hyperlink r:id="rId61">
-        <w:r>
-          <w:rPr>
-            <w:rtl/>
-            <w:cs/>
-            <w:lang w:val="ar_AE" w:bidi="ar_AE"/>
-          </w:rPr>
-          <w:rPr>
-            <w:color w:val="0000EE"/>
-            <w:u w:val="single"/>
-          </w:rPr>
-          <w:t>دانيآل 7:6</w:t>
-        </w:r>
-      </w:hyperlink>
+      <w:r>
+        <w:rPr>
+          <w:rtl/>
+          <w:cs/>
+          <w:lang w:val="ar_AE" w:bidi="ar_AE"/>
+        </w:rPr>
+        <w:t>دانيآل 7:6</w:t>
+      </w:r>
       <w:r>
         <w:rPr>
           <w:rtl/>
@@ -2518,20 +2140,14 @@
         </w:rPr>
         <w:t xml:space="preserve">؛ </w:t>
       </w:r>
-      <w:hyperlink r:id="rId62">
-        <w:r>
-          <w:rPr>
-            <w:rtl/>
-            <w:cs/>
-            <w:lang w:val="ar_AE" w:bidi="ar_AE"/>
-          </w:rPr>
-          <w:rPr>
-            <w:color w:val="0000EE"/>
-            <w:u w:val="single"/>
-          </w:rPr>
-          <w:t>8:8–14</w:t>
-        </w:r>
-      </w:hyperlink>
+      <w:r>
+        <w:rPr>
+          <w:rtl/>
+          <w:cs/>
+          <w:lang w:val="ar_AE" w:bidi="ar_AE"/>
+        </w:rPr>
+        <w:t>8:8–14</w:t>
+      </w:r>
       <w:r>
         <w:rPr>
           <w:rtl/>
@@ -2540,20 +2156,14 @@
         </w:rPr>
         <w:t xml:space="preserve">، </w:t>
       </w:r>
-      <w:hyperlink r:id="rId63">
-        <w:r>
-          <w:rPr>
-            <w:rtl/>
-            <w:cs/>
-            <w:lang w:val="ar_AE" w:bidi="ar_AE"/>
-          </w:rPr>
-          <w:rPr>
-            <w:color w:val="0000EE"/>
-            <w:u w:val="single"/>
-          </w:rPr>
-          <w:t>21–26</w:t>
-        </w:r>
-      </w:hyperlink>
+      <w:r>
+        <w:rPr>
+          <w:rtl/>
+          <w:cs/>
+          <w:lang w:val="ar_AE" w:bidi="ar_AE"/>
+        </w:rPr>
+        <w:t>21–26</w:t>
+      </w:r>
       <w:r>
         <w:rPr>
           <w:rtl/>
@@ -2562,20 +2172,14 @@
         </w:rPr>
         <w:t xml:space="preserve">؛ </w:t>
       </w:r>
-      <w:hyperlink r:id="rId64">
-        <w:r>
-          <w:rPr>
-            <w:rtl/>
-            <w:cs/>
-            <w:lang w:val="ar_AE" w:bidi="ar_AE"/>
-          </w:rPr>
-          <w:rPr>
-            <w:color w:val="0000EE"/>
-            <w:u w:val="single"/>
-          </w:rPr>
-          <w:t>11:4–45</w:t>
-        </w:r>
-      </w:hyperlink>
+      <w:r>
+        <w:rPr>
+          <w:rtl/>
+          <w:cs/>
+          <w:lang w:val="ar_AE" w:bidi="ar_AE"/>
+        </w:rPr>
+        <w:t>11:4–45</w:t>
+      </w:r>
       <w:r>
         <w:rPr>
           <w:rtl/>
@@ -2985,20 +2589,14 @@
         </w:rPr>
         <w:t xml:space="preserve">في القرن الثالث قبل الميلاد، خاض البطالمة والسلوقيون حروبًا عديدة لأخذ فلسطين. </w:t>
       </w:r>
-      <w:hyperlink r:id="rId65">
-        <w:r>
-          <w:rPr>
-            <w:rtl/>
-            <w:cs/>
-            <w:lang w:val="ar_AE" w:bidi="ar_AE"/>
-          </w:rPr>
-          <w:rPr>
-            <w:color w:val="0000EE"/>
-            <w:u w:val="single"/>
-          </w:rPr>
-          <w:t>دانيآل 11</w:t>
-        </w:r>
-      </w:hyperlink>
+      <w:r>
+        <w:rPr>
+          <w:rtl/>
+          <w:cs/>
+          <w:lang w:val="ar_AE" w:bidi="ar_AE"/>
+        </w:rPr>
+        <w:t>دانيآل 11</w:t>
+      </w:r>
       <w:r>
         <w:rPr>
           <w:rtl/>
@@ -3057,20 +2655,14 @@
         </w:rPr>
         <w:t xml:space="preserve">" في </w:t>
       </w:r>
-      <w:hyperlink r:id="rId65">
-        <w:r>
-          <w:rPr>
-            <w:rtl/>
-            <w:cs/>
-            <w:lang w:val="ar_AE" w:bidi="ar_AE"/>
-          </w:rPr>
-          <w:rPr>
-            <w:color w:val="0000EE"/>
-            <w:u w:val="single"/>
-          </w:rPr>
-          <w:t>دانيآل 11</w:t>
-        </w:r>
-      </w:hyperlink>
+      <w:r>
+        <w:rPr>
+          <w:rtl/>
+          <w:cs/>
+          <w:lang w:val="ar_AE" w:bidi="ar_AE"/>
+        </w:rPr>
+        <w:t>دانيآل 11</w:t>
+      </w:r>
       <w:r>
         <w:rPr>
           <w:rtl/>
@@ -3129,20 +2721,14 @@
         </w:rPr>
         <w:t xml:space="preserve">" في </w:t>
       </w:r>
-      <w:hyperlink r:id="rId65">
-        <w:r>
-          <w:rPr>
-            <w:rtl/>
-            <w:cs/>
-            <w:lang w:val="ar_AE" w:bidi="ar_AE"/>
-          </w:rPr>
-          <w:rPr>
-            <w:color w:val="0000EE"/>
-            <w:u w:val="single"/>
-          </w:rPr>
-          <w:t>دانيآل 11</w:t>
-        </w:r>
-      </w:hyperlink>
+      <w:r>
+        <w:rPr>
+          <w:rtl/>
+          <w:cs/>
+          <w:lang w:val="ar_AE" w:bidi="ar_AE"/>
+        </w:rPr>
+        <w:t>دانيآل 11</w:t>
+      </w:r>
       <w:r>
         <w:rPr>
           <w:rtl/>
@@ -3203,20 +2789,14 @@
         </w:rPr>
         <w:t>" (</w:t>
       </w:r>
-      <w:hyperlink r:id="rId66">
-        <w:r>
-          <w:rPr>
-            <w:rtl/>
-            <w:cs/>
-            <w:lang w:val="ar_AE" w:bidi="ar_AE"/>
-          </w:rPr>
-          <w:rPr>
-            <w:color w:val="0000EE"/>
-            <w:u w:val="single"/>
-          </w:rPr>
-          <w:t>دانيآل 11:31</w:t>
-        </w:r>
-      </w:hyperlink>
+      <w:r>
+        <w:rPr>
+          <w:rtl/>
+          <w:cs/>
+          <w:lang w:val="ar_AE" w:bidi="ar_AE"/>
+        </w:rPr>
+        <w:t>دانيآل 11:31</w:t>
+      </w:r>
       <w:r>
         <w:rPr>
           <w:rtl/>
@@ -3274,20 +2854,14 @@
           <w:lang w:val="ar_AE" w:bidi="ar_AE"/>
         </w:rPr>
       </w:r>
-      <w:hyperlink r:id="rId67">
-        <w:r>
-          <w:rPr>
-            <w:rtl/>
-            <w:cs/>
-            <w:lang w:val="ar_AE" w:bidi="ar_AE"/>
-          </w:rPr>
-          <w:rPr>
-            <w:color w:val="0000EE"/>
-            <w:u w:val="single"/>
-          </w:rPr>
-          <w:t>دانيال 11:4–39</w:t>
-        </w:r>
-      </w:hyperlink>
+      <w:r>
+        <w:rPr>
+          <w:rtl/>
+          <w:cs/>
+          <w:lang w:val="ar_AE" w:bidi="ar_AE"/>
+        </w:rPr>
+        <w:t>دانيال 11:4–39</w:t>
+      </w:r>
       <w:r>
         <w:rPr>
           <w:rtl/>
@@ -3504,20 +3078,14 @@
         </w:rPr>
         <w:t xml:space="preserve">هزم كورش الثاني جده أستياجيس من مادي في عام 549 قبل الميلاد. أسس عاصمته في مادي واحتفظ بسجلاته هناك (انظر </w:t>
       </w:r>
-      <w:hyperlink r:id="rId68">
-        <w:r>
-          <w:rPr>
-            <w:rtl/>
-            <w:cs/>
-            <w:lang w:val="ar_AE" w:bidi="ar_AE"/>
-          </w:rPr>
-          <w:rPr>
-            <w:color w:val="0000EE"/>
-            <w:u w:val="single"/>
-          </w:rPr>
-          <w:t>عزرا 6:1–5</w:t>
-        </w:r>
-      </w:hyperlink>
+      <w:r>
+        <w:rPr>
+          <w:rtl/>
+          <w:cs/>
+          <w:lang w:val="ar_AE" w:bidi="ar_AE"/>
+        </w:rPr>
+        <w:t>عزرا 6:1–5</w:t>
+      </w:r>
       <w:r>
         <w:rPr>
           <w:rtl/>
@@ -3546,20 +3114,14 @@
         </w:rPr>
         <w:t xml:space="preserve">أظهر كورش اللطف والكرم تجاه الأعداء المهزومين. وإذ كان قائدًا عسكريًا ماهرًا، غزا آسيا الصغرى، وهزم كرويسوس، ملك ليديا، وسيطر على المدن اليونانية في المنطقة. في عام 539 قبل الميلاد، استولى على بابل دون مقاومة تُذكر وسمح للمسبيين فيها بالعودة إلى ديارهم لإعادة بناء هيكلهم (انظر </w:t>
       </w:r>
-      <w:hyperlink r:id="rId69">
-        <w:r>
-          <w:rPr>
-            <w:rtl/>
-            <w:cs/>
-            <w:lang w:val="ar_AE" w:bidi="ar_AE"/>
-          </w:rPr>
-          <w:rPr>
-            <w:color w:val="0000EE"/>
-            <w:u w:val="single"/>
-          </w:rPr>
-          <w:t>عزرا 1:1–4</w:t>
-        </w:r>
-      </w:hyperlink>
+      <w:r>
+        <w:rPr>
+          <w:rtl/>
+          <w:cs/>
+          <w:lang w:val="ar_AE" w:bidi="ar_AE"/>
+        </w:rPr>
+        <w:t>عزرا 1:1–4</w:t>
+      </w:r>
       <w:r>
         <w:rPr>
           <w:rtl/>
@@ -3702,20 +3264,14 @@
         </w:rPr>
         <w:t xml:space="preserve">يرد أول ذكر لفارس في تاريخ إسرائيل في </w:t>
       </w:r>
-      <w:hyperlink r:id="rId70">
-        <w:r>
-          <w:rPr>
-            <w:rtl/>
-            <w:cs/>
-            <w:lang w:val="ar_AE" w:bidi="ar_AE"/>
-          </w:rPr>
-          <w:rPr>
-            <w:color w:val="0000EE"/>
-            <w:u w:val="single"/>
-          </w:rPr>
-          <w:t>إشعياء 44:28–45:13</w:t>
-        </w:r>
-      </w:hyperlink>
+      <w:r>
+        <w:rPr>
+          <w:rtl/>
+          <w:cs/>
+          <w:lang w:val="ar_AE" w:bidi="ar_AE"/>
+        </w:rPr>
+        <w:t>إشعياء 44:28–45:13</w:t>
+      </w:r>
       <w:r>
         <w:rPr>
           <w:rtl/>
@@ -3757,20 +3313,14 @@
           <w:lang w:val="ar_AE" w:bidi="ar_AE"/>
         </w:rPr>
       </w:r>
-      <w:hyperlink r:id="rId71">
-        <w:r>
-          <w:rPr>
-            <w:rtl/>
-            <w:cs/>
-            <w:lang w:val="ar_AE" w:bidi="ar_AE"/>
-          </w:rPr>
-          <w:rPr>
-            <w:color w:val="0000EE"/>
-            <w:u w:val="single"/>
-          </w:rPr>
-          <w:t>عزرا 4:5–7</w:t>
-        </w:r>
-      </w:hyperlink>
+      <w:r>
+        <w:rPr>
+          <w:rtl/>
+          <w:cs/>
+          <w:lang w:val="ar_AE" w:bidi="ar_AE"/>
+        </w:rPr>
+        <w:t>عزرا 4:5–7</w:t>
+      </w:r>
       <w:r>
         <w:rPr>
           <w:rtl/>
@@ -3866,20 +3416,14 @@
         </w:rPr>
         <w:t>يرد ذكر متّى في جميع قوائم الرسل (</w:t>
       </w:r>
-      <w:hyperlink r:id="rId72">
-        <w:r>
-          <w:rPr>
-            <w:rtl/>
-            <w:cs/>
-            <w:lang w:val="ar_AE" w:bidi="ar_AE"/>
-          </w:rPr>
-          <w:rPr>
-            <w:color w:val="0000EE"/>
-            <w:u w:val="single"/>
-          </w:rPr>
-          <w:t>متى 10:3</w:t>
-        </w:r>
-      </w:hyperlink>
+      <w:r>
+        <w:rPr>
+          <w:rtl/>
+          <w:cs/>
+          <w:lang w:val="ar_AE" w:bidi="ar_AE"/>
+        </w:rPr>
+        <w:t>متى 10:3</w:t>
+      </w:r>
       <w:r>
         <w:rPr>
           <w:rtl/>
@@ -3888,20 +3432,14 @@
         </w:rPr>
         <w:t xml:space="preserve">؛ </w:t>
       </w:r>
-      <w:hyperlink r:id="rId73">
-        <w:r>
-          <w:rPr>
-            <w:rtl/>
-            <w:cs/>
-            <w:lang w:val="ar_AE" w:bidi="ar_AE"/>
-          </w:rPr>
-          <w:rPr>
-            <w:color w:val="0000EE"/>
-            <w:u w:val="single"/>
-          </w:rPr>
-          <w:t>مرقس 3:18</w:t>
-        </w:r>
-      </w:hyperlink>
+      <w:r>
+        <w:rPr>
+          <w:rtl/>
+          <w:cs/>
+          <w:lang w:val="ar_AE" w:bidi="ar_AE"/>
+        </w:rPr>
+        <w:t>مرقس 3:18</w:t>
+      </w:r>
       <w:r>
         <w:rPr>
           <w:rtl/>
@@ -3910,20 +3448,14 @@
         </w:rPr>
         <w:t xml:space="preserve">؛ </w:t>
       </w:r>
-      <w:hyperlink r:id="rId74">
-        <w:r>
-          <w:rPr>
-            <w:rtl/>
-            <w:cs/>
-            <w:lang w:val="ar_AE" w:bidi="ar_AE"/>
-          </w:rPr>
-          <w:rPr>
-            <w:color w:val="0000EE"/>
-            <w:u w:val="single"/>
-          </w:rPr>
-          <w:t>لوقا 6:15</w:t>
-        </w:r>
-      </w:hyperlink>
+      <w:r>
+        <w:rPr>
+          <w:rtl/>
+          <w:cs/>
+          <w:lang w:val="ar_AE" w:bidi="ar_AE"/>
+        </w:rPr>
+        <w:t>لوقا 6:15</w:t>
+      </w:r>
       <w:r>
         <w:rPr>
           <w:rtl/>
@@ -3932,20 +3464,14 @@
         </w:rPr>
         <w:t xml:space="preserve">؛ </w:t>
       </w:r>
-      <w:hyperlink r:id="rId75">
-        <w:r>
-          <w:rPr>
-            <w:rtl/>
-            <w:cs/>
-            <w:lang w:val="ar_AE" w:bidi="ar_AE"/>
-          </w:rPr>
-          <w:rPr>
-            <w:color w:val="0000EE"/>
-            <w:u w:val="single"/>
-          </w:rPr>
-          <w:t>أعمال الرسل 1:13</w:t>
-        </w:r>
-      </w:hyperlink>
+      <w:r>
+        <w:rPr>
+          <w:rtl/>
+          <w:cs/>
+          <w:lang w:val="ar_AE" w:bidi="ar_AE"/>
+        </w:rPr>
+        <w:t>أعمال الرسل 1:13</w:t>
+      </w:r>
       <w:r>
         <w:rPr>
           <w:rtl/>
@@ -3970,20 +3496,14 @@
         </w:rPr>
         <w:t>، وهو اسمه الآخر (</w:t>
       </w:r>
-      <w:hyperlink r:id="rId76">
-        <w:r>
-          <w:rPr>
-            <w:rtl/>
-            <w:cs/>
-            <w:lang w:val="ar_AE" w:bidi="ar_AE"/>
-          </w:rPr>
-          <w:rPr>
-            <w:color w:val="0000EE"/>
-            <w:u w:val="single"/>
-          </w:rPr>
-          <w:t>مرقس 2:14–15</w:t>
-        </w:r>
-      </w:hyperlink>
+      <w:r>
+        <w:rPr>
+          <w:rtl/>
+          <w:cs/>
+          <w:lang w:val="ar_AE" w:bidi="ar_AE"/>
+        </w:rPr>
+        <w:t>مرقس 2:14–15</w:t>
+      </w:r>
       <w:r>
         <w:rPr>
           <w:rtl/>
@@ -3992,20 +3512,14 @@
         </w:rPr>
         <w:t xml:space="preserve">؛ </w:t>
       </w:r>
-      <w:hyperlink r:id="rId77">
-        <w:r>
-          <w:rPr>
-            <w:rtl/>
-            <w:cs/>
-            <w:lang w:val="ar_AE" w:bidi="ar_AE"/>
-          </w:rPr>
-          <w:rPr>
-            <w:color w:val="0000EE"/>
-            <w:u w:val="single"/>
-          </w:rPr>
-          <w:t>لوقا 5:27–29</w:t>
-        </w:r>
-      </w:hyperlink>
+      <w:r>
+        <w:rPr>
+          <w:rtl/>
+          <w:cs/>
+          <w:lang w:val="ar_AE" w:bidi="ar_AE"/>
+        </w:rPr>
+        <w:t>لوقا 5:27–29</w:t>
+      </w:r>
       <w:r>
         <w:rPr>
           <w:rtl/>
@@ -4014,20 +3528,14 @@
         </w:rPr>
         <w:t xml:space="preserve">؛ قارن </w:t>
       </w:r>
-      <w:hyperlink r:id="rId78">
-        <w:r>
-          <w:rPr>
-            <w:rtl/>
-            <w:cs/>
-            <w:lang w:val="ar_AE" w:bidi="ar_AE"/>
-          </w:rPr>
-          <w:rPr>
-            <w:color w:val="0000EE"/>
-            <w:u w:val="single"/>
-          </w:rPr>
-          <w:t>متى 9:9–10</w:t>
-        </w:r>
-      </w:hyperlink>
+      <w:r>
+        <w:rPr>
+          <w:rtl/>
+          <w:cs/>
+          <w:lang w:val="ar_AE" w:bidi="ar_AE"/>
+        </w:rPr>
+        <w:t>متى 9:9–10</w:t>
+      </w:r>
       <w:r>
         <w:rPr>
           <w:rtl/>
@@ -4036,20 +3544,14 @@
         </w:rPr>
         <w:t>). كان والده يُدعى حَلْفَى (</w:t>
       </w:r>
-      <w:hyperlink r:id="rId79">
-        <w:r>
-          <w:rPr>
-            <w:rtl/>
-            <w:cs/>
-            <w:lang w:val="ar_AE" w:bidi="ar_AE"/>
-          </w:rPr>
-          <w:rPr>
-            <w:color w:val="0000EE"/>
-            <w:u w:val="single"/>
-          </w:rPr>
-          <w:t>مرقس 2:14</w:t>
-        </w:r>
-      </w:hyperlink>
+      <w:r>
+        <w:rPr>
+          <w:rtl/>
+          <w:cs/>
+          <w:lang w:val="ar_AE" w:bidi="ar_AE"/>
+        </w:rPr>
+        <w:t>مرقس 2:14</w:t>
+      </w:r>
       <w:r>
         <w:rPr>
           <w:rtl/>
@@ -4078,20 +3580,14 @@
         </w:rPr>
         <w:t>كان اليهود يُنظرون إلى اليهودي الذي يجمع الضرائب لصالح الرومان على أنه من الخطاة. كانوا هذؤلا الجُباة يصنعون ثروة بالعمل لمصلحة قوات الاحتلال وممارسة الابتزاز القانوني. إن اختيار يسوع لجابي ضرائب ليكون واحدًا من تلاميذه كان أمرًا في غاية الأهمية. عندما انتقد الفريسيون يسوع لقبوله دعوة متّى للعشاء وتناوله الطعام مع جباة الضرائب والخطاة الآخرين، استخدم يسوع تلك اللحظة ليعلّمهم عن الرحمة. وأكد أنه جاء من أجل الخطاة، وليس لمن يظنون في أنفسهم أنهم أبرار (</w:t>
       </w:r>
-      <w:hyperlink r:id="rId80">
-        <w:r>
-          <w:rPr>
-            <w:rtl/>
-            <w:cs/>
-            <w:lang w:val="ar_AE" w:bidi="ar_AE"/>
-          </w:rPr>
-          <w:rPr>
-            <w:color w:val="0000EE"/>
-            <w:u w:val="single"/>
-          </w:rPr>
-          <w:t>متّى 9:9–13</w:t>
-        </w:r>
-      </w:hyperlink>
+      <w:r>
+        <w:rPr>
+          <w:rtl/>
+          <w:cs/>
+          <w:lang w:val="ar_AE" w:bidi="ar_AE"/>
+        </w:rPr>
+        <w:t>متّى 9:9–13</w:t>
+      </w:r>
       <w:r>
         <w:rPr>
           <w:rtl/>
@@ -4100,20 +3596,14 @@
         </w:rPr>
         <w:t xml:space="preserve">؛ </w:t>
       </w:r>
-      <w:hyperlink r:id="rId81">
-        <w:r>
-          <w:rPr>
-            <w:rtl/>
-            <w:cs/>
-            <w:lang w:val="ar_AE" w:bidi="ar_AE"/>
-          </w:rPr>
-          <w:rPr>
-            <w:color w:val="0000EE"/>
-            <w:u w:val="single"/>
-          </w:rPr>
-          <w:t>مرقس 2:14–17</w:t>
-        </w:r>
-      </w:hyperlink>
+      <w:r>
+        <w:rPr>
+          <w:rtl/>
+          <w:cs/>
+          <w:lang w:val="ar_AE" w:bidi="ar_AE"/>
+        </w:rPr>
+        <w:t>مرقس 2:14–17</w:t>
+      </w:r>
       <w:r>
         <w:rPr>
           <w:rtl/>
@@ -4122,20 +3612,14 @@
         </w:rPr>
         <w:t xml:space="preserve">؛ </w:t>
       </w:r>
-      <w:hyperlink r:id="rId82">
-        <w:r>
-          <w:rPr>
-            <w:rtl/>
-            <w:cs/>
-            <w:lang w:val="ar_AE" w:bidi="ar_AE"/>
-          </w:rPr>
-          <w:rPr>
-            <w:color w:val="0000EE"/>
-            <w:u w:val="single"/>
-          </w:rPr>
-          <w:t>لوقا 5:27–32</w:t>
-        </w:r>
-      </w:hyperlink>
+      <w:r>
+        <w:rPr>
+          <w:rtl/>
+          <w:cs/>
+          <w:lang w:val="ar_AE" w:bidi="ar_AE"/>
+        </w:rPr>
+        <w:t>لوقا 5:27–32</w:t>
+      </w:r>
       <w:r>
         <w:rPr>
           <w:rtl/>
@@ -4144,20 +3628,14 @@
         </w:rPr>
         <w:t>). تجاوب متّى على الفور مع دعوة يسوع له تاركًا كل شيء خلفه (</w:t>
       </w:r>
-      <w:hyperlink r:id="rId83">
-        <w:r>
-          <w:rPr>
-            <w:rtl/>
-            <w:cs/>
-            <w:lang w:val="ar_AE" w:bidi="ar_AE"/>
-          </w:rPr>
-          <w:rPr>
-            <w:color w:val="0000EE"/>
-            <w:u w:val="single"/>
-          </w:rPr>
-          <w:t>لوقا 5:28</w:t>
-        </w:r>
-      </w:hyperlink>
+      <w:r>
+        <w:rPr>
+          <w:rtl/>
+          <w:cs/>
+          <w:lang w:val="ar_AE" w:bidi="ar_AE"/>
+        </w:rPr>
+        <w:t>لوقا 5:28</w:t>
+      </w:r>
       <w:r>
         <w:rPr>
           <w:rtl/>
@@ -4219,20 +3697,14 @@
           <w:lang w:val="ar_AE" w:bidi="ar_AE"/>
         </w:rPr>
       </w:r>
-      <w:hyperlink r:id="rId78">
-        <w:r>
-          <w:rPr>
-            <w:rtl/>
-            <w:cs/>
-            <w:lang w:val="ar_AE" w:bidi="ar_AE"/>
-          </w:rPr>
-          <w:rPr>
-            <w:color w:val="0000EE"/>
-            <w:u w:val="single"/>
-          </w:rPr>
-          <w:t>متى 9:9–10</w:t>
-        </w:r>
-      </w:hyperlink>
+      <w:r>
+        <w:rPr>
+          <w:rtl/>
+          <w:cs/>
+          <w:lang w:val="ar_AE" w:bidi="ar_AE"/>
+        </w:rPr>
+        <w:t>متى 9:9–10</w:t>
+      </w:r>
       <w:r>
         <w:rPr>
           <w:rtl/>
@@ -4241,20 +3713,14 @@
         </w:rPr>
         <w:t xml:space="preserve">؛ </w:t>
       </w:r>
-      <w:hyperlink r:id="rId72">
-        <w:r>
-          <w:rPr>
-            <w:rtl/>
-            <w:cs/>
-            <w:lang w:val="ar_AE" w:bidi="ar_AE"/>
-          </w:rPr>
-          <w:rPr>
-            <w:color w:val="0000EE"/>
-            <w:u w:val="single"/>
-          </w:rPr>
-          <w:t>10:3</w:t>
-        </w:r>
-      </w:hyperlink>
+      <w:r>
+        <w:rPr>
+          <w:rtl/>
+          <w:cs/>
+          <w:lang w:val="ar_AE" w:bidi="ar_AE"/>
+        </w:rPr>
+        <w:t>10:3</w:t>
+      </w:r>
       <w:r>
         <w:rPr>
           <w:rtl/>
@@ -4263,20 +3729,14 @@
         </w:rPr>
         <w:t xml:space="preserve">؛ </w:t>
       </w:r>
-      <w:hyperlink r:id="rId76">
-        <w:r>
-          <w:rPr>
-            <w:rtl/>
-            <w:cs/>
-            <w:lang w:val="ar_AE" w:bidi="ar_AE"/>
-          </w:rPr>
-          <w:rPr>
-            <w:color w:val="0000EE"/>
-            <w:u w:val="single"/>
-          </w:rPr>
-          <w:t>مرقس 2:14–15</w:t>
-        </w:r>
-      </w:hyperlink>
+      <w:r>
+        <w:rPr>
+          <w:rtl/>
+          <w:cs/>
+          <w:lang w:val="ar_AE" w:bidi="ar_AE"/>
+        </w:rPr>
+        <w:t>مرقس 2:14–15</w:t>
+      </w:r>
       <w:r>
         <w:rPr>
           <w:rtl/>
@@ -4285,20 +3745,14 @@
         </w:rPr>
         <w:t xml:space="preserve">؛ </w:t>
       </w:r>
-      <w:hyperlink r:id="rId73">
-        <w:r>
-          <w:rPr>
-            <w:rtl/>
-            <w:cs/>
-            <w:lang w:val="ar_AE" w:bidi="ar_AE"/>
-          </w:rPr>
-          <w:rPr>
-            <w:color w:val="0000EE"/>
-            <w:u w:val="single"/>
-          </w:rPr>
-          <w:t>3:18</w:t>
-        </w:r>
-      </w:hyperlink>
+      <w:r>
+        <w:rPr>
+          <w:rtl/>
+          <w:cs/>
+          <w:lang w:val="ar_AE" w:bidi="ar_AE"/>
+        </w:rPr>
+        <w:t>3:18</w:t>
+      </w:r>
       <w:r>
         <w:rPr>
           <w:rtl/>
@@ -4307,20 +3761,14 @@
         </w:rPr>
         <w:t xml:space="preserve">؛ </w:t>
       </w:r>
-      <w:hyperlink r:id="rId77">
-        <w:r>
-          <w:rPr>
-            <w:rtl/>
-            <w:cs/>
-            <w:lang w:val="ar_AE" w:bidi="ar_AE"/>
-          </w:rPr>
-          <w:rPr>
-            <w:color w:val="0000EE"/>
-            <w:u w:val="single"/>
-          </w:rPr>
-          <w:t>لوقا 5:27–29</w:t>
-        </w:r>
-      </w:hyperlink>
+      <w:r>
+        <w:rPr>
+          <w:rtl/>
+          <w:cs/>
+          <w:lang w:val="ar_AE" w:bidi="ar_AE"/>
+        </w:rPr>
+        <w:t>لوقا 5:27–29</w:t>
+      </w:r>
       <w:r>
         <w:rPr>
           <w:rtl/>
@@ -4329,20 +3777,14 @@
         </w:rPr>
         <w:t xml:space="preserve">؛ </w:t>
       </w:r>
-      <w:hyperlink r:id="rId74">
-        <w:r>
-          <w:rPr>
-            <w:rtl/>
-            <w:cs/>
-            <w:lang w:val="ar_AE" w:bidi="ar_AE"/>
-          </w:rPr>
-          <w:rPr>
-            <w:color w:val="0000EE"/>
-            <w:u w:val="single"/>
-          </w:rPr>
-          <w:t>6:15</w:t>
-        </w:r>
-      </w:hyperlink>
+      <w:r>
+        <w:rPr>
+          <w:rtl/>
+          <w:cs/>
+          <w:lang w:val="ar_AE" w:bidi="ar_AE"/>
+        </w:rPr>
+        <w:t>6:15</w:t>
+      </w:r>
       <w:r>
         <w:rPr>
           <w:rtl/>
@@ -4351,20 +3793,14 @@
         </w:rPr>
         <w:t xml:space="preserve">؛ </w:t>
       </w:r>
-      <w:hyperlink r:id="rId75">
-        <w:r>
-          <w:rPr>
-            <w:rtl/>
-            <w:cs/>
-            <w:lang w:val="ar_AE" w:bidi="ar_AE"/>
-          </w:rPr>
-          <w:rPr>
-            <w:color w:val="0000EE"/>
-            <w:u w:val="single"/>
-          </w:rPr>
-          <w:t>أعمال الرسل 1:13</w:t>
-        </w:r>
-      </w:hyperlink>
+      <w:r>
+        <w:rPr>
+          <w:rtl/>
+          <w:cs/>
+          <w:lang w:val="ar_AE" w:bidi="ar_AE"/>
+        </w:rPr>
+        <w:t>أعمال الرسل 1:13</w:t>
+      </w:r>
       <w:r>
         <w:rPr>
           <w:rtl/>
@@ -4456,20 +3892,14 @@
         </w:rPr>
         <w:t xml:space="preserve">الذي يرد ذكره في </w:t>
       </w:r>
-      <w:hyperlink r:id="rId84">
-        <w:r>
-          <w:rPr>
-            <w:rtl/>
-            <w:cs/>
-            <w:lang w:val="ar_AE" w:bidi="ar_AE"/>
-          </w:rPr>
-          <w:rPr>
-            <w:color w:val="0000EE"/>
-            <w:u w:val="single"/>
-          </w:rPr>
-          <w:t>لوقا 16:19–31</w:t>
-        </w:r>
-      </w:hyperlink>
+      <w:r>
+        <w:rPr>
+          <w:rtl/>
+          <w:cs/>
+          <w:lang w:val="ar_AE" w:bidi="ar_AE"/>
+        </w:rPr>
+        <w:t>لوقا 16:19–31</w:t>
+      </w:r>
       <w:r>
         <w:rPr>
           <w:rtl/>
@@ -4498,20 +3928,14 @@
         </w:rPr>
         <w:t>رواية إنجيل لوقا عن هاتين الأختين (</w:t>
       </w:r>
-      <w:hyperlink r:id="rId48">
-        <w:r>
-          <w:rPr>
-            <w:rtl/>
-            <w:cs/>
-            <w:lang w:val="ar_AE" w:bidi="ar_AE"/>
-          </w:rPr>
-          <w:rPr>
-            <w:color w:val="0000EE"/>
-            <w:u w:val="single"/>
-          </w:rPr>
-          <w:t>لوقا 10:38–42</w:t>
-        </w:r>
-      </w:hyperlink>
+      <w:r>
+        <w:rPr>
+          <w:rtl/>
+          <w:cs/>
+          <w:lang w:val="ar_AE" w:bidi="ar_AE"/>
+        </w:rPr>
+        <w:t>لوقا 10:38–42</w:t>
+      </w:r>
       <w:r>
         <w:rPr>
           <w:rtl/>
@@ -4540,20 +3964,14 @@
         </w:rPr>
         <w:t>يروي إنجيل يوحنا قصة إقامة يسوع للعازر من الموت (</w:t>
       </w:r>
-      <w:hyperlink r:id="rId85">
-        <w:r>
-          <w:rPr>
-            <w:rtl/>
-            <w:cs/>
-            <w:lang w:val="ar_AE" w:bidi="ar_AE"/>
-          </w:rPr>
-          <w:rPr>
-            <w:color w:val="0000EE"/>
-            <w:u w:val="single"/>
-          </w:rPr>
-          <w:t>يوحنا 11:1–44</w:t>
-        </w:r>
-      </w:hyperlink>
+      <w:r>
+        <w:rPr>
+          <w:rtl/>
+          <w:cs/>
+          <w:lang w:val="ar_AE" w:bidi="ar_AE"/>
+        </w:rPr>
+        <w:t>يوحنا 11:1–44</w:t>
+      </w:r>
       <w:r>
         <w:rPr>
           <w:rtl/>
@@ -4578,20 +3996,14 @@
         </w:rPr>
         <w:t>. تأثر يسوع بشدة بسبب دموع العائلة والأصدقاء من حولهم. فذهب إلى القبر، وأمر لعازر أن يخرج. دُهش الجميع، إذ خرج لعازر وهو لا يزال ملفوفًا بأقمشة الدفن. هذه المعجزة إنا تبرهن أن يسوع هو مانح الحياة الأبدية (</w:t>
       </w:r>
-      <w:hyperlink r:id="rId86">
-        <w:r>
-          <w:rPr>
-            <w:rtl/>
-            <w:cs/>
-            <w:lang w:val="ar_AE" w:bidi="ar_AE"/>
-          </w:rPr>
-          <w:rPr>
-            <w:color w:val="0000EE"/>
-            <w:u w:val="single"/>
-          </w:rPr>
-          <w:t>يوحنا 11:25–26</w:t>
-        </w:r>
-      </w:hyperlink>
+      <w:r>
+        <w:rPr>
+          <w:rtl/>
+          <w:cs/>
+          <w:lang w:val="ar_AE" w:bidi="ar_AE"/>
+        </w:rPr>
+        <w:t>يوحنا 11:25–26</w:t>
+      </w:r>
       <w:r>
         <w:rPr>
           <w:rtl/>
@@ -4600,20 +4012,14 @@
         </w:rPr>
         <w:t>). ومن المفارقات أن هذا العمل دفع القادة اليهود للتخطيط لقتل يسوع لأن كثيرين آمنوا بمعجزاته (</w:t>
       </w:r>
-      <w:hyperlink r:id="rId24">
-        <w:r>
-          <w:rPr>
-            <w:rtl/>
-            <w:cs/>
-            <w:lang w:val="ar_AE" w:bidi="ar_AE"/>
-          </w:rPr>
-          <w:rPr>
-            <w:color w:val="0000EE"/>
-            <w:u w:val="single"/>
-          </w:rPr>
-          <w:t>يوحنا 11:47–53</w:t>
-        </w:r>
-      </w:hyperlink>
+      <w:r>
+        <w:rPr>
+          <w:rtl/>
+          <w:cs/>
+          <w:lang w:val="ar_AE" w:bidi="ar_AE"/>
+        </w:rPr>
+        <w:t>يوحنا 11:47–53</w:t>
+      </w:r>
       <w:r>
         <w:rPr>
           <w:rtl/>
@@ -4622,20 +4028,14 @@
         </w:rPr>
         <w:t xml:space="preserve">؛ </w:t>
       </w:r>
-      <w:hyperlink r:id="rId87">
-        <w:r>
-          <w:rPr>
-            <w:rtl/>
-            <w:cs/>
-            <w:lang w:val="ar_AE" w:bidi="ar_AE"/>
-          </w:rPr>
-          <w:rPr>
-            <w:color w:val="0000EE"/>
-            <w:u w:val="single"/>
-          </w:rPr>
-          <w:t>12:10–11</w:t>
-        </w:r>
-      </w:hyperlink>
+      <w:r>
+        <w:rPr>
+          <w:rtl/>
+          <w:cs/>
+          <w:lang w:val="ar_AE" w:bidi="ar_AE"/>
+        </w:rPr>
+        <w:t>12:10–11</w:t>
+      </w:r>
       <w:r>
         <w:rPr>
           <w:rtl/>
@@ -4680,20 +4080,14 @@
         </w:rPr>
         <w:t>(من وجهة نظرهم)، دافع يسوع عنها. ثم قال إنها فعلت هذا ترقبًا لموته القادم وتكفينه (</w:t>
       </w:r>
-      <w:hyperlink r:id="rId88">
-        <w:r>
-          <w:rPr>
-            <w:rtl/>
-            <w:cs/>
-            <w:lang w:val="ar_AE" w:bidi="ar_AE"/>
-          </w:rPr>
-          <w:rPr>
-            <w:color w:val="0000EE"/>
-            <w:u w:val="single"/>
-          </w:rPr>
-          <w:t>يوحنّا 12:1–8</w:t>
-        </w:r>
-      </w:hyperlink>
+      <w:r>
+        <w:rPr>
+          <w:rtl/>
+          <w:cs/>
+          <w:lang w:val="ar_AE" w:bidi="ar_AE"/>
+        </w:rPr>
+        <w:t>يوحنّا 12:1–8</w:t>
+      </w:r>
       <w:r>
         <w:rPr>
           <w:rtl/>
@@ -4702,20 +4096,14 @@
         </w:rPr>
         <w:t xml:space="preserve">؛ انظر أيضًا </w:t>
       </w:r>
-      <w:hyperlink r:id="rId51">
-        <w:r>
-          <w:rPr>
-            <w:rtl/>
-            <w:cs/>
-            <w:lang w:val="ar_AE" w:bidi="ar_AE"/>
-          </w:rPr>
-          <w:rPr>
-            <w:color w:val="0000EE"/>
-            <w:u w:val="single"/>
-          </w:rPr>
-          <w:t>متّى 26:6–13</w:t>
-        </w:r>
-      </w:hyperlink>
+      <w:r>
+        <w:rPr>
+          <w:rtl/>
+          <w:cs/>
+          <w:lang w:val="ar_AE" w:bidi="ar_AE"/>
+        </w:rPr>
+        <w:t>متّى 26:6–13</w:t>
+      </w:r>
       <w:r>
         <w:rPr>
           <w:rtl/>
@@ -4724,20 +4112,14 @@
         </w:rPr>
         <w:t xml:space="preserve">؛ </w:t>
       </w:r>
-      <w:hyperlink r:id="rId52">
-        <w:r>
-          <w:rPr>
-            <w:rtl/>
-            <w:cs/>
-            <w:lang w:val="ar_AE" w:bidi="ar_AE"/>
-          </w:rPr>
-          <w:rPr>
-            <w:color w:val="0000EE"/>
-            <w:u w:val="single"/>
-          </w:rPr>
-          <w:t>مرقس 14:3–9</w:t>
-        </w:r>
-      </w:hyperlink>
+      <w:r>
+        <w:rPr>
+          <w:rtl/>
+          <w:cs/>
+          <w:lang w:val="ar_AE" w:bidi="ar_AE"/>
+        </w:rPr>
+        <w:t>مرقس 14:3–9</w:t>
+      </w:r>
       <w:r>
         <w:rPr>
           <w:rtl/>
@@ -4779,20 +4161,14 @@
           <w:lang w:val="ar_AE" w:bidi="ar_AE"/>
         </w:rPr>
       </w:r>
-      <w:hyperlink r:id="rId51">
-        <w:r>
-          <w:rPr>
-            <w:rtl/>
-            <w:cs/>
-            <w:lang w:val="ar_AE" w:bidi="ar_AE"/>
-          </w:rPr>
-          <w:rPr>
-            <w:color w:val="0000EE"/>
-            <w:u w:val="single"/>
-          </w:rPr>
-          <w:t>متى 26:6–13</w:t>
-        </w:r>
-      </w:hyperlink>
+      <w:r>
+        <w:rPr>
+          <w:rtl/>
+          <w:cs/>
+          <w:lang w:val="ar_AE" w:bidi="ar_AE"/>
+        </w:rPr>
+        <w:t>متى 26:6–13</w:t>
+      </w:r>
       <w:r>
         <w:rPr>
           <w:rtl/>
@@ -4801,20 +4177,14 @@
         </w:rPr>
         <w:t xml:space="preserve">؛ </w:t>
       </w:r>
-      <w:hyperlink r:id="rId52">
-        <w:r>
-          <w:rPr>
-            <w:rtl/>
-            <w:cs/>
-            <w:lang w:val="ar_AE" w:bidi="ar_AE"/>
-          </w:rPr>
-          <w:rPr>
-            <w:color w:val="0000EE"/>
-            <w:u w:val="single"/>
-          </w:rPr>
-          <w:t>مرقس 14:3–9</w:t>
-        </w:r>
-      </w:hyperlink>
+      <w:r>
+        <w:rPr>
+          <w:rtl/>
+          <w:cs/>
+          <w:lang w:val="ar_AE" w:bidi="ar_AE"/>
+        </w:rPr>
+        <w:t>مرقس 14:3–9</w:t>
+      </w:r>
       <w:r>
         <w:rPr>
           <w:rtl/>
@@ -4823,20 +4193,14 @@
         </w:rPr>
         <w:t xml:space="preserve">؛ </w:t>
       </w:r>
-      <w:hyperlink r:id="rId48">
-        <w:r>
-          <w:rPr>
-            <w:rtl/>
-            <w:cs/>
-            <w:lang w:val="ar_AE" w:bidi="ar_AE"/>
-          </w:rPr>
-          <w:rPr>
-            <w:color w:val="0000EE"/>
-            <w:u w:val="single"/>
-          </w:rPr>
-          <w:t>لوقا 10:38–42</w:t>
-        </w:r>
-      </w:hyperlink>
+      <w:r>
+        <w:rPr>
+          <w:rtl/>
+          <w:cs/>
+          <w:lang w:val="ar_AE" w:bidi="ar_AE"/>
+        </w:rPr>
+        <w:t>لوقا 10:38–42</w:t>
+      </w:r>
       <w:r>
         <w:rPr>
           <w:rtl/>
@@ -4845,20 +4209,14 @@
         </w:rPr>
         <w:t xml:space="preserve">؛ </w:t>
       </w:r>
-      <w:hyperlink r:id="rId85">
-        <w:r>
-          <w:rPr>
-            <w:rtl/>
-            <w:cs/>
-            <w:lang w:val="ar_AE" w:bidi="ar_AE"/>
-          </w:rPr>
-          <w:rPr>
-            <w:color w:val="0000EE"/>
-            <w:u w:val="single"/>
-          </w:rPr>
-          <w:t>يوحنا 11:1–44</w:t>
-        </w:r>
-      </w:hyperlink>
+      <w:r>
+        <w:rPr>
+          <w:rtl/>
+          <w:cs/>
+          <w:lang w:val="ar_AE" w:bidi="ar_AE"/>
+        </w:rPr>
+        <w:t>يوحنا 11:1–44</w:t>
+      </w:r>
       <w:r>
         <w:rPr>
           <w:rtl/>
@@ -4867,20 +4225,14 @@
         </w:rPr>
         <w:t xml:space="preserve">؛ </w:t>
       </w:r>
-      <w:hyperlink r:id="rId50">
-        <w:r>
-          <w:rPr>
-            <w:rtl/>
-            <w:cs/>
-            <w:lang w:val="ar_AE" w:bidi="ar_AE"/>
-          </w:rPr>
-          <w:rPr>
-            <w:color w:val="0000EE"/>
-            <w:u w:val="single"/>
-          </w:rPr>
-          <w:t>12:1–11</w:t>
-        </w:r>
-      </w:hyperlink>
+      <w:r>
+        <w:rPr>
+          <w:rtl/>
+          <w:cs/>
+          <w:lang w:val="ar_AE" w:bidi="ar_AE"/>
+        </w:rPr>
+        <w:t>12:1–11</w:t>
+      </w:r>
       <w:r>
         <w:rPr>
           <w:rtl/>
@@ -4889,20 +4241,14 @@
         </w:rPr>
         <w:t xml:space="preserve">، </w:t>
       </w:r>
-      <w:hyperlink r:id="rId89">
-        <w:r>
-          <w:rPr>
-            <w:rtl/>
-            <w:cs/>
-            <w:lang w:val="ar_AE" w:bidi="ar_AE"/>
-          </w:rPr>
-          <w:rPr>
-            <w:color w:val="0000EE"/>
-            <w:u w:val="single"/>
-          </w:rPr>
-          <w:t>17</w:t>
-        </w:r>
-      </w:hyperlink>
+      <w:r>
+        <w:rPr>
+          <w:rtl/>
+          <w:cs/>
+          <w:lang w:val="ar_AE" w:bidi="ar_AE"/>
+        </w:rPr>
+        <w:t>17</w:t>
+      </w:r>
       <w:r>
         <w:rPr>
           <w:rtl/>
@@ -4978,20 +4324,14 @@
         </w:rPr>
         <w:t>كانت مريم العذراء أم يسوع. يخبرنا لوقا أن مريم كانت فتاة صغيرة في الناصرة، حين كانت مخطوبة ليوسف، وهو نجار يقطن في نفس البلدة. قبل زواجهما، أخبرها ملاك بأنها ستصبح حُبلى بروح الله وأنها ستلد ابن الله (</w:t>
       </w:r>
-      <w:hyperlink r:id="rId90">
-        <w:r>
-          <w:rPr>
-            <w:rtl/>
-            <w:cs/>
-            <w:lang w:val="ar_AE" w:bidi="ar_AE"/>
-          </w:rPr>
-          <w:rPr>
-            <w:color w:val="0000EE"/>
-            <w:u w:val="single"/>
-          </w:rPr>
-          <w:t>لوقا 1:26–35</w:t>
-        </w:r>
-      </w:hyperlink>
+      <w:r>
+        <w:rPr>
+          <w:rtl/>
+          <w:cs/>
+          <w:lang w:val="ar_AE" w:bidi="ar_AE"/>
+        </w:rPr>
+        <w:t>لوقا 1:26–35</w:t>
+      </w:r>
       <w:r>
         <w:rPr>
           <w:rtl/>
@@ -5000,20 +4340,14 @@
         </w:rPr>
         <w:t>). قبلت مريم هذه الرسالة الفريدة من نوعها بإيمان بسيط، ورضيت بتواضع بإرادة الله (</w:t>
       </w:r>
-      <w:hyperlink r:id="rId91">
-        <w:r>
-          <w:rPr>
-            <w:rtl/>
-            <w:cs/>
-            <w:lang w:val="ar_AE" w:bidi="ar_AE"/>
-          </w:rPr>
-          <w:rPr>
-            <w:color w:val="0000EE"/>
-            <w:u w:val="single"/>
-          </w:rPr>
-          <w:t>لوقا 1:38</w:t>
-        </w:r>
-      </w:hyperlink>
+      <w:r>
+        <w:rPr>
+          <w:rtl/>
+          <w:cs/>
+          <w:lang w:val="ar_AE" w:bidi="ar_AE"/>
+        </w:rPr>
+        <w:t>لوقا 1:38</w:t>
+      </w:r>
       <w:r>
         <w:rPr>
           <w:rtl/>
@@ -5022,20 +4356,14 @@
         </w:rPr>
         <w:t xml:space="preserve">؛ انظر أيضًا </w:t>
       </w:r>
-      <w:hyperlink r:id="rId92">
-        <w:r>
-          <w:rPr>
-            <w:rtl/>
-            <w:cs/>
-            <w:lang w:val="ar_AE" w:bidi="ar_AE"/>
-          </w:rPr>
-          <w:rPr>
-            <w:color w:val="0000EE"/>
-            <w:u w:val="single"/>
-          </w:rPr>
-          <w:t>لوقا 1:46–55</w:t>
-        </w:r>
-      </w:hyperlink>
+      <w:r>
+        <w:rPr>
+          <w:rtl/>
+          <w:cs/>
+          <w:lang w:val="ar_AE" w:bidi="ar_AE"/>
+        </w:rPr>
+        <w:t>لوقا 1:46–55</w:t>
+      </w:r>
       <w:r>
         <w:rPr>
           <w:rtl/>
@@ -5060,20 +4388,14 @@
         </w:rPr>
         <w:t>من صدق الرسالة، ووصفت مريم بأنها الأكثر بركة بين النساء (</w:t>
       </w:r>
-      <w:hyperlink r:id="rId93">
-        <w:r>
-          <w:rPr>
-            <w:rtl/>
-            <w:cs/>
-            <w:lang w:val="ar_AE" w:bidi="ar_AE"/>
-          </w:rPr>
-          <w:rPr>
-            <w:color w:val="0000EE"/>
-            <w:u w:val="single"/>
-          </w:rPr>
-          <w:t>لوقا 1:39–45</w:t>
-        </w:r>
-      </w:hyperlink>
+      <w:r>
+        <w:rPr>
+          <w:rtl/>
+          <w:cs/>
+          <w:lang w:val="ar_AE" w:bidi="ar_AE"/>
+        </w:rPr>
+        <w:t>لوقا 1:39–45</w:t>
+      </w:r>
       <w:r>
         <w:rPr>
           <w:rtl/>
@@ -5082,20 +4404,14 @@
         </w:rPr>
         <w:t>). رأى الناس حمل مريم المعجزي لابن الله تحقيقًا لنبوة (</w:t>
       </w:r>
-      <w:hyperlink r:id="rId94">
-        <w:r>
-          <w:rPr>
-            <w:rtl/>
-            <w:cs/>
-            <w:lang w:val="ar_AE" w:bidi="ar_AE"/>
-          </w:rPr>
-          <w:rPr>
-            <w:color w:val="0000EE"/>
-            <w:u w:val="single"/>
-          </w:rPr>
-          <w:t>إشعياء 7:14</w:t>
-        </w:r>
-      </w:hyperlink>
+      <w:r>
+        <w:rPr>
+          <w:rtl/>
+          <w:cs/>
+          <w:lang w:val="ar_AE" w:bidi="ar_AE"/>
+        </w:rPr>
+        <w:t>إشعياء 7:14</w:t>
+      </w:r>
       <w:r>
         <w:rPr>
           <w:rtl/>
@@ -5124,20 +4440,14 @@
         </w:rPr>
         <w:t>وُلد يسوع في ظروف غير طبيعية. اصطحب يُوسُف مريم إلى بيت لحم لإجراء التعداد السّكّاني الروماني. وُلد الطفل في حظيرة لعدم توفر أي مكان آخر (</w:t>
       </w:r>
-      <w:hyperlink r:id="rId95">
-        <w:r>
-          <w:rPr>
-            <w:rtl/>
-            <w:cs/>
-            <w:lang w:val="ar_AE" w:bidi="ar_AE"/>
-          </w:rPr>
-          <w:rPr>
-            <w:color w:val="0000EE"/>
-            <w:u w:val="single"/>
-          </w:rPr>
-          <w:t>لوقا 2:1–7</w:t>
-        </w:r>
-      </w:hyperlink>
+      <w:r>
+        <w:rPr>
+          <w:rtl/>
+          <w:cs/>
+          <w:lang w:val="ar_AE" w:bidi="ar_AE"/>
+        </w:rPr>
+        <w:t>لوقا 2:1–7</w:t>
+      </w:r>
       <w:r>
         <w:rPr>
           <w:rtl/>
@@ -5146,20 +4456,14 @@
         </w:rPr>
         <w:t>). لاحقًا، فرّ يُوسُف ومريم إلى مصر لحماية الطفل من مذبحة هيرودس للأطفال الصغار في بيت لحم (</w:t>
       </w:r>
-      <w:hyperlink r:id="rId96">
-        <w:r>
-          <w:rPr>
-            <w:rtl/>
-            <w:cs/>
-            <w:lang w:val="ar_AE" w:bidi="ar_AE"/>
-          </w:rPr>
-          <w:rPr>
-            <w:color w:val="0000EE"/>
-            <w:u w:val="single"/>
-          </w:rPr>
-          <w:t>متّى 2:13–18</w:t>
-        </w:r>
-      </w:hyperlink>
+      <w:r>
+        <w:rPr>
+          <w:rtl/>
+          <w:cs/>
+          <w:lang w:val="ar_AE" w:bidi="ar_AE"/>
+        </w:rPr>
+        <w:t>متّى 2:13–18</w:t>
+      </w:r>
       <w:r>
         <w:rPr>
           <w:rtl/>
@@ -5168,20 +4472,14 @@
         </w:rPr>
         <w:t>). عند عودتهم، أقاموا في الناصرة لتربية عائلتهم (</w:t>
       </w:r>
-      <w:hyperlink r:id="rId97">
-        <w:r>
-          <w:rPr>
-            <w:rtl/>
-            <w:cs/>
-            <w:lang w:val="ar_AE" w:bidi="ar_AE"/>
-          </w:rPr>
-          <w:rPr>
-            <w:color w:val="0000EE"/>
-            <w:u w:val="single"/>
-          </w:rPr>
-          <w:t>متّى 2:19–23</w:t>
-        </w:r>
-      </w:hyperlink>
+      <w:r>
+        <w:rPr>
+          <w:rtl/>
+          <w:cs/>
+          <w:lang w:val="ar_AE" w:bidi="ar_AE"/>
+        </w:rPr>
+        <w:t>متّى 2:19–23</w:t>
+      </w:r>
       <w:r>
         <w:rPr>
           <w:rtl/>
@@ -5190,20 +4488,14 @@
         </w:rPr>
         <w:t>). بعد ولادة يسوع، يُحتمل أن مريم أنجبت أبناء وبنات آخرين (</w:t>
       </w:r>
-      <w:hyperlink r:id="rId98">
-        <w:r>
-          <w:rPr>
-            <w:rtl/>
-            <w:cs/>
-            <w:lang w:val="ar_AE" w:bidi="ar_AE"/>
-          </w:rPr>
-          <w:rPr>
-            <w:color w:val="0000EE"/>
-            <w:u w:val="single"/>
-          </w:rPr>
-          <w:t>متّى 13:55–56</w:t>
-        </w:r>
-      </w:hyperlink>
+      <w:r>
+        <w:rPr>
+          <w:rtl/>
+          <w:cs/>
+          <w:lang w:val="ar_AE" w:bidi="ar_AE"/>
+        </w:rPr>
+        <w:t>متّى 13:55–56</w:t>
+      </w:r>
       <w:r>
         <w:rPr>
           <w:rtl/>
@@ -5212,20 +4504,14 @@
         </w:rPr>
         <w:t xml:space="preserve"> </w:t>
       </w:r>
-      <w:hyperlink r:id="rId99">
-        <w:r>
-          <w:rPr>
-            <w:rtl/>
-            <w:cs/>
-            <w:lang w:val="ar_AE" w:bidi="ar_AE"/>
-          </w:rPr>
-          <w:rPr>
-            <w:color w:val="0000EE"/>
-            <w:u w:val="single"/>
-          </w:rPr>
-          <w:t>مرقس 6:3</w:t>
-        </w:r>
-      </w:hyperlink>
+      <w:r>
+        <w:rPr>
+          <w:rtl/>
+          <w:cs/>
+          <w:lang w:val="ar_AE" w:bidi="ar_AE"/>
+        </w:rPr>
+        <w:t>مرقس 6:3</w:t>
+      </w:r>
       <w:r>
         <w:rPr>
           <w:rtl/>
@@ -5234,20 +4520,14 @@
         </w:rPr>
         <w:t xml:space="preserve">). من المرجح أن مريم أخبرت لوقا بتفاصيل ولادة يسوع والأحداث غير المألوفة التي أحاطت بها (انظر </w:t>
       </w:r>
-      <w:hyperlink r:id="rId100">
-        <w:r>
-          <w:rPr>
-            <w:rtl/>
-            <w:cs/>
-            <w:lang w:val="ar_AE" w:bidi="ar_AE"/>
-          </w:rPr>
-          <w:rPr>
-            <w:color w:val="0000EE"/>
-            <w:u w:val="single"/>
-          </w:rPr>
-          <w:t>لوقا 2:51</w:t>
-        </w:r>
-      </w:hyperlink>
+      <w:r>
+        <w:rPr>
+          <w:rtl/>
+          <w:cs/>
+          <w:lang w:val="ar_AE" w:bidi="ar_AE"/>
+        </w:rPr>
+        <w:t>لوقا 2:51</w:t>
+      </w:r>
       <w:r>
         <w:rPr>
           <w:rtl/>
@@ -5276,20 +4556,14 @@
         </w:rPr>
         <w:t>عندما كان يسوع في الثانية عشرة من عمره، مكث في الهيكل في أثناء رحلة عائلية إلى أورشليم. وبّخته مريم ويوسف على تباطأه خلفهما حين كانوا يغادرون المدينة، لكنهما لم يدركا معنى جوابه (</w:t>
       </w:r>
-      <w:hyperlink r:id="rId101">
-        <w:r>
-          <w:rPr>
-            <w:rtl/>
-            <w:cs/>
-            <w:lang w:val="ar_AE" w:bidi="ar_AE"/>
-          </w:rPr>
-          <w:rPr>
-            <w:color w:val="0000EE"/>
-            <w:u w:val="single"/>
-          </w:rPr>
-          <w:t>لوقا 2:41–51</w:t>
-        </w:r>
-      </w:hyperlink>
+      <w:r>
+        <w:rPr>
+          <w:rtl/>
+          <w:cs/>
+          <w:lang w:val="ar_AE" w:bidi="ar_AE"/>
+        </w:rPr>
+        <w:t>لوقا 2:41–51</w:t>
+      </w:r>
       <w:r>
         <w:rPr>
           <w:rtl/>
@@ -5314,20 +4588,14 @@
         </w:rPr>
         <w:t xml:space="preserve"> (</w:t>
       </w:r>
-      <w:hyperlink r:id="rId102">
-        <w:r>
-          <w:rPr>
-            <w:rtl/>
-            <w:cs/>
-            <w:lang w:val="ar_AE" w:bidi="ar_AE"/>
-          </w:rPr>
-          <w:rPr>
-            <w:color w:val="0000EE"/>
-            <w:u w:val="single"/>
-          </w:rPr>
-          <w:t>يوحنّا 2:1–11</w:t>
-        </w:r>
-      </w:hyperlink>
+      <w:r>
+        <w:rPr>
+          <w:rtl/>
+          <w:cs/>
+          <w:lang w:val="ar_AE" w:bidi="ar_AE"/>
+        </w:rPr>
+        <w:t>يوحنّا 2:1–11</w:t>
+      </w:r>
       <w:r>
         <w:rPr>
           <w:rtl/>
@@ -5336,20 +4604,14 @@
         </w:rPr>
         <w:t>). لاحقًا، عندما ذهبت هي وإخوة يسوع لرؤيته، وإذ مَدَّ يَدَهُ نَحْوَ تَلَامِيذِهِ قال يسوع، "هَا أُمِّي وَإِخْوَتِي."(</w:t>
       </w:r>
-      <w:hyperlink r:id="rId103">
-        <w:r>
-          <w:rPr>
-            <w:rtl/>
-            <w:cs/>
-            <w:lang w:val="ar_AE" w:bidi="ar_AE"/>
-          </w:rPr>
-          <w:rPr>
-            <w:color w:val="0000EE"/>
-            <w:u w:val="single"/>
-          </w:rPr>
-          <w:t>متّى 12:46–50</w:t>
-        </w:r>
-      </w:hyperlink>
+      <w:r>
+        <w:rPr>
+          <w:rtl/>
+          <w:cs/>
+          <w:lang w:val="ar_AE" w:bidi="ar_AE"/>
+        </w:rPr>
+        <w:t>متّى 12:46–50</w:t>
+      </w:r>
       <w:r>
         <w:rPr>
           <w:rtl/>
@@ -5358,20 +4620,14 @@
         </w:rPr>
         <w:t xml:space="preserve">؛ </w:t>
       </w:r>
-      <w:hyperlink r:id="rId104">
-        <w:r>
-          <w:rPr>
-            <w:rtl/>
-            <w:cs/>
-            <w:lang w:val="ar_AE" w:bidi="ar_AE"/>
-          </w:rPr>
-          <w:rPr>
-            <w:color w:val="0000EE"/>
-            <w:u w:val="single"/>
-          </w:rPr>
-          <w:t>مرقس 3:31–35</w:t>
-        </w:r>
-      </w:hyperlink>
+      <w:r>
+        <w:rPr>
+          <w:rtl/>
+          <w:cs/>
+          <w:lang w:val="ar_AE" w:bidi="ar_AE"/>
+        </w:rPr>
+        <w:t>مرقس 3:31–35</w:t>
+      </w:r>
       <w:r>
         <w:rPr>
           <w:rtl/>
@@ -5380,20 +4636,14 @@
         </w:rPr>
         <w:t xml:space="preserve">؛ </w:t>
       </w:r>
-      <w:hyperlink r:id="rId105">
-        <w:r>
-          <w:rPr>
-            <w:rtl/>
-            <w:cs/>
-            <w:lang w:val="ar_AE" w:bidi="ar_AE"/>
-          </w:rPr>
-          <w:rPr>
-            <w:color w:val="0000EE"/>
-            <w:u w:val="single"/>
-          </w:rPr>
-          <w:t>لوقا 8:19–21</w:t>
-        </w:r>
-      </w:hyperlink>
+      <w:r>
+        <w:rPr>
+          <w:rtl/>
+          <w:cs/>
+          <w:lang w:val="ar_AE" w:bidi="ar_AE"/>
+        </w:rPr>
+        <w:t>لوقا 8:19–21</w:t>
+      </w:r>
       <w:r>
         <w:rPr>
           <w:rtl/>
@@ -5422,20 +4672,14 @@
         </w:rPr>
         <w:t xml:space="preserve">عندما صُلب يسوع، كانت مريم من بين النساء اللواتي كن يشاهدن صلبه (انظر </w:t>
       </w:r>
-      <w:hyperlink r:id="rId106">
-        <w:r>
-          <w:rPr>
-            <w:rtl/>
-            <w:cs/>
-            <w:lang w:val="ar_AE" w:bidi="ar_AE"/>
-          </w:rPr>
-          <w:rPr>
-            <w:color w:val="0000EE"/>
-            <w:u w:val="single"/>
-          </w:rPr>
-          <w:t>مرقس 15:40</w:t>
-        </w:r>
-      </w:hyperlink>
+      <w:r>
+        <w:rPr>
+          <w:rtl/>
+          <w:cs/>
+          <w:lang w:val="ar_AE" w:bidi="ar_AE"/>
+        </w:rPr>
+        <w:t>مرقس 15:40</w:t>
+      </w:r>
       <w:r>
         <w:rPr>
           <w:rtl/>
@@ -5444,20 +4688,14 @@
         </w:rPr>
         <w:t xml:space="preserve">، </w:t>
       </w:r>
-      <w:hyperlink r:id="rId107">
-        <w:r>
-          <w:rPr>
-            <w:rtl/>
-            <w:cs/>
-            <w:lang w:val="ar_AE" w:bidi="ar_AE"/>
-          </w:rPr>
-          <w:rPr>
-            <w:color w:val="0000EE"/>
-            <w:u w:val="single"/>
-          </w:rPr>
-          <w:t>47</w:t>
-        </w:r>
-      </w:hyperlink>
+      <w:r>
+        <w:rPr>
+          <w:rtl/>
+          <w:cs/>
+          <w:lang w:val="ar_AE" w:bidi="ar_AE"/>
+        </w:rPr>
+        <w:t>47</w:t>
+      </w:r>
       <w:r>
         <w:rPr>
           <w:rtl/>
@@ -5466,20 +4704,14 @@
         </w:rPr>
         <w:t xml:space="preserve">؛ </w:t>
       </w:r>
-      <w:hyperlink r:id="rId35">
-        <w:r>
-          <w:rPr>
-            <w:rtl/>
-            <w:cs/>
-            <w:lang w:val="ar_AE" w:bidi="ar_AE"/>
-          </w:rPr>
-          <w:rPr>
-            <w:color w:val="0000EE"/>
-            <w:u w:val="single"/>
-          </w:rPr>
-          <w:t>يوحنا 19:25</w:t>
-        </w:r>
-      </w:hyperlink>
+      <w:r>
+        <w:rPr>
+          <w:rtl/>
+          <w:cs/>
+          <w:lang w:val="ar_AE" w:bidi="ar_AE"/>
+        </w:rPr>
+        <w:t>يوحنا 19:25</w:t>
+      </w:r>
       <w:r>
         <w:rPr>
           <w:rtl/>
@@ -5504,20 +4736,14 @@
         </w:rPr>
         <w:t>"، أن يعتني بمريم كما يعتني المرء بأمه (</w:t>
       </w:r>
-      <w:hyperlink r:id="rId108">
-        <w:r>
-          <w:rPr>
-            <w:rtl/>
-            <w:cs/>
-            <w:lang w:val="ar_AE" w:bidi="ar_AE"/>
-          </w:rPr>
-          <w:rPr>
-            <w:color w:val="0000EE"/>
-            <w:u w:val="single"/>
-          </w:rPr>
-          <w:t>يوحنا 19:26–27</w:t>
-        </w:r>
-      </w:hyperlink>
+      <w:r>
+        <w:rPr>
+          <w:rtl/>
+          <w:cs/>
+          <w:lang w:val="ar_AE" w:bidi="ar_AE"/>
+        </w:rPr>
+        <w:t>يوحنا 19:26–27</w:t>
+      </w:r>
       <w:r>
         <w:rPr>
           <w:rtl/>
@@ -5526,20 +4752,14 @@
         </w:rPr>
         <w:t>). بعد أن مات يسوع، ثم قام من الأموات وعاد إلى الحياة، كانت مريم جزءًا من مجتمع المؤمنين. ويرد ذكرها بين الذين كانوا يصلون معًا عند حلول ٱلرّوح القدس في يوم الخمسين (</w:t>
       </w:r>
-      <w:hyperlink r:id="rId109">
-        <w:r>
-          <w:rPr>
-            <w:rtl/>
-            <w:cs/>
-            <w:lang w:val="ar_AE" w:bidi="ar_AE"/>
-          </w:rPr>
-          <w:rPr>
-            <w:color w:val="0000EE"/>
-            <w:u w:val="single"/>
-          </w:rPr>
-          <w:t>أعمال الرسل 1:14</w:t>
-        </w:r>
-      </w:hyperlink>
+      <w:r>
+        <w:rPr>
+          <w:rtl/>
+          <w:cs/>
+          <w:lang w:val="ar_AE" w:bidi="ar_AE"/>
+        </w:rPr>
+        <w:t>أعمال الرسل 1:14</w:t>
+      </w:r>
       <w:r>
         <w:rPr>
           <w:rtl/>
@@ -5601,20 +4821,14 @@
           <w:lang w:val="ar_AE" w:bidi="ar_AE"/>
         </w:rPr>
       </w:r>
-      <w:hyperlink r:id="rId110">
-        <w:r>
-          <w:rPr>
-            <w:rtl/>
-            <w:cs/>
-            <w:lang w:val="ar_AE" w:bidi="ar_AE"/>
-          </w:rPr>
-          <w:rPr>
-            <w:color w:val="0000EE"/>
-            <w:u w:val="single"/>
-          </w:rPr>
-          <w:t>متى 1:16</w:t>
-        </w:r>
-      </w:hyperlink>
+      <w:r>
+        <w:rPr>
+          <w:rtl/>
+          <w:cs/>
+          <w:lang w:val="ar_AE" w:bidi="ar_AE"/>
+        </w:rPr>
+        <w:t>متى 1:16</w:t>
+      </w:r>
       <w:r>
         <w:rPr>
           <w:rtl/>
@@ -5623,20 +4837,14 @@
         </w:rPr>
         <w:t xml:space="preserve">، </w:t>
       </w:r>
-      <w:hyperlink r:id="rId111">
-        <w:r>
-          <w:rPr>
-            <w:rtl/>
-            <w:cs/>
-            <w:lang w:val="ar_AE" w:bidi="ar_AE"/>
-          </w:rPr>
-          <w:rPr>
-            <w:color w:val="0000EE"/>
-            <w:u w:val="single"/>
-          </w:rPr>
-          <w:t>18–25</w:t>
-        </w:r>
-      </w:hyperlink>
+      <w:r>
+        <w:rPr>
+          <w:rtl/>
+          <w:cs/>
+          <w:lang w:val="ar_AE" w:bidi="ar_AE"/>
+        </w:rPr>
+        <w:t>18–25</w:t>
+      </w:r>
       <w:r>
         <w:rPr>
           <w:rtl/>
@@ -5645,20 +4853,14 @@
         </w:rPr>
         <w:t xml:space="preserve">؛ </w:t>
       </w:r>
-      <w:hyperlink r:id="rId112">
-        <w:r>
-          <w:rPr>
-            <w:rtl/>
-            <w:cs/>
-            <w:lang w:val="ar_AE" w:bidi="ar_AE"/>
-          </w:rPr>
-          <w:rPr>
-            <w:color w:val="0000EE"/>
-            <w:u w:val="single"/>
-          </w:rPr>
-          <w:t>2:11</w:t>
-        </w:r>
-      </w:hyperlink>
+      <w:r>
+        <w:rPr>
+          <w:rtl/>
+          <w:cs/>
+          <w:lang w:val="ar_AE" w:bidi="ar_AE"/>
+        </w:rPr>
+        <w:t>2:11</w:t>
+      </w:r>
       <w:r>
         <w:rPr>
           <w:rtl/>
@@ -5667,20 +4869,14 @@
         </w:rPr>
         <w:t xml:space="preserve">، </w:t>
       </w:r>
-      <w:hyperlink r:id="rId113">
-        <w:r>
-          <w:rPr>
-            <w:rtl/>
-            <w:cs/>
-            <w:lang w:val="ar_AE" w:bidi="ar_AE"/>
-          </w:rPr>
-          <w:rPr>
-            <w:color w:val="0000EE"/>
-            <w:u w:val="single"/>
-          </w:rPr>
-          <w:t>13–23</w:t>
-        </w:r>
-      </w:hyperlink>
+      <w:r>
+        <w:rPr>
+          <w:rtl/>
+          <w:cs/>
+          <w:lang w:val="ar_AE" w:bidi="ar_AE"/>
+        </w:rPr>
+        <w:t>13–23</w:t>
+      </w:r>
       <w:r>
         <w:rPr>
           <w:rtl/>
@@ -5689,20 +4885,14 @@
         </w:rPr>
         <w:t xml:space="preserve">؛ </w:t>
       </w:r>
-      <w:hyperlink r:id="rId114">
-        <w:r>
-          <w:rPr>
-            <w:rtl/>
-            <w:cs/>
-            <w:lang w:val="ar_AE" w:bidi="ar_AE"/>
-          </w:rPr>
-          <w:rPr>
-            <w:color w:val="0000EE"/>
-            <w:u w:val="single"/>
-          </w:rPr>
-          <w:t>لوقا 1:26–2:51</w:t>
-        </w:r>
-      </w:hyperlink>
+      <w:r>
+        <w:rPr>
+          <w:rtl/>
+          <w:cs/>
+          <w:lang w:val="ar_AE" w:bidi="ar_AE"/>
+        </w:rPr>
+        <w:t>لوقا 1:26–2:51</w:t>
+      </w:r>
       <w:r>
         <w:rPr>
           <w:rtl/>
@@ -5711,20 +4901,14 @@
         </w:rPr>
         <w:t xml:space="preserve">؛ </w:t>
       </w:r>
-      <w:hyperlink r:id="rId115">
-        <w:r>
-          <w:rPr>
-            <w:rtl/>
-            <w:cs/>
-            <w:lang w:val="ar_AE" w:bidi="ar_AE"/>
-          </w:rPr>
-          <w:rPr>
-            <w:color w:val="0000EE"/>
-            <w:u w:val="single"/>
-          </w:rPr>
-          <w:t>يوحنا 19:25–27</w:t>
-        </w:r>
-      </w:hyperlink>
+      <w:r>
+        <w:rPr>
+          <w:rtl/>
+          <w:cs/>
+          <w:lang w:val="ar_AE" w:bidi="ar_AE"/>
+        </w:rPr>
+        <w:t>يوحنا 19:25–27</w:t>
+      </w:r>
       <w:r>
         <w:rPr>
           <w:rtl/>
@@ -5733,20 +4917,14 @@
         </w:rPr>
         <w:t xml:space="preserve">؛ </w:t>
       </w:r>
-      <w:hyperlink r:id="rId109">
-        <w:r>
-          <w:rPr>
-            <w:rtl/>
-            <w:cs/>
-            <w:lang w:val="ar_AE" w:bidi="ar_AE"/>
-          </w:rPr>
-          <w:rPr>
-            <w:color w:val="0000EE"/>
-            <w:u w:val="single"/>
-          </w:rPr>
-          <w:t>أعمال 1:14</w:t>
-        </w:r>
-      </w:hyperlink>
+      <w:r>
+        <w:rPr>
+          <w:rtl/>
+          <w:cs/>
+          <w:lang w:val="ar_AE" w:bidi="ar_AE"/>
+        </w:rPr>
+        <w:t>أعمال 1:14</w:t>
+      </w:r>
       <w:r>
         <w:rPr>
           <w:rtl/>
@@ -5822,20 +5000,14 @@
         </w:rPr>
         <w:t>كانت مِصْر حضارة عظيمة وقديمة حين تولى يُوسُف السلطة وانتقلت عائلة يعقوب إلى هناك لحاجتهم إلى الطعام (</w:t>
       </w:r>
-      <w:hyperlink r:id="rId116">
-        <w:r>
-          <w:rPr>
-            <w:rtl/>
-            <w:cs/>
-            <w:lang w:val="ar_AE" w:bidi="ar_AE"/>
-          </w:rPr>
-          <w:rPr>
-            <w:color w:val="0000EE"/>
-            <w:u w:val="single"/>
-          </w:rPr>
-          <w:t>تكوين 39–41</w:t>
-        </w:r>
-      </w:hyperlink>
+      <w:r>
+        <w:rPr>
+          <w:rtl/>
+          <w:cs/>
+          <w:lang w:val="ar_AE" w:bidi="ar_AE"/>
+        </w:rPr>
+        <w:t>تكوين 39–41</w:t>
+      </w:r>
       <w:r>
         <w:rPr>
           <w:rtl/>
@@ -5852,20 +5024,14 @@
         </w:rPr>
         <w:t xml:space="preserve"> </w:t>
       </w:r>
-      <w:hyperlink r:id="rId117">
-        <w:r>
-          <w:rPr>
-            <w:rtl/>
-            <w:cs/>
-            <w:lang w:val="ar_AE" w:bidi="ar_AE"/>
-          </w:rPr>
-          <w:rPr>
-            <w:color w:val="0000EE"/>
-            <w:u w:val="single"/>
-          </w:rPr>
-          <w:t>42–46</w:t>
-        </w:r>
-      </w:hyperlink>
+      <w:r>
+        <w:rPr>
+          <w:rtl/>
+          <w:cs/>
+          <w:lang w:val="ar_AE" w:bidi="ar_AE"/>
+        </w:rPr>
+        <w:t>42–46</w:t>
+      </w:r>
       <w:r>
         <w:rPr>
           <w:rtl/>
@@ -5882,20 +5048,14 @@
         </w:rPr>
         <w:t xml:space="preserve"> قارن </w:t>
       </w:r>
-      <w:hyperlink r:id="rId118">
-        <w:r>
-          <w:rPr>
-            <w:rtl/>
-            <w:cs/>
-            <w:lang w:val="ar_AE" w:bidi="ar_AE"/>
-          </w:rPr>
-          <w:rPr>
-            <w:color w:val="0000EE"/>
-            <w:u w:val="single"/>
-          </w:rPr>
-          <w:t>12:10–20</w:t>
-        </w:r>
-      </w:hyperlink>
+      <w:r>
+        <w:rPr>
+          <w:rtl/>
+          <w:cs/>
+          <w:lang w:val="ar_AE" w:bidi="ar_AE"/>
+        </w:rPr>
+        <w:t>12:10–20</w:t>
+      </w:r>
       <w:r>
         <w:rPr>
           <w:rtl/>
@@ -5944,20 +5104,14 @@
         </w:rPr>
         <w:t>أسهمت مصر بدور في غاية الأهمية في الأحداث الكتابية. أقام إبراهيم هناك في أزمنة المجاعة (</w:t>
       </w:r>
-      <w:hyperlink r:id="rId118">
-        <w:r>
-          <w:rPr>
-            <w:rtl/>
-            <w:cs/>
-            <w:lang w:val="ar_AE" w:bidi="ar_AE"/>
-          </w:rPr>
-          <w:rPr>
-            <w:color w:val="0000EE"/>
-            <w:u w:val="single"/>
-          </w:rPr>
-          <w:t>تكوين 12:10–20</w:t>
-        </w:r>
-      </w:hyperlink>
+      <w:r>
+        <w:rPr>
+          <w:rtl/>
+          <w:cs/>
+          <w:lang w:val="ar_AE" w:bidi="ar_AE"/>
+        </w:rPr>
+        <w:t>تكوين 12:10–20</w:t>
+      </w:r>
       <w:r>
         <w:rPr>
           <w:rtl/>
@@ -5966,20 +5120,14 @@
         </w:rPr>
         <w:t>). بيعَ يوسف كعبد في مصر، وصار الرجل الثاني، وهو منصب يشبه منصب رئيس الوزراء (</w:t>
       </w:r>
-      <w:hyperlink r:id="rId119">
-        <w:r>
-          <w:rPr>
-            <w:rtl/>
-            <w:cs/>
-            <w:lang w:val="ar_AE" w:bidi="ar_AE"/>
-          </w:rPr>
-          <w:rPr>
-            <w:color w:val="0000EE"/>
-            <w:u w:val="single"/>
-          </w:rPr>
-          <w:t>تكوين 37–41</w:t>
-        </w:r>
-      </w:hyperlink>
+      <w:r>
+        <w:rPr>
+          <w:rtl/>
+          <w:cs/>
+          <w:lang w:val="ar_AE" w:bidi="ar_AE"/>
+        </w:rPr>
+        <w:t>تكوين 37–41</w:t>
+      </w:r>
       <w:r>
         <w:rPr>
           <w:rtl/>
@@ -5988,20 +5136,14 @@
         </w:rPr>
         <w:t>). انتقلت عائلة يُوسُف لاحقًا إلى منطقة الدلتا الشرقية في أرض جاسان في أثناء مجاعة ثانية (</w:t>
       </w:r>
-      <w:hyperlink r:id="rId120">
-        <w:r>
-          <w:rPr>
-            <w:rtl/>
-            <w:cs/>
-            <w:lang w:val="ar_AE" w:bidi="ar_AE"/>
-          </w:rPr>
-          <w:rPr>
-            <w:color w:val="0000EE"/>
-            <w:u w:val="single"/>
-          </w:rPr>
-          <w:t>تكوين 42–50</w:t>
-        </w:r>
-      </w:hyperlink>
+      <w:r>
+        <w:rPr>
+          <w:rtl/>
+          <w:cs/>
+          <w:lang w:val="ar_AE" w:bidi="ar_AE"/>
+        </w:rPr>
+        <w:t>تكوين 42–50</w:t>
+      </w:r>
       <w:r>
         <w:rPr>
           <w:rtl/>
@@ -6010,20 +5152,14 @@
         </w:rPr>
         <w:t>). لكن في النهاية، استعبد المصريون ذريتهم (</w:t>
       </w:r>
-      <w:hyperlink r:id="rId121">
-        <w:r>
-          <w:rPr>
-            <w:rtl/>
-            <w:cs/>
-            <w:lang w:val="ar_AE" w:bidi="ar_AE"/>
-          </w:rPr>
-          <w:rPr>
-            <w:color w:val="0000EE"/>
-            <w:u w:val="single"/>
-          </w:rPr>
-          <w:t>خروج 1</w:t>
-        </w:r>
-      </w:hyperlink>
+      <w:r>
+        <w:rPr>
+          <w:rtl/>
+          <w:cs/>
+          <w:lang w:val="ar_AE" w:bidi="ar_AE"/>
+        </w:rPr>
+        <w:t>خروج 1</w:t>
+      </w:r>
       <w:r>
         <w:rPr>
           <w:rtl/>
@@ -6032,20 +5168,14 @@
         </w:rPr>
         <w:t>). وصار إنقاذ الله لشعبه في أثناء الخروج من مصر قصة محورية للشعب اليهودي (</w:t>
       </w:r>
-      <w:hyperlink r:id="rId122">
-        <w:r>
-          <w:rPr>
-            <w:rtl/>
-            <w:cs/>
-            <w:lang w:val="ar_AE" w:bidi="ar_AE"/>
-          </w:rPr>
-          <w:rPr>
-            <w:color w:val="0000EE"/>
-            <w:u w:val="single"/>
-          </w:rPr>
-          <w:t>خروج 2–15</w:t>
-        </w:r>
-      </w:hyperlink>
+      <w:r>
+        <w:rPr>
+          <w:rtl/>
+          <w:cs/>
+          <w:lang w:val="ar_AE" w:bidi="ar_AE"/>
+        </w:rPr>
+        <w:t>خروج 2–15</w:t>
+      </w:r>
       <w:r>
         <w:rPr>
           <w:rtl/>
@@ -6074,20 +5204,14 @@
         </w:rPr>
         <w:t xml:space="preserve">عندما كانت إسرائيل يحكمها الملوك في وقت لاحق، انضمت مصر في كثير من الأحيان إلى الصراعات الدائرة من أجل تحقيق نفوذ دُوَليّ (على سبيل المثال، </w:t>
       </w:r>
-      <w:hyperlink r:id="rId123">
-        <w:r>
-          <w:rPr>
-            <w:rtl/>
-            <w:cs/>
-            <w:lang w:val="ar_AE" w:bidi="ar_AE"/>
-          </w:rPr>
-          <w:rPr>
-            <w:color w:val="0000EE"/>
-            <w:u w:val="single"/>
-          </w:rPr>
-          <w:t>1ملوك 14:25–28</w:t>
-        </w:r>
-      </w:hyperlink>
+      <w:r>
+        <w:rPr>
+          <w:rtl/>
+          <w:cs/>
+          <w:lang w:val="ar_AE" w:bidi="ar_AE"/>
+        </w:rPr>
+        <w:t>1ملوك 14:25–28</w:t>
+      </w:r>
       <w:r>
         <w:rPr>
           <w:rtl/>
@@ -6096,20 +5220,14 @@
         </w:rPr>
         <w:t>). بعد أن دمر البابليون أورشليم في عام 586 قبل الميلاد، انتقل بعض اليهود إلى مصر هربًا من سيطرة بابل (</w:t>
       </w:r>
-      <w:hyperlink r:id="rId124">
-        <w:r>
-          <w:rPr>
-            <w:rtl/>
-            <w:cs/>
-            <w:lang w:val="ar_AE" w:bidi="ar_AE"/>
-          </w:rPr>
-          <w:rPr>
-            <w:color w:val="0000EE"/>
-            <w:u w:val="single"/>
-          </w:rPr>
-          <w:t>إرميا 43:6–7</w:t>
-        </w:r>
-      </w:hyperlink>
+      <w:r>
+        <w:rPr>
+          <w:rtl/>
+          <w:cs/>
+          <w:lang w:val="ar_AE" w:bidi="ar_AE"/>
+        </w:rPr>
+        <w:t>إرميا 43:6–7</w:t>
+      </w:r>
       <w:r>
         <w:rPr>
           <w:rtl/>
@@ -6138,20 +5256,14 @@
         </w:rPr>
         <w:t>في بداية العهد الجديد، أصبحت مصر ملاذًا آمنًا ليوسف ومريم ويسوع. فقد لجأوا إليها هربًا من محاولات هيرودس الكبير لقتل يسوع (</w:t>
       </w:r>
-      <w:hyperlink r:id="rId113">
-        <w:r>
-          <w:rPr>
-            <w:rtl/>
-            <w:cs/>
-            <w:lang w:val="ar_AE" w:bidi="ar_AE"/>
-          </w:rPr>
-          <w:rPr>
-            <w:color w:val="0000EE"/>
-            <w:u w:val="single"/>
-          </w:rPr>
-          <w:t>متّى 2:13–23</w:t>
-        </w:r>
-      </w:hyperlink>
+      <w:r>
+        <w:rPr>
+          <w:rtl/>
+          <w:cs/>
+          <w:lang w:val="ar_AE" w:bidi="ar_AE"/>
+        </w:rPr>
+        <w:t>متّى 2:13–23</w:t>
+      </w:r>
       <w:r>
         <w:rPr>
           <w:rtl/>
@@ -6193,20 +5305,14 @@
           <w:lang w:val="ar_AE" w:bidi="ar_AE"/>
         </w:rPr>
       </w:r>
-      <w:hyperlink r:id="rId118">
-        <w:r>
-          <w:rPr>
-            <w:rtl/>
-            <w:cs/>
-            <w:lang w:val="ar_AE" w:bidi="ar_AE"/>
-          </w:rPr>
-          <w:rPr>
-            <w:color w:val="0000EE"/>
-            <w:u w:val="single"/>
-          </w:rPr>
-          <w:t>تكوين 12:10–20</w:t>
-        </w:r>
-      </w:hyperlink>
+      <w:r>
+        <w:rPr>
+          <w:rtl/>
+          <w:cs/>
+          <w:lang w:val="ar_AE" w:bidi="ar_AE"/>
+        </w:rPr>
+        <w:t>تكوين 12:10–20</w:t>
+      </w:r>
       <w:r>
         <w:rPr>
           <w:rtl/>
@@ -6223,20 +5329,14 @@
         </w:rPr>
         <w:t xml:space="preserve"> </w:t>
       </w:r>
-      <w:hyperlink r:id="rId125">
-        <w:r>
-          <w:rPr>
-            <w:rtl/>
-            <w:cs/>
-            <w:lang w:val="ar_AE" w:bidi="ar_AE"/>
-          </w:rPr>
-          <w:rPr>
-            <w:color w:val="0000EE"/>
-            <w:u w:val="single"/>
-          </w:rPr>
-          <w:t>37:1–50:26</w:t>
-        </w:r>
-      </w:hyperlink>
+      <w:r>
+        <w:rPr>
+          <w:rtl/>
+          <w:cs/>
+          <w:lang w:val="ar_AE" w:bidi="ar_AE"/>
+        </w:rPr>
+        <w:t>37:1–50:26</w:t>
+      </w:r>
       <w:r>
         <w:rPr>
           <w:rtl/>
@@ -6253,20 +5353,14 @@
         </w:rPr>
         <w:t xml:space="preserve"> </w:t>
       </w:r>
-      <w:hyperlink r:id="rId126">
-        <w:r>
-          <w:rPr>
-            <w:rtl/>
-            <w:cs/>
-            <w:lang w:val="ar_AE" w:bidi="ar_AE"/>
-          </w:rPr>
-          <w:rPr>
-            <w:color w:val="0000EE"/>
-            <w:u w:val="single"/>
-          </w:rPr>
-          <w:t>خروج 1:1–15:21</w:t>
-        </w:r>
-      </w:hyperlink>
+      <w:r>
+        <w:rPr>
+          <w:rtl/>
+          <w:cs/>
+          <w:lang w:val="ar_AE" w:bidi="ar_AE"/>
+        </w:rPr>
+        <w:t>خروج 1:1–15:21</w:t>
+      </w:r>
       <w:r>
         <w:rPr>
           <w:rtl/>
@@ -6283,20 +5377,14 @@
         </w:rPr>
         <w:t xml:space="preserve"> </w:t>
       </w:r>
-      <w:hyperlink r:id="rId123">
-        <w:r>
-          <w:rPr>
-            <w:rtl/>
-            <w:cs/>
-            <w:lang w:val="ar_AE" w:bidi="ar_AE"/>
-          </w:rPr>
-          <w:rPr>
-            <w:color w:val="0000EE"/>
-            <w:u w:val="single"/>
-          </w:rPr>
-          <w:t>1ملوك 14:25–28</w:t>
-        </w:r>
-      </w:hyperlink>
+      <w:r>
+        <w:rPr>
+          <w:rtl/>
+          <w:cs/>
+          <w:lang w:val="ar_AE" w:bidi="ar_AE"/>
+        </w:rPr>
+        <w:t>1ملوك 14:25–28</w:t>
+      </w:r>
       <w:r>
         <w:rPr>
           <w:rtl/>
@@ -6313,20 +5401,14 @@
         </w:rPr>
         <w:t xml:space="preserve"> </w:t>
       </w:r>
-      <w:hyperlink r:id="rId127">
-        <w:r>
-          <w:rPr>
-            <w:rtl/>
-            <w:cs/>
-            <w:lang w:val="ar_AE" w:bidi="ar_AE"/>
-          </w:rPr>
-          <w:rPr>
-            <w:color w:val="0000EE"/>
-            <w:u w:val="single"/>
-          </w:rPr>
-          <w:t>إشعياء 19:1–25</w:t>
-        </w:r>
-      </w:hyperlink>
+      <w:r>
+        <w:rPr>
+          <w:rtl/>
+          <w:cs/>
+          <w:lang w:val="ar_AE" w:bidi="ar_AE"/>
+        </w:rPr>
+        <w:t>إشعياء 19:1–25</w:t>
+      </w:r>
       <w:r>
         <w:rPr>
           <w:rtl/>
@@ -6343,20 +5425,14 @@
         </w:rPr>
         <w:t xml:space="preserve"> </w:t>
       </w:r>
-      <w:hyperlink r:id="rId128">
-        <w:r>
-          <w:rPr>
-            <w:rtl/>
-            <w:cs/>
-            <w:lang w:val="ar_AE" w:bidi="ar_AE"/>
-          </w:rPr>
-          <w:rPr>
-            <w:color w:val="0000EE"/>
-            <w:u w:val="single"/>
-          </w:rPr>
-          <w:t>إرميا 43</w:t>
-        </w:r>
-      </w:hyperlink>
+      <w:r>
+        <w:rPr>
+          <w:rtl/>
+          <w:cs/>
+          <w:lang w:val="ar_AE" w:bidi="ar_AE"/>
+        </w:rPr>
+        <w:t>إرميا 43</w:t>
+      </w:r>
       <w:r>
         <w:rPr>
           <w:rtl/>
@@ -6373,20 +5449,14 @@
         </w:rPr>
         <w:t xml:space="preserve"> </w:t>
       </w:r>
-      <w:hyperlink r:id="rId129">
-        <w:r>
-          <w:rPr>
-            <w:rtl/>
-            <w:cs/>
-            <w:lang w:val="ar_AE" w:bidi="ar_AE"/>
-          </w:rPr>
-          <w:rPr>
-            <w:color w:val="0000EE"/>
-            <w:u w:val="single"/>
-          </w:rPr>
-          <w:t>46:7–8</w:t>
-        </w:r>
-      </w:hyperlink>
+      <w:r>
+        <w:rPr>
+          <w:rtl/>
+          <w:cs/>
+          <w:lang w:val="ar_AE" w:bidi="ar_AE"/>
+        </w:rPr>
+        <w:t>46:7–8</w:t>
+      </w:r>
       <w:r>
         <w:rPr>
           <w:rtl/>
@@ -6403,20 +5473,14 @@
         </w:rPr>
         <w:t xml:space="preserve"> </w:t>
       </w:r>
-      <w:hyperlink r:id="rId130">
-        <w:r>
-          <w:rPr>
-            <w:rtl/>
-            <w:cs/>
-            <w:lang w:val="ar_AE" w:bidi="ar_AE"/>
-          </w:rPr>
-          <w:rPr>
-            <w:color w:val="0000EE"/>
-            <w:u w:val="single"/>
-          </w:rPr>
-          <w:t>حزقيال 29:1–21</w:t>
-        </w:r>
-      </w:hyperlink>
+      <w:r>
+        <w:rPr>
+          <w:rtl/>
+          <w:cs/>
+          <w:lang w:val="ar_AE" w:bidi="ar_AE"/>
+        </w:rPr>
+        <w:t>حزقيال 29:1–21</w:t>
+      </w:r>
       <w:r>
         <w:rPr>
           <w:rtl/>
@@ -6433,20 +5497,14 @@
         </w:rPr>
         <w:t xml:space="preserve"> </w:t>
       </w:r>
-      <w:hyperlink r:id="rId131">
-        <w:r>
-          <w:rPr>
-            <w:rtl/>
-            <w:cs/>
-            <w:lang w:val="ar_AE" w:bidi="ar_AE"/>
-          </w:rPr>
-          <w:rPr>
-            <w:color w:val="0000EE"/>
-            <w:u w:val="single"/>
-          </w:rPr>
-          <w:t>عاموس 8:8</w:t>
-        </w:r>
-      </w:hyperlink>
+      <w:r>
+        <w:rPr>
+          <w:rtl/>
+          <w:cs/>
+          <w:lang w:val="ar_AE" w:bidi="ar_AE"/>
+        </w:rPr>
+        <w:t>عاموس 8:8</w:t>
+      </w:r>
       <w:r>
         <w:rPr>
           <w:rtl/>
@@ -6463,20 +5521,14 @@
         </w:rPr>
         <w:t xml:space="preserve"> </w:t>
       </w:r>
-      <w:hyperlink r:id="rId132">
-        <w:r>
-          <w:rPr>
-            <w:rtl/>
-            <w:cs/>
-            <w:lang w:val="ar_AE" w:bidi="ar_AE"/>
-          </w:rPr>
-          <w:rPr>
-            <w:color w:val="0000EE"/>
-            <w:u w:val="single"/>
-          </w:rPr>
-          <w:t>9:5</w:t>
-        </w:r>
-      </w:hyperlink>
+      <w:r>
+        <w:rPr>
+          <w:rtl/>
+          <w:cs/>
+          <w:lang w:val="ar_AE" w:bidi="ar_AE"/>
+        </w:rPr>
+        <w:t>9:5</w:t>
+      </w:r>
       <w:r>
         <w:rPr>
           <w:rtl/>
@@ -6493,20 +5545,14 @@
         </w:rPr>
         <w:t xml:space="preserve"> </w:t>
       </w:r>
-      <w:hyperlink r:id="rId133">
-        <w:r>
-          <w:rPr>
-            <w:rtl/>
-            <w:cs/>
-            <w:lang w:val="ar_AE" w:bidi="ar_AE"/>
-          </w:rPr>
-          <w:rPr>
-            <w:color w:val="0000EE"/>
-            <w:u w:val="single"/>
-          </w:rPr>
-          <w:t>زكريّا 10:11</w:t>
-        </w:r>
-      </w:hyperlink>
+      <w:r>
+        <w:rPr>
+          <w:rtl/>
+          <w:cs/>
+          <w:lang w:val="ar_AE" w:bidi="ar_AE"/>
+        </w:rPr>
+        <w:t>زكريّا 10:11</w:t>
+      </w:r>
       <w:r>
         <w:rPr>
           <w:rtl/>
@@ -6523,20 +5569,14 @@
         </w:rPr>
         <w:t xml:space="preserve"> </w:t>
       </w:r>
-      <w:hyperlink r:id="rId113">
-        <w:r>
-          <w:rPr>
-            <w:rtl/>
-            <w:cs/>
-            <w:lang w:val="ar_AE" w:bidi="ar_AE"/>
-          </w:rPr>
-          <w:rPr>
-            <w:color w:val="0000EE"/>
-            <w:u w:val="single"/>
-          </w:rPr>
-          <w:t>متى 2:13–23.</w:t>
-        </w:r>
-      </w:hyperlink>
+      <w:r>
+        <w:rPr>
+          <w:rtl/>
+          <w:cs/>
+          <w:lang w:val="ar_AE" w:bidi="ar_AE"/>
+        </w:rPr>
+        <w:t>متى 2:13–23.</w:t>
+      </w:r>
       <w:r>
         <w:rPr>
           <w:rtl/>
@@ -6640,20 +5680,14 @@
         </w:rPr>
         <w:t>(</w:t>
       </w:r>
-      <w:hyperlink r:id="rId134">
-        <w:r>
-          <w:rPr>
-            <w:rtl/>
-            <w:cs/>
-            <w:lang w:val="ar_AE" w:bidi="ar_AE"/>
-          </w:rPr>
-          <w:rPr>
-            <w:color w:val="0000EE"/>
-            <w:u w:val="single"/>
-          </w:rPr>
-          <w:t>تكوين 14:1–16</w:t>
-        </w:r>
-      </w:hyperlink>
+      <w:r>
+        <w:rPr>
+          <w:rtl/>
+          <w:cs/>
+          <w:lang w:val="ar_AE" w:bidi="ar_AE"/>
+        </w:rPr>
+        <w:t>تكوين 14:1–16</w:t>
+      </w:r>
       <w:r>
         <w:rPr>
           <w:rtl/>
@@ -6662,20 +5696,14 @@
         </w:rPr>
         <w:t xml:space="preserve">). عندما عاد أَبْرَام من المعركة، كان ملكي صادق، ملك شاليم (التي هي أورشليم؛ انظر </w:t>
       </w:r>
-      <w:hyperlink r:id="rId135">
-        <w:r>
-          <w:rPr>
-            <w:rtl/>
-            <w:cs/>
-            <w:lang w:val="ar_AE" w:bidi="ar_AE"/>
-          </w:rPr>
-          <w:rPr>
-            <w:color w:val="0000EE"/>
-            <w:u w:val="single"/>
-          </w:rPr>
-          <w:t>مزمور 76:2</w:t>
-        </w:r>
-      </w:hyperlink>
+      <w:r>
+        <w:rPr>
+          <w:rtl/>
+          <w:cs/>
+          <w:lang w:val="ar_AE" w:bidi="ar_AE"/>
+        </w:rPr>
+        <w:t>مزمور 76:2</w:t>
+      </w:r>
       <w:r>
         <w:rPr>
           <w:rtl/>
@@ -6700,20 +5728,14 @@
         </w:rPr>
         <w:t>” (</w:t>
       </w:r>
-      <w:hyperlink r:id="rId136">
-        <w:r>
-          <w:rPr>
-            <w:rtl/>
-            <w:cs/>
-            <w:lang w:val="ar_AE" w:bidi="ar_AE"/>
-          </w:rPr>
-          <w:rPr>
-            <w:color w:val="0000EE"/>
-            <w:u w:val="single"/>
-          </w:rPr>
-          <w:t>تكوين 14:18</w:t>
-        </w:r>
-      </w:hyperlink>
+      <w:r>
+        <w:rPr>
+          <w:rtl/>
+          <w:cs/>
+          <w:lang w:val="ar_AE" w:bidi="ar_AE"/>
+        </w:rPr>
+        <w:t>تكوين 14:18</w:t>
+      </w:r>
       <w:r>
         <w:rPr>
           <w:rtl/>
@@ -6722,20 +5744,14 @@
         </w:rPr>
         <w:t xml:space="preserve">)، الإله الحقيقي الذي خلق السماء والأرض (انظر </w:t>
       </w:r>
-      <w:hyperlink r:id="rId137">
-        <w:r>
-          <w:rPr>
-            <w:rtl/>
-            <w:cs/>
-            <w:lang w:val="ar_AE" w:bidi="ar_AE"/>
-          </w:rPr>
-          <w:rPr>
-            <w:color w:val="0000EE"/>
-            <w:u w:val="single"/>
-          </w:rPr>
-          <w:t>مزامير 7:17</w:t>
-        </w:r>
-      </w:hyperlink>
+      <w:r>
+        <w:rPr>
+          <w:rtl/>
+          <w:cs/>
+          <w:lang w:val="ar_AE" w:bidi="ar_AE"/>
+        </w:rPr>
+        <w:t>مزامير 7:17</w:t>
+      </w:r>
       <w:r>
         <w:rPr>
           <w:rtl/>
@@ -6744,20 +5760,14 @@
         </w:rPr>
         <w:t xml:space="preserve">؛ </w:t>
       </w:r>
-      <w:hyperlink r:id="rId138">
-        <w:r>
-          <w:rPr>
-            <w:rtl/>
-            <w:cs/>
-            <w:lang w:val="ar_AE" w:bidi="ar_AE"/>
-          </w:rPr>
-          <w:rPr>
-            <w:color w:val="0000EE"/>
-            <w:u w:val="single"/>
-          </w:rPr>
-          <w:t>47:2</w:t>
-        </w:r>
-      </w:hyperlink>
+      <w:r>
+        <w:rPr>
+          <w:rtl/>
+          <w:cs/>
+          <w:lang w:val="ar_AE" w:bidi="ar_AE"/>
+        </w:rPr>
+        <w:t>47:2</w:t>
+      </w:r>
       <w:r>
         <w:rPr>
           <w:rtl/>
@@ -6766,20 +5776,14 @@
         </w:rPr>
         <w:t xml:space="preserve">؛ </w:t>
       </w:r>
-      <w:hyperlink r:id="rId139">
-        <w:r>
-          <w:rPr>
-            <w:rtl/>
-            <w:cs/>
-            <w:lang w:val="ar_AE" w:bidi="ar_AE"/>
-          </w:rPr>
-          <w:rPr>
-            <w:color w:val="0000EE"/>
-            <w:u w:val="single"/>
-          </w:rPr>
-          <w:t>57:2</w:t>
-        </w:r>
-      </w:hyperlink>
+      <w:r>
+        <w:rPr>
+          <w:rtl/>
+          <w:cs/>
+          <w:lang w:val="ar_AE" w:bidi="ar_AE"/>
+        </w:rPr>
+        <w:t>57:2</w:t>
+      </w:r>
       <w:r>
         <w:rPr>
           <w:rtl/>
@@ -6788,20 +5792,14 @@
         </w:rPr>
         <w:t xml:space="preserve">؛ </w:t>
       </w:r>
-      <w:hyperlink r:id="rId140">
-        <w:r>
-          <w:rPr>
-            <w:rtl/>
-            <w:cs/>
-            <w:lang w:val="ar_AE" w:bidi="ar_AE"/>
-          </w:rPr>
-          <w:rPr>
-            <w:color w:val="0000EE"/>
-            <w:u w:val="single"/>
-          </w:rPr>
-          <w:t>78:56</w:t>
-        </w:r>
-      </w:hyperlink>
+      <w:r>
+        <w:rPr>
+          <w:rtl/>
+          <w:cs/>
+          <w:lang w:val="ar_AE" w:bidi="ar_AE"/>
+        </w:rPr>
+        <w:t>78:56</w:t>
+      </w:r>
       <w:r>
         <w:rPr>
           <w:rtl/>
@@ -6826,20 +5824,14 @@
         </w:rPr>
         <w:t>يعبد الإله الحقيقي، وعظّم الله وسبّحه لأنه قد منح النصر لأَبْرَام (</w:t>
       </w:r>
-      <w:hyperlink r:id="rId141">
-        <w:r>
-          <w:rPr>
-            <w:rtl/>
-            <w:cs/>
-            <w:lang w:val="ar_AE" w:bidi="ar_AE"/>
-          </w:rPr>
-          <w:rPr>
-            <w:color w:val="0000EE"/>
-            <w:u w:val="single"/>
-          </w:rPr>
-          <w:t>تكوين 14:19–20</w:t>
-        </w:r>
-      </w:hyperlink>
+      <w:r>
+        <w:rPr>
+          <w:rtl/>
+          <w:cs/>
+          <w:lang w:val="ar_AE" w:bidi="ar_AE"/>
+        </w:rPr>
+        <w:t>تكوين 14:19–20</w:t>
+      </w:r>
       <w:r>
         <w:rPr>
           <w:rtl/>
@@ -6848,20 +5840,14 @@
         </w:rPr>
         <w:t xml:space="preserve">). قبل أَبْرَام هدايا ملكي صادق وأعطاه العشر، وهو ما يبرهن على أهمية ملكي صادق (انظر </w:t>
       </w:r>
-      <w:hyperlink r:id="rId142">
-        <w:r>
-          <w:rPr>
-            <w:rtl/>
-            <w:cs/>
-            <w:lang w:val="ar_AE" w:bidi="ar_AE"/>
-          </w:rPr>
-          <w:rPr>
-            <w:color w:val="0000EE"/>
-            <w:u w:val="single"/>
-          </w:rPr>
-          <w:t>عبرانيين 7:4–10</w:t>
-        </w:r>
-      </w:hyperlink>
+      <w:r>
+        <w:rPr>
+          <w:rtl/>
+          <w:cs/>
+          <w:lang w:val="ar_AE" w:bidi="ar_AE"/>
+        </w:rPr>
+        <w:t>عبرانيين 7:4–10</w:t>
+      </w:r>
       <w:r>
         <w:rPr>
           <w:rtl/>
@@ -6906,20 +5892,14 @@
         </w:rPr>
         <w:t>" (</w:t>
       </w:r>
-      <w:hyperlink r:id="rId143">
-        <w:r>
-          <w:rPr>
-            <w:rtl/>
-            <w:cs/>
-            <w:lang w:val="ar_AE" w:bidi="ar_AE"/>
-          </w:rPr>
-          <w:rPr>
-            <w:color w:val="0000EE"/>
-            <w:u w:val="single"/>
-          </w:rPr>
-          <w:t>مزمور 110:4</w:t>
-        </w:r>
-      </w:hyperlink>
+      <w:r>
+        <w:rPr>
+          <w:rtl/>
+          <w:cs/>
+          <w:lang w:val="ar_AE" w:bidi="ar_AE"/>
+        </w:rPr>
+        <w:t>مزمور 110:4</w:t>
+      </w:r>
       <w:r>
         <w:rPr>
           <w:rtl/>
@@ -6928,20 +5908,14 @@
         </w:rPr>
         <w:t xml:space="preserve">؛ قارن </w:t>
       </w:r>
-      <w:hyperlink r:id="rId144">
-        <w:r>
-          <w:rPr>
-            <w:rtl/>
-            <w:cs/>
-            <w:lang w:val="ar_AE" w:bidi="ar_AE"/>
-          </w:rPr>
-          <w:rPr>
-            <w:color w:val="0000EE"/>
-            <w:u w:val="single"/>
-          </w:rPr>
-          <w:t>عبرانيين 7:15–25</w:t>
-        </w:r>
-      </w:hyperlink>
+      <w:r>
+        <w:rPr>
+          <w:rtl/>
+          <w:cs/>
+          <w:lang w:val="ar_AE" w:bidi="ar_AE"/>
+        </w:rPr>
+        <w:t>عبرانيين 7:15–25</w:t>
+      </w:r>
       <w:r>
         <w:rPr>
           <w:rtl/>
@@ -6966,20 +5940,14 @@
         </w:rPr>
         <w:t>" لكنه لم يكن ابن الله (</w:t>
       </w:r>
-      <w:hyperlink r:id="rId145">
-        <w:r>
-          <w:rPr>
-            <w:rtl/>
-            <w:cs/>
-            <w:lang w:val="ar_AE" w:bidi="ar_AE"/>
-          </w:rPr>
-          <w:rPr>
-            <w:color w:val="0000EE"/>
-            <w:u w:val="single"/>
-          </w:rPr>
-          <w:t>عبرانيين 7:3</w:t>
-        </w:r>
-      </w:hyperlink>
+      <w:r>
+        <w:rPr>
+          <w:rtl/>
+          <w:cs/>
+          <w:lang w:val="ar_AE" w:bidi="ar_AE"/>
+        </w:rPr>
+        <w:t>عبرانيين 7:3</w:t>
+      </w:r>
       <w:r>
         <w:rPr>
           <w:rtl/>
@@ -7008,20 +5976,14 @@
         </w:rPr>
         <w:t>كان ملكي صادق، الكاهن الملوكي، أعظم من لاوي، سلف كهنة إسرائيل. وبالمثل، فإن المسيّا، يسوع المسيح، هو الكاهن الأعظم مقارنة بأحفاد هارون الكهنة. يقدم يسوع غفرانًا أبديًا للخطايا ودخولًا مباشرًا إلى الله (</w:t>
       </w:r>
-      <w:hyperlink r:id="rId146">
-        <w:r>
-          <w:rPr>
-            <w:rtl/>
-            <w:cs/>
-            <w:lang w:val="ar_AE" w:bidi="ar_AE"/>
-          </w:rPr>
-          <w:rPr>
-            <w:color w:val="0000EE"/>
-            <w:u w:val="single"/>
-          </w:rPr>
-          <w:t>عبرانيين 7:24–28</w:t>
-        </w:r>
-      </w:hyperlink>
+      <w:r>
+        <w:rPr>
+          <w:rtl/>
+          <w:cs/>
+          <w:lang w:val="ar_AE" w:bidi="ar_AE"/>
+        </w:rPr>
+        <w:t>عبرانيين 7:24–28</w:t>
+      </w:r>
       <w:r>
         <w:rPr>
           <w:rtl/>
@@ -7030,20 +5992,14 @@
         </w:rPr>
         <w:t>). إنه يقود شعبه بعمل الروح القدس وليس بالناموس (</w:t>
       </w:r>
-      <w:hyperlink r:id="rId147">
-        <w:r>
-          <w:rPr>
-            <w:rtl/>
-            <w:cs/>
-            <w:lang w:val="ar_AE" w:bidi="ar_AE"/>
-          </w:rPr>
-          <w:rPr>
-            <w:color w:val="0000EE"/>
-            <w:u w:val="single"/>
-          </w:rPr>
-          <w:t>عبرانيين 8:7–13</w:t>
-        </w:r>
-      </w:hyperlink>
+      <w:r>
+        <w:rPr>
+          <w:rtl/>
+          <w:cs/>
+          <w:lang w:val="ar_AE" w:bidi="ar_AE"/>
+        </w:rPr>
+        <w:t>عبرانيين 8:7–13</w:t>
+      </w:r>
       <w:r>
         <w:rPr>
           <w:rtl/>
@@ -7085,20 +6041,14 @@
           <w:lang w:val="ar_AE" w:bidi="ar_AE"/>
         </w:rPr>
       </w:r>
-      <w:hyperlink r:id="rId148">
-        <w:r>
-          <w:rPr>
-            <w:rtl/>
-            <w:cs/>
-            <w:lang w:val="ar_AE" w:bidi="ar_AE"/>
-          </w:rPr>
-          <w:rPr>
-            <w:color w:val="0000EE"/>
-            <w:u w:val="single"/>
-          </w:rPr>
-          <w:t>تكوين 14:17–20</w:t>
-        </w:r>
-      </w:hyperlink>
+      <w:r>
+        <w:rPr>
+          <w:rtl/>
+          <w:cs/>
+          <w:lang w:val="ar_AE" w:bidi="ar_AE"/>
+        </w:rPr>
+        <w:t>تكوين 14:17–20</w:t>
+      </w:r>
       <w:r>
         <w:rPr>
           <w:rtl/>
@@ -7107,20 +6057,14 @@
         </w:rPr>
         <w:t xml:space="preserve">؛ </w:t>
       </w:r>
-      <w:hyperlink r:id="rId143">
-        <w:r>
-          <w:rPr>
-            <w:rtl/>
-            <w:cs/>
-            <w:lang w:val="ar_AE" w:bidi="ar_AE"/>
-          </w:rPr>
-          <w:rPr>
-            <w:color w:val="0000EE"/>
-            <w:u w:val="single"/>
-          </w:rPr>
-          <w:t>مزمور 110:4</w:t>
-        </w:r>
-      </w:hyperlink>
+      <w:r>
+        <w:rPr>
+          <w:rtl/>
+          <w:cs/>
+          <w:lang w:val="ar_AE" w:bidi="ar_AE"/>
+        </w:rPr>
+        <w:t>مزمور 110:4</w:t>
+      </w:r>
       <w:r>
         <w:rPr>
           <w:rtl/>
@@ -7129,20 +6073,14 @@
         </w:rPr>
         <w:t xml:space="preserve">؛ </w:t>
       </w:r>
-      <w:hyperlink r:id="rId149">
-        <w:r>
-          <w:rPr>
-            <w:rtl/>
-            <w:cs/>
-            <w:lang w:val="ar_AE" w:bidi="ar_AE"/>
-          </w:rPr>
-          <w:rPr>
-            <w:color w:val="0000EE"/>
-            <w:u w:val="single"/>
-          </w:rPr>
-          <w:t>العبرانيين 5:6–10</w:t>
-        </w:r>
-      </w:hyperlink>
+      <w:r>
+        <w:rPr>
+          <w:rtl/>
+          <w:cs/>
+          <w:lang w:val="ar_AE" w:bidi="ar_AE"/>
+        </w:rPr>
+        <w:t>العبرانيين 5:6–10</w:t>
+      </w:r>
       <w:r>
         <w:rPr>
           <w:rtl/>
@@ -7151,20 +6089,14 @@
         </w:rPr>
         <w:t xml:space="preserve">؛ </w:t>
       </w:r>
-      <w:hyperlink r:id="rId150">
-        <w:r>
-          <w:rPr>
-            <w:rtl/>
-            <w:cs/>
-            <w:lang w:val="ar_AE" w:bidi="ar_AE"/>
-          </w:rPr>
-          <w:rPr>
-            <w:color w:val="0000EE"/>
-            <w:u w:val="single"/>
-          </w:rPr>
-          <w:t>6:20–7:28</w:t>
-        </w:r>
-      </w:hyperlink>
+      <w:r>
+        <w:rPr>
+          <w:rtl/>
+          <w:cs/>
+          <w:lang w:val="ar_AE" w:bidi="ar_AE"/>
+        </w:rPr>
+        <w:t>6:20–7:28</w:t>
+      </w:r>
       <w:r>
         <w:rPr>
           <w:rtl/>
@@ -7240,20 +6172,14 @@
         </w:rPr>
         <w:t>منسّى هو الملك الثالث عشر ليهوذا، وحكم من عام 697 إلى 642 قبل الميلاد. كان ملكًا لسنوات كثيرة وعُرف بارتكابه شرورًا كثيرة (</w:t>
       </w:r>
-      <w:hyperlink r:id="rId151">
-        <w:r>
-          <w:rPr>
-            <w:rtl/>
-            <w:cs/>
-            <w:lang w:val="ar_AE" w:bidi="ar_AE"/>
-          </w:rPr>
-          <w:rPr>
-            <w:color w:val="0000EE"/>
-            <w:u w:val="single"/>
-          </w:rPr>
-          <w:t>2ملوك 21:1–18</w:t>
-        </w:r>
-      </w:hyperlink>
+      <w:r>
+        <w:rPr>
+          <w:rtl/>
+          <w:cs/>
+          <w:lang w:val="ar_AE" w:bidi="ar_AE"/>
+        </w:rPr>
+        <w:t>2ملوك 21:1–18</w:t>
+      </w:r>
       <w:r>
         <w:rPr>
           <w:rtl/>
@@ -7262,20 +6188,14 @@
         </w:rPr>
         <w:t xml:space="preserve">؛ </w:t>
       </w:r>
-      <w:hyperlink r:id="rId152">
-        <w:r>
-          <w:rPr>
-            <w:rtl/>
-            <w:cs/>
-            <w:lang w:val="ar_AE" w:bidi="ar_AE"/>
-          </w:rPr>
-          <w:rPr>
-            <w:color w:val="0000EE"/>
-            <w:u w:val="single"/>
-          </w:rPr>
-          <w:t>2أخبار الأيام 33:1–9</w:t>
-        </w:r>
-      </w:hyperlink>
+      <w:r>
+        <w:rPr>
+          <w:rtl/>
+          <w:cs/>
+          <w:lang w:val="ar_AE" w:bidi="ar_AE"/>
+        </w:rPr>
+        <w:t>2أخبار الأيام 33:1–9</w:t>
+      </w:r>
       <w:r>
         <w:rPr>
           <w:rtl/>
@@ -7284,20 +6204,14 @@
         </w:rPr>
         <w:t>).وقد بدا هذا الأمر غريبًا إذ كان أبوه الملك حزقيّا، ملكًا صالحًا وأمينًا (</w:t>
       </w:r>
-      <w:hyperlink r:id="rId153">
-        <w:r>
-          <w:rPr>
-            <w:rtl/>
-            <w:cs/>
-            <w:lang w:val="ar_AE" w:bidi="ar_AE"/>
-          </w:rPr>
-          <w:rPr>
-            <w:color w:val="0000EE"/>
-            <w:u w:val="single"/>
-          </w:rPr>
-          <w:t>2ملوك 20:21</w:t>
-        </w:r>
-      </w:hyperlink>
+      <w:r>
+        <w:rPr>
+          <w:rtl/>
+          <w:cs/>
+          <w:lang w:val="ar_AE" w:bidi="ar_AE"/>
+        </w:rPr>
+        <w:t>2ملوك 20:21</w:t>
+      </w:r>
       <w:r>
         <w:rPr>
           <w:rtl/>
@@ -7326,20 +6240,14 @@
         </w:rPr>
         <w:t>في عام 697 قبل الميلاد، تشارك منسّى الحُكم مع أبيه حزقيّا، وهو في سن الثانية عشرة (</w:t>
       </w:r>
-      <w:hyperlink r:id="rId154">
-        <w:r>
-          <w:rPr>
-            <w:rtl/>
-            <w:cs/>
-            <w:lang w:val="ar_AE" w:bidi="ar_AE"/>
-          </w:rPr>
-          <w:rPr>
-            <w:color w:val="0000EE"/>
-            <w:u w:val="single"/>
-          </w:rPr>
-          <w:t>2أخبار الأيام 33:1</w:t>
-        </w:r>
-      </w:hyperlink>
+      <w:r>
+        <w:rPr>
+          <w:rtl/>
+          <w:cs/>
+          <w:lang w:val="ar_AE" w:bidi="ar_AE"/>
+        </w:rPr>
+        <w:t>2أخبار الأيام 33:1</w:t>
+      </w:r>
       <w:r>
         <w:rPr>
           <w:rtl/>
@@ -7348,20 +6256,14 @@
         </w:rPr>
         <w:t>). وفي عام 686 قبل الميلاد، مات حزقيّا، وانفرد منسّى حينها بالحكم وحده. وحَكم مدة خمسة وخمسين عامًا (</w:t>
       </w:r>
-      <w:hyperlink r:id="rId155">
-        <w:r>
-          <w:rPr>
-            <w:rtl/>
-            <w:cs/>
-            <w:lang w:val="ar_AE" w:bidi="ar_AE"/>
-          </w:rPr>
-          <w:rPr>
-            <w:color w:val="0000EE"/>
-            <w:u w:val="single"/>
-          </w:rPr>
-          <w:t>2ملوك 21:1</w:t>
-        </w:r>
-      </w:hyperlink>
+      <w:r>
+        <w:rPr>
+          <w:rtl/>
+          <w:cs/>
+          <w:lang w:val="ar_AE" w:bidi="ar_AE"/>
+        </w:rPr>
+        <w:t>2ملوك 21:1</w:t>
+      </w:r>
       <w:r>
         <w:rPr>
           <w:rtl/>
@@ -7402,20 +6304,14 @@
         </w:rPr>
         <w:t>(</w:t>
       </w:r>
-      <w:hyperlink r:id="rId156">
-        <w:r>
-          <w:rPr>
-            <w:rtl/>
-            <w:cs/>
-            <w:lang w:val="ar_AE" w:bidi="ar_AE"/>
-          </w:rPr>
-          <w:rPr>
-            <w:color w:val="0000EE"/>
-            <w:u w:val="single"/>
-          </w:rPr>
-          <w:t>2ملوك 21:2–9</w:t>
-        </w:r>
-      </w:hyperlink>
+      <w:r>
+        <w:rPr>
+          <w:rtl/>
+          <w:cs/>
+          <w:lang w:val="ar_AE" w:bidi="ar_AE"/>
+        </w:rPr>
+        <w:t>2ملوك 21:2–9</w:t>
+      </w:r>
       <w:r>
         <w:rPr>
           <w:rtl/>
@@ -7424,20 +6320,14 @@
         </w:rPr>
         <w:t xml:space="preserve">؛ انظر </w:t>
       </w:r>
-      <w:hyperlink r:id="rId157">
-        <w:r>
-          <w:rPr>
-            <w:rtl/>
-            <w:cs/>
-            <w:lang w:val="ar_AE" w:bidi="ar_AE"/>
-          </w:rPr>
-          <w:rPr>
-            <w:color w:val="0000EE"/>
-            <w:u w:val="single"/>
-          </w:rPr>
-          <w:t>2ملوك 23:10</w:t>
-        </w:r>
-      </w:hyperlink>
+      <w:r>
+        <w:rPr>
+          <w:rtl/>
+          <w:cs/>
+          <w:lang w:val="ar_AE" w:bidi="ar_AE"/>
+        </w:rPr>
+        <w:t>2ملوك 23:10</w:t>
+      </w:r>
       <w:r>
         <w:rPr>
           <w:rtl/>
@@ -7446,20 +6336,14 @@
         </w:rPr>
         <w:t xml:space="preserve">؛ </w:t>
       </w:r>
-      <w:hyperlink r:id="rId158">
-        <w:r>
-          <w:rPr>
-            <w:rtl/>
-            <w:cs/>
-            <w:lang w:val="ar_AE" w:bidi="ar_AE"/>
-          </w:rPr>
-          <w:rPr>
-            <w:color w:val="0000EE"/>
-            <w:u w:val="single"/>
-          </w:rPr>
-          <w:t>إرميا 7:31</w:t>
-        </w:r>
-      </w:hyperlink>
+      <w:r>
+        <w:rPr>
+          <w:rtl/>
+          <w:cs/>
+          <w:lang w:val="ar_AE" w:bidi="ar_AE"/>
+        </w:rPr>
+        <w:t>إرميا 7:31</w:t>
+      </w:r>
       <w:r>
         <w:rPr>
           <w:rtl/>
@@ -7484,20 +6368,14 @@
         </w:rPr>
         <w:t>… بالدماء البريئة” (</w:t>
       </w:r>
-      <w:hyperlink r:id="rId159">
-        <w:r>
-          <w:rPr>
-            <w:rtl/>
-            <w:cs/>
-            <w:lang w:val="ar_AE" w:bidi="ar_AE"/>
-          </w:rPr>
-          <w:rPr>
-            <w:color w:val="0000EE"/>
-            <w:u w:val="single"/>
-          </w:rPr>
-          <w:t>2ملوك 21:16</w:t>
-        </w:r>
-      </w:hyperlink>
+      <w:r>
+        <w:rPr>
+          <w:rtl/>
+          <w:cs/>
+          <w:lang w:val="ar_AE" w:bidi="ar_AE"/>
+        </w:rPr>
+        <w:t>2ملوك 21:16</w:t>
+      </w:r>
       <w:r>
         <w:rPr>
           <w:rtl/>
@@ -7506,20 +6384,14 @@
         </w:rPr>
         <w:t xml:space="preserve">؛ </w:t>
       </w:r>
-      <w:hyperlink r:id="rId160">
-        <w:r>
-          <w:rPr>
-            <w:rtl/>
-            <w:cs/>
-            <w:lang w:val="ar_AE" w:bidi="ar_AE"/>
-          </w:rPr>
-          <w:rPr>
-            <w:color w:val="0000EE"/>
-            <w:u w:val="single"/>
-          </w:rPr>
-          <w:t>24:3–4</w:t>
-        </w:r>
-      </w:hyperlink>
+      <w:r>
+        <w:rPr>
+          <w:rtl/>
+          <w:cs/>
+          <w:lang w:val="ar_AE" w:bidi="ar_AE"/>
+        </w:rPr>
+        <w:t>24:3–4</w:t>
+      </w:r>
       <w:r>
         <w:rPr>
           <w:rtl/>
@@ -7584,20 +6456,14 @@
         </w:rPr>
         <w:t>" (</w:t>
       </w:r>
-      <w:hyperlink r:id="rId161">
-        <w:r>
-          <w:rPr>
-            <w:rtl/>
-            <w:cs/>
-            <w:lang w:val="ar_AE" w:bidi="ar_AE"/>
-          </w:rPr>
-          <w:rPr>
-            <w:color w:val="0000EE"/>
-            <w:u w:val="single"/>
-          </w:rPr>
-          <w:t>2ملوك 21:13</w:t>
-        </w:r>
-      </w:hyperlink>
+      <w:r>
+        <w:rPr>
+          <w:rtl/>
+          <w:cs/>
+          <w:lang w:val="ar_AE" w:bidi="ar_AE"/>
+        </w:rPr>
+        <w:t>2ملوك 21:13</w:t>
+      </w:r>
       <w:r>
         <w:rPr>
           <w:rtl/>
@@ -7606,20 +6472,14 @@
         </w:rPr>
         <w:t>). غير أن منسّى تاب توبة متأخرة من نهاية حياته. قبض عليه جيش الآشوريين، ووضعوا خطافًا في أنفه، وسبوه إلى بابل (</w:t>
       </w:r>
-      <w:hyperlink r:id="rId162">
-        <w:r>
-          <w:rPr>
-            <w:rtl/>
-            <w:cs/>
-            <w:lang w:val="ar_AE" w:bidi="ar_AE"/>
-          </w:rPr>
-          <w:rPr>
-            <w:color w:val="0000EE"/>
-            <w:u w:val="single"/>
-          </w:rPr>
-          <w:t>2أخبار الأيام 33:10–13</w:t>
-        </w:r>
-      </w:hyperlink>
+      <w:r>
+        <w:rPr>
+          <w:rtl/>
+          <w:cs/>
+          <w:lang w:val="ar_AE" w:bidi="ar_AE"/>
+        </w:rPr>
+        <w:t>2أخبار الأيام 33:10–13</w:t>
+      </w:r>
       <w:r>
         <w:rPr>
           <w:rtl/>
@@ -7628,20 +6488,14 @@
         </w:rPr>
         <w:t>). هناك، توجه منسّى إلى الرب. استجاب الله لصلواته، وأعاده ملكًا مرة أخرى، وبارك بقية فترة حكمه إذ عمل منسّى على استرداد العبادة الصحيحة لله وحده (</w:t>
       </w:r>
-      <w:hyperlink r:id="rId163">
-        <w:r>
-          <w:rPr>
-            <w:rtl/>
-            <w:cs/>
-            <w:lang w:val="ar_AE" w:bidi="ar_AE"/>
-          </w:rPr>
-          <w:rPr>
-            <w:color w:val="0000EE"/>
-            <w:u w:val="single"/>
-          </w:rPr>
-          <w:t>2أخبار الأيام 33:14–17</w:t>
-        </w:r>
-      </w:hyperlink>
+      <w:r>
+        <w:rPr>
+          <w:rtl/>
+          <w:cs/>
+          <w:lang w:val="ar_AE" w:bidi="ar_AE"/>
+        </w:rPr>
+        <w:t>2أخبار الأيام 33:14–17</w:t>
+      </w:r>
       <w:r>
         <w:rPr>
           <w:rtl/>
@@ -7670,20 +6524,14 @@
         </w:rPr>
         <w:t>إنما بكل أسف، كانت خطايا منسّى قد استشرت في شعب يهوذا (</w:t>
       </w:r>
-      <w:hyperlink r:id="rId164">
-        <w:r>
-          <w:rPr>
-            <w:rtl/>
-            <w:cs/>
-            <w:lang w:val="ar_AE" w:bidi="ar_AE"/>
-          </w:rPr>
-          <w:rPr>
-            <w:color w:val="0000EE"/>
-            <w:u w:val="single"/>
-          </w:rPr>
-          <w:t>2 أخبار الأيام 33:17</w:t>
-        </w:r>
-      </w:hyperlink>
+      <w:r>
+        <w:rPr>
+          <w:rtl/>
+          <w:cs/>
+          <w:lang w:val="ar_AE" w:bidi="ar_AE"/>
+        </w:rPr>
+        <w:t>2 أخبار الأيام 33:17</w:t>
+      </w:r>
       <w:r>
         <w:rPr>
           <w:rtl/>
@@ -7692,20 +6540,14 @@
         </w:rPr>
         <w:t>). لم يغير الله من دينونته التي أقرّها على المملكة (</w:t>
       </w:r>
-      <w:hyperlink r:id="rId165">
-        <w:r>
-          <w:rPr>
-            <w:rtl/>
-            <w:cs/>
-            <w:lang w:val="ar_AE" w:bidi="ar_AE"/>
-          </w:rPr>
-          <w:rPr>
-            <w:color w:val="0000EE"/>
-            <w:u w:val="single"/>
-          </w:rPr>
-          <w:t>2ملوك 23:26</w:t>
-        </w:r>
-      </w:hyperlink>
+      <w:r>
+        <w:rPr>
+          <w:rtl/>
+          <w:cs/>
+          <w:lang w:val="ar_AE" w:bidi="ar_AE"/>
+        </w:rPr>
+        <w:t>2ملوك 23:26</w:t>
+      </w:r>
       <w:r>
         <w:rPr>
           <w:rtl/>
@@ -7714,20 +6556,14 @@
         </w:rPr>
         <w:t xml:space="preserve">؛ </w:t>
       </w:r>
-      <w:hyperlink r:id="rId160">
-        <w:r>
-          <w:rPr>
-            <w:rtl/>
-            <w:cs/>
-            <w:lang w:val="ar_AE" w:bidi="ar_AE"/>
-          </w:rPr>
-          <w:rPr>
-            <w:color w:val="0000EE"/>
-            <w:u w:val="single"/>
-          </w:rPr>
-          <w:t>24:3–4</w:t>
-        </w:r>
-      </w:hyperlink>
+      <w:r>
+        <w:rPr>
+          <w:rtl/>
+          <w:cs/>
+          <w:lang w:val="ar_AE" w:bidi="ar_AE"/>
+        </w:rPr>
+        <w:t>24:3–4</w:t>
+      </w:r>
       <w:r>
         <w:rPr>
           <w:rtl/>
@@ -7752,20 +6588,14 @@
         </w:rPr>
         <w:t>" (</w:t>
       </w:r>
-      <w:hyperlink r:id="rId166">
-        <w:r>
-          <w:rPr>
-            <w:rtl/>
-            <w:cs/>
-            <w:lang w:val="ar_AE" w:bidi="ar_AE"/>
-          </w:rPr>
-          <w:rPr>
-            <w:color w:val="0000EE"/>
-            <w:u w:val="single"/>
-          </w:rPr>
-          <w:t>إرميا 15:4</w:t>
-        </w:r>
-      </w:hyperlink>
+      <w:r>
+        <w:rPr>
+          <w:rtl/>
+          <w:cs/>
+          <w:lang w:val="ar_AE" w:bidi="ar_AE"/>
+        </w:rPr>
+        <w:t>إرميا 15:4</w:t>
+      </w:r>
       <w:r>
         <w:rPr>
           <w:rtl/>
@@ -7810,20 +6640,14 @@
         </w:rPr>
         <w:t xml:space="preserve"> (</w:t>
       </w:r>
-      <w:hyperlink r:id="rId167">
-        <w:r>
-          <w:rPr>
-            <w:rtl/>
-            <w:cs/>
-            <w:lang w:val="ar_AE" w:bidi="ar_AE"/>
-          </w:rPr>
-          <w:rPr>
-            <w:color w:val="0000EE"/>
-            <w:u w:val="single"/>
-          </w:rPr>
-          <w:t>2ملوك 21:18</w:t>
-        </w:r>
-      </w:hyperlink>
+      <w:r>
+        <w:rPr>
+          <w:rtl/>
+          <w:cs/>
+          <w:lang w:val="ar_AE" w:bidi="ar_AE"/>
+        </w:rPr>
+        <w:t>2ملوك 21:18</w:t>
+      </w:r>
       <w:r>
         <w:rPr>
           <w:rtl/>
@@ -7848,20 +6672,14 @@
         </w:rPr>
         <w:t>يهوياداع وحزقيّا (</w:t>
       </w:r>
-      <w:hyperlink r:id="rId168">
-        <w:r>
-          <w:rPr>
-            <w:rtl/>
-            <w:cs/>
-            <w:lang w:val="ar_AE" w:bidi="ar_AE"/>
-          </w:rPr>
-          <w:rPr>
-            <w:color w:val="0000EE"/>
-            <w:u w:val="single"/>
-          </w:rPr>
-          <w:t>2أخبار الأيام 24:15–16</w:t>
-        </w:r>
-      </w:hyperlink>
+      <w:r>
+        <w:rPr>
+          <w:rtl/>
+          <w:cs/>
+          <w:lang w:val="ar_AE" w:bidi="ar_AE"/>
+        </w:rPr>
+        <w:t>2أخبار الأيام 24:15–16</w:t>
+      </w:r>
       <w:r>
         <w:rPr>
           <w:rtl/>
@@ -7870,20 +6688,14 @@
         </w:rPr>
         <w:t xml:space="preserve">؛ </w:t>
       </w:r>
-      <w:hyperlink r:id="rId169">
-        <w:r>
-          <w:rPr>
-            <w:rtl/>
-            <w:cs/>
-            <w:lang w:val="ar_AE" w:bidi="ar_AE"/>
-          </w:rPr>
-          <w:rPr>
-            <w:color w:val="0000EE"/>
-            <w:u w:val="single"/>
-          </w:rPr>
-          <w:t>32:33</w:t>
-        </w:r>
-      </w:hyperlink>
+      <w:r>
+        <w:rPr>
+          <w:rtl/>
+          <w:cs/>
+          <w:lang w:val="ar_AE" w:bidi="ar_AE"/>
+        </w:rPr>
+        <w:t>32:33</w:t>
+      </w:r>
       <w:r>
         <w:rPr>
           <w:rtl/>
@@ -7925,20 +6737,14 @@
           <w:lang w:val="ar_AE" w:bidi="ar_AE"/>
         </w:rPr>
       </w:r>
-      <w:hyperlink r:id="rId170">
-        <w:r>
-          <w:rPr>
-            <w:rtl/>
-            <w:cs/>
-            <w:lang w:val="ar_AE" w:bidi="ar_AE"/>
-          </w:rPr>
-          <w:rPr>
-            <w:color w:val="0000EE"/>
-            <w:u w:val="single"/>
-          </w:rPr>
-          <w:t>2ملوك 20:21–21:18</w:t>
-        </w:r>
-      </w:hyperlink>
+      <w:r>
+        <w:rPr>
+          <w:rtl/>
+          <w:cs/>
+          <w:lang w:val="ar_AE" w:bidi="ar_AE"/>
+        </w:rPr>
+        <w:t>2ملوك 20:21–21:18</w:t>
+      </w:r>
       <w:r>
         <w:rPr>
           <w:rtl/>
@@ -7947,20 +6753,14 @@
         </w:rPr>
         <w:t xml:space="preserve">؛ </w:t>
       </w:r>
-      <w:hyperlink r:id="rId165">
-        <w:r>
-          <w:rPr>
-            <w:rtl/>
-            <w:cs/>
-            <w:lang w:val="ar_AE" w:bidi="ar_AE"/>
-          </w:rPr>
-          <w:rPr>
-            <w:color w:val="0000EE"/>
-            <w:u w:val="single"/>
-          </w:rPr>
-          <w:t>23:26</w:t>
-        </w:r>
-      </w:hyperlink>
+      <w:r>
+        <w:rPr>
+          <w:rtl/>
+          <w:cs/>
+          <w:lang w:val="ar_AE" w:bidi="ar_AE"/>
+        </w:rPr>
+        <w:t>23:26</w:t>
+      </w:r>
       <w:r>
         <w:rPr>
           <w:rtl/>
@@ -7969,20 +6769,14 @@
         </w:rPr>
         <w:t xml:space="preserve">؛ </w:t>
       </w:r>
-      <w:hyperlink r:id="rId171">
-        <w:r>
-          <w:rPr>
-            <w:rtl/>
-            <w:cs/>
-            <w:lang w:val="ar_AE" w:bidi="ar_AE"/>
-          </w:rPr>
-          <w:rPr>
-            <w:color w:val="0000EE"/>
-            <w:u w:val="single"/>
-          </w:rPr>
-          <w:t>24:3</w:t>
-        </w:r>
-      </w:hyperlink>
+      <w:r>
+        <w:rPr>
+          <w:rtl/>
+          <w:cs/>
+          <w:lang w:val="ar_AE" w:bidi="ar_AE"/>
+        </w:rPr>
+        <w:t>24:3</w:t>
+      </w:r>
       <w:r>
         <w:rPr>
           <w:rtl/>
@@ -7991,20 +6785,14 @@
         </w:rPr>
         <w:t xml:space="preserve">؛ </w:t>
       </w:r>
-      <w:hyperlink r:id="rId172">
-        <w:r>
-          <w:rPr>
-            <w:rtl/>
-            <w:cs/>
-            <w:lang w:val="ar_AE" w:bidi="ar_AE"/>
-          </w:rPr>
-          <w:rPr>
-            <w:color w:val="0000EE"/>
-            <w:u w:val="single"/>
-          </w:rPr>
-          <w:t>2أخبار الأيام 32:33–33:20</w:t>
-        </w:r>
-      </w:hyperlink>
+      <w:r>
+        <w:rPr>
+          <w:rtl/>
+          <w:cs/>
+          <w:lang w:val="ar_AE" w:bidi="ar_AE"/>
+        </w:rPr>
+        <w:t>2أخبار الأيام 32:33–33:20</w:t>
+      </w:r>
       <w:r>
         <w:rPr>
           <w:rtl/>
@@ -8013,20 +6801,14 @@
         </w:rPr>
         <w:t xml:space="preserve">؛ </w:t>
       </w:r>
-      <w:hyperlink r:id="rId166">
-        <w:r>
-          <w:rPr>
-            <w:rtl/>
-            <w:cs/>
-            <w:lang w:val="ar_AE" w:bidi="ar_AE"/>
-          </w:rPr>
-          <w:rPr>
-            <w:color w:val="0000EE"/>
-            <w:u w:val="single"/>
-          </w:rPr>
-          <w:t>إرميا 15:4</w:t>
-        </w:r>
-      </w:hyperlink>
+      <w:r>
+        <w:rPr>
+          <w:rtl/>
+          <w:cs/>
+          <w:lang w:val="ar_AE" w:bidi="ar_AE"/>
+        </w:rPr>
+        <w:t>إرميا 15:4</w:t>
+      </w:r>
       <w:r>
         <w:rPr>
           <w:rtl/>
@@ -8102,20 +6884,14 @@
         </w:rPr>
         <w:t>ينحدر الموآبيون من موآب، ابن لوط من ابنته الكبرى (</w:t>
       </w:r>
-      <w:hyperlink r:id="rId173">
-        <w:r>
-          <w:rPr>
-            <w:rtl/>
-            <w:cs/>
-            <w:lang w:val="ar_AE" w:bidi="ar_AE"/>
-          </w:rPr>
-          <w:rPr>
-            <w:color w:val="0000EE"/>
-            <w:u w:val="single"/>
-          </w:rPr>
-          <w:t>تكوين 19:36–38</w:t>
-        </w:r>
-      </w:hyperlink>
+      <w:r>
+        <w:rPr>
+          <w:rtl/>
+          <w:cs/>
+          <w:lang w:val="ar_AE" w:bidi="ar_AE"/>
+        </w:rPr>
+        <w:t>تكوين 19:36–38</w:t>
+      </w:r>
       <w:r>
         <w:rPr>
           <w:rtl/>
@@ -8124,20 +6900,14 @@
         </w:rPr>
         <w:t xml:space="preserve">). استقروا على الهضبة العليا شرق البحر المَيِّت. معظم أراضي موآب تتكون من مرتفعات متموجة بلطف تتخللها الأودية. رغم صغر مساحة موآب القديمة، إلا أن موقعها على طريق الملك كان ذا أهمية استراتيجية (انظر </w:t>
       </w:r>
-      <w:hyperlink r:id="rId174">
-        <w:r>
-          <w:rPr>
-            <w:rtl/>
-            <w:cs/>
-            <w:lang w:val="ar_AE" w:bidi="ar_AE"/>
-          </w:rPr>
-          <w:rPr>
-            <w:color w:val="0000EE"/>
-            <w:u w:val="single"/>
-          </w:rPr>
-          <w:t>عدد 21:21–22</w:t>
-        </w:r>
-      </w:hyperlink>
+      <w:r>
+        <w:rPr>
+          <w:rtl/>
+          <w:cs/>
+          <w:lang w:val="ar_AE" w:bidi="ar_AE"/>
+        </w:rPr>
+        <w:t>عدد 21:21–22</w:t>
+      </w:r>
       <w:r>
         <w:rPr>
           <w:rtl/>
@@ -8146,20 +6916,14 @@
         </w:rPr>
         <w:t xml:space="preserve">؛ </w:t>
       </w:r>
-      <w:hyperlink r:id="rId175">
-        <w:r>
-          <w:rPr>
-            <w:rtl/>
-            <w:cs/>
-            <w:lang w:val="ar_AE" w:bidi="ar_AE"/>
-          </w:rPr>
-          <w:rPr>
-            <w:color w:val="0000EE"/>
-            <w:u w:val="single"/>
-          </w:rPr>
-          <w:t>قضاة 11:15–18</w:t>
-        </w:r>
-      </w:hyperlink>
+      <w:r>
+        <w:rPr>
+          <w:rtl/>
+          <w:cs/>
+          <w:lang w:val="ar_AE" w:bidi="ar_AE"/>
+        </w:rPr>
+        <w:t>قضاة 11:15–18</w:t>
+      </w:r>
       <w:r>
         <w:rPr>
           <w:rtl/>
@@ -8188,20 +6952,14 @@
         </w:rPr>
         <w:t xml:space="preserve">قبل أن يعبر بنو إسرائيل نهر الأرْدُنّ، كان الموآبيون تحت سيطرة سيحون، ملك الأموريين الذي حكم في حشبون (انظر </w:t>
       </w:r>
-      <w:hyperlink r:id="rId176">
-        <w:r>
-          <w:rPr>
-            <w:rtl/>
-            <w:cs/>
-            <w:lang w:val="ar_AE" w:bidi="ar_AE"/>
-          </w:rPr>
-          <w:rPr>
-            <w:color w:val="0000EE"/>
-            <w:u w:val="single"/>
-          </w:rPr>
-          <w:t>العدد 21:13</w:t>
-        </w:r>
-      </w:hyperlink>
+      <w:r>
+        <w:rPr>
+          <w:rtl/>
+          <w:cs/>
+          <w:lang w:val="ar_AE" w:bidi="ar_AE"/>
+        </w:rPr>
+        <w:t>العدد 21:13</w:t>
+      </w:r>
       <w:r>
         <w:rPr>
           <w:rtl/>
@@ -8210,20 +6968,14 @@
         </w:rPr>
         <w:t xml:space="preserve">، </w:t>
       </w:r>
-      <w:hyperlink r:id="rId177">
-        <w:r>
-          <w:rPr>
-            <w:rtl/>
-            <w:cs/>
-            <w:lang w:val="ar_AE" w:bidi="ar_AE"/>
-          </w:rPr>
-          <w:rPr>
-            <w:color w:val="0000EE"/>
-            <w:u w:val="single"/>
-          </w:rPr>
-          <w:t>26</w:t>
-        </w:r>
-      </w:hyperlink>
+      <w:r>
+        <w:rPr>
+          <w:rtl/>
+          <w:cs/>
+          <w:lang w:val="ar_AE" w:bidi="ar_AE"/>
+        </w:rPr>
+        <w:t>26</w:t>
+      </w:r>
       <w:r>
         <w:rPr>
           <w:rtl/>
@@ -8232,20 +6984,14 @@
         </w:rPr>
         <w:t>). بعد أن هزم بنو إسرائيل سيحون، خاف الملك بالاق من موآب من أن يحتل بنو إسرائيل أرضه، فشن موآب حربًا ضدهم (</w:t>
       </w:r>
-      <w:hyperlink r:id="rId178">
-        <w:r>
-          <w:rPr>
-            <w:rtl/>
-            <w:cs/>
-            <w:lang w:val="ar_AE" w:bidi="ar_AE"/>
-          </w:rPr>
-          <w:rPr>
-            <w:color w:val="0000EE"/>
-            <w:u w:val="single"/>
-          </w:rPr>
-          <w:t>العدد 22:1–25:3</w:t>
-        </w:r>
-      </w:hyperlink>
+      <w:r>
+        <w:rPr>
+          <w:rtl/>
+          <w:cs/>
+          <w:lang w:val="ar_AE" w:bidi="ar_AE"/>
+        </w:rPr>
+        <w:t>العدد 22:1–25:3</w:t>
+      </w:r>
       <w:r>
         <w:rPr>
           <w:rtl/>
@@ -8254,20 +7000,14 @@
         </w:rPr>
         <w:t xml:space="preserve">؛ </w:t>
       </w:r>
-      <w:hyperlink r:id="rId179">
-        <w:r>
-          <w:rPr>
-            <w:rtl/>
-            <w:cs/>
-            <w:lang w:val="ar_AE" w:bidi="ar_AE"/>
-          </w:rPr>
-          <w:rPr>
-            <w:color w:val="0000EE"/>
-            <w:u w:val="single"/>
-          </w:rPr>
-          <w:t>يشوع 24:9</w:t>
-        </w:r>
-      </w:hyperlink>
+      <w:r>
+        <w:rPr>
+          <w:rtl/>
+          <w:cs/>
+          <w:lang w:val="ar_AE" w:bidi="ar_AE"/>
+        </w:rPr>
+        <w:t>يشوع 24:9</w:t>
+      </w:r>
       <w:r>
         <w:rPr>
           <w:rtl/>
@@ -8276,20 +7016,14 @@
         </w:rPr>
         <w:t>). ومنذ ذلك الحين، ظل موآب وإسرائيل في صراع دائم (</w:t>
       </w:r>
-      <w:hyperlink r:id="rId180">
-        <w:r>
-          <w:rPr>
-            <w:rtl/>
-            <w:cs/>
-            <w:lang w:val="ar_AE" w:bidi="ar_AE"/>
-          </w:rPr>
-          <w:rPr>
-            <w:color w:val="0000EE"/>
-            <w:u w:val="single"/>
-          </w:rPr>
-          <w:t>القضاة 3:12–30</w:t>
-        </w:r>
-      </w:hyperlink>
+      <w:r>
+        <w:rPr>
+          <w:rtl/>
+          <w:cs/>
+          <w:lang w:val="ar_AE" w:bidi="ar_AE"/>
+        </w:rPr>
+        <w:t>القضاة 3:12–30</w:t>
+      </w:r>
       <w:r>
         <w:rPr>
           <w:rtl/>
@@ -8298,20 +7032,14 @@
         </w:rPr>
         <w:t xml:space="preserve">؛ </w:t>
       </w:r>
-      <w:hyperlink r:id="rId181">
-        <w:r>
-          <w:rPr>
-            <w:rtl/>
-            <w:cs/>
-            <w:lang w:val="ar_AE" w:bidi="ar_AE"/>
-          </w:rPr>
-          <w:rPr>
-            <w:color w:val="0000EE"/>
-            <w:u w:val="single"/>
-          </w:rPr>
-          <w:t>1صموئيل 14:47</w:t>
-        </w:r>
-      </w:hyperlink>
+      <w:r>
+        <w:rPr>
+          <w:rtl/>
+          <w:cs/>
+          <w:lang w:val="ar_AE" w:bidi="ar_AE"/>
+        </w:rPr>
+        <w:t>1صموئيل 14:47</w:t>
+      </w:r>
       <w:r>
         <w:rPr>
           <w:rtl/>
@@ -8320,20 +7048,14 @@
         </w:rPr>
         <w:t xml:space="preserve">؛ </w:t>
       </w:r>
-      <w:hyperlink r:id="rId182">
-        <w:r>
-          <w:rPr>
-            <w:rtl/>
-            <w:cs/>
-            <w:lang w:val="ar_AE" w:bidi="ar_AE"/>
-          </w:rPr>
-          <w:rPr>
-            <w:color w:val="0000EE"/>
-            <w:u w:val="single"/>
-          </w:rPr>
-          <w:t>2 صموئيل 8:2</w:t>
-        </w:r>
-      </w:hyperlink>
+      <w:r>
+        <w:rPr>
+          <w:rtl/>
+          <w:cs/>
+          <w:lang w:val="ar_AE" w:bidi="ar_AE"/>
+        </w:rPr>
+        <w:t>2 صموئيل 8:2</w:t>
+      </w:r>
       <w:r>
         <w:rPr>
           <w:rtl/>
@@ -8342,20 +7064,14 @@
         </w:rPr>
         <w:t xml:space="preserve">; </w:t>
       </w:r>
-      <w:hyperlink r:id="rId183">
-        <w:r>
-          <w:rPr>
-            <w:rtl/>
-            <w:cs/>
-            <w:lang w:val="ar_AE" w:bidi="ar_AE"/>
-          </w:rPr>
-          <w:rPr>
-            <w:color w:val="0000EE"/>
-            <w:u w:val="single"/>
-          </w:rPr>
-          <w:t>2 ملوك 3</w:t>
-        </w:r>
-      </w:hyperlink>
+      <w:r>
+        <w:rPr>
+          <w:rtl/>
+          <w:cs/>
+          <w:lang w:val="ar_AE" w:bidi="ar_AE"/>
+        </w:rPr>
+        <w:t>2 ملوك 3</w:t>
+      </w:r>
       <w:r>
         <w:rPr>
           <w:rtl/>
@@ -8364,20 +7080,14 @@
         </w:rPr>
         <w:t>). ومع هذا، ساد بينهما بعض الفترات من السلام (</w:t>
       </w:r>
-      <w:hyperlink r:id="rId184">
-        <w:r>
-          <w:rPr>
-            <w:rtl/>
-            <w:cs/>
-            <w:lang w:val="ar_AE" w:bidi="ar_AE"/>
-          </w:rPr>
-          <w:rPr>
-            <w:color w:val="0000EE"/>
-            <w:u w:val="single"/>
-          </w:rPr>
-          <w:t>راعوث 1:1–2</w:t>
-        </w:r>
-      </w:hyperlink>
+      <w:r>
+        <w:rPr>
+          <w:rtl/>
+          <w:cs/>
+          <w:lang w:val="ar_AE" w:bidi="ar_AE"/>
+        </w:rPr>
+        <w:t>راعوث 1:1–2</w:t>
+      </w:r>
       <w:r>
         <w:rPr>
           <w:rtl/>
@@ -8406,20 +7116,14 @@
         </w:rPr>
         <w:t>كان العمّونيّون من نسل عَمُّون، ابن لوط من ابنته الصغرى (</w:t>
       </w:r>
-      <w:hyperlink r:id="rId173">
-        <w:r>
-          <w:rPr>
-            <w:rtl/>
-            <w:cs/>
-            <w:lang w:val="ar_AE" w:bidi="ar_AE"/>
-          </w:rPr>
-          <w:rPr>
-            <w:color w:val="0000EE"/>
-            <w:u w:val="single"/>
-          </w:rPr>
-          <w:t>تكوين 19:36–38</w:t>
-        </w:r>
-      </w:hyperlink>
+      <w:r>
+        <w:rPr>
+          <w:rtl/>
+          <w:cs/>
+          <w:lang w:val="ar_AE" w:bidi="ar_AE"/>
+        </w:rPr>
+        <w:t>تكوين 19:36–38</w:t>
+      </w:r>
       <w:r>
         <w:rPr>
           <w:rtl/>
@@ -8428,20 +7132,14 @@
         </w:rPr>
         <w:t>). وأقاموا في منطقة عبر الأرْدُنّ، شمال شرق البحر المَيِّت. عندما وصل بنو إسرائيل أرض الموعد بعد خروجهم من أرض مصر، أمرهم الله ألا يأخذوا أرض العمّونيّين، لأنها لنسل لوط (</w:t>
       </w:r>
-      <w:hyperlink r:id="rId185">
-        <w:r>
-          <w:rPr>
-            <w:rtl/>
-            <w:cs/>
-            <w:lang w:val="ar_AE" w:bidi="ar_AE"/>
-          </w:rPr>
-          <w:rPr>
-            <w:color w:val="0000EE"/>
-            <w:u w:val="single"/>
-          </w:rPr>
-          <w:t>تثنية 2:18–19</w:t>
-        </w:r>
-      </w:hyperlink>
+      <w:r>
+        <w:rPr>
+          <w:rtl/>
+          <w:cs/>
+          <w:lang w:val="ar_AE" w:bidi="ar_AE"/>
+        </w:rPr>
+        <w:t>تثنية 2:18–19</w:t>
+      </w:r>
       <w:r>
         <w:rPr>
           <w:rtl/>
@@ -8450,20 +7148,14 @@
         </w:rPr>
         <w:t xml:space="preserve">، </w:t>
       </w:r>
-      <w:hyperlink r:id="rId186">
-        <w:r>
-          <w:rPr>
-            <w:rtl/>
-            <w:cs/>
-            <w:lang w:val="ar_AE" w:bidi="ar_AE"/>
-          </w:rPr>
-          <w:rPr>
-            <w:color w:val="0000EE"/>
-            <w:u w:val="single"/>
-          </w:rPr>
-          <w:t>37</w:t>
-        </w:r>
-      </w:hyperlink>
+      <w:r>
+        <w:rPr>
+          <w:rtl/>
+          <w:cs/>
+          <w:lang w:val="ar_AE" w:bidi="ar_AE"/>
+        </w:rPr>
+        <w:t>37</w:t>
+      </w:r>
       <w:r>
         <w:rPr>
           <w:rtl/>
@@ -8488,20 +7180,14 @@
         </w:rPr>
         <w:t>(</w:t>
       </w:r>
-      <w:hyperlink r:id="rId187">
-        <w:r>
-          <w:rPr>
-            <w:rtl/>
-            <w:cs/>
-            <w:lang w:val="ar_AE" w:bidi="ar_AE"/>
-          </w:rPr>
-          <w:rPr>
-            <w:color w:val="0000EE"/>
-            <w:u w:val="single"/>
-          </w:rPr>
-          <w:t>تثنية 23:3–6</w:t>
-        </w:r>
-      </w:hyperlink>
+      <w:r>
+        <w:rPr>
+          <w:rtl/>
+          <w:cs/>
+          <w:lang w:val="ar_AE" w:bidi="ar_AE"/>
+        </w:rPr>
+        <w:t>تثنية 23:3–6</w:t>
+      </w:r>
       <w:r>
         <w:rPr>
           <w:rtl/>
@@ -8510,20 +7196,14 @@
         </w:rPr>
         <w:t xml:space="preserve">؛ </w:t>
       </w:r>
-      <w:hyperlink r:id="rId188">
-        <w:r>
-          <w:rPr>
-            <w:rtl/>
-            <w:cs/>
-            <w:lang w:val="ar_AE" w:bidi="ar_AE"/>
-          </w:rPr>
-          <w:rPr>
-            <w:color w:val="0000EE"/>
-            <w:u w:val="single"/>
-          </w:rPr>
-          <w:t>نحميا 13:1–2</w:t>
-        </w:r>
-      </w:hyperlink>
+      <w:r>
+        <w:rPr>
+          <w:rtl/>
+          <w:cs/>
+          <w:lang w:val="ar_AE" w:bidi="ar_AE"/>
+        </w:rPr>
+        <w:t>نحميا 13:1–2</w:t>
+      </w:r>
       <w:r>
         <w:rPr>
           <w:rtl/>
@@ -8532,20 +7212,14 @@
         </w:rPr>
         <w:t xml:space="preserve">؛ انظر </w:t>
       </w:r>
-      <w:hyperlink r:id="rId178">
-        <w:r>
-          <w:rPr>
-            <w:rtl/>
-            <w:cs/>
-            <w:lang w:val="ar_AE" w:bidi="ar_AE"/>
-          </w:rPr>
-          <w:rPr>
-            <w:color w:val="0000EE"/>
-            <w:u w:val="single"/>
-          </w:rPr>
-          <w:t>عدد 22:1–25:3</w:t>
-        </w:r>
-      </w:hyperlink>
+      <w:r>
+        <w:rPr>
+          <w:rtl/>
+          <w:cs/>
+          <w:lang w:val="ar_AE" w:bidi="ar_AE"/>
+        </w:rPr>
+        <w:t>عدد 22:1–25:3</w:t>
+      </w:r>
       <w:r>
         <w:rPr>
           <w:rtl/>
@@ -8554,20 +7228,14 @@
         </w:rPr>
         <w:t>). بعد ذلك، استمر العمّونيّون في صراعات مع إسرائيل (</w:t>
       </w:r>
-      <w:hyperlink r:id="rId189">
-        <w:r>
-          <w:rPr>
-            <w:rtl/>
-            <w:cs/>
-            <w:lang w:val="ar_AE" w:bidi="ar_AE"/>
-          </w:rPr>
-          <w:rPr>
-            <w:color w:val="0000EE"/>
-            <w:u w:val="single"/>
-          </w:rPr>
-          <w:t>قضاة 10–11</w:t>
-        </w:r>
-      </w:hyperlink>
+      <w:r>
+        <w:rPr>
+          <w:rtl/>
+          <w:cs/>
+          <w:lang w:val="ar_AE" w:bidi="ar_AE"/>
+        </w:rPr>
+        <w:t>قضاة 10–11</w:t>
+      </w:r>
       <w:r>
         <w:rPr>
           <w:rtl/>
@@ -8576,20 +7244,14 @@
         </w:rPr>
         <w:t xml:space="preserve">؛ </w:t>
       </w:r>
-      <w:hyperlink r:id="rId190">
-        <w:r>
-          <w:rPr>
-            <w:rtl/>
-            <w:cs/>
-            <w:lang w:val="ar_AE" w:bidi="ar_AE"/>
-          </w:rPr>
-          <w:rPr>
-            <w:color w:val="0000EE"/>
-            <w:u w:val="single"/>
-          </w:rPr>
-          <w:t>1صموئيل 11</w:t>
-        </w:r>
-      </w:hyperlink>
+      <w:r>
+        <w:rPr>
+          <w:rtl/>
+          <w:cs/>
+          <w:lang w:val="ar_AE" w:bidi="ar_AE"/>
+        </w:rPr>
+        <w:t>1صموئيل 11</w:t>
+      </w:r>
       <w:r>
         <w:rPr>
           <w:rtl/>
@@ -8598,20 +7260,14 @@
         </w:rPr>
         <w:t xml:space="preserve">؛ </w:t>
       </w:r>
-      <w:hyperlink r:id="rId181">
-        <w:r>
-          <w:rPr>
-            <w:rtl/>
-            <w:cs/>
-            <w:lang w:val="ar_AE" w:bidi="ar_AE"/>
-          </w:rPr>
-          <w:rPr>
-            <w:color w:val="0000EE"/>
-            <w:u w:val="single"/>
-          </w:rPr>
-          <w:t>14:47</w:t>
-        </w:r>
-      </w:hyperlink>
+      <w:r>
+        <w:rPr>
+          <w:rtl/>
+          <w:cs/>
+          <w:lang w:val="ar_AE" w:bidi="ar_AE"/>
+        </w:rPr>
+        <w:t>14:47</w:t>
+      </w:r>
       <w:r>
         <w:rPr>
           <w:rtl/>
@@ -8620,20 +7276,14 @@
         </w:rPr>
         <w:t xml:space="preserve">؛ </w:t>
       </w:r>
-      <w:hyperlink r:id="rId191">
-        <w:r>
-          <w:rPr>
-            <w:rtl/>
-            <w:cs/>
-            <w:lang w:val="ar_AE" w:bidi="ar_AE"/>
-          </w:rPr>
-          <w:rPr>
-            <w:color w:val="0000EE"/>
-            <w:u w:val="single"/>
-          </w:rPr>
-          <w:t>1أخبار الأيام 20:1–3</w:t>
-        </w:r>
-      </w:hyperlink>
+      <w:r>
+        <w:rPr>
+          <w:rtl/>
+          <w:cs/>
+          <w:lang w:val="ar_AE" w:bidi="ar_AE"/>
+        </w:rPr>
+        <w:t>1أخبار الأيام 20:1–3</w:t>
+      </w:r>
       <w:r>
         <w:rPr>
           <w:rtl/>
@@ -8642,20 +7292,14 @@
         </w:rPr>
         <w:t xml:space="preserve">؛ </w:t>
       </w:r>
-      <w:hyperlink r:id="rId192">
-        <w:r>
-          <w:rPr>
-            <w:rtl/>
-            <w:cs/>
-            <w:lang w:val="ar_AE" w:bidi="ar_AE"/>
-          </w:rPr>
-          <w:rPr>
-            <w:color w:val="0000EE"/>
-            <w:u w:val="single"/>
-          </w:rPr>
-          <w:t>2أخبار الأيام 20:1–24</w:t>
-        </w:r>
-      </w:hyperlink>
+      <w:r>
+        <w:rPr>
+          <w:rtl/>
+          <w:cs/>
+          <w:lang w:val="ar_AE" w:bidi="ar_AE"/>
+        </w:rPr>
+        <w:t>2أخبار الأيام 20:1–24</w:t>
+      </w:r>
       <w:r>
         <w:rPr>
           <w:rtl/>
@@ -8664,20 +7308,14 @@
         </w:rPr>
         <w:t>). ومع هذا، يبدو أن داود قد تحالف معهم مدّة من الزمن (</w:t>
       </w:r>
-      <w:hyperlink r:id="rId193">
-        <w:r>
-          <w:rPr>
-            <w:rtl/>
-            <w:cs/>
-            <w:lang w:val="ar_AE" w:bidi="ar_AE"/>
-          </w:rPr>
-          <w:rPr>
-            <w:color w:val="0000EE"/>
-            <w:u w:val="single"/>
-          </w:rPr>
-          <w:t>2صموئيل 17:27–29</w:t>
-        </w:r>
-      </w:hyperlink>
+      <w:r>
+        <w:rPr>
+          <w:rtl/>
+          <w:cs/>
+          <w:lang w:val="ar_AE" w:bidi="ar_AE"/>
+        </w:rPr>
+        <w:t>2صموئيل 17:27–29</w:t>
+      </w:r>
       <w:r>
         <w:rPr>
           <w:rtl/>
@@ -8686,20 +7324,14 @@
         </w:rPr>
         <w:t xml:space="preserve">؛ </w:t>
       </w:r>
-      <w:hyperlink r:id="rId194">
-        <w:r>
-          <w:rPr>
-            <w:rtl/>
-            <w:cs/>
-            <w:lang w:val="ar_AE" w:bidi="ar_AE"/>
-          </w:rPr>
-          <w:rPr>
-            <w:color w:val="0000EE"/>
-            <w:u w:val="single"/>
-          </w:rPr>
-          <w:t>23:37</w:t>
-        </w:r>
-      </w:hyperlink>
+      <w:r>
+        <w:rPr>
+          <w:rtl/>
+          <w:cs/>
+          <w:lang w:val="ar_AE" w:bidi="ar_AE"/>
+        </w:rPr>
+        <w:t>23:37</w:t>
+      </w:r>
       <w:r>
         <w:rPr>
           <w:rtl/>
@@ -8741,20 +7373,14 @@
           <w:lang w:val="ar_AE" w:bidi="ar_AE"/>
         </w:rPr>
       </w:r>
-      <w:hyperlink r:id="rId187">
-        <w:r>
-          <w:rPr>
-            <w:rtl/>
-            <w:cs/>
-            <w:lang w:val="ar_AE" w:bidi="ar_AE"/>
-          </w:rPr>
-          <w:rPr>
-            <w:color w:val="0000EE"/>
-            <w:u w:val="single"/>
-          </w:rPr>
-          <w:t>تثنية 23:3–6</w:t>
-        </w:r>
-      </w:hyperlink>
+      <w:r>
+        <w:rPr>
+          <w:rtl/>
+          <w:cs/>
+          <w:lang w:val="ar_AE" w:bidi="ar_AE"/>
+        </w:rPr>
+        <w:t>تثنية 23:3–6</w:t>
+      </w:r>
       <w:r>
         <w:rPr>
           <w:rtl/>
@@ -8822,20 +7448,14 @@
         </w:rPr>
         <w:t>كان موسى أول قائد لإسرائيل بوصفها أمة-شعب. استخدم الله موسى في حِقْبَة حاسمة جدًا من تاريخ شعبه. فموسى هو النبي الذي تلقى الشريعة وكام وسيط عهد الله (الاتفاق الخاص) مع إسرائيل في سيناء (</w:t>
       </w:r>
-      <w:hyperlink r:id="rId195">
-        <w:r>
-          <w:rPr>
-            <w:rtl/>
-            <w:cs/>
-            <w:lang w:val="ar_AE" w:bidi="ar_AE"/>
-          </w:rPr>
-          <w:rPr>
-            <w:color w:val="0000EE"/>
-            <w:u w:val="single"/>
-          </w:rPr>
-          <w:t>خروج 19:3–6</w:t>
-        </w:r>
-      </w:hyperlink>
+      <w:r>
+        <w:rPr>
+          <w:rtl/>
+          <w:cs/>
+          <w:lang w:val="ar_AE" w:bidi="ar_AE"/>
+        </w:rPr>
+        <w:t>خروج 19:3–6</w:t>
+      </w:r>
       <w:r>
         <w:rPr>
           <w:rtl/>
@@ -8864,20 +7484,14 @@
         </w:rPr>
         <w:t xml:space="preserve"> موسى هو الأخ الأصغر لمريم وهارون. وُلد في مصر في أثناء حِقْبَة محفوفة بالخطر (</w:t>
       </w:r>
-      <w:hyperlink r:id="rId196">
-        <w:r>
-          <w:rPr>
-            <w:rtl/>
-            <w:cs/>
-            <w:lang w:val="ar_AE" w:bidi="ar_AE"/>
-          </w:rPr>
-          <w:rPr>
-            <w:color w:val="0000EE"/>
-            <w:u w:val="single"/>
-          </w:rPr>
-          <w:t>خروج 1:15–2:2</w:t>
-        </w:r>
-      </w:hyperlink>
+      <w:r>
+        <w:rPr>
+          <w:rtl/>
+          <w:cs/>
+          <w:lang w:val="ar_AE" w:bidi="ar_AE"/>
+        </w:rPr>
+        <w:t>خروج 1:15–2:2</w:t>
+      </w:r>
       <w:r>
         <w:rPr>
           <w:rtl/>
@@ -8918,20 +7532,14 @@
         </w:rPr>
         <w:t>. فوجدته ابنة فرعون، وربّته ابنًا لها في القصر (</w:t>
       </w:r>
-      <w:hyperlink r:id="rId197">
-        <w:r>
-          <w:rPr>
-            <w:rtl/>
-            <w:cs/>
-            <w:lang w:val="ar_AE" w:bidi="ar_AE"/>
-          </w:rPr>
-          <w:rPr>
-            <w:color w:val="0000EE"/>
-            <w:u w:val="single"/>
-          </w:rPr>
-          <w:t>خروج 2:3–10</w:t>
-        </w:r>
-      </w:hyperlink>
+      <w:r>
+        <w:rPr>
+          <w:rtl/>
+          <w:cs/>
+          <w:lang w:val="ar_AE" w:bidi="ar_AE"/>
+        </w:rPr>
+        <w:t>خروج 2:3–10</w:t>
+      </w:r>
       <w:r>
         <w:rPr>
           <w:rtl/>
@@ -8960,20 +7568,14 @@
         </w:rPr>
         <w:t>لا نعرف عن حياة موسى في سنواته الأولى سوى القليل. تشير التقاليد اليهودية إلى أنه تعلم المهارات الإدارية والحربيّة في قصر فرعون. وعندما بلغ الأربعين من عمره تقريبًا، قتل مصريًا لإنقاذ عبد عبراني ثم هرب إلى مديان (</w:t>
       </w:r>
-      <w:hyperlink r:id="rId198">
-        <w:r>
-          <w:rPr>
-            <w:rtl/>
-            <w:cs/>
-            <w:lang w:val="ar_AE" w:bidi="ar_AE"/>
-          </w:rPr>
-          <w:rPr>
-            <w:color w:val="0000EE"/>
-            <w:u w:val="single"/>
-          </w:rPr>
-          <w:t>خروج 2:11–15</w:t>
-        </w:r>
-      </w:hyperlink>
+      <w:r>
+        <w:rPr>
+          <w:rtl/>
+          <w:cs/>
+          <w:lang w:val="ar_AE" w:bidi="ar_AE"/>
+        </w:rPr>
+        <w:t>خروج 2:11–15</w:t>
+      </w:r>
       <w:r>
         <w:rPr>
           <w:rtl/>
@@ -8982,20 +7584,14 @@
         </w:rPr>
         <w:t xml:space="preserve">؛ انظر أيضًا </w:t>
       </w:r>
-      <w:hyperlink r:id="rId199">
-        <w:r>
-          <w:rPr>
-            <w:rtl/>
-            <w:cs/>
-            <w:lang w:val="ar_AE" w:bidi="ar_AE"/>
-          </w:rPr>
-          <w:rPr>
-            <w:color w:val="0000EE"/>
-            <w:u w:val="single"/>
-          </w:rPr>
-          <w:t>أعمال الرسل 7:23–29</w:t>
-        </w:r>
-      </w:hyperlink>
+      <w:r>
+        <w:rPr>
+          <w:rtl/>
+          <w:cs/>
+          <w:lang w:val="ar_AE" w:bidi="ar_AE"/>
+        </w:rPr>
+        <w:t>أعمال الرسل 7:23–29</w:t>
+      </w:r>
       <w:r>
         <w:rPr>
           <w:rtl/>
@@ -9040,20 +7636,14 @@
         </w:rPr>
         <w:t>بعد حوالي أربعين عامًا، ظهر الله لموسى في عُليّقة متقدة بالنار. أمر الله موسى بالعودة إلى مصر لتحرير شعبه من العبودية (</w:t>
       </w:r>
-      <w:hyperlink r:id="rId200">
-        <w:r>
-          <w:rPr>
-            <w:rtl/>
-            <w:cs/>
-            <w:lang w:val="ar_AE" w:bidi="ar_AE"/>
-          </w:rPr>
-          <w:rPr>
-            <w:color w:val="0000EE"/>
-            <w:u w:val="single"/>
-          </w:rPr>
-          <w:t>خروج 3:1–4:17</w:t>
-        </w:r>
-      </w:hyperlink>
+      <w:r>
+        <w:rPr>
+          <w:rtl/>
+          <w:cs/>
+          <w:lang w:val="ar_AE" w:bidi="ar_AE"/>
+        </w:rPr>
+        <w:t>خروج 3:1–4:17</w:t>
+      </w:r>
       <w:r>
         <w:rPr>
           <w:rtl/>
@@ -9102,20 +7692,14 @@
         </w:rPr>
         <w:t>قاد موسى بني إسرائيل إلى سيناء، حيث كان قد التقى بالله عند العُليّقة المتّقدة بالنار. كشف الله عن ذاته لموسى ثانية على ذلك الجبل، وأعطاه الشريعة، بما في ذلك الوصايا العشر (</w:t>
       </w:r>
-      <w:hyperlink r:id="rId201">
-        <w:r>
-          <w:rPr>
-            <w:rtl/>
-            <w:cs/>
-            <w:lang w:val="ar_AE" w:bidi="ar_AE"/>
-          </w:rPr>
-          <w:rPr>
-            <w:color w:val="0000EE"/>
-            <w:u w:val="single"/>
-          </w:rPr>
-          <w:t>خروج 20:1–23:19</w:t>
-        </w:r>
-      </w:hyperlink>
+      <w:r>
+        <w:rPr>
+          <w:rtl/>
+          <w:cs/>
+          <w:lang w:val="ar_AE" w:bidi="ar_AE"/>
+        </w:rPr>
+        <w:t>خروج 20:1–23:19</w:t>
+      </w:r>
       <w:r>
         <w:rPr>
           <w:rtl/>
@@ -9124,20 +7708,14 @@
         </w:rPr>
         <w:t>). كما أعطاه تعليمات محددة لبناء خيمة الاجتماع. عندما نزل موسى من الجبل، وجد أن الشعب قد تخلى عن الله الحقيقي بعبادة عجل الذهب (</w:t>
       </w:r>
-      <w:hyperlink r:id="rId202">
-        <w:r>
-          <w:rPr>
-            <w:rtl/>
-            <w:cs/>
-            <w:lang w:val="ar_AE" w:bidi="ar_AE"/>
-          </w:rPr>
-          <w:rPr>
-            <w:color w:val="0000EE"/>
-            <w:u w:val="single"/>
-          </w:rPr>
-          <w:t>خروج 32</w:t>
-        </w:r>
-      </w:hyperlink>
+      <w:r>
+        <w:rPr>
+          <w:rtl/>
+          <w:cs/>
+          <w:lang w:val="ar_AE" w:bidi="ar_AE"/>
+        </w:rPr>
+        <w:t>خروج 32</w:t>
+      </w:r>
       <w:r>
         <w:rPr>
           <w:rtl/>
@@ -9166,20 +7744,14 @@
         </w:rPr>
         <w:t>قاد موسى شعبًا متذمرًا ومتمردًا يفتقر إلى الثقة في الرب والاتكال عليه عبر البرية. حتى إن أخاه وأخته اعترضا على قيادته، واتخذوا من زواجه بامرأة كوشية ذريعة لهما للاعتراض والشكاية على موسلا (</w:t>
       </w:r>
-      <w:hyperlink r:id="rId203">
-        <w:r>
-          <w:rPr>
-            <w:rtl/>
-            <w:cs/>
-            <w:lang w:val="ar_AE" w:bidi="ar_AE"/>
-          </w:rPr>
-          <w:rPr>
-            <w:color w:val="0000EE"/>
-            <w:u w:val="single"/>
-          </w:rPr>
-          <w:t>عدد 12</w:t>
-        </w:r>
-      </w:hyperlink>
+      <w:r>
+        <w:rPr>
+          <w:rtl/>
+          <w:cs/>
+          <w:lang w:val="ar_AE" w:bidi="ar_AE"/>
+        </w:rPr>
+        <w:t>عدد 12</w:t>
+      </w:r>
       <w:r>
         <w:rPr>
           <w:rtl/>
@@ -9208,20 +7780,14 @@
         </w:rPr>
         <w:t>كان موسى رجلًا عظيمًا، لكنه لم يكن معصومًا من الخطأ. عندما اختبر الناس صبره بالشكوى من ندرة الماء، لم يتبع موسى وصايا الله وتعليماته. فضرب الصخرة بدلًا من أن يتحدث إليها (</w:t>
       </w:r>
-      <w:hyperlink r:id="rId204">
-        <w:r>
-          <w:rPr>
-            <w:rtl/>
-            <w:cs/>
-            <w:lang w:val="ar_AE" w:bidi="ar_AE"/>
-          </w:rPr>
-          <w:rPr>
-            <w:color w:val="0000EE"/>
-            <w:u w:val="single"/>
-          </w:rPr>
-          <w:t>عدد 20:1–13</w:t>
-        </w:r>
-      </w:hyperlink>
+      <w:r>
+        <w:rPr>
+          <w:rtl/>
+          <w:cs/>
+          <w:lang w:val="ar_AE" w:bidi="ar_AE"/>
+        </w:rPr>
+        <w:t>عدد 20:1–13</w:t>
+      </w:r>
       <w:r>
         <w:rPr>
           <w:rtl/>
@@ -9230,20 +7796,14 @@
         </w:rPr>
         <w:t>). ما فعله موسى لم يقدّس الله في عيني الشعب، إذ بضربه للصخرة أوحى للشعب أنه قد أخرج الماء بقوته الشخصيّة (</w:t>
       </w:r>
-      <w:hyperlink r:id="rId205">
-        <w:r>
-          <w:rPr>
-            <w:rtl/>
-            <w:cs/>
-            <w:lang w:val="ar_AE" w:bidi="ar_AE"/>
-          </w:rPr>
-          <w:rPr>
-            <w:color w:val="0000EE"/>
-            <w:u w:val="single"/>
-          </w:rPr>
-          <w:t>عدد 20:10؛</w:t>
-        </w:r>
-      </w:hyperlink>
+      <w:r>
+        <w:rPr>
+          <w:rtl/>
+          <w:cs/>
+          <w:lang w:val="ar_AE" w:bidi="ar_AE"/>
+        </w:rPr>
+        <w:t>عدد 20:10؛</w:t>
+      </w:r>
       <w:r>
         <w:rPr>
           <w:rtl/>
@@ -9252,20 +7812,14 @@
         </w:rPr>
         <w:t xml:space="preserve"> قارن </w:t>
       </w:r>
-      <w:hyperlink r:id="rId206">
-        <w:r>
-          <w:rPr>
-            <w:rtl/>
-            <w:cs/>
-            <w:lang w:val="ar_AE" w:bidi="ar_AE"/>
-          </w:rPr>
-          <w:rPr>
-            <w:color w:val="0000EE"/>
-            <w:u w:val="single"/>
-          </w:rPr>
-          <w:t>مزمور 106:32–33</w:t>
-        </w:r>
-      </w:hyperlink>
+      <w:r>
+        <w:rPr>
+          <w:rtl/>
+          <w:cs/>
+          <w:lang w:val="ar_AE" w:bidi="ar_AE"/>
+        </w:rPr>
+        <w:t>مزمور 106:32–33</w:t>
+      </w:r>
       <w:r>
         <w:rPr>
           <w:rtl/>
@@ -9362,20 +7916,14 @@
         </w:rPr>
         <w:t>" (</w:t>
       </w:r>
-      <w:hyperlink r:id="rId207">
-        <w:r>
-          <w:rPr>
-            <w:rtl/>
-            <w:cs/>
-            <w:lang w:val="ar_AE" w:bidi="ar_AE"/>
-          </w:rPr>
-          <w:rPr>
-            <w:color w:val="0000EE"/>
-            <w:u w:val="single"/>
-          </w:rPr>
-          <w:t>تثنية 34:10</w:t>
-        </w:r>
-      </w:hyperlink>
+      <w:r>
+        <w:rPr>
+          <w:rtl/>
+          <w:cs/>
+          <w:lang w:val="ar_AE" w:bidi="ar_AE"/>
+        </w:rPr>
+        <w:t>تثنية 34:10</w:t>
+      </w:r>
       <w:r>
         <w:rPr>
           <w:rtl/>
@@ -9384,20 +7932,14 @@
         </w:rPr>
         <w:t>). ولم يأتِ من يتجاوز موسى وسيطًا بين ٱلله والبشر سوى يسوع (</w:t>
       </w:r>
-      <w:hyperlink r:id="rId208">
-        <w:r>
-          <w:rPr>
-            <w:rtl/>
-            <w:cs/>
-            <w:lang w:val="ar_AE" w:bidi="ar_AE"/>
-          </w:rPr>
-          <w:rPr>
-            <w:color w:val="0000EE"/>
-            <w:u w:val="single"/>
-          </w:rPr>
-          <w:t>أعمال الرسل 3:17–26</w:t>
-        </w:r>
-      </w:hyperlink>
+      <w:r>
+        <w:rPr>
+          <w:rtl/>
+          <w:cs/>
+          <w:lang w:val="ar_AE" w:bidi="ar_AE"/>
+        </w:rPr>
+        <w:t>أعمال الرسل 3:17–26</w:t>
+      </w:r>
       <w:r>
         <w:rPr>
           <w:rtl/>
@@ -9406,20 +7948,14 @@
         </w:rPr>
         <w:t xml:space="preserve">؛ </w:t>
       </w:r>
-      <w:hyperlink r:id="rId209">
-        <w:r>
-          <w:rPr>
-            <w:rtl/>
-            <w:cs/>
-            <w:lang w:val="ar_AE" w:bidi="ar_AE"/>
-          </w:rPr>
-          <w:rPr>
-            <w:color w:val="0000EE"/>
-            <w:u w:val="single"/>
-          </w:rPr>
-          <w:t>عبرانيين 3</w:t>
-        </w:r>
-      </w:hyperlink>
+      <w:r>
+        <w:rPr>
+          <w:rtl/>
+          <w:cs/>
+          <w:lang w:val="ar_AE" w:bidi="ar_AE"/>
+        </w:rPr>
+        <w:t>عبرانيين 3</w:t>
+      </w:r>
       <w:r>
         <w:rPr>
           <w:rtl/>
@@ -9448,20 +7984,14 @@
         </w:rPr>
         <w:t>يرد ذكر موسى في العهد الجديد أكثر من أي شخصية كتابية أخرى من العهد القديم. ظهر موسى عند تجلي يسوع (عندما تغيرت هيئة يسوع). يؤكد العهد الجديد على دور موسى في إعطاء الناموس (الشريعة)، ويستخدم خبراته لإظهار نمط الحياة تحت العهد الجديد. مثلما نجى موسى من الموت وهو طفل، نجا يسوع كذلك من مخطط حاكم شرير (</w:t>
       </w:r>
-      <w:hyperlink r:id="rId96">
-        <w:r>
-          <w:rPr>
-            <w:rtl/>
-            <w:cs/>
-            <w:lang w:val="ar_AE" w:bidi="ar_AE"/>
-          </w:rPr>
-          <w:rPr>
-            <w:color w:val="0000EE"/>
-            <w:u w:val="single"/>
-          </w:rPr>
-          <w:t>متّى 2:13–18</w:t>
-        </w:r>
-      </w:hyperlink>
+      <w:r>
+        <w:rPr>
+          <w:rtl/>
+          <w:cs/>
+          <w:lang w:val="ar_AE" w:bidi="ar_AE"/>
+        </w:rPr>
+        <w:t>متّى 2:13–18</w:t>
+      </w:r>
       <w:r>
         <w:rPr>
           <w:rtl/>
@@ -9470,20 +8000,14 @@
         </w:rPr>
         <w:t xml:space="preserve">). أما شريعة يسوع الجديدة في موعظته على الجبل فتلقي بظلالها على الشريعة التي أُعطيت في سيناء (انظر </w:t>
       </w:r>
-      <w:hyperlink r:id="rId210">
-        <w:r>
-          <w:rPr>
-            <w:rtl/>
-            <w:cs/>
-            <w:lang w:val="ar_AE" w:bidi="ar_AE"/>
-          </w:rPr>
-          <w:rPr>
-            <w:color w:val="0000EE"/>
-            <w:u w:val="single"/>
-          </w:rPr>
-          <w:t>متّى 5–7</w:t>
-        </w:r>
-      </w:hyperlink>
+      <w:r>
+        <w:rPr>
+          <w:rtl/>
+          <w:cs/>
+          <w:lang w:val="ar_AE" w:bidi="ar_AE"/>
+        </w:rPr>
+        <w:t>متّى 5–7</w:t>
+      </w:r>
       <w:r>
         <w:rPr>
           <w:rtl/>
@@ -9492,20 +8016,14 @@
         </w:rPr>
         <w:t xml:space="preserve">). وتُظهر يسوع أنه المتمم الحقيقي لمشيئة الله وإرادته. كما تعقد رسالة العبرانيين مقارنة ما بين المسيح وموسى. وكذا تبرز رسالة غلاطية وإنجيل يوحنا التباين ما بين شريعة موسى وعلاقة المؤمن الجديدة بالله (انظر </w:t>
       </w:r>
-      <w:hyperlink r:id="rId211">
-        <w:r>
-          <w:rPr>
-            <w:rtl/>
-            <w:cs/>
-            <w:lang w:val="ar_AE" w:bidi="ar_AE"/>
-          </w:rPr>
-          <w:rPr>
-            <w:color w:val="0000EE"/>
-            <w:u w:val="single"/>
-          </w:rPr>
-          <w:t>يوحنا 1:17</w:t>
-        </w:r>
-      </w:hyperlink>
+      <w:r>
+        <w:rPr>
+          <w:rtl/>
+          <w:cs/>
+          <w:lang w:val="ar_AE" w:bidi="ar_AE"/>
+        </w:rPr>
+        <w:t>يوحنا 1:17</w:t>
+      </w:r>
       <w:r>
         <w:rPr>
           <w:rtl/>
@@ -9514,20 +8032,14 @@
         </w:rPr>
         <w:t xml:space="preserve">؛ </w:t>
       </w:r>
-      <w:hyperlink r:id="rId212">
-        <w:r>
-          <w:rPr>
-            <w:rtl/>
-            <w:cs/>
-            <w:lang w:val="ar_AE" w:bidi="ar_AE"/>
-          </w:rPr>
-          <w:rPr>
-            <w:color w:val="0000EE"/>
-            <w:u w:val="single"/>
-          </w:rPr>
-          <w:t>غلاطيين 3:1–5</w:t>
-        </w:r>
-      </w:hyperlink>
+      <w:r>
+        <w:rPr>
+          <w:rtl/>
+          <w:cs/>
+          <w:lang w:val="ar_AE" w:bidi="ar_AE"/>
+        </w:rPr>
+        <w:t>غلاطيين 3:1–5</w:t>
+      </w:r>
       <w:r>
         <w:rPr>
           <w:rtl/>
@@ -9536,20 +8048,14 @@
         </w:rPr>
         <w:t xml:space="preserve">؛ </w:t>
       </w:r>
-      <w:hyperlink r:id="rId213">
-        <w:r>
-          <w:rPr>
-            <w:rtl/>
-            <w:cs/>
-            <w:lang w:val="ar_AE" w:bidi="ar_AE"/>
-          </w:rPr>
-          <w:rPr>
-            <w:color w:val="0000EE"/>
-            <w:u w:val="single"/>
-          </w:rPr>
-          <w:t>عبرانيين 3:5–6</w:t>
-        </w:r>
-      </w:hyperlink>
+      <w:r>
+        <w:rPr>
+          <w:rtl/>
+          <w:cs/>
+          <w:lang w:val="ar_AE" w:bidi="ar_AE"/>
+        </w:rPr>
+        <w:t>عبرانيين 3:5–6</w:t>
+      </w:r>
       <w:r>
         <w:rPr>
           <w:rtl/>
@@ -9558,20 +8064,14 @@
         </w:rPr>
         <w:t xml:space="preserve">؛ </w:t>
       </w:r>
-      <w:hyperlink r:id="rId214">
-        <w:r>
-          <w:rPr>
-            <w:rtl/>
-            <w:cs/>
-            <w:lang w:val="ar_AE" w:bidi="ar_AE"/>
-          </w:rPr>
-          <w:rPr>
-            <w:color w:val="0000EE"/>
-            <w:u w:val="single"/>
-          </w:rPr>
-          <w:t>9:11–10:18</w:t>
-        </w:r>
-      </w:hyperlink>
+      <w:r>
+        <w:rPr>
+          <w:rtl/>
+          <w:cs/>
+          <w:lang w:val="ar_AE" w:bidi="ar_AE"/>
+        </w:rPr>
+        <w:t>9:11–10:18</w:t>
+      </w:r>
       <w:r>
         <w:rPr>
           <w:rtl/>
@@ -9613,20 +8113,14 @@
           <w:lang w:val="ar_AE" w:bidi="ar_AE"/>
         </w:rPr>
       </w:r>
-      <w:hyperlink r:id="rId215">
-        <w:r>
-          <w:rPr>
-            <w:rtl/>
-            <w:cs/>
-            <w:lang w:val="ar_AE" w:bidi="ar_AE"/>
-          </w:rPr>
-          <w:rPr>
-            <w:color w:val="0000EE"/>
-            <w:u w:val="single"/>
-          </w:rPr>
-          <w:t>خروج 2:1–22</w:t>
-        </w:r>
-      </w:hyperlink>
+      <w:r>
+        <w:rPr>
+          <w:rtl/>
+          <w:cs/>
+          <w:lang w:val="ar_AE" w:bidi="ar_AE"/>
+        </w:rPr>
+        <w:t>خروج 2:1–22</w:t>
+      </w:r>
       <w:r>
         <w:rPr>
           <w:rtl/>
@@ -9635,20 +8129,14 @@
         </w:rPr>
         <w:t xml:space="preserve">؛ </w:t>
       </w:r>
-      <w:hyperlink r:id="rId216">
-        <w:r>
-          <w:rPr>
-            <w:rtl/>
-            <w:cs/>
-            <w:lang w:val="ar_AE" w:bidi="ar_AE"/>
-          </w:rPr>
-          <w:rPr>
-            <w:color w:val="0000EE"/>
-            <w:u w:val="single"/>
-          </w:rPr>
-          <w:t>3:1–19:25</w:t>
-        </w:r>
-      </w:hyperlink>
+      <w:r>
+        <w:rPr>
+          <w:rtl/>
+          <w:cs/>
+          <w:lang w:val="ar_AE" w:bidi="ar_AE"/>
+        </w:rPr>
+        <w:t>3:1–19:25</w:t>
+      </w:r>
       <w:r>
         <w:rPr>
           <w:rtl/>
@@ -9657,20 +8145,14 @@
         </w:rPr>
         <w:t xml:space="preserve">؛ </w:t>
       </w:r>
-      <w:hyperlink r:id="rId217">
-        <w:r>
-          <w:rPr>
-            <w:rtl/>
-            <w:cs/>
-            <w:lang w:val="ar_AE" w:bidi="ar_AE"/>
-          </w:rPr>
-          <w:rPr>
-            <w:color w:val="0000EE"/>
-            <w:u w:val="single"/>
-          </w:rPr>
-          <w:t>20:19–21</w:t>
-        </w:r>
-      </w:hyperlink>
+      <w:r>
+        <w:rPr>
+          <w:rtl/>
+          <w:cs/>
+          <w:lang w:val="ar_AE" w:bidi="ar_AE"/>
+        </w:rPr>
+        <w:t>20:19–21</w:t>
+      </w:r>
       <w:r>
         <w:rPr>
           <w:rtl/>
@@ -9679,20 +8161,14 @@
         </w:rPr>
         <w:t xml:space="preserve">؛ </w:t>
       </w:r>
-      <w:hyperlink r:id="rId218">
-        <w:r>
-          <w:rPr>
-            <w:rtl/>
-            <w:cs/>
-            <w:lang w:val="ar_AE" w:bidi="ar_AE"/>
-          </w:rPr>
-          <w:rPr>
-            <w:color w:val="0000EE"/>
-            <w:u w:val="single"/>
-          </w:rPr>
-          <w:t>24:1–18</w:t>
-        </w:r>
-      </w:hyperlink>
+      <w:r>
+        <w:rPr>
+          <w:rtl/>
+          <w:cs/>
+          <w:lang w:val="ar_AE" w:bidi="ar_AE"/>
+        </w:rPr>
+        <w:t>24:1–18</w:t>
+      </w:r>
       <w:r>
         <w:rPr>
           <w:rtl/>
@@ -9701,20 +8177,14 @@
         </w:rPr>
         <w:t xml:space="preserve">؛ </w:t>
       </w:r>
-      <w:hyperlink r:id="rId219">
-        <w:r>
-          <w:rPr>
-            <w:rtl/>
-            <w:cs/>
-            <w:lang w:val="ar_AE" w:bidi="ar_AE"/>
-          </w:rPr>
-          <w:rPr>
-            <w:color w:val="0000EE"/>
-            <w:u w:val="single"/>
-          </w:rPr>
-          <w:t>31:18</w:t>
-        </w:r>
-      </w:hyperlink>
+      <w:r>
+        <w:rPr>
+          <w:rtl/>
+          <w:cs/>
+          <w:lang w:val="ar_AE" w:bidi="ar_AE"/>
+        </w:rPr>
+        <w:t>31:18</w:t>
+      </w:r>
       <w:r>
         <w:rPr>
           <w:rtl/>
@@ -9723,20 +8193,14 @@
         </w:rPr>
         <w:t xml:space="preserve">؛ </w:t>
       </w:r>
-      <w:hyperlink r:id="rId220">
-        <w:r>
-          <w:rPr>
-            <w:rtl/>
-            <w:cs/>
-            <w:lang w:val="ar_AE" w:bidi="ar_AE"/>
-          </w:rPr>
-          <w:rPr>
-            <w:color w:val="0000EE"/>
-            <w:u w:val="single"/>
-          </w:rPr>
-          <w:t>32:1–34:35</w:t>
-        </w:r>
-      </w:hyperlink>
+      <w:r>
+        <w:rPr>
+          <w:rtl/>
+          <w:cs/>
+          <w:lang w:val="ar_AE" w:bidi="ar_AE"/>
+        </w:rPr>
+        <w:t>32:1–34:35</w:t>
+      </w:r>
       <w:r>
         <w:rPr>
           <w:rtl/>
@@ -9745,20 +8209,14 @@
         </w:rPr>
         <w:t xml:space="preserve">؛ </w:t>
       </w:r>
-      <w:hyperlink r:id="rId221">
-        <w:r>
-          <w:rPr>
-            <w:rtl/>
-            <w:cs/>
-            <w:lang w:val="ar_AE" w:bidi="ar_AE"/>
-          </w:rPr>
-          <w:rPr>
-            <w:color w:val="0000EE"/>
-            <w:u w:val="single"/>
-          </w:rPr>
-          <w:t>39:42–43</w:t>
-        </w:r>
-      </w:hyperlink>
+      <w:r>
+        <w:rPr>
+          <w:rtl/>
+          <w:cs/>
+          <w:lang w:val="ar_AE" w:bidi="ar_AE"/>
+        </w:rPr>
+        <w:t>39:42–43</w:t>
+      </w:r>
       <w:r>
         <w:rPr>
           <w:rtl/>
@@ -9767,20 +8225,14 @@
         </w:rPr>
         <w:t xml:space="preserve">؛ </w:t>
       </w:r>
-      <w:hyperlink r:id="rId222">
-        <w:r>
-          <w:rPr>
-            <w:rtl/>
-            <w:cs/>
-            <w:lang w:val="ar_AE" w:bidi="ar_AE"/>
-          </w:rPr>
-          <w:rPr>
-            <w:color w:val="0000EE"/>
-            <w:u w:val="single"/>
-          </w:rPr>
-          <w:t>40:16</w:t>
-        </w:r>
-      </w:hyperlink>
+      <w:r>
+        <w:rPr>
+          <w:rtl/>
+          <w:cs/>
+          <w:lang w:val="ar_AE" w:bidi="ar_AE"/>
+        </w:rPr>
+        <w:t>40:16</w:t>
+      </w:r>
       <w:r>
         <w:rPr>
           <w:rtl/>
@@ -9789,20 +8241,14 @@
         </w:rPr>
         <w:t xml:space="preserve">؛ </w:t>
       </w:r>
-      <w:hyperlink r:id="rId223">
-        <w:r>
-          <w:rPr>
-            <w:rtl/>
-            <w:cs/>
-            <w:lang w:val="ar_AE" w:bidi="ar_AE"/>
-          </w:rPr>
-          <w:rPr>
-            <w:color w:val="0000EE"/>
-            <w:u w:val="single"/>
-          </w:rPr>
-          <w:t>لاويين 8:1–36</w:t>
-        </w:r>
-      </w:hyperlink>
+      <w:r>
+        <w:rPr>
+          <w:rtl/>
+          <w:cs/>
+          <w:lang w:val="ar_AE" w:bidi="ar_AE"/>
+        </w:rPr>
+        <w:t>لاويين 8:1–36</w:t>
+      </w:r>
       <w:r>
         <w:rPr>
           <w:rtl/>
@@ -9811,20 +8257,14 @@
         </w:rPr>
         <w:t xml:space="preserve">؛ </w:t>
       </w:r>
-      <w:hyperlink r:id="rId224">
-        <w:r>
-          <w:rPr>
-            <w:rtl/>
-            <w:cs/>
-            <w:lang w:val="ar_AE" w:bidi="ar_AE"/>
-          </w:rPr>
-          <w:rPr>
-            <w:color w:val="0000EE"/>
-            <w:u w:val="single"/>
-          </w:rPr>
-          <w:t>10:1–20</w:t>
-        </w:r>
-      </w:hyperlink>
+      <w:r>
+        <w:rPr>
+          <w:rtl/>
+          <w:cs/>
+          <w:lang w:val="ar_AE" w:bidi="ar_AE"/>
+        </w:rPr>
+        <w:t>10:1–20</w:t>
+      </w:r>
       <w:r>
         <w:rPr>
           <w:rtl/>
@@ -9833,20 +8273,14 @@
         </w:rPr>
         <w:t xml:space="preserve">؛ </w:t>
       </w:r>
-      <w:hyperlink r:id="rId225">
-        <w:r>
-          <w:rPr>
-            <w:rtl/>
-            <w:cs/>
-            <w:lang w:val="ar_AE" w:bidi="ar_AE"/>
-          </w:rPr>
-          <w:rPr>
-            <w:color w:val="0000EE"/>
-            <w:u w:val="single"/>
-          </w:rPr>
-          <w:t>24:10–23</w:t>
-        </w:r>
-      </w:hyperlink>
+      <w:r>
+        <w:rPr>
+          <w:rtl/>
+          <w:cs/>
+          <w:lang w:val="ar_AE" w:bidi="ar_AE"/>
+        </w:rPr>
+        <w:t>24:10–23</w:t>
+      </w:r>
       <w:r>
         <w:rPr>
           <w:rtl/>
@@ -9855,20 +8289,14 @@
         </w:rPr>
         <w:t xml:space="preserve">؛ </w:t>
       </w:r>
-      <w:hyperlink r:id="rId226">
-        <w:r>
-          <w:rPr>
-            <w:rtl/>
-            <w:cs/>
-            <w:lang w:val="ar_AE" w:bidi="ar_AE"/>
-          </w:rPr>
-          <w:rPr>
-            <w:color w:val="0000EE"/>
-            <w:u w:val="single"/>
-          </w:rPr>
-          <w:t>عدد 7:1–11،</w:t>
-        </w:r>
-      </w:hyperlink>
+      <w:r>
+        <w:rPr>
+          <w:rtl/>
+          <w:cs/>
+          <w:lang w:val="ar_AE" w:bidi="ar_AE"/>
+        </w:rPr>
+        <w:t>عدد 7:1–11،</w:t>
+      </w:r>
       <w:r>
         <w:rPr>
           <w:rtl/>
@@ -9877,20 +8305,14 @@
         </w:rPr>
         <w:t xml:space="preserve"> </w:t>
       </w:r>
-      <w:hyperlink r:id="rId227">
-        <w:r>
-          <w:rPr>
-            <w:rtl/>
-            <w:cs/>
-            <w:lang w:val="ar_AE" w:bidi="ar_AE"/>
-          </w:rPr>
-          <w:rPr>
-            <w:color w:val="0000EE"/>
-            <w:u w:val="single"/>
-          </w:rPr>
-          <w:t>89</w:t>
-        </w:r>
-      </w:hyperlink>
+      <w:r>
+        <w:rPr>
+          <w:rtl/>
+          <w:cs/>
+          <w:lang w:val="ar_AE" w:bidi="ar_AE"/>
+        </w:rPr>
+        <w:t>89</w:t>
+      </w:r>
       <w:r>
         <w:rPr>
           <w:rtl/>
@@ -9899,20 +8321,14 @@
         </w:rPr>
         <w:t xml:space="preserve">؛ </w:t>
       </w:r>
-      <w:hyperlink r:id="rId228">
-        <w:r>
-          <w:rPr>
-            <w:rtl/>
-            <w:cs/>
-            <w:lang w:val="ar_AE" w:bidi="ar_AE"/>
-          </w:rPr>
-          <w:rPr>
-            <w:color w:val="0000EE"/>
-            <w:u w:val="single"/>
-          </w:rPr>
-          <w:t>9:1–14</w:t>
-        </w:r>
-      </w:hyperlink>
+      <w:r>
+        <w:rPr>
+          <w:rtl/>
+          <w:cs/>
+          <w:lang w:val="ar_AE" w:bidi="ar_AE"/>
+        </w:rPr>
+        <w:t>9:1–14</w:t>
+      </w:r>
       <w:r>
         <w:rPr>
           <w:rtl/>
@@ -9921,20 +8337,14 @@
         </w:rPr>
         <w:t xml:space="preserve">؛ </w:t>
       </w:r>
-      <w:hyperlink r:id="rId229">
-        <w:r>
-          <w:rPr>
-            <w:rtl/>
-            <w:cs/>
-            <w:lang w:val="ar_AE" w:bidi="ar_AE"/>
-          </w:rPr>
-          <w:rPr>
-            <w:color w:val="0000EE"/>
-            <w:u w:val="single"/>
-          </w:rPr>
-          <w:t>10:29–14:45</w:t>
-        </w:r>
-      </w:hyperlink>
+      <w:r>
+        <w:rPr>
+          <w:rtl/>
+          <w:cs/>
+          <w:lang w:val="ar_AE" w:bidi="ar_AE"/>
+        </w:rPr>
+        <w:t>10:29–14:45</w:t>
+      </w:r>
       <w:r>
         <w:rPr>
           <w:rtl/>
@@ -9943,20 +8353,14 @@
         </w:rPr>
         <w:t xml:space="preserve">؛ </w:t>
       </w:r>
-      <w:hyperlink r:id="rId230">
-        <w:r>
-          <w:rPr>
-            <w:rtl/>
-            <w:cs/>
-            <w:lang w:val="ar_AE" w:bidi="ar_AE"/>
-          </w:rPr>
-          <w:rPr>
-            <w:color w:val="0000EE"/>
-            <w:u w:val="single"/>
-          </w:rPr>
-          <w:t>15:32–36</w:t>
-        </w:r>
-      </w:hyperlink>
+      <w:r>
+        <w:rPr>
+          <w:rtl/>
+          <w:cs/>
+          <w:lang w:val="ar_AE" w:bidi="ar_AE"/>
+        </w:rPr>
+        <w:t>15:32–36</w:t>
+      </w:r>
       <w:r>
         <w:rPr>
           <w:rtl/>
@@ -9965,20 +8369,14 @@
         </w:rPr>
         <w:t xml:space="preserve">؛ </w:t>
       </w:r>
-      <w:hyperlink r:id="rId231">
-        <w:r>
-          <w:rPr>
-            <w:rtl/>
-            <w:cs/>
-            <w:lang w:val="ar_AE" w:bidi="ar_AE"/>
-          </w:rPr>
-          <w:rPr>
-            <w:color w:val="0000EE"/>
-            <w:u w:val="single"/>
-          </w:rPr>
-          <w:t>16:1–17:13</w:t>
-        </w:r>
-      </w:hyperlink>
+      <w:r>
+        <w:rPr>
+          <w:rtl/>
+          <w:cs/>
+          <w:lang w:val="ar_AE" w:bidi="ar_AE"/>
+        </w:rPr>
+        <w:t>16:1–17:13</w:t>
+      </w:r>
       <w:r>
         <w:rPr>
           <w:rtl/>
@@ -9987,20 +8385,14 @@
         </w:rPr>
         <w:t xml:space="preserve">؛ </w:t>
       </w:r>
-      <w:hyperlink r:id="rId232">
-        <w:r>
-          <w:rPr>
-            <w:rtl/>
-            <w:cs/>
-            <w:lang w:val="ar_AE" w:bidi="ar_AE"/>
-          </w:rPr>
-          <w:rPr>
-            <w:color w:val="0000EE"/>
-            <w:u w:val="single"/>
-          </w:rPr>
-          <w:t>20:1–29</w:t>
-        </w:r>
-      </w:hyperlink>
+      <w:r>
+        <w:rPr>
+          <w:rtl/>
+          <w:cs/>
+          <w:lang w:val="ar_AE" w:bidi="ar_AE"/>
+        </w:rPr>
+        <w:t>20:1–29</w:t>
+      </w:r>
       <w:r>
         <w:rPr>
           <w:rtl/>
@@ -10009,20 +8401,14 @@
         </w:rPr>
         <w:t xml:space="preserve">؛ </w:t>
       </w:r>
-      <w:hyperlink r:id="rId233">
-        <w:r>
-          <w:rPr>
-            <w:rtl/>
-            <w:cs/>
-            <w:lang w:val="ar_AE" w:bidi="ar_AE"/>
-          </w:rPr>
-          <w:rPr>
-            <w:color w:val="0000EE"/>
-            <w:u w:val="single"/>
-          </w:rPr>
-          <w:t>21:4–9</w:t>
-        </w:r>
-      </w:hyperlink>
+      <w:r>
+        <w:rPr>
+          <w:rtl/>
+          <w:cs/>
+          <w:lang w:val="ar_AE" w:bidi="ar_AE"/>
+        </w:rPr>
+        <w:t>21:4–9</w:t>
+      </w:r>
       <w:r>
         <w:rPr>
           <w:rtl/>
@@ -10031,20 +8417,14 @@
         </w:rPr>
         <w:t xml:space="preserve">؛ </w:t>
       </w:r>
-      <w:hyperlink r:id="rId234">
-        <w:r>
-          <w:rPr>
-            <w:rtl/>
-            <w:cs/>
-            <w:lang w:val="ar_AE" w:bidi="ar_AE"/>
-          </w:rPr>
-          <w:rPr>
-            <w:color w:val="0000EE"/>
-            <w:u w:val="single"/>
-          </w:rPr>
-          <w:t>25:1–5</w:t>
-        </w:r>
-      </w:hyperlink>
+      <w:r>
+        <w:rPr>
+          <w:rtl/>
+          <w:cs/>
+          <w:lang w:val="ar_AE" w:bidi="ar_AE"/>
+        </w:rPr>
+        <w:t>25:1–5</w:t>
+      </w:r>
       <w:r>
         <w:rPr>
           <w:rtl/>
@@ -10053,20 +8433,14 @@
         </w:rPr>
         <w:t xml:space="preserve">؛ </w:t>
       </w:r>
-      <w:hyperlink r:id="rId235">
-        <w:r>
-          <w:rPr>
-            <w:rtl/>
-            <w:cs/>
-            <w:lang w:val="ar_AE" w:bidi="ar_AE"/>
-          </w:rPr>
-          <w:rPr>
-            <w:color w:val="0000EE"/>
-            <w:u w:val="single"/>
-          </w:rPr>
-          <w:t>27:1–23</w:t>
-        </w:r>
-      </w:hyperlink>
+      <w:r>
+        <w:rPr>
+          <w:rtl/>
+          <w:cs/>
+          <w:lang w:val="ar_AE" w:bidi="ar_AE"/>
+        </w:rPr>
+        <w:t>27:1–23</w:t>
+      </w:r>
       <w:r>
         <w:rPr>
           <w:rtl/>
@@ -10075,20 +8449,14 @@
         </w:rPr>
         <w:t xml:space="preserve">؛ </w:t>
       </w:r>
-      <w:hyperlink r:id="rId236">
-        <w:r>
-          <w:rPr>
-            <w:rtl/>
-            <w:cs/>
-            <w:lang w:val="ar_AE" w:bidi="ar_AE"/>
-          </w:rPr>
-          <w:rPr>
-            <w:color w:val="0000EE"/>
-            <w:u w:val="single"/>
-          </w:rPr>
-          <w:t>31:1–32:33</w:t>
-        </w:r>
-      </w:hyperlink>
+      <w:r>
+        <w:rPr>
+          <w:rtl/>
+          <w:cs/>
+          <w:lang w:val="ar_AE" w:bidi="ar_AE"/>
+        </w:rPr>
+        <w:t>31:1–32:33</w:t>
+      </w:r>
       <w:r>
         <w:rPr>
           <w:rtl/>
@@ -10097,20 +8465,14 @@
         </w:rPr>
         <w:t xml:space="preserve">؛ </w:t>
       </w:r>
-      <w:hyperlink r:id="rId237">
-        <w:r>
-          <w:rPr>
-            <w:rtl/>
-            <w:cs/>
-            <w:lang w:val="ar_AE" w:bidi="ar_AE"/>
-          </w:rPr>
-          <w:rPr>
-            <w:color w:val="0000EE"/>
-            <w:u w:val="single"/>
-          </w:rPr>
-          <w:t>33:1–2</w:t>
-        </w:r>
-      </w:hyperlink>
+      <w:r>
+        <w:rPr>
+          <w:rtl/>
+          <w:cs/>
+          <w:lang w:val="ar_AE" w:bidi="ar_AE"/>
+        </w:rPr>
+        <w:t>33:1–2</w:t>
+      </w:r>
       <w:r>
         <w:rPr>
           <w:rtl/>
@@ -10119,20 +8481,14 @@
         </w:rPr>
         <w:t xml:space="preserve">؛ </w:t>
       </w:r>
-      <w:hyperlink r:id="rId238">
-        <w:r>
-          <w:rPr>
-            <w:rtl/>
-            <w:cs/>
-            <w:lang w:val="ar_AE" w:bidi="ar_AE"/>
-          </w:rPr>
-          <w:rPr>
-            <w:color w:val="0000EE"/>
-            <w:u w:val="single"/>
-          </w:rPr>
-          <w:t>تثنية 1:1–5</w:t>
-        </w:r>
-      </w:hyperlink>
+      <w:r>
+        <w:rPr>
+          <w:rtl/>
+          <w:cs/>
+          <w:lang w:val="ar_AE" w:bidi="ar_AE"/>
+        </w:rPr>
+        <w:t>تثنية 1:1–5</w:t>
+      </w:r>
       <w:r>
         <w:rPr>
           <w:rtl/>
@@ -10141,20 +8497,14 @@
         </w:rPr>
         <w:t xml:space="preserve">؛ </w:t>
       </w:r>
-      <w:hyperlink r:id="rId239">
-        <w:r>
-          <w:rPr>
-            <w:rtl/>
-            <w:cs/>
-            <w:lang w:val="ar_AE" w:bidi="ar_AE"/>
-          </w:rPr>
-          <w:rPr>
-            <w:color w:val="0000EE"/>
-            <w:u w:val="single"/>
-          </w:rPr>
-          <w:t>31:1–34:12</w:t>
-        </w:r>
-      </w:hyperlink>
+      <w:r>
+        <w:rPr>
+          <w:rtl/>
+          <w:cs/>
+          <w:lang w:val="ar_AE" w:bidi="ar_AE"/>
+        </w:rPr>
+        <w:t>31:1–34:12</w:t>
+      </w:r>
       <w:r>
         <w:rPr>
           <w:rtl/>
@@ -10163,20 +8513,14 @@
         </w:rPr>
         <w:t xml:space="preserve">؛ </w:t>
       </w:r>
-      <w:hyperlink r:id="rId240">
-        <w:r>
-          <w:rPr>
-            <w:rtl/>
-            <w:cs/>
-            <w:lang w:val="ar_AE" w:bidi="ar_AE"/>
-          </w:rPr>
-          <w:rPr>
-            <w:color w:val="0000EE"/>
-            <w:u w:val="single"/>
-          </w:rPr>
-          <w:t>1أخبار الأيام 23:13–17</w:t>
-        </w:r>
-      </w:hyperlink>
+      <w:r>
+        <w:rPr>
+          <w:rtl/>
+          <w:cs/>
+          <w:lang w:val="ar_AE" w:bidi="ar_AE"/>
+        </w:rPr>
+        <w:t>1أخبار الأيام 23:13–17</w:t>
+      </w:r>
       <w:r>
         <w:rPr>
           <w:rtl/>
@@ -10185,20 +8529,14 @@
         </w:rPr>
         <w:t xml:space="preserve">؛ </w:t>
       </w:r>
-      <w:hyperlink r:id="rId241">
-        <w:r>
-          <w:rPr>
-            <w:rtl/>
-            <w:cs/>
-            <w:lang w:val="ar_AE" w:bidi="ar_AE"/>
-          </w:rPr>
-          <w:rPr>
-            <w:color w:val="0000EE"/>
-            <w:u w:val="single"/>
-          </w:rPr>
-          <w:t>مزامير 77:20</w:t>
-        </w:r>
-      </w:hyperlink>
+      <w:r>
+        <w:rPr>
+          <w:rtl/>
+          <w:cs/>
+          <w:lang w:val="ar_AE" w:bidi="ar_AE"/>
+        </w:rPr>
+        <w:t>مزامير 77:20</w:t>
+      </w:r>
       <w:r>
         <w:rPr>
           <w:rtl/>
@@ -10207,20 +8545,14 @@
         </w:rPr>
         <w:t xml:space="preserve">؛ </w:t>
       </w:r>
-      <w:hyperlink r:id="rId242">
-        <w:r>
-          <w:rPr>
-            <w:rtl/>
-            <w:cs/>
-            <w:lang w:val="ar_AE" w:bidi="ar_AE"/>
-          </w:rPr>
-          <w:rPr>
-            <w:color w:val="0000EE"/>
-            <w:u w:val="single"/>
-          </w:rPr>
-          <w:t>90:1–17</w:t>
-        </w:r>
-      </w:hyperlink>
+      <w:r>
+        <w:rPr>
+          <w:rtl/>
+          <w:cs/>
+          <w:lang w:val="ar_AE" w:bidi="ar_AE"/>
+        </w:rPr>
+        <w:t>90:1–17</w:t>
+      </w:r>
       <w:r>
         <w:rPr>
           <w:rtl/>
@@ -10229,20 +8561,14 @@
         </w:rPr>
         <w:t xml:space="preserve">؛ </w:t>
       </w:r>
-      <w:hyperlink r:id="rId243">
-        <w:r>
-          <w:rPr>
-            <w:rtl/>
-            <w:cs/>
-            <w:lang w:val="ar_AE" w:bidi="ar_AE"/>
-          </w:rPr>
-          <w:rPr>
-            <w:color w:val="0000EE"/>
-            <w:u w:val="single"/>
-          </w:rPr>
-          <w:t>103:7</w:t>
-        </w:r>
-      </w:hyperlink>
+      <w:r>
+        <w:rPr>
+          <w:rtl/>
+          <w:cs/>
+          <w:lang w:val="ar_AE" w:bidi="ar_AE"/>
+        </w:rPr>
+        <w:t>103:7</w:t>
+      </w:r>
       <w:r>
         <w:rPr>
           <w:rtl/>
@@ -10251,20 +8577,14 @@
         </w:rPr>
         <w:t xml:space="preserve">؛ </w:t>
       </w:r>
-      <w:hyperlink r:id="rId244">
-        <w:r>
-          <w:rPr>
-            <w:rtl/>
-            <w:cs/>
-            <w:lang w:val="ar_AE" w:bidi="ar_AE"/>
-          </w:rPr>
-          <w:rPr>
-            <w:color w:val="0000EE"/>
-            <w:u w:val="single"/>
-          </w:rPr>
-          <w:t>105:26–27</w:t>
-        </w:r>
-      </w:hyperlink>
+      <w:r>
+        <w:rPr>
+          <w:rtl/>
+          <w:cs/>
+          <w:lang w:val="ar_AE" w:bidi="ar_AE"/>
+        </w:rPr>
+        <w:t>105:26–27</w:t>
+      </w:r>
       <w:r>
         <w:rPr>
           <w:rtl/>
@@ -10273,20 +8593,14 @@
         </w:rPr>
         <w:t xml:space="preserve">؛ </w:t>
       </w:r>
-      <w:hyperlink r:id="rId206">
-        <w:r>
-          <w:rPr>
-            <w:rtl/>
-            <w:cs/>
-            <w:lang w:val="ar_AE" w:bidi="ar_AE"/>
-          </w:rPr>
-          <w:rPr>
-            <w:color w:val="0000EE"/>
-            <w:u w:val="single"/>
-          </w:rPr>
-          <w:t>106:32–33</w:t>
-        </w:r>
-      </w:hyperlink>
+      <w:r>
+        <w:rPr>
+          <w:rtl/>
+          <w:cs/>
+          <w:lang w:val="ar_AE" w:bidi="ar_AE"/>
+        </w:rPr>
+        <w:t>106:32–33</w:t>
+      </w:r>
       <w:r>
         <w:rPr>
           <w:rtl/>
@@ -10295,20 +8609,14 @@
         </w:rPr>
         <w:t xml:space="preserve">؛ </w:t>
       </w:r>
-      <w:hyperlink r:id="rId245">
-        <w:r>
-          <w:rPr>
-            <w:rtl/>
-            <w:cs/>
-            <w:lang w:val="ar_AE" w:bidi="ar_AE"/>
-          </w:rPr>
-          <w:rPr>
-            <w:color w:val="0000EE"/>
-            <w:u w:val="single"/>
-          </w:rPr>
-          <w:t>مرقس 9:2–13</w:t>
-        </w:r>
-      </w:hyperlink>
+      <w:r>
+        <w:rPr>
+          <w:rtl/>
+          <w:cs/>
+          <w:lang w:val="ar_AE" w:bidi="ar_AE"/>
+        </w:rPr>
+        <w:t>مرقس 9:2–13</w:t>
+      </w:r>
       <w:r>
         <w:rPr>
           <w:rtl/>
@@ -10317,20 +8625,14 @@
         </w:rPr>
         <w:t xml:space="preserve">؛ </w:t>
       </w:r>
-      <w:hyperlink r:id="rId246">
-        <w:r>
-          <w:rPr>
-            <w:rtl/>
-            <w:cs/>
-            <w:lang w:val="ar_AE" w:bidi="ar_AE"/>
-          </w:rPr>
-          <w:rPr>
-            <w:color w:val="0000EE"/>
-            <w:u w:val="single"/>
-          </w:rPr>
-          <w:t>أعمال الرسل 7:17–44</w:t>
-        </w:r>
-      </w:hyperlink>
+      <w:r>
+        <w:rPr>
+          <w:rtl/>
+          <w:cs/>
+          <w:lang w:val="ar_AE" w:bidi="ar_AE"/>
+        </w:rPr>
+        <w:t>أعمال الرسل 7:17–44</w:t>
+      </w:r>
       <w:r>
         <w:rPr>
           <w:rtl/>
@@ -10339,20 +8641,14 @@
         </w:rPr>
         <w:t xml:space="preserve">؛ </w:t>
       </w:r>
-      <w:hyperlink r:id="rId247">
-        <w:r>
-          <w:rPr>
-            <w:rtl/>
-            <w:cs/>
-            <w:lang w:val="ar_AE" w:bidi="ar_AE"/>
-          </w:rPr>
-          <w:rPr>
-            <w:color w:val="0000EE"/>
-            <w:u w:val="single"/>
-          </w:rPr>
-          <w:t>1كورنثوس 10:1–14</w:t>
-        </w:r>
-      </w:hyperlink>
+      <w:r>
+        <w:rPr>
+          <w:rtl/>
+          <w:cs/>
+          <w:lang w:val="ar_AE" w:bidi="ar_AE"/>
+        </w:rPr>
+        <w:t>1كورنثوس 10:1–14</w:t>
+      </w:r>
       <w:r>
         <w:rPr>
           <w:rtl/>
@@ -10361,20 +8657,14 @@
         </w:rPr>
         <w:t xml:space="preserve">؛ </w:t>
       </w:r>
-      <w:hyperlink r:id="rId248">
-        <w:r>
-          <w:rPr>
-            <w:rtl/>
-            <w:cs/>
-            <w:lang w:val="ar_AE" w:bidi="ar_AE"/>
-          </w:rPr>
-          <w:rPr>
-            <w:color w:val="0000EE"/>
-            <w:u w:val="single"/>
-          </w:rPr>
-          <w:t>2كورنثوس 3:7–18</w:t>
-        </w:r>
-      </w:hyperlink>
+      <w:r>
+        <w:rPr>
+          <w:rtl/>
+          <w:cs/>
+          <w:lang w:val="ar_AE" w:bidi="ar_AE"/>
+        </w:rPr>
+        <w:t>2كورنثوس 3:7–18</w:t>
+      </w:r>
       <w:r>
         <w:rPr>
           <w:rtl/>
@@ -10383,20 +8673,14 @@
         </w:rPr>
         <w:t xml:space="preserve">؛ </w:t>
       </w:r>
-      <w:hyperlink r:id="rId249">
-        <w:r>
-          <w:rPr>
-            <w:rtl/>
-            <w:cs/>
-            <w:lang w:val="ar_AE" w:bidi="ar_AE"/>
-          </w:rPr>
-          <w:rPr>
-            <w:color w:val="0000EE"/>
-            <w:u w:val="single"/>
-          </w:rPr>
-          <w:t>غلاطية 3:19</w:t>
-        </w:r>
-      </w:hyperlink>
+      <w:r>
+        <w:rPr>
+          <w:rtl/>
+          <w:cs/>
+          <w:lang w:val="ar_AE" w:bidi="ar_AE"/>
+        </w:rPr>
+        <w:t>غلاطية 3:19</w:t>
+      </w:r>
       <w:r>
         <w:rPr>
           <w:rtl/>
@@ -10405,20 +8689,14 @@
         </w:rPr>
         <w:t xml:space="preserve">؛ </w:t>
       </w:r>
-      <w:hyperlink r:id="rId209">
-        <w:r>
-          <w:rPr>
-            <w:rtl/>
-            <w:cs/>
-            <w:lang w:val="ar_AE" w:bidi="ar_AE"/>
-          </w:rPr>
-          <w:rPr>
-            <w:color w:val="0000EE"/>
-            <w:u w:val="single"/>
-          </w:rPr>
-          <w:t>عبرانيين 3:1–19</w:t>
-        </w:r>
-      </w:hyperlink>
+      <w:r>
+        <w:rPr>
+          <w:rtl/>
+          <w:cs/>
+          <w:lang w:val="ar_AE" w:bidi="ar_AE"/>
+        </w:rPr>
+        <w:t>عبرانيين 3:1–19</w:t>
+      </w:r>
       <w:r>
         <w:rPr>
           <w:rtl/>
@@ -10427,20 +8705,14 @@
         </w:rPr>
         <w:t xml:space="preserve">؛ </w:t>
       </w:r>
-      <w:hyperlink r:id="rId250">
-        <w:r>
-          <w:rPr>
-            <w:rtl/>
-            <w:cs/>
-            <w:lang w:val="ar_AE" w:bidi="ar_AE"/>
-          </w:rPr>
-          <w:rPr>
-            <w:color w:val="0000EE"/>
-            <w:u w:val="single"/>
-          </w:rPr>
-          <w:t>8:5</w:t>
-        </w:r>
-      </w:hyperlink>
+      <w:r>
+        <w:rPr>
+          <w:rtl/>
+          <w:cs/>
+          <w:lang w:val="ar_AE" w:bidi="ar_AE"/>
+        </w:rPr>
+        <w:t>8:5</w:t>
+      </w:r>
       <w:r>
         <w:rPr>
           <w:rtl/>
@@ -10449,20 +8721,14 @@
         </w:rPr>
         <w:t xml:space="preserve">؛ </w:t>
       </w:r>
-      <w:hyperlink r:id="rId251">
-        <w:r>
-          <w:rPr>
-            <w:rtl/>
-            <w:cs/>
-            <w:lang w:val="ar_AE" w:bidi="ar_AE"/>
-          </w:rPr>
-          <w:rPr>
-            <w:color w:val="0000EE"/>
-            <w:u w:val="single"/>
-          </w:rPr>
-          <w:t>9:19–22</w:t>
-        </w:r>
-      </w:hyperlink>
+      <w:r>
+        <w:rPr>
+          <w:rtl/>
+          <w:cs/>
+          <w:lang w:val="ar_AE" w:bidi="ar_AE"/>
+        </w:rPr>
+        <w:t>9:19–22</w:t>
+      </w:r>
       <w:r>
         <w:rPr>
           <w:rtl/>
@@ -10471,20 +8737,14 @@
         </w:rPr>
         <w:t xml:space="preserve">؛ </w:t>
       </w:r>
-      <w:hyperlink r:id="rId252">
-        <w:r>
-          <w:rPr>
-            <w:rtl/>
-            <w:cs/>
-            <w:lang w:val="ar_AE" w:bidi="ar_AE"/>
-          </w:rPr>
-          <w:rPr>
-            <w:color w:val="0000EE"/>
-            <w:u w:val="single"/>
-          </w:rPr>
-          <w:t>11:23–28</w:t>
-        </w:r>
-      </w:hyperlink>
+      <w:r>
+        <w:rPr>
+          <w:rtl/>
+          <w:cs/>
+          <w:lang w:val="ar_AE" w:bidi="ar_AE"/>
+        </w:rPr>
+        <w:t>11:23–28</w:t>
+      </w:r>
       <w:r>
         <w:rPr>
           <w:rtl/>
@@ -10493,20 +8753,14 @@
         </w:rPr>
         <w:t xml:space="preserve">؛ </w:t>
       </w:r>
-      <w:hyperlink r:id="rId253">
-        <w:r>
-          <w:rPr>
-            <w:rtl/>
-            <w:cs/>
-            <w:lang w:val="ar_AE" w:bidi="ar_AE"/>
-          </w:rPr>
-          <w:rPr>
-            <w:color w:val="0000EE"/>
-            <w:u w:val="single"/>
-          </w:rPr>
-          <w:t>12:18–29</w:t>
-        </w:r>
-      </w:hyperlink>
+      <w:r>
+        <w:rPr>
+          <w:rtl/>
+          <w:cs/>
+          <w:lang w:val="ar_AE" w:bidi="ar_AE"/>
+        </w:rPr>
+        <w:t>12:18–29</w:t>
+      </w:r>
       <w:r>
         <w:rPr>
           <w:rtl/>
@@ -10582,20 +8836,14 @@
         </w:rPr>
         <w:t>ميكال هي الابنة الصغرى للملك شاول (</w:t>
       </w:r>
-      <w:hyperlink r:id="rId254">
-        <w:r>
-          <w:rPr>
-            <w:rtl/>
-            <w:cs/>
-            <w:lang w:val="ar_AE" w:bidi="ar_AE"/>
-          </w:rPr>
-          <w:rPr>
-            <w:color w:val="0000EE"/>
-            <w:u w:val="single"/>
-          </w:rPr>
-          <w:t>1صموئيل 14:49</w:t>
-        </w:r>
-      </w:hyperlink>
+      <w:r>
+        <w:rPr>
+          <w:rtl/>
+          <w:cs/>
+          <w:lang w:val="ar_AE" w:bidi="ar_AE"/>
+        </w:rPr>
+        <w:t>1صموئيل 14:49</w:t>
+      </w:r>
       <w:r>
         <w:rPr>
           <w:rtl/>
@@ -10604,20 +8852,14 @@
         </w:rPr>
         <w:t>)، وكانت الزوجة الأولى للملك داود (</w:t>
       </w:r>
-      <w:hyperlink r:id="rId255">
-        <w:r>
-          <w:rPr>
-            <w:rtl/>
-            <w:cs/>
-            <w:lang w:val="ar_AE" w:bidi="ar_AE"/>
-          </w:rPr>
-          <w:rPr>
-            <w:color w:val="0000EE"/>
-            <w:u w:val="single"/>
-          </w:rPr>
-          <w:t>18:17–27</w:t>
-        </w:r>
-      </w:hyperlink>
+      <w:r>
+        <w:rPr>
+          <w:rtl/>
+          <w:cs/>
+          <w:lang w:val="ar_AE" w:bidi="ar_AE"/>
+        </w:rPr>
+        <w:t>18:17–27</w:t>
+      </w:r>
       <w:r>
         <w:rPr>
           <w:rtl/>
@@ -10666,20 +8908,14 @@
         </w:rPr>
         <w:t>تمنى شاول موت داود في المعركة، لكن الخُطَّة لم تنجح. اكتشف شاول فيمَا بعد أن ابنته الصغرى، ميكال، تحب داود (</w:t>
       </w:r>
-      <w:hyperlink r:id="rId256">
-        <w:r>
-          <w:rPr>
-            <w:rtl/>
-            <w:cs/>
-            <w:lang w:val="ar_AE" w:bidi="ar_AE"/>
-          </w:rPr>
-          <w:rPr>
-            <w:color w:val="0000EE"/>
-            <w:u w:val="single"/>
-          </w:rPr>
-          <w:t>1صموئيل 18:20</w:t>
-        </w:r>
-      </w:hyperlink>
+      <w:r>
+        <w:rPr>
+          <w:rtl/>
+          <w:cs/>
+          <w:lang w:val="ar_AE" w:bidi="ar_AE"/>
+        </w:rPr>
+        <w:t>1صموئيل 18:20</w:t>
+      </w:r>
       <w:r>
         <w:rPr>
           <w:rtl/>
@@ -10688,20 +8924,14 @@
         </w:rPr>
         <w:t>). أتاح له ذلك فرصة أخرى لدفع داود للقتال ضد الفلسطينيين. وافق داود في هذه المرة. عندما عاد داود منتصرًا، اضطر شاول إلى إعطاء داود ابنته ليتزوجها. وقد أسهمت مصاهرة داود لشاول في أن ذاع صيته لدى الأسباط الشمالية (</w:t>
       </w:r>
-      <w:hyperlink r:id="rId257">
-        <w:r>
-          <w:rPr>
-            <w:rtl/>
-            <w:cs/>
-            <w:lang w:val="ar_AE" w:bidi="ar_AE"/>
-          </w:rPr>
-          <w:rPr>
-            <w:color w:val="0000EE"/>
-            <w:u w:val="single"/>
-          </w:rPr>
-          <w:t>2صموئيل 3:13–16</w:t>
-        </w:r>
-      </w:hyperlink>
+      <w:r>
+        <w:rPr>
+          <w:rtl/>
+          <w:cs/>
+          <w:lang w:val="ar_AE" w:bidi="ar_AE"/>
+        </w:rPr>
+        <w:t>2صموئيل 3:13–16</w:t>
+      </w:r>
       <w:r>
         <w:rPr>
           <w:rtl/>
@@ -10730,20 +8960,14 @@
         </w:rPr>
         <w:t>أحبت ميكال داود في بداية علاقتهما حتى إنها قد خدعت أبيها لمساعدة داود على الهرب من مخطط قتله (</w:t>
       </w:r>
-      <w:hyperlink r:id="rId258">
-        <w:r>
-          <w:rPr>
-            <w:rtl/>
-            <w:cs/>
-            <w:lang w:val="ar_AE" w:bidi="ar_AE"/>
-          </w:rPr>
-          <w:rPr>
-            <w:color w:val="0000EE"/>
-            <w:u w:val="single"/>
-          </w:rPr>
-          <w:t>1صموئيل 19:11–17</w:t>
-        </w:r>
-      </w:hyperlink>
+      <w:r>
+        <w:rPr>
+          <w:rtl/>
+          <w:cs/>
+          <w:lang w:val="ar_AE" w:bidi="ar_AE"/>
+        </w:rPr>
+        <w:t>1صموئيل 19:11–17</w:t>
+      </w:r>
       <w:r>
         <w:rPr>
           <w:rtl/>
@@ -10752,20 +8976,14 @@
         </w:rPr>
         <w:t>). بعد أن غادر داود بلاط شاول، رتب شاول زيجة أخرى لابنته (</w:t>
       </w:r>
-      <w:hyperlink r:id="rId259">
-        <w:r>
-          <w:rPr>
-            <w:rtl/>
-            <w:cs/>
-            <w:lang w:val="ar_AE" w:bidi="ar_AE"/>
-          </w:rPr>
-          <w:rPr>
-            <w:color w:val="0000EE"/>
-            <w:u w:val="single"/>
-          </w:rPr>
-          <w:t>1صموئيل 25:44</w:t>
-        </w:r>
-      </w:hyperlink>
+      <w:r>
+        <w:rPr>
+          <w:rtl/>
+          <w:cs/>
+          <w:lang w:val="ar_AE" w:bidi="ar_AE"/>
+        </w:rPr>
+        <w:t>1صموئيل 25:44</w:t>
+      </w:r>
       <w:r>
         <w:rPr>
           <w:rtl/>
@@ -10774,20 +8992,14 @@
         </w:rPr>
         <w:t>). لكن داود أنهى ذلك الزواج لاحقًا ليستردها إليه (</w:t>
       </w:r>
-      <w:hyperlink r:id="rId257">
-        <w:r>
-          <w:rPr>
-            <w:rtl/>
-            <w:cs/>
-            <w:lang w:val="ar_AE" w:bidi="ar_AE"/>
-          </w:rPr>
-          <w:rPr>
-            <w:color w:val="0000EE"/>
-            <w:u w:val="single"/>
-          </w:rPr>
-          <w:t>2صموئيل 3:13–16</w:t>
-        </w:r>
-      </w:hyperlink>
+      <w:r>
+        <w:rPr>
+          <w:rtl/>
+          <w:cs/>
+          <w:lang w:val="ar_AE" w:bidi="ar_AE"/>
+        </w:rPr>
+        <w:t>2صموئيل 3:13–16</w:t>
+      </w:r>
       <w:r>
         <w:rPr>
           <w:rtl/>
@@ -10796,20 +9008,14 @@
         </w:rPr>
         <w:t>). أظهرت ميكال عدم احترامها لداود حين كان داود يطفر ويرقص أمام تابوت العهد في أثناء إدخاله إلى أورشليم (</w:t>
       </w:r>
-      <w:hyperlink r:id="rId260">
-        <w:r>
-          <w:rPr>
-            <w:rtl/>
-            <w:cs/>
-            <w:lang w:val="ar_AE" w:bidi="ar_AE"/>
-          </w:rPr>
-          <w:rPr>
-            <w:color w:val="0000EE"/>
-            <w:u w:val="single"/>
-          </w:rPr>
-          <w:t>2صموئيل 6:16–23</w:t>
-        </w:r>
-      </w:hyperlink>
+      <w:r>
+        <w:rPr>
+          <w:rtl/>
+          <w:cs/>
+          <w:lang w:val="ar_AE" w:bidi="ar_AE"/>
+        </w:rPr>
+        <w:t>2صموئيل 6:16–23</w:t>
+      </w:r>
       <w:r>
         <w:rPr>
           <w:rtl/>
@@ -10851,20 +9057,14 @@
           <w:lang w:val="ar_AE" w:bidi="ar_AE"/>
         </w:rPr>
       </w:r>
-      <w:hyperlink r:id="rId254">
-        <w:r>
-          <w:rPr>
-            <w:rtl/>
-            <w:cs/>
-            <w:lang w:val="ar_AE" w:bidi="ar_AE"/>
-          </w:rPr>
-          <w:rPr>
-            <w:color w:val="0000EE"/>
-            <w:u w:val="single"/>
-          </w:rPr>
-          <w:t>1صموئيل 14:49</w:t>
-        </w:r>
-      </w:hyperlink>
+      <w:r>
+        <w:rPr>
+          <w:rtl/>
+          <w:cs/>
+          <w:lang w:val="ar_AE" w:bidi="ar_AE"/>
+        </w:rPr>
+        <w:t>1صموئيل 14:49</w:t>
+      </w:r>
       <w:r>
         <w:rPr>
           <w:rtl/>
@@ -10873,20 +9073,14 @@
         </w:rPr>
         <w:t xml:space="preserve">؛ </w:t>
       </w:r>
-      <w:hyperlink r:id="rId261">
-        <w:r>
-          <w:rPr>
-            <w:rtl/>
-            <w:cs/>
-            <w:lang w:val="ar_AE" w:bidi="ar_AE"/>
-          </w:rPr>
-          <w:rPr>
-            <w:color w:val="0000EE"/>
-            <w:u w:val="single"/>
-          </w:rPr>
-          <w:t>18:17–30</w:t>
-        </w:r>
-      </w:hyperlink>
+      <w:r>
+        <w:rPr>
+          <w:rtl/>
+          <w:cs/>
+          <w:lang w:val="ar_AE" w:bidi="ar_AE"/>
+        </w:rPr>
+        <w:t>18:17–30</w:t>
+      </w:r>
       <w:r>
         <w:rPr>
           <w:rtl/>
@@ -10895,20 +9089,14 @@
         </w:rPr>
         <w:t xml:space="preserve">؛ </w:t>
       </w:r>
-      <w:hyperlink r:id="rId258">
-        <w:r>
-          <w:rPr>
-            <w:rtl/>
-            <w:cs/>
-            <w:lang w:val="ar_AE" w:bidi="ar_AE"/>
-          </w:rPr>
-          <w:rPr>
-            <w:color w:val="0000EE"/>
-            <w:u w:val="single"/>
-          </w:rPr>
-          <w:t>19:11–17</w:t>
-        </w:r>
-      </w:hyperlink>
+      <w:r>
+        <w:rPr>
+          <w:rtl/>
+          <w:cs/>
+          <w:lang w:val="ar_AE" w:bidi="ar_AE"/>
+        </w:rPr>
+        <w:t>19:11–17</w:t>
+      </w:r>
       <w:r>
         <w:rPr>
           <w:rtl/>
@@ -10917,20 +9105,14 @@
         </w:rPr>
         <w:t xml:space="preserve">؛ </w:t>
       </w:r>
-      <w:hyperlink r:id="rId257">
-        <w:r>
-          <w:rPr>
-            <w:rtl/>
-            <w:cs/>
-            <w:lang w:val="ar_AE" w:bidi="ar_AE"/>
-          </w:rPr>
-          <w:rPr>
-            <w:color w:val="0000EE"/>
-            <w:u w:val="single"/>
-          </w:rPr>
-          <w:t>2صموئيل 3:13–16</w:t>
-        </w:r>
-      </w:hyperlink>
+      <w:r>
+        <w:rPr>
+          <w:rtl/>
+          <w:cs/>
+          <w:lang w:val="ar_AE" w:bidi="ar_AE"/>
+        </w:rPr>
+        <w:t>2صموئيل 3:13–16</w:t>
+      </w:r>
       <w:r>
         <w:rPr>
           <w:rtl/>
@@ -10939,20 +9121,14 @@
         </w:rPr>
         <w:t xml:space="preserve">؛ </w:t>
       </w:r>
-      <w:hyperlink r:id="rId260">
-        <w:r>
-          <w:rPr>
-            <w:rtl/>
-            <w:cs/>
-            <w:lang w:val="ar_AE" w:bidi="ar_AE"/>
-          </w:rPr>
-          <w:rPr>
-            <w:color w:val="0000EE"/>
-            <w:u w:val="single"/>
-          </w:rPr>
-          <w:t>6:16–23</w:t>
-        </w:r>
-      </w:hyperlink>
+      <w:r>
+        <w:rPr>
+          <w:rtl/>
+          <w:cs/>
+          <w:lang w:val="ar_AE" w:bidi="ar_AE"/>
+        </w:rPr>
+        <w:t>6:16–23</w:t>
+      </w:r>
       <w:r>
         <w:rPr>
           <w:rtl/>
